--- a/Regras de Acesso e Permissoes - Sistema UNIALFA.docx
+++ b/Regras de Acesso e Permissoes - Sistema UNIALFA.docx
@@ -3177,16 +3177,160 @@
     </w:p>
     <w:p>
       <w:pPr>
-        <w:spacing w:before="120" w:after="200" w:line="280" w:lineRule="auto"/>
-        <w:rPr>
-          <w:color w:val="1A1A1A"/>
-          <w:sz w:val="22"/>
-        </w:rPr>
-      </w:pPr>
-    </w:p>
-    <w:p>
-      <w:pPr>
-        <w:spacing w:before="360" w:line="280" w:lineRule="auto"/>
+        <w:spacing w:before="240" w:after="120" w:line="280" w:lineRule="auto"/>
+        <w:rPr>
+          <w:b/>
+          <w:color w:val="B91D2E"/>
+          <w:sz w:val="26"/>
+        </w:rPr>
+      </w:pPr>
+      <w:r>
+        <w:rPr>
+          <w:b/>
+          <w:color w:val="B91D2E"/>
+          <w:sz w:val="26"/>
+        </w:rPr>
+        <w:t>5.4 Quem pode editar ou excluir um registro ja criado</w:t>
+      </w:r>
+    </w:p>
+    <w:p>
+      <w:pPr>
+        <w:spacing w:before="240" w:line="280" w:lineRule="auto"/>
+        <w:rPr>
+          <w:color w:val="1A1A1A"/>
+          <w:sz w:val="22"/>
+        </w:rPr>
+      </w:pPr>
+      <w:r>
+        <w:rPr>
+          <w:color w:val="1A1A1A"/>
+          <w:sz w:val="22"/>
+        </w:rPr>
+        <w:t>Alem da restricao por equipe (quem pode criar um registro vinculado a um projeto), o sistema tambem restringe quem pode editar ou excluir um registro depois de criado, nos 9 formularios que tem essa acao: Solicitacao de Demanda, Canvas de Projeto, TAP, Planejamento e Desenvolvimento, EAP, SMP, Ata de Reuniao, TEP e RLA.</w:t>
+      </w:r>
+    </w:p>
+    <w:p>
+      <w:pPr>
+        <w:pStyle w:val="PargrafodaLista"/>
+        <w:numPr>
+          <w:ilvl w:val="0"/>
+          <w:numId w:val="22"/>
+        </w:numPr>
+        <w:spacing w:before="240" w:after="80" w:line="260" w:lineRule="auto"/>
+        <w:ind w:left="700"/>
+        <w:rPr>
+          <w:color w:val="1A1A1A"/>
+          <w:sz w:val="22"/>
+        </w:rPr>
+      </w:pPr>
+      <w:r>
+        <w:rPr>
+          <w:color w:val="1A1A1A"/>
+          <w:sz w:val="22"/>
+        </w:rPr>
+        <w:t>Editar: apenas quem criou o registro, quem tem o papel Gerente de Projetos, ou o Admin.</w:t>
+      </w:r>
+    </w:p>
+    <w:p>
+      <w:pPr>
+        <w:pStyle w:val="PargrafodaLista"/>
+        <w:numPr>
+          <w:ilvl w:val="0"/>
+          <w:numId w:val="22"/>
+        </w:numPr>
+        <w:spacing w:before="240" w:after="80" w:line="260" w:lineRule="auto"/>
+        <w:ind w:left="700"/>
+        <w:rPr>
+          <w:color w:val="1A1A1A"/>
+          <w:sz w:val="22"/>
+        </w:rPr>
+      </w:pPr>
+      <w:r>
+        <w:rPr>
+          <w:color w:val="1A1A1A"/>
+          <w:sz w:val="22"/>
+        </w:rPr>
+        <w:t>Excluir: apenas quem tem o papel Gerente de Projetos, ou o Admin.</w:t>
+      </w:r>
+    </w:p>
+    <w:p>
+      <w:pPr>
+        <w:pStyle w:val="PargrafodaLista"/>
+        <w:numPr>
+          <w:ilvl w:val="0"/>
+          <w:numId w:val="22"/>
+        </w:numPr>
+        <w:spacing w:before="240" w:after="80" w:line="260" w:lineRule="auto"/>
+        <w:ind w:left="700"/>
+        <w:rPr>
+          <w:color w:val="1A1A1A"/>
+          <w:sz w:val="22"/>
+        </w:rPr>
+      </w:pPr>
+      <w:r>
+        <w:rPr>
+          <w:color w:val="1A1A1A"/>
+          <w:sz w:val="22"/>
+        </w:rPr>
+        <w:t>O papel Gerente de Projetos e um atributo global da conta (Administracao &gt; Usuarios), nao um vinculo especifico a um projeto - qualquer conta com esse papel pode editar/excluir registros de qualquer projeto, nao so dos que participa. Nao existe hoje um vinculo estruturado de "GP responsavel por este projeto" separado do papel da conta.</w:t>
+      </w:r>
+    </w:p>
+    <w:p>
+      <w:pPr>
+        <w:pStyle w:val="PargrafodaLista"/>
+        <w:numPr>
+          <w:ilvl w:val="0"/>
+          <w:numId w:val="22"/>
+        </w:numPr>
+        <w:spacing w:before="240" w:after="80" w:line="260" w:lineRule="auto"/>
+        <w:ind w:left="700"/>
+        <w:rPr>
+          <w:color w:val="1A1A1A"/>
+          <w:sz w:val="22"/>
+        </w:rPr>
+      </w:pPr>
+      <w:r>
+        <w:rPr>
+          <w:color w:val="1A1A1A"/>
+          <w:sz w:val="22"/>
+        </w:rPr>
+        <w:t>Os botoes "Editar dados" e "Excluir" ficam ocultos para quem nao tem permissao, em vez de aparecerem e barrarem a acao so no clique.</w:t>
+      </w:r>
+    </w:p>
+    <w:p>
+      <w:pPr>
+        <w:pStyle w:val="PargrafodaLista"/>
+        <w:numPr>
+          <w:ilvl w:val="0"/>
+          <w:numId w:val="22"/>
+        </w:numPr>
+        <w:spacing w:before="240" w:after="80" w:line="260" w:lineRule="auto"/>
+        <w:ind w:left="700"/>
+        <w:rPr>
+          <w:color w:val="1A1A1A"/>
+          <w:sz w:val="22"/>
+        </w:rPr>
+      </w:pPr>
+      <w:r>
+        <w:rPr>
+          <w:color w:val="1A1A1A"/>
+          <w:sz w:val="22"/>
+        </w:rPr>
+        <w:t>Nao se aplica ao Plano de Comunicacao de Projeto (secao 3.7 ja cobre a edicao desse formulario separadamente) nem ao Relatorio de Situacao/Relatorio de Entregas, que sao documentos unicos por projeto sem o conceito de "registro individual criado por alguem".</w:t>
+      </w:r>
+    </w:p>
+    <w:p>
+      <w:pPr>
+        <w:spacing w:before="120" w:after="200" w:line="260" w:lineRule="auto"/>
+        <w:rPr>
+          <w:color w:val="1A1A1A"/>
+          <w:sz w:val="22"/>
+        </w:rPr>
+      </w:pPr>
+    </w:p>
+    <w:p>
+      <w:pPr>
+        <w:spacing w:before="360" w:line="260" w:lineRule="auto"/>
         <w:rPr>
           <w:b/>
           <w:color w:val="1A1A1A"/>
@@ -3240,7 +3384,7 @@
           </w:tcPr>
           <w:p>
             <w:pPr>
-              <w:spacing w:before="360" w:line="280" w:lineRule="auto"/>
+              <w:spacing w:before="360" w:line="260" w:lineRule="auto"/>
               <w:rPr>
                 <w:b/>
                 <w:color w:val="FFFFFF"/>
@@ -3264,7 +3408,7 @@
           </w:tcPr>
           <w:p>
             <w:pPr>
-              <w:spacing w:before="360" w:line="280" w:lineRule="auto"/>
+              <w:spacing w:before="360" w:line="260" w:lineRule="auto"/>
               <w:rPr>
                 <w:b/>
                 <w:color w:val="FFFFFF"/>
@@ -3288,7 +3432,7 @@
           </w:tcPr>
           <w:p>
             <w:pPr>
-              <w:spacing w:before="360" w:line="280" w:lineRule="auto"/>
+              <w:spacing w:before="360" w:line="260" w:lineRule="auto"/>
               <w:rPr>
                 <w:b/>
                 <w:color w:val="FFFFFF"/>
@@ -3312,7 +3456,7 @@
           </w:tcPr>
           <w:p>
             <w:pPr>
-              <w:spacing w:before="360" w:line="280" w:lineRule="auto"/>
+              <w:spacing w:before="360" w:line="260" w:lineRule="auto"/>
               <w:rPr>
                 <w:b/>
                 <w:color w:val="FFFFFF"/>
@@ -3343,7 +3487,7 @@
           </w:tcPr>
           <w:p>
             <w:pPr>
-              <w:spacing w:before="360" w:line="280" w:lineRule="auto"/>
+              <w:spacing w:before="360" w:line="260" w:lineRule="auto"/>
               <w:rPr>
                 <w:color w:val="1A1A1A"/>
                 <w:sz w:val="19"/>
@@ -3364,7 +3508,7 @@
           </w:tcPr>
           <w:p>
             <w:pPr>
-              <w:spacing w:before="360" w:line="280" w:lineRule="auto"/>
+              <w:spacing w:before="360" w:line="260" w:lineRule="auto"/>
               <w:rPr>
                 <w:color w:val="1A1A1A"/>
                 <w:sz w:val="19"/>
@@ -3385,7 +3529,7 @@
           </w:tcPr>
           <w:p>
             <w:pPr>
-              <w:spacing w:before="360" w:line="280" w:lineRule="auto"/>
+              <w:spacing w:before="360" w:line="260" w:lineRule="auto"/>
               <w:rPr>
                 <w:color w:val="1A1A1A"/>
                 <w:sz w:val="19"/>
@@ -3406,7 +3550,7 @@
           </w:tcPr>
           <w:p>
             <w:pPr>
-              <w:spacing w:before="360" w:line="280" w:lineRule="auto"/>
+              <w:spacing w:before="360" w:line="260" w:lineRule="auto"/>
               <w:rPr>
                 <w:color w:val="1A1A1A"/>
                 <w:sz w:val="19"/>
@@ -3435,7 +3579,7 @@
           </w:tcPr>
           <w:p>
             <w:pPr>
-              <w:spacing w:before="360" w:line="280" w:lineRule="auto"/>
+              <w:spacing w:before="360" w:line="260" w:lineRule="auto"/>
               <w:rPr>
                 <w:color w:val="1A1A1A"/>
                 <w:sz w:val="19"/>
@@ -3456,7 +3600,7 @@
           </w:tcPr>
           <w:p>
             <w:pPr>
-              <w:spacing w:before="360" w:line="280" w:lineRule="auto"/>
+              <w:spacing w:before="360" w:line="260" w:lineRule="auto"/>
               <w:rPr>
                 <w:color w:val="1A1A1A"/>
                 <w:sz w:val="19"/>
@@ -3477,7 +3621,7 @@
           </w:tcPr>
           <w:p>
             <w:pPr>
-              <w:spacing w:before="360" w:line="280" w:lineRule="auto"/>
+              <w:spacing w:before="360" w:line="260" w:lineRule="auto"/>
               <w:rPr>
                 <w:color w:val="1A1A1A"/>
                 <w:sz w:val="19"/>
@@ -3498,7 +3642,7 @@
           </w:tcPr>
           <w:p>
             <w:pPr>
-              <w:spacing w:before="360" w:line="280" w:lineRule="auto"/>
+              <w:spacing w:before="360" w:line="260" w:lineRule="auto"/>
               <w:rPr>
                 <w:color w:val="1A1A1A"/>
                 <w:sz w:val="19"/>
@@ -3527,7 +3671,7 @@
           </w:tcPr>
           <w:p>
             <w:pPr>
-              <w:spacing w:before="360" w:line="280" w:lineRule="auto"/>
+              <w:spacing w:before="360" w:line="260" w:lineRule="auto"/>
               <w:rPr>
                 <w:color w:val="1A1A1A"/>
                 <w:sz w:val="19"/>
@@ -3548,7 +3692,7 @@
           </w:tcPr>
           <w:p>
             <w:pPr>
-              <w:spacing w:before="360" w:line="280" w:lineRule="auto"/>
+              <w:spacing w:before="360" w:line="260" w:lineRule="auto"/>
               <w:rPr>
                 <w:color w:val="1A1A1A"/>
                 <w:sz w:val="19"/>
@@ -3569,7 +3713,7 @@
           </w:tcPr>
           <w:p>
             <w:pPr>
-              <w:spacing w:before="360" w:line="280" w:lineRule="auto"/>
+              <w:spacing w:before="360" w:line="260" w:lineRule="auto"/>
               <w:rPr>
                 <w:color w:val="1A1A1A"/>
                 <w:sz w:val="19"/>
@@ -3590,7 +3734,7 @@
           </w:tcPr>
           <w:p>
             <w:pPr>
-              <w:spacing w:before="360" w:line="280" w:lineRule="auto"/>
+              <w:spacing w:before="360" w:line="260" w:lineRule="auto"/>
               <w:rPr>
                 <w:color w:val="1A1A1A"/>
                 <w:sz w:val="19"/>
@@ -3619,7 +3763,7 @@
           </w:tcPr>
           <w:p>
             <w:pPr>
-              <w:spacing w:before="360" w:line="280" w:lineRule="auto"/>
+              <w:spacing w:before="360" w:line="260" w:lineRule="auto"/>
               <w:rPr>
                 <w:color w:val="1A1A1A"/>
                 <w:sz w:val="19"/>
@@ -3640,7 +3784,7 @@
           </w:tcPr>
           <w:p>
             <w:pPr>
-              <w:spacing w:before="360" w:line="280" w:lineRule="auto"/>
+              <w:spacing w:before="360" w:line="260" w:lineRule="auto"/>
               <w:rPr>
                 <w:color w:val="1A1A1A"/>
                 <w:sz w:val="19"/>
@@ -3661,7 +3805,7 @@
           </w:tcPr>
           <w:p>
             <w:pPr>
-              <w:spacing w:before="360" w:line="280" w:lineRule="auto"/>
+              <w:spacing w:before="360" w:line="260" w:lineRule="auto"/>
               <w:rPr>
                 <w:color w:val="1A1A1A"/>
                 <w:sz w:val="19"/>
@@ -3682,7 +3826,7 @@
           </w:tcPr>
           <w:p>
             <w:pPr>
-              <w:spacing w:before="360" w:line="280" w:lineRule="auto"/>
+              <w:spacing w:before="360" w:line="260" w:lineRule="auto"/>
               <w:rPr>
                 <w:color w:val="1A1A1A"/>
                 <w:sz w:val="19"/>
@@ -3711,18 +3855,17 @@
           </w:tcPr>
           <w:p>
             <w:pPr>
-              <w:spacing w:before="360" w:line="280" w:lineRule="auto"/>
-              <w:rPr>
-                <w:color w:val="1A1A1A"/>
-                <w:sz w:val="19"/>
-              </w:rPr>
-            </w:pPr>
-            <w:r>
-              <w:rPr>
-                <w:color w:val="1A1A1A"/>
-                <w:sz w:val="19"/>
-              </w:rPr>
-              <w:lastRenderedPageBreak/>
+              <w:spacing w:before="360" w:line="260" w:lineRule="auto"/>
+              <w:rPr>
+                <w:color w:val="1A1A1A"/>
+                <w:sz w:val="19"/>
+              </w:rPr>
+            </w:pPr>
+            <w:r>
+              <w:rPr>
+                <w:color w:val="1A1A1A"/>
+                <w:sz w:val="19"/>
+              </w:rPr>
               <w:t>EAP</w:t>
             </w:r>
           </w:p>
@@ -3733,7 +3876,7 @@
           </w:tcPr>
           <w:p>
             <w:pPr>
-              <w:spacing w:before="360" w:line="280" w:lineRule="auto"/>
+              <w:spacing w:before="360" w:line="260" w:lineRule="auto"/>
               <w:rPr>
                 <w:color w:val="1A1A1A"/>
                 <w:sz w:val="19"/>
@@ -3754,7 +3897,7 @@
           </w:tcPr>
           <w:p>
             <w:pPr>
-              <w:spacing w:before="360" w:line="280" w:lineRule="auto"/>
+              <w:spacing w:before="360" w:line="260" w:lineRule="auto"/>
               <w:rPr>
                 <w:color w:val="1A1A1A"/>
                 <w:sz w:val="19"/>
@@ -3775,7 +3918,7 @@
           </w:tcPr>
           <w:p>
             <w:pPr>
-              <w:spacing w:before="360" w:line="280" w:lineRule="auto"/>
+              <w:spacing w:before="360" w:line="260" w:lineRule="auto"/>
               <w:rPr>
                 <w:color w:val="1A1A1A"/>
                 <w:sz w:val="19"/>
@@ -3804,7 +3947,7 @@
           </w:tcPr>
           <w:p>
             <w:pPr>
-              <w:spacing w:before="360" w:line="280" w:lineRule="auto"/>
+              <w:spacing w:before="360" w:line="260" w:lineRule="auto"/>
               <w:rPr>
                 <w:color w:val="1A1A1A"/>
                 <w:sz w:val="19"/>
@@ -3825,7 +3968,7 @@
           </w:tcPr>
           <w:p>
             <w:pPr>
-              <w:spacing w:before="360" w:line="280" w:lineRule="auto"/>
+              <w:spacing w:before="360" w:line="260" w:lineRule="auto"/>
               <w:rPr>
                 <w:color w:val="1A1A1A"/>
                 <w:sz w:val="19"/>
@@ -3846,7 +3989,7 @@
           </w:tcPr>
           <w:p>
             <w:pPr>
-              <w:spacing w:before="360" w:line="280" w:lineRule="auto"/>
+              <w:spacing w:before="360" w:line="260" w:lineRule="auto"/>
               <w:rPr>
                 <w:color w:val="1A1A1A"/>
                 <w:sz w:val="19"/>
@@ -3867,7 +4010,7 @@
           </w:tcPr>
           <w:p>
             <w:pPr>
-              <w:spacing w:before="360" w:line="280" w:lineRule="auto"/>
+              <w:spacing w:before="360" w:line="260" w:lineRule="auto"/>
               <w:rPr>
                 <w:color w:val="1A1A1A"/>
                 <w:sz w:val="19"/>
@@ -3896,7 +4039,7 @@
           </w:tcPr>
           <w:p>
             <w:pPr>
-              <w:spacing w:before="360" w:line="280" w:lineRule="auto"/>
+              <w:spacing w:before="360" w:line="260" w:lineRule="auto"/>
               <w:rPr>
                 <w:color w:val="1A1A1A"/>
                 <w:sz w:val="19"/>
@@ -3917,7 +4060,7 @@
           </w:tcPr>
           <w:p>
             <w:pPr>
-              <w:spacing w:before="360" w:line="280" w:lineRule="auto"/>
+              <w:spacing w:before="360" w:line="260" w:lineRule="auto"/>
               <w:rPr>
                 <w:color w:val="1A1A1A"/>
                 <w:sz w:val="19"/>
@@ -3938,7 +4081,7 @@
           </w:tcPr>
           <w:p>
             <w:pPr>
-              <w:spacing w:before="360" w:line="280" w:lineRule="auto"/>
+              <w:spacing w:before="360" w:line="260" w:lineRule="auto"/>
               <w:rPr>
                 <w:color w:val="1A1A1A"/>
                 <w:sz w:val="19"/>
@@ -3959,7 +4102,7 @@
           </w:tcPr>
           <w:p>
             <w:pPr>
-              <w:spacing w:before="360" w:line="280" w:lineRule="auto"/>
+              <w:spacing w:before="360" w:line="260" w:lineRule="auto"/>
               <w:rPr>
                 <w:color w:val="1A1A1A"/>
                 <w:sz w:val="19"/>
@@ -3988,7 +4131,7 @@
           </w:tcPr>
           <w:p>
             <w:pPr>
-              <w:spacing w:before="360" w:line="280" w:lineRule="auto"/>
+              <w:spacing w:before="360" w:line="260" w:lineRule="auto"/>
               <w:rPr>
                 <w:color w:val="1A1A1A"/>
                 <w:sz w:val="19"/>
@@ -4009,7 +4152,7 @@
           </w:tcPr>
           <w:p>
             <w:pPr>
-              <w:spacing w:before="360" w:line="280" w:lineRule="auto"/>
+              <w:spacing w:before="360" w:line="260" w:lineRule="auto"/>
               <w:rPr>
                 <w:color w:val="1A1A1A"/>
                 <w:sz w:val="19"/>
@@ -4030,7 +4173,7 @@
           </w:tcPr>
           <w:p>
             <w:pPr>
-              <w:spacing w:before="360" w:line="280" w:lineRule="auto"/>
+              <w:spacing w:before="360" w:line="260" w:lineRule="auto"/>
               <w:rPr>
                 <w:color w:val="1A1A1A"/>
                 <w:sz w:val="19"/>
@@ -4051,7 +4194,7 @@
           </w:tcPr>
           <w:p>
             <w:pPr>
-              <w:spacing w:before="360" w:line="280" w:lineRule="auto"/>
+              <w:spacing w:before="360" w:line="260" w:lineRule="auto"/>
               <w:rPr>
                 <w:color w:val="1A1A1A"/>
                 <w:sz w:val="19"/>
@@ -4080,7 +4223,7 @@
           </w:tcPr>
           <w:p>
             <w:pPr>
-              <w:spacing w:before="360" w:line="280" w:lineRule="auto"/>
+              <w:spacing w:before="360" w:line="260" w:lineRule="auto"/>
               <w:rPr>
                 <w:color w:val="1A1A1A"/>
                 <w:sz w:val="19"/>
@@ -4101,7 +4244,7 @@
           </w:tcPr>
           <w:p>
             <w:pPr>
-              <w:spacing w:before="360" w:line="280" w:lineRule="auto"/>
+              <w:spacing w:before="360" w:line="260" w:lineRule="auto"/>
               <w:rPr>
                 <w:color w:val="1A1A1A"/>
                 <w:sz w:val="19"/>
@@ -4122,7 +4265,7 @@
           </w:tcPr>
           <w:p>
             <w:pPr>
-              <w:spacing w:before="360" w:line="280" w:lineRule="auto"/>
+              <w:spacing w:before="360" w:line="260" w:lineRule="auto"/>
               <w:rPr>
                 <w:color w:val="1A1A1A"/>
                 <w:sz w:val="19"/>
@@ -4143,7 +4286,7 @@
           </w:tcPr>
           <w:p>
             <w:pPr>
-              <w:spacing w:before="360" w:line="280" w:lineRule="auto"/>
+              <w:spacing w:before="360" w:line="260" w:lineRule="auto"/>
               <w:rPr>
                 <w:color w:val="1A1A1A"/>
                 <w:sz w:val="19"/>
@@ -4172,7 +4315,7 @@
           </w:tcPr>
           <w:p>
             <w:pPr>
-              <w:spacing w:before="360" w:line="280" w:lineRule="auto"/>
+              <w:spacing w:before="360" w:line="260" w:lineRule="auto"/>
               <w:rPr>
                 <w:color w:val="1A1A1A"/>
                 <w:sz w:val="19"/>
@@ -4193,7 +4336,7 @@
           </w:tcPr>
           <w:p>
             <w:pPr>
-              <w:spacing w:before="360" w:line="280" w:lineRule="auto"/>
+              <w:spacing w:before="360" w:line="260" w:lineRule="auto"/>
               <w:rPr>
                 <w:color w:val="1A1A1A"/>
                 <w:sz w:val="19"/>
@@ -4214,7 +4357,7 @@
           </w:tcPr>
           <w:p>
             <w:pPr>
-              <w:spacing w:before="360" w:line="280" w:lineRule="auto"/>
+              <w:spacing w:before="360" w:line="260" w:lineRule="auto"/>
               <w:rPr>
                 <w:color w:val="1A1A1A"/>
                 <w:sz w:val="19"/>
@@ -4235,7 +4378,7 @@
           </w:tcPr>
           <w:p>
             <w:pPr>
-              <w:spacing w:before="360" w:line="280" w:lineRule="auto"/>
+              <w:spacing w:before="360" w:line="260" w:lineRule="auto"/>
               <w:rPr>
                 <w:color w:val="1A1A1A"/>
                 <w:sz w:val="19"/>
@@ -4264,7 +4407,7 @@
           </w:tcPr>
           <w:p>
             <w:pPr>
-              <w:spacing w:before="360" w:line="280" w:lineRule="auto"/>
+              <w:spacing w:before="360" w:line="260" w:lineRule="auto"/>
               <w:rPr>
                 <w:color w:val="1A1A1A"/>
                 <w:sz w:val="19"/>
@@ -4285,7 +4428,7 @@
           </w:tcPr>
           <w:p>
             <w:pPr>
-              <w:spacing w:before="360" w:line="280" w:lineRule="auto"/>
+              <w:spacing w:before="360" w:line="260" w:lineRule="auto"/>
               <w:rPr>
                 <w:color w:val="1A1A1A"/>
                 <w:sz w:val="19"/>
@@ -4306,7 +4449,7 @@
           </w:tcPr>
           <w:p>
             <w:pPr>
-              <w:spacing w:before="360" w:line="280" w:lineRule="auto"/>
+              <w:spacing w:before="360" w:line="260" w:lineRule="auto"/>
               <w:rPr>
                 <w:color w:val="1A1A1A"/>
                 <w:sz w:val="19"/>
@@ -4327,7 +4470,7 @@
           </w:tcPr>
           <w:p>
             <w:pPr>
-              <w:spacing w:before="360" w:line="280" w:lineRule="auto"/>
+              <w:spacing w:before="360" w:line="260" w:lineRule="auto"/>
               <w:rPr>
                 <w:color w:val="1A1A1A"/>
                 <w:sz w:val="19"/>
@@ -4356,7 +4499,7 @@
           </w:tcPr>
           <w:p>
             <w:pPr>
-              <w:spacing w:before="360" w:line="280" w:lineRule="auto"/>
+              <w:spacing w:before="360" w:line="260" w:lineRule="auto"/>
               <w:rPr>
                 <w:color w:val="1A1A1A"/>
                 <w:sz w:val="19"/>
@@ -4377,7 +4520,7 @@
           </w:tcPr>
           <w:p>
             <w:pPr>
-              <w:spacing w:before="360" w:line="280" w:lineRule="auto"/>
+              <w:spacing w:before="360" w:line="260" w:lineRule="auto"/>
               <w:rPr>
                 <w:color w:val="1A1A1A"/>
                 <w:sz w:val="19"/>
@@ -4398,7 +4541,7 @@
           </w:tcPr>
           <w:p>
             <w:pPr>
-              <w:spacing w:before="360" w:line="280" w:lineRule="auto"/>
+              <w:spacing w:before="360" w:line="260" w:lineRule="auto"/>
               <w:rPr>
                 <w:color w:val="1A1A1A"/>
                 <w:sz w:val="19"/>
@@ -4419,7 +4562,7 @@
           </w:tcPr>
           <w:p>
             <w:pPr>
-              <w:spacing w:before="360" w:line="280" w:lineRule="auto"/>
+              <w:spacing w:before="360" w:line="260" w:lineRule="auto"/>
               <w:rPr>
                 <w:color w:val="1A1A1A"/>
                 <w:sz w:val="19"/>
@@ -4448,7 +4591,7 @@
           </w:tcPr>
           <w:p>
             <w:pPr>
-              <w:spacing w:before="360" w:line="280" w:lineRule="auto"/>
+              <w:spacing w:before="360" w:line="260" w:lineRule="auto"/>
               <w:rPr>
                 <w:color w:val="1A1A1A"/>
                 <w:sz w:val="19"/>
@@ -4469,7 +4612,7 @@
           </w:tcPr>
           <w:p>
             <w:pPr>
-              <w:spacing w:before="360" w:line="280" w:lineRule="auto"/>
+              <w:spacing w:before="360" w:line="260" w:lineRule="auto"/>
               <w:rPr>
                 <w:color w:val="1A1A1A"/>
                 <w:sz w:val="19"/>
@@ -4490,7 +4633,7 @@
           </w:tcPr>
           <w:p>
             <w:pPr>
-              <w:spacing w:before="360" w:line="280" w:lineRule="auto"/>
+              <w:spacing w:before="360" w:line="260" w:lineRule="auto"/>
               <w:rPr>
                 <w:color w:val="1A1A1A"/>
                 <w:sz w:val="19"/>
@@ -4511,7 +4654,7 @@
           </w:tcPr>
           <w:p>
             <w:pPr>
-              <w:spacing w:before="360" w:line="280" w:lineRule="auto"/>
+              <w:spacing w:before="360" w:line="260" w:lineRule="auto"/>
               <w:rPr>
                 <w:color w:val="1A1A1A"/>
                 <w:sz w:val="19"/>
@@ -4540,17 +4683,18 @@
           </w:tcPr>
           <w:p>
             <w:pPr>
-              <w:spacing w:before="360" w:line="280" w:lineRule="auto"/>
-              <w:rPr>
-                <w:color w:val="1A1A1A"/>
-                <w:sz w:val="19"/>
-              </w:rPr>
-            </w:pPr>
-            <w:r>
-              <w:rPr>
-                <w:color w:val="1A1A1A"/>
-                <w:sz w:val="19"/>
-              </w:rPr>
+              <w:spacing w:before="360" w:line="260" w:lineRule="auto"/>
+              <w:rPr>
+                <w:color w:val="1A1A1A"/>
+                <w:sz w:val="19"/>
+              </w:rPr>
+            </w:pPr>
+            <w:r>
+              <w:rPr>
+                <w:color w:val="1A1A1A"/>
+                <w:sz w:val="19"/>
+              </w:rPr>
+              <w:lastRenderedPageBreak/>
               <w:t>Painel Executivo</w:t>
             </w:r>
           </w:p>
@@ -4561,7 +4705,7 @@
           </w:tcPr>
           <w:p>
             <w:pPr>
-              <w:spacing w:before="360" w:line="280" w:lineRule="auto"/>
+              <w:spacing w:before="360" w:line="260" w:lineRule="auto"/>
               <w:rPr>
                 <w:color w:val="1A1A1A"/>
                 <w:sz w:val="19"/>
@@ -4582,7 +4726,7 @@
           </w:tcPr>
           <w:p>
             <w:pPr>
-              <w:spacing w:before="360" w:line="280" w:lineRule="auto"/>
+              <w:spacing w:before="360" w:line="260" w:lineRule="auto"/>
               <w:rPr>
                 <w:color w:val="1A1A1A"/>
                 <w:sz w:val="19"/>
@@ -4603,7 +4747,7 @@
           </w:tcPr>
           <w:p>
             <w:pPr>
-              <w:spacing w:before="360" w:line="280" w:lineRule="auto"/>
+              <w:spacing w:before="360" w:line="260" w:lineRule="auto"/>
               <w:rPr>
                 <w:color w:val="1A1A1A"/>
                 <w:sz w:val="19"/>
@@ -4632,7 +4776,7 @@
           </w:tcPr>
           <w:p>
             <w:pPr>
-              <w:spacing w:before="360" w:line="280" w:lineRule="auto"/>
+              <w:spacing w:before="360" w:line="260" w:lineRule="auto"/>
               <w:rPr>
                 <w:color w:val="1A1A1A"/>
                 <w:sz w:val="19"/>
@@ -4653,7 +4797,7 @@
           </w:tcPr>
           <w:p>
             <w:pPr>
-              <w:spacing w:before="360" w:line="280" w:lineRule="auto"/>
+              <w:spacing w:before="360" w:line="260" w:lineRule="auto"/>
               <w:rPr>
                 <w:color w:val="1A1A1A"/>
                 <w:sz w:val="19"/>
@@ -4674,7 +4818,7 @@
           </w:tcPr>
           <w:p>
             <w:pPr>
-              <w:spacing w:before="360" w:line="280" w:lineRule="auto"/>
+              <w:spacing w:before="360" w:line="260" w:lineRule="auto"/>
               <w:rPr>
                 <w:color w:val="1A1A1A"/>
                 <w:sz w:val="19"/>
@@ -4695,7 +4839,7 @@
           </w:tcPr>
           <w:p>
             <w:pPr>
-              <w:spacing w:before="360" w:line="280" w:lineRule="auto"/>
+              <w:spacing w:before="360" w:line="260" w:lineRule="auto"/>
               <w:rPr>
                 <w:color w:val="1A1A1A"/>
                 <w:sz w:val="19"/>
@@ -4724,7 +4868,7 @@
           </w:tcPr>
           <w:p>
             <w:pPr>
-              <w:spacing w:before="360" w:line="280" w:lineRule="auto"/>
+              <w:spacing w:before="360" w:line="260" w:lineRule="auto"/>
               <w:rPr>
                 <w:color w:val="1A1A1A"/>
                 <w:sz w:val="19"/>
@@ -4745,7 +4889,7 @@
           </w:tcPr>
           <w:p>
             <w:pPr>
-              <w:spacing w:before="360" w:line="280" w:lineRule="auto"/>
+              <w:spacing w:before="360" w:line="260" w:lineRule="auto"/>
               <w:rPr>
                 <w:color w:val="1A1A1A"/>
                 <w:sz w:val="19"/>
@@ -4766,7 +4910,7 @@
           </w:tcPr>
           <w:p>
             <w:pPr>
-              <w:spacing w:before="360" w:line="280" w:lineRule="auto"/>
+              <w:spacing w:before="360" w:line="260" w:lineRule="auto"/>
               <w:rPr>
                 <w:color w:val="1A1A1A"/>
                 <w:sz w:val="19"/>
@@ -4787,7 +4931,7 @@
           </w:tcPr>
           <w:p>
             <w:pPr>
-              <w:spacing w:before="360" w:line="280" w:lineRule="auto"/>
+              <w:spacing w:before="360" w:line="260" w:lineRule="auto"/>
               <w:rPr>
                 <w:color w:val="1A1A1A"/>
                 <w:sz w:val="19"/>
@@ -4806,7 +4950,7 @@
     </w:tbl>
     <w:p>
       <w:pPr>
-        <w:spacing w:before="360" w:line="280" w:lineRule="auto"/>
+        <w:spacing w:before="360" w:line="260" w:lineRule="auto"/>
         <w:rPr>
           <w:color w:val="1A1A1A"/>
           <w:sz w:val="32"/>
@@ -4853,7 +4997,7 @@
 <file path=word/numbering.xml><?xml version="1.0" encoding="utf-8"?>
 <w:numbering xmlns:wpc="http://schemas.microsoft.com/office/word/2010/wordprocessingCanvas" xmlns:cx="http://schemas.microsoft.com/office/drawing/2014/chartex" xmlns:cx1="http://schemas.microsoft.com/office/drawing/2015/9/8/chartex" xmlns:cx2="http://schemas.microsoft.com/office/drawing/2015/10/21/chartex" xmlns:cx3="http://schemas.microsoft.com/office/drawing/2016/5/9/chartex" xmlns:cx4="http://schemas.microsoft.com/office/drawing/2016/5/10/chartex" xmlns:cx5="http://schemas.microsoft.com/office/drawing/2016/5/11/chartex" xmlns:cx6="http://schemas.microsoft.com/office/drawing/2016/5/12/chartex" xmlns:cx7="http://schemas.microsoft.com/office/drawing/2016/5/13/chartex" xmlns:cx8="http://schemas.microsoft.com/office/drawing/2016/5/14/chartex" xmlns:mc="http://schemas.openxmlformats.org/markup-compatibility/2006" xmlns:aink="http://schemas.microsoft.com/office/drawing/2016/ink" xmlns:am3d="http://schemas.microsoft.com/office/drawing/2017/model3d" xmlns:o="urn:schemas-microsoft-com:office:office" xmlns:oel="http://schemas.microsoft.com/office/2019/extlst" xmlns:r="http://schemas.openxmlformats.org/officeDocument/2006/relationships" xmlns:m="http://schemas.openxmlformats.org/officeDocument/2006/math" xmlns:v="urn:schemas-microsoft-com:vml" xmlns:wp14="http://schemas.microsoft.com/office/word/2010/wordprocessingDrawing" xmlns:wp="http://schemas.openxmlformats.org/drawingml/2006/wordprocessingDrawing" xmlns:w10="urn:schemas-microsoft-com:office:word" xmlns:w="http://schemas.openxmlformats.org/wordprocessingml/2006/main" xmlns:w14="http://schemas.microsoft.com/office/word/2010/wordml" xmlns:w15="http://schemas.microsoft.com/office/word/2012/wordml" xmlns:w16cex="http://schemas.microsoft.com/office/word/2018/wordml/cex" xmlns:w16cid="http://schemas.microsoft.com/office/word/2016/wordml/cid" xmlns:w16="http://schemas.microsoft.com/office/word/2018/wordml" xmlns:w16du="http://schemas.microsoft.com/office/word/2023/wordml/word16du" xmlns:w16sdtdh="http://schemas.microsoft.com/office/word/2020/wordml/sdtdatahash" xmlns:w16sdtfl="http://schemas.microsoft.com/office/word/2024/wordml/sdtformatlock" xmlns:w16se="http://schemas.microsoft.com/office/word/2015/wordml/symex" xmlns:wpg="http://schemas.microsoft.com/office/word/2010/wordprocessingGroup" xmlns:wpi="http://schemas.microsoft.com/office/word/2010/wordprocessingInk" xmlns:wne="http://schemas.microsoft.com/office/word/2006/wordml" xmlns:wps="http://schemas.microsoft.com/office/word/2010/wordprocessingShape" mc:Ignorable="w14 w15 w16se w16cid w16 w16cex w16sdtdh w16sdtfl w16du wp14">
   <w:abstractNum w:abstractNumId="0" w15:restartNumberingAfterBreak="0">
-    <w:nsid w:val="05FA6811"/>
+    <w:nsid w:val="029F31BA"/>
     <w:multiLevelType w:val="singleLevel"/>
     <w:tmpl w:val="04160001"/>
     <w:lvl w:ilvl="0">
@@ -4870,7 +5014,7 @@
     </w:lvl>
   </w:abstractNum>
   <w:abstractNum w:abstractNumId="1" w15:restartNumberingAfterBreak="0">
-    <w:nsid w:val="0AAE604A"/>
+    <w:nsid w:val="03FD3EE1"/>
     <w:multiLevelType w:val="singleLevel"/>
     <w:tmpl w:val="04160001"/>
     <w:lvl w:ilvl="0">
@@ -4887,7 +5031,7 @@
     </w:lvl>
   </w:abstractNum>
   <w:abstractNum w:abstractNumId="2" w15:restartNumberingAfterBreak="0">
-    <w:nsid w:val="11593911"/>
+    <w:nsid w:val="0B1D194F"/>
     <w:multiLevelType w:val="singleLevel"/>
     <w:tmpl w:val="04160001"/>
     <w:lvl w:ilvl="0">
@@ -4904,7 +5048,7 @@
     </w:lvl>
   </w:abstractNum>
   <w:abstractNum w:abstractNumId="3" w15:restartNumberingAfterBreak="0">
-    <w:nsid w:val="1B9B383B"/>
+    <w:nsid w:val="13845D7B"/>
     <w:multiLevelType w:val="singleLevel"/>
     <w:tmpl w:val="04160001"/>
     <w:lvl w:ilvl="0">
@@ -4921,7 +5065,7 @@
     </w:lvl>
   </w:abstractNum>
   <w:abstractNum w:abstractNumId="4" w15:restartNumberingAfterBreak="0">
-    <w:nsid w:val="26873222"/>
+    <w:nsid w:val="15C85F99"/>
     <w:multiLevelType w:val="singleLevel"/>
     <w:tmpl w:val="04160001"/>
     <w:lvl w:ilvl="0">
@@ -4938,7 +5082,7 @@
     </w:lvl>
   </w:abstractNum>
   <w:abstractNum w:abstractNumId="5" w15:restartNumberingAfterBreak="0">
-    <w:nsid w:val="29751EED"/>
+    <w:nsid w:val="22832A0F"/>
     <w:multiLevelType w:val="singleLevel"/>
     <w:tmpl w:val="04160001"/>
     <w:lvl w:ilvl="0">
@@ -4955,7 +5099,7 @@
     </w:lvl>
   </w:abstractNum>
   <w:abstractNum w:abstractNumId="6" w15:restartNumberingAfterBreak="0">
-    <w:nsid w:val="2CDF2A4B"/>
+    <w:nsid w:val="251D03BE"/>
     <w:multiLevelType w:val="singleLevel"/>
     <w:tmpl w:val="04160001"/>
     <w:lvl w:ilvl="0">
@@ -4972,7 +5116,7 @@
     </w:lvl>
   </w:abstractNum>
   <w:abstractNum w:abstractNumId="7" w15:restartNumberingAfterBreak="0">
-    <w:nsid w:val="2EAC4357"/>
+    <w:nsid w:val="29974A5A"/>
     <w:multiLevelType w:val="singleLevel"/>
     <w:tmpl w:val="04160001"/>
     <w:lvl w:ilvl="0">
@@ -4989,7 +5133,7 @@
     </w:lvl>
   </w:abstractNum>
   <w:abstractNum w:abstractNumId="8" w15:restartNumberingAfterBreak="0">
-    <w:nsid w:val="34584554"/>
+    <w:nsid w:val="30490ADE"/>
     <w:multiLevelType w:val="singleLevel"/>
     <w:tmpl w:val="04160001"/>
     <w:lvl w:ilvl="0">
@@ -5006,7 +5150,7 @@
     </w:lvl>
   </w:abstractNum>
   <w:abstractNum w:abstractNumId="9" w15:restartNumberingAfterBreak="0">
-    <w:nsid w:val="370E5D04"/>
+    <w:nsid w:val="43210A10"/>
     <w:multiLevelType w:val="singleLevel"/>
     <w:tmpl w:val="04160001"/>
     <w:lvl w:ilvl="0">
@@ -5023,7 +5167,7 @@
     </w:lvl>
   </w:abstractNum>
   <w:abstractNum w:abstractNumId="10" w15:restartNumberingAfterBreak="0">
-    <w:nsid w:val="3D2870A1"/>
+    <w:nsid w:val="490179F1"/>
     <w:multiLevelType w:val="singleLevel"/>
     <w:tmpl w:val="04160001"/>
     <w:lvl w:ilvl="0">
@@ -5040,7 +5184,7 @@
     </w:lvl>
   </w:abstractNum>
   <w:abstractNum w:abstractNumId="11" w15:restartNumberingAfterBreak="0">
-    <w:nsid w:val="4151018C"/>
+    <w:nsid w:val="4ACC3E0E"/>
     <w:multiLevelType w:val="singleLevel"/>
     <w:tmpl w:val="04160001"/>
     <w:lvl w:ilvl="0">
@@ -5057,7 +5201,7 @@
     </w:lvl>
   </w:abstractNum>
   <w:abstractNum w:abstractNumId="12" w15:restartNumberingAfterBreak="0">
-    <w:nsid w:val="43E97818"/>
+    <w:nsid w:val="4BF24F3D"/>
     <w:multiLevelType w:val="singleLevel"/>
     <w:tmpl w:val="04160001"/>
     <w:lvl w:ilvl="0">
@@ -5074,7 +5218,7 @@
     </w:lvl>
   </w:abstractNum>
   <w:abstractNum w:abstractNumId="13" w15:restartNumberingAfterBreak="0">
-    <w:nsid w:val="47781110"/>
+    <w:nsid w:val="4F2C1131"/>
     <w:multiLevelType w:val="singleLevel"/>
     <w:tmpl w:val="04160001"/>
     <w:lvl w:ilvl="0">
@@ -5091,7 +5235,7 @@
     </w:lvl>
   </w:abstractNum>
   <w:abstractNum w:abstractNumId="14" w15:restartNumberingAfterBreak="0">
-    <w:nsid w:val="586B3AF6"/>
+    <w:nsid w:val="535060A9"/>
     <w:multiLevelType w:val="singleLevel"/>
     <w:tmpl w:val="04160001"/>
     <w:lvl w:ilvl="0">
@@ -5108,7 +5252,7 @@
     </w:lvl>
   </w:abstractNum>
   <w:abstractNum w:abstractNumId="15" w15:restartNumberingAfterBreak="0">
-    <w:nsid w:val="5B080E60"/>
+    <w:nsid w:val="56AA03E8"/>
     <w:multiLevelType w:val="singleLevel"/>
     <w:tmpl w:val="04160001"/>
     <w:lvl w:ilvl="0">
@@ -5125,7 +5269,7 @@
     </w:lvl>
   </w:abstractNum>
   <w:abstractNum w:abstractNumId="16" w15:restartNumberingAfterBreak="0">
-    <w:nsid w:val="62DC53E2"/>
+    <w:nsid w:val="58A2146A"/>
     <w:multiLevelType w:val="singleLevel"/>
     <w:tmpl w:val="04160001"/>
     <w:lvl w:ilvl="0">
@@ -5142,7 +5286,7 @@
     </w:lvl>
   </w:abstractNum>
   <w:abstractNum w:abstractNumId="17" w15:restartNumberingAfterBreak="0">
-    <w:nsid w:val="65216209"/>
+    <w:nsid w:val="67A32CAD"/>
     <w:multiLevelType w:val="singleLevel"/>
     <w:tmpl w:val="04160001"/>
     <w:lvl w:ilvl="0">
@@ -5159,7 +5303,7 @@
     </w:lvl>
   </w:abstractNum>
   <w:abstractNum w:abstractNumId="18" w15:restartNumberingAfterBreak="0">
-    <w:nsid w:val="71B63518"/>
+    <w:nsid w:val="71EE00F5"/>
     <w:multiLevelType w:val="singleLevel"/>
     <w:tmpl w:val="04160001"/>
     <w:lvl w:ilvl="0">
@@ -5176,7 +5320,7 @@
     </w:lvl>
   </w:abstractNum>
   <w:abstractNum w:abstractNumId="19" w15:restartNumberingAfterBreak="0">
-    <w:nsid w:val="71DB296D"/>
+    <w:nsid w:val="73C50B94"/>
     <w:multiLevelType w:val="singleLevel"/>
     <w:tmpl w:val="04160001"/>
     <w:lvl w:ilvl="0">
@@ -5193,7 +5337,7 @@
     </w:lvl>
   </w:abstractNum>
   <w:abstractNum w:abstractNumId="20" w15:restartNumberingAfterBreak="0">
-    <w:nsid w:val="752C7290"/>
+    <w:nsid w:val="75C90332"/>
     <w:multiLevelType w:val="singleLevel"/>
     <w:tmpl w:val="04160001"/>
     <w:lvl w:ilvl="0">
@@ -5209,68 +5353,88 @@
       </w:rPr>
     </w:lvl>
   </w:abstractNum>
-  <w:num w:numId="1" w16cid:durableId="1689334463">
-    <w:abstractNumId w:val="0"/>
+  <w:abstractNum w:abstractNumId="21" w15:restartNumberingAfterBreak="0">
+    <w:nsid w:val="7EE7317F"/>
+    <w:multiLevelType w:val="singleLevel"/>
+    <w:tmpl w:val="04160001"/>
+    <w:lvl w:ilvl="0">
+      <w:start w:val="1"/>
+      <w:numFmt w:val="bullet"/>
+      <w:lvlText w:val=""/>
+      <w:lvlJc w:val="left"/>
+      <w:pPr>
+        <w:ind w:left="720" w:hanging="360"/>
+      </w:pPr>
+      <w:rPr>
+        <w:rFonts w:ascii="Symbol" w:hAnsi="Symbol" w:hint="default"/>
+      </w:rPr>
+    </w:lvl>
+  </w:abstractNum>
+  <w:num w:numId="1" w16cid:durableId="259989872">
+    <w:abstractNumId w:val="1"/>
   </w:num>
-  <w:num w:numId="2" w16cid:durableId="1468012716">
+  <w:num w:numId="2" w16cid:durableId="658462443">
+    <w:abstractNumId w:val="10"/>
+  </w:num>
+  <w:num w:numId="3" w16cid:durableId="2109346527">
+    <w:abstractNumId w:val="8"/>
+  </w:num>
+  <w:num w:numId="4" w16cid:durableId="1024480563">
+    <w:abstractNumId w:val="9"/>
+  </w:num>
+  <w:num w:numId="5" w16cid:durableId="250050793">
+    <w:abstractNumId w:val="13"/>
+  </w:num>
+  <w:num w:numId="6" w16cid:durableId="708190270">
+    <w:abstractNumId w:val="3"/>
+  </w:num>
+  <w:num w:numId="7" w16cid:durableId="739014376">
+    <w:abstractNumId w:val="20"/>
+  </w:num>
+  <w:num w:numId="8" w16cid:durableId="906376974">
+    <w:abstractNumId w:val="16"/>
+  </w:num>
+  <w:num w:numId="9" w16cid:durableId="4407674">
+    <w:abstractNumId w:val="4"/>
+  </w:num>
+  <w:num w:numId="10" w16cid:durableId="1613708272">
+    <w:abstractNumId w:val="6"/>
+  </w:num>
+  <w:num w:numId="11" w16cid:durableId="2045053280">
+    <w:abstractNumId w:val="14"/>
+  </w:num>
+  <w:num w:numId="12" w16cid:durableId="2132480990">
+    <w:abstractNumId w:val="18"/>
+  </w:num>
+  <w:num w:numId="13" w16cid:durableId="1837071475">
+    <w:abstractNumId w:val="7"/>
+  </w:num>
+  <w:num w:numId="14" w16cid:durableId="114718041">
+    <w:abstractNumId w:val="5"/>
+  </w:num>
+  <w:num w:numId="15" w16cid:durableId="910039881">
+    <w:abstractNumId w:val="19"/>
+  </w:num>
+  <w:num w:numId="16" w16cid:durableId="1591113010">
+    <w:abstractNumId w:val="12"/>
+  </w:num>
+  <w:num w:numId="17" w16cid:durableId="2093239073">
+    <w:abstractNumId w:val="17"/>
+  </w:num>
+  <w:num w:numId="18" w16cid:durableId="1750688190">
+    <w:abstractNumId w:val="21"/>
+  </w:num>
+  <w:num w:numId="19" w16cid:durableId="309211387">
+    <w:abstractNumId w:val="15"/>
+  </w:num>
+  <w:num w:numId="20" w16cid:durableId="1950962561">
     <w:abstractNumId w:val="11"/>
   </w:num>
-  <w:num w:numId="3" w16cid:durableId="2010861694">
-    <w:abstractNumId w:val="9"/>
+  <w:num w:numId="21" w16cid:durableId="1323194223">
+    <w:abstractNumId w:val="2"/>
   </w:num>
-  <w:num w:numId="4" w16cid:durableId="1189566952">
-    <w:abstractNumId w:val="17"/>
-  </w:num>
-  <w:num w:numId="5" w16cid:durableId="1798448614">
-    <w:abstractNumId w:val="3"/>
-  </w:num>
-  <w:num w:numId="6" w16cid:durableId="344137223">
-    <w:abstractNumId w:val="8"/>
-  </w:num>
-  <w:num w:numId="7" w16cid:durableId="1181972086">
-    <w:abstractNumId w:val="14"/>
-  </w:num>
-  <w:num w:numId="8" w16cid:durableId="1979336530">
-    <w:abstractNumId w:val="13"/>
-  </w:num>
-  <w:num w:numId="9" w16cid:durableId="1072778020">
-    <w:abstractNumId w:val="18"/>
-  </w:num>
-  <w:num w:numId="10" w16cid:durableId="1862550786">
-    <w:abstractNumId w:val="7"/>
-  </w:num>
-  <w:num w:numId="11" w16cid:durableId="1314483682">
-    <w:abstractNumId w:val="12"/>
-  </w:num>
-  <w:num w:numId="12" w16cid:durableId="263807251">
-    <w:abstractNumId w:val="16"/>
-  </w:num>
-  <w:num w:numId="13" w16cid:durableId="1097099438">
-    <w:abstractNumId w:val="5"/>
-  </w:num>
-  <w:num w:numId="14" w16cid:durableId="969015946">
-    <w:abstractNumId w:val="4"/>
-  </w:num>
-  <w:num w:numId="15" w16cid:durableId="985470015">
-    <w:abstractNumId w:val="20"/>
-  </w:num>
-  <w:num w:numId="16" w16cid:durableId="1088623823">
-    <w:abstractNumId w:val="19"/>
-  </w:num>
-  <w:num w:numId="17" w16cid:durableId="1188064184">
-    <w:abstractNumId w:val="10"/>
-  </w:num>
-  <w:num w:numId="18" w16cid:durableId="243691135">
-    <w:abstractNumId w:val="15"/>
-  </w:num>
-  <w:num w:numId="19" w16cid:durableId="836337376">
-    <w:abstractNumId w:val="6"/>
-  </w:num>
-  <w:num w:numId="20" w16cid:durableId="671222924">
-    <w:abstractNumId w:val="1"/>
-  </w:num>
-  <w:num w:numId="21" w16cid:durableId="1310328732">
-    <w:abstractNumId w:val="2"/>
+  <w:num w:numId="22" w16cid:durableId="1089548077">
+    <w:abstractNumId w:val="0"/>
   </w:num>
 </w:numbering>
 </file>
@@ -5683,7 +5847,7 @@
     <w:link w:val="Ttulo1Char"/>
     <w:uiPriority w:val="9"/>
     <w:qFormat/>
-    <w:rsid w:val="0023446A"/>
+    <w:rsid w:val="00784486"/>
     <w:pPr>
       <w:keepNext/>
       <w:keepLines/>
@@ -5706,7 +5870,7 @@
     <w:semiHidden/>
     <w:unhideWhenUsed/>
     <w:qFormat/>
-    <w:rsid w:val="0023446A"/>
+    <w:rsid w:val="00784486"/>
     <w:pPr>
       <w:keepNext/>
       <w:keepLines/>
@@ -5729,7 +5893,7 @@
     <w:semiHidden/>
     <w:unhideWhenUsed/>
     <w:qFormat/>
-    <w:rsid w:val="0023446A"/>
+    <w:rsid w:val="00784486"/>
     <w:pPr>
       <w:keepNext/>
       <w:keepLines/>
@@ -5752,7 +5916,7 @@
     <w:semiHidden/>
     <w:unhideWhenUsed/>
     <w:qFormat/>
-    <w:rsid w:val="0023446A"/>
+    <w:rsid w:val="00784486"/>
     <w:pPr>
       <w:keepNext/>
       <w:keepLines/>
@@ -5775,7 +5939,7 @@
     <w:semiHidden/>
     <w:unhideWhenUsed/>
     <w:qFormat/>
-    <w:rsid w:val="0023446A"/>
+    <w:rsid w:val="00784486"/>
     <w:pPr>
       <w:keepNext/>
       <w:keepLines/>
@@ -5796,7 +5960,7 @@
     <w:semiHidden/>
     <w:unhideWhenUsed/>
     <w:qFormat/>
-    <w:rsid w:val="0023446A"/>
+    <w:rsid w:val="00784486"/>
     <w:pPr>
       <w:keepNext/>
       <w:keepLines/>
@@ -5819,7 +5983,7 @@
     <w:semiHidden/>
     <w:unhideWhenUsed/>
     <w:qFormat/>
-    <w:rsid w:val="0023446A"/>
+    <w:rsid w:val="00784486"/>
     <w:pPr>
       <w:keepNext/>
       <w:keepLines/>
@@ -5840,7 +6004,7 @@
     <w:semiHidden/>
     <w:unhideWhenUsed/>
     <w:qFormat/>
-    <w:rsid w:val="0023446A"/>
+    <w:rsid w:val="00784486"/>
     <w:pPr>
       <w:keepNext/>
       <w:keepLines/>
@@ -5863,7 +6027,7 @@
     <w:semiHidden/>
     <w:unhideWhenUsed/>
     <w:qFormat/>
-    <w:rsid w:val="0023446A"/>
+    <w:rsid w:val="00784486"/>
     <w:pPr>
       <w:keepNext/>
       <w:keepLines/>
@@ -5907,7 +6071,7 @@
     <w:basedOn w:val="Fontepargpadro"/>
     <w:link w:val="Ttulo1"/>
     <w:uiPriority w:val="9"/>
-    <w:rsid w:val="0023446A"/>
+    <w:rsid w:val="00784486"/>
     <w:rPr>
       <w:rFonts w:asciiTheme="majorHAnsi" w:eastAsiaTheme="majorEastAsia" w:hAnsiTheme="majorHAnsi" w:cstheme="majorBidi"/>
       <w:color w:val="0F4761" w:themeColor="accent1" w:themeShade="BF"/>
@@ -5921,7 +6085,7 @@
     <w:link w:val="Ttulo2"/>
     <w:uiPriority w:val="9"/>
     <w:semiHidden/>
-    <w:rsid w:val="0023446A"/>
+    <w:rsid w:val="00784486"/>
     <w:rPr>
       <w:rFonts w:asciiTheme="majorHAnsi" w:eastAsiaTheme="majorEastAsia" w:hAnsiTheme="majorHAnsi" w:cstheme="majorBidi"/>
       <w:color w:val="0F4761" w:themeColor="accent1" w:themeShade="BF"/>
@@ -5935,7 +6099,7 @@
     <w:link w:val="Ttulo3"/>
     <w:uiPriority w:val="9"/>
     <w:semiHidden/>
-    <w:rsid w:val="0023446A"/>
+    <w:rsid w:val="00784486"/>
     <w:rPr>
       <w:rFonts w:eastAsiaTheme="majorEastAsia" w:cstheme="majorBidi"/>
       <w:color w:val="0F4761" w:themeColor="accent1" w:themeShade="BF"/>
@@ -5949,7 +6113,7 @@
     <w:link w:val="Ttulo4"/>
     <w:uiPriority w:val="9"/>
     <w:semiHidden/>
-    <w:rsid w:val="0023446A"/>
+    <w:rsid w:val="00784486"/>
     <w:rPr>
       <w:rFonts w:eastAsiaTheme="majorEastAsia" w:cstheme="majorBidi"/>
       <w:i/>
@@ -5963,7 +6127,7 @@
     <w:link w:val="Ttulo5"/>
     <w:uiPriority w:val="9"/>
     <w:semiHidden/>
-    <w:rsid w:val="0023446A"/>
+    <w:rsid w:val="00784486"/>
     <w:rPr>
       <w:rFonts w:eastAsiaTheme="majorEastAsia" w:cstheme="majorBidi"/>
       <w:color w:val="0F4761" w:themeColor="accent1" w:themeShade="BF"/>
@@ -5975,7 +6139,7 @@
     <w:link w:val="Ttulo6"/>
     <w:uiPriority w:val="9"/>
     <w:semiHidden/>
-    <w:rsid w:val="0023446A"/>
+    <w:rsid w:val="00784486"/>
     <w:rPr>
       <w:rFonts w:eastAsiaTheme="majorEastAsia" w:cstheme="majorBidi"/>
       <w:i/>
@@ -5989,7 +6153,7 @@
     <w:link w:val="Ttulo7"/>
     <w:uiPriority w:val="9"/>
     <w:semiHidden/>
-    <w:rsid w:val="0023446A"/>
+    <w:rsid w:val="00784486"/>
     <w:rPr>
       <w:rFonts w:eastAsiaTheme="majorEastAsia" w:cstheme="majorBidi"/>
       <w:color w:val="595959" w:themeColor="text1" w:themeTint="A6"/>
@@ -6001,7 +6165,7 @@
     <w:link w:val="Ttulo8"/>
     <w:uiPriority w:val="9"/>
     <w:semiHidden/>
-    <w:rsid w:val="0023446A"/>
+    <w:rsid w:val="00784486"/>
     <w:rPr>
       <w:rFonts w:eastAsiaTheme="majorEastAsia" w:cstheme="majorBidi"/>
       <w:i/>
@@ -6015,7 +6179,7 @@
     <w:link w:val="Ttulo9"/>
     <w:uiPriority w:val="9"/>
     <w:semiHidden/>
-    <w:rsid w:val="0023446A"/>
+    <w:rsid w:val="00784486"/>
     <w:rPr>
       <w:rFonts w:eastAsiaTheme="majorEastAsia" w:cstheme="majorBidi"/>
       <w:color w:val="272727" w:themeColor="text1" w:themeTint="D8"/>
@@ -6028,7 +6192,7 @@
     <w:link w:val="TtuloChar"/>
     <w:uiPriority w:val="10"/>
     <w:qFormat/>
-    <w:rsid w:val="0023446A"/>
+    <w:rsid w:val="00784486"/>
     <w:pPr>
       <w:spacing w:after="80" w:line="240" w:lineRule="auto"/>
       <w:contextualSpacing/>
@@ -6046,7 +6210,7 @@
     <w:basedOn w:val="Fontepargpadro"/>
     <w:link w:val="Ttulo"/>
     <w:uiPriority w:val="10"/>
-    <w:rsid w:val="0023446A"/>
+    <w:rsid w:val="00784486"/>
     <w:rPr>
       <w:rFonts w:asciiTheme="majorHAnsi" w:eastAsiaTheme="majorEastAsia" w:hAnsiTheme="majorHAnsi" w:cstheme="majorBidi"/>
       <w:spacing w:val="-10"/>
@@ -6062,7 +6226,7 @@
     <w:link w:val="SubttuloChar"/>
     <w:uiPriority w:val="11"/>
     <w:qFormat/>
-    <w:rsid w:val="0023446A"/>
+    <w:rsid w:val="00784486"/>
     <w:pPr>
       <w:numPr>
         <w:ilvl w:val="1"/>
@@ -6081,7 +6245,7 @@
     <w:basedOn w:val="Fontepargpadro"/>
     <w:link w:val="Subttulo"/>
     <w:uiPriority w:val="11"/>
-    <w:rsid w:val="0023446A"/>
+    <w:rsid w:val="00784486"/>
     <w:rPr>
       <w:rFonts w:eastAsiaTheme="majorEastAsia" w:cstheme="majorBidi"/>
       <w:color w:val="595959" w:themeColor="text1" w:themeTint="A6"/>
@@ -6097,7 +6261,7 @@
     <w:link w:val="CitaoChar"/>
     <w:uiPriority w:val="29"/>
     <w:qFormat/>
-    <w:rsid w:val="0023446A"/>
+    <w:rsid w:val="00784486"/>
     <w:pPr>
       <w:spacing w:before="160"/>
       <w:jc w:val="center"/>
@@ -6113,7 +6277,7 @@
     <w:basedOn w:val="Fontepargpadro"/>
     <w:link w:val="Citao"/>
     <w:uiPriority w:val="29"/>
-    <w:rsid w:val="0023446A"/>
+    <w:rsid w:val="00784486"/>
     <w:rPr>
       <w:i/>
       <w:iCs/>
@@ -6125,7 +6289,7 @@
     <w:basedOn w:val="Normal"/>
     <w:uiPriority w:val="34"/>
     <w:qFormat/>
-    <w:rsid w:val="0023446A"/>
+    <w:rsid w:val="00784486"/>
     <w:pPr>
       <w:ind w:left="720"/>
       <w:contextualSpacing/>
@@ -6136,7 +6300,7 @@
     <w:basedOn w:val="Fontepargpadro"/>
     <w:uiPriority w:val="21"/>
     <w:qFormat/>
-    <w:rsid w:val="0023446A"/>
+    <w:rsid w:val="00784486"/>
     <w:rPr>
       <w:i/>
       <w:iCs/>
@@ -6150,7 +6314,7 @@
     <w:link w:val="CitaoIntensaChar"/>
     <w:uiPriority w:val="30"/>
     <w:qFormat/>
-    <w:rsid w:val="0023446A"/>
+    <w:rsid w:val="00784486"/>
     <w:pPr>
       <w:pBdr>
         <w:top w:val="single" w:sz="4" w:space="10" w:color="0F4761" w:themeColor="accent1" w:themeShade="BF"/>
@@ -6171,7 +6335,7 @@
     <w:basedOn w:val="Fontepargpadro"/>
     <w:link w:val="CitaoIntensa"/>
     <w:uiPriority w:val="30"/>
-    <w:rsid w:val="0023446A"/>
+    <w:rsid w:val="00784486"/>
     <w:rPr>
       <w:i/>
       <w:iCs/>
@@ -6183,7 +6347,7 @@
     <w:basedOn w:val="Fontepargpadro"/>
     <w:uiPriority w:val="32"/>
     <w:qFormat/>
-    <w:rsid w:val="0023446A"/>
+    <w:rsid w:val="00784486"/>
     <w:rPr>
       <w:b/>
       <w:bCs/>

--- a/Regras de Acesso e Permissoes - Sistema UNIALFA.docx
+++ b/Regras de Acesso e Permissoes - Sistema UNIALFA.docx
@@ -3321,16 +3321,33 @@
     </w:p>
     <w:p>
       <w:pPr>
-        <w:spacing w:before="120" w:after="200" w:line="260" w:lineRule="auto"/>
-        <w:rPr>
-          <w:color w:val="1A1A1A"/>
-          <w:sz w:val="22"/>
-        </w:rPr>
-      </w:pPr>
-    </w:p>
-    <w:p>
-      <w:pPr>
-        <w:spacing w:before="360" w:line="260" w:lineRule="auto"/>
+        <w:spacing w:before="240" w:line="280" w:lineRule="auto"/>
+        <w:rPr>
+          <w:color w:val="1A1A1A"/>
+          <w:sz w:val="22"/>
+        </w:rPr>
+      </w:pPr>
+      <w:r>
+        <w:rPr>
+          <w:color w:val="1A1A1A"/>
+          <w:sz w:val="22"/>
+        </w:rPr>
+        <w:lastRenderedPageBreak/>
+        <w:t>Desde 15/09/2026, essa regra tambem e aplicada diretamente no banco de dados (politicas de RLS na tabela kv_store), nao so no JavaScript do navegador - alguem tentando editar ou excluir um registro sem permissao direto pela API, contornando a tela do sistema, tambem e bloqueado. Fica documentado no arquivo supabase/migrations/20260915143738_kv_store_row_level_access_control.sql do repositorio. Duas coisas ficaram de fora dessa camada de banco, so continuam no JavaScript: a decisao especifica de quem aprova o Gate 1/Gate 2 (mais restrita que a regra geral de edicao) e as regras dos 3 relatorios de chave unica (secao 3.7 e o Gate 2 do Relatorio de Entregas).</w:t>
+      </w:r>
+    </w:p>
+    <w:p>
+      <w:pPr>
+        <w:spacing w:before="120" w:after="200" w:line="280" w:lineRule="auto"/>
+        <w:rPr>
+          <w:color w:val="1A1A1A"/>
+          <w:sz w:val="22"/>
+        </w:rPr>
+      </w:pPr>
+    </w:p>
+    <w:p>
+      <w:pPr>
+        <w:spacing w:before="360" w:line="280" w:lineRule="auto"/>
         <w:rPr>
           <w:b/>
           <w:color w:val="1A1A1A"/>
@@ -3384,7 +3401,7 @@
           </w:tcPr>
           <w:p>
             <w:pPr>
-              <w:spacing w:before="360" w:line="260" w:lineRule="auto"/>
+              <w:spacing w:before="360" w:line="280" w:lineRule="auto"/>
               <w:rPr>
                 <w:b/>
                 <w:color w:val="FFFFFF"/>
@@ -3408,7 +3425,7 @@
           </w:tcPr>
           <w:p>
             <w:pPr>
-              <w:spacing w:before="360" w:line="260" w:lineRule="auto"/>
+              <w:spacing w:before="360" w:line="280" w:lineRule="auto"/>
               <w:rPr>
                 <w:b/>
                 <w:color w:val="FFFFFF"/>
@@ -3432,7 +3449,7 @@
           </w:tcPr>
           <w:p>
             <w:pPr>
-              <w:spacing w:before="360" w:line="260" w:lineRule="auto"/>
+              <w:spacing w:before="360" w:line="280" w:lineRule="auto"/>
               <w:rPr>
                 <w:b/>
                 <w:color w:val="FFFFFF"/>
@@ -3456,7 +3473,7 @@
           </w:tcPr>
           <w:p>
             <w:pPr>
-              <w:spacing w:before="360" w:line="260" w:lineRule="auto"/>
+              <w:spacing w:before="360" w:line="280" w:lineRule="auto"/>
               <w:rPr>
                 <w:b/>
                 <w:color w:val="FFFFFF"/>
@@ -3487,7 +3504,7 @@
           </w:tcPr>
           <w:p>
             <w:pPr>
-              <w:spacing w:before="360" w:line="260" w:lineRule="auto"/>
+              <w:spacing w:before="360" w:line="280" w:lineRule="auto"/>
               <w:rPr>
                 <w:color w:val="1A1A1A"/>
                 <w:sz w:val="19"/>
@@ -3508,7 +3525,7 @@
           </w:tcPr>
           <w:p>
             <w:pPr>
-              <w:spacing w:before="360" w:line="260" w:lineRule="auto"/>
+              <w:spacing w:before="360" w:line="280" w:lineRule="auto"/>
               <w:rPr>
                 <w:color w:val="1A1A1A"/>
                 <w:sz w:val="19"/>
@@ -3529,7 +3546,7 @@
           </w:tcPr>
           <w:p>
             <w:pPr>
-              <w:spacing w:before="360" w:line="260" w:lineRule="auto"/>
+              <w:spacing w:before="360" w:line="280" w:lineRule="auto"/>
               <w:rPr>
                 <w:color w:val="1A1A1A"/>
                 <w:sz w:val="19"/>
@@ -3550,7 +3567,7 @@
           </w:tcPr>
           <w:p>
             <w:pPr>
-              <w:spacing w:before="360" w:line="260" w:lineRule="auto"/>
+              <w:spacing w:before="360" w:line="280" w:lineRule="auto"/>
               <w:rPr>
                 <w:color w:val="1A1A1A"/>
                 <w:sz w:val="19"/>
@@ -3579,7 +3596,7 @@
           </w:tcPr>
           <w:p>
             <w:pPr>
-              <w:spacing w:before="360" w:line="260" w:lineRule="auto"/>
+              <w:spacing w:before="360" w:line="280" w:lineRule="auto"/>
               <w:rPr>
                 <w:color w:val="1A1A1A"/>
                 <w:sz w:val="19"/>
@@ -3600,7 +3617,7 @@
           </w:tcPr>
           <w:p>
             <w:pPr>
-              <w:spacing w:before="360" w:line="260" w:lineRule="auto"/>
+              <w:spacing w:before="360" w:line="280" w:lineRule="auto"/>
               <w:rPr>
                 <w:color w:val="1A1A1A"/>
                 <w:sz w:val="19"/>
@@ -3621,7 +3638,7 @@
           </w:tcPr>
           <w:p>
             <w:pPr>
-              <w:spacing w:before="360" w:line="260" w:lineRule="auto"/>
+              <w:spacing w:before="360" w:line="280" w:lineRule="auto"/>
               <w:rPr>
                 <w:color w:val="1A1A1A"/>
                 <w:sz w:val="19"/>
@@ -3642,7 +3659,7 @@
           </w:tcPr>
           <w:p>
             <w:pPr>
-              <w:spacing w:before="360" w:line="260" w:lineRule="auto"/>
+              <w:spacing w:before="360" w:line="280" w:lineRule="auto"/>
               <w:rPr>
                 <w:color w:val="1A1A1A"/>
                 <w:sz w:val="19"/>
@@ -3671,7 +3688,7 @@
           </w:tcPr>
           <w:p>
             <w:pPr>
-              <w:spacing w:before="360" w:line="260" w:lineRule="auto"/>
+              <w:spacing w:before="360" w:line="280" w:lineRule="auto"/>
               <w:rPr>
                 <w:color w:val="1A1A1A"/>
                 <w:sz w:val="19"/>
@@ -3692,7 +3709,7 @@
           </w:tcPr>
           <w:p>
             <w:pPr>
-              <w:spacing w:before="360" w:line="260" w:lineRule="auto"/>
+              <w:spacing w:before="360" w:line="280" w:lineRule="auto"/>
               <w:rPr>
                 <w:color w:val="1A1A1A"/>
                 <w:sz w:val="19"/>
@@ -3713,7 +3730,7 @@
           </w:tcPr>
           <w:p>
             <w:pPr>
-              <w:spacing w:before="360" w:line="260" w:lineRule="auto"/>
+              <w:spacing w:before="360" w:line="280" w:lineRule="auto"/>
               <w:rPr>
                 <w:color w:val="1A1A1A"/>
                 <w:sz w:val="19"/>
@@ -3734,7 +3751,7 @@
           </w:tcPr>
           <w:p>
             <w:pPr>
-              <w:spacing w:before="360" w:line="260" w:lineRule="auto"/>
+              <w:spacing w:before="360" w:line="280" w:lineRule="auto"/>
               <w:rPr>
                 <w:color w:val="1A1A1A"/>
                 <w:sz w:val="19"/>
@@ -3763,7 +3780,7 @@
           </w:tcPr>
           <w:p>
             <w:pPr>
-              <w:spacing w:before="360" w:line="260" w:lineRule="auto"/>
+              <w:spacing w:before="360" w:line="280" w:lineRule="auto"/>
               <w:rPr>
                 <w:color w:val="1A1A1A"/>
                 <w:sz w:val="19"/>
@@ -3784,7 +3801,7 @@
           </w:tcPr>
           <w:p>
             <w:pPr>
-              <w:spacing w:before="360" w:line="260" w:lineRule="auto"/>
+              <w:spacing w:before="360" w:line="280" w:lineRule="auto"/>
               <w:rPr>
                 <w:color w:val="1A1A1A"/>
                 <w:sz w:val="19"/>
@@ -3805,7 +3822,7 @@
           </w:tcPr>
           <w:p>
             <w:pPr>
-              <w:spacing w:before="360" w:line="260" w:lineRule="auto"/>
+              <w:spacing w:before="360" w:line="280" w:lineRule="auto"/>
               <w:rPr>
                 <w:color w:val="1A1A1A"/>
                 <w:sz w:val="19"/>
@@ -3826,7 +3843,7 @@
           </w:tcPr>
           <w:p>
             <w:pPr>
-              <w:spacing w:before="360" w:line="260" w:lineRule="auto"/>
+              <w:spacing w:before="360" w:line="280" w:lineRule="auto"/>
               <w:rPr>
                 <w:color w:val="1A1A1A"/>
                 <w:sz w:val="19"/>
@@ -3855,7 +3872,7 @@
           </w:tcPr>
           <w:p>
             <w:pPr>
-              <w:spacing w:before="360" w:line="260" w:lineRule="auto"/>
+              <w:spacing w:before="360" w:line="280" w:lineRule="auto"/>
               <w:rPr>
                 <w:color w:val="1A1A1A"/>
                 <w:sz w:val="19"/>
@@ -3876,7 +3893,7 @@
           </w:tcPr>
           <w:p>
             <w:pPr>
-              <w:spacing w:before="360" w:line="260" w:lineRule="auto"/>
+              <w:spacing w:before="360" w:line="280" w:lineRule="auto"/>
               <w:rPr>
                 <w:color w:val="1A1A1A"/>
                 <w:sz w:val="19"/>
@@ -3897,7 +3914,7 @@
           </w:tcPr>
           <w:p>
             <w:pPr>
-              <w:spacing w:before="360" w:line="260" w:lineRule="auto"/>
+              <w:spacing w:before="360" w:line="280" w:lineRule="auto"/>
               <w:rPr>
                 <w:color w:val="1A1A1A"/>
                 <w:sz w:val="19"/>
@@ -3918,7 +3935,7 @@
           </w:tcPr>
           <w:p>
             <w:pPr>
-              <w:spacing w:before="360" w:line="260" w:lineRule="auto"/>
+              <w:spacing w:before="360" w:line="280" w:lineRule="auto"/>
               <w:rPr>
                 <w:color w:val="1A1A1A"/>
                 <w:sz w:val="19"/>
@@ -3947,7 +3964,7 @@
           </w:tcPr>
           <w:p>
             <w:pPr>
-              <w:spacing w:before="360" w:line="260" w:lineRule="auto"/>
+              <w:spacing w:before="360" w:line="280" w:lineRule="auto"/>
               <w:rPr>
                 <w:color w:val="1A1A1A"/>
                 <w:sz w:val="19"/>
@@ -3968,7 +3985,7 @@
           </w:tcPr>
           <w:p>
             <w:pPr>
-              <w:spacing w:before="360" w:line="260" w:lineRule="auto"/>
+              <w:spacing w:before="360" w:line="280" w:lineRule="auto"/>
               <w:rPr>
                 <w:color w:val="1A1A1A"/>
                 <w:sz w:val="19"/>
@@ -3989,7 +4006,7 @@
           </w:tcPr>
           <w:p>
             <w:pPr>
-              <w:spacing w:before="360" w:line="260" w:lineRule="auto"/>
+              <w:spacing w:before="360" w:line="280" w:lineRule="auto"/>
               <w:rPr>
                 <w:color w:val="1A1A1A"/>
                 <w:sz w:val="19"/>
@@ -4010,7 +4027,7 @@
           </w:tcPr>
           <w:p>
             <w:pPr>
-              <w:spacing w:before="360" w:line="260" w:lineRule="auto"/>
+              <w:spacing w:before="360" w:line="280" w:lineRule="auto"/>
               <w:rPr>
                 <w:color w:val="1A1A1A"/>
                 <w:sz w:val="19"/>
@@ -4039,7 +4056,7 @@
           </w:tcPr>
           <w:p>
             <w:pPr>
-              <w:spacing w:before="360" w:line="260" w:lineRule="auto"/>
+              <w:spacing w:before="360" w:line="280" w:lineRule="auto"/>
               <w:rPr>
                 <w:color w:val="1A1A1A"/>
                 <w:sz w:val="19"/>
@@ -4060,7 +4077,7 @@
           </w:tcPr>
           <w:p>
             <w:pPr>
-              <w:spacing w:before="360" w:line="260" w:lineRule="auto"/>
+              <w:spacing w:before="360" w:line="280" w:lineRule="auto"/>
               <w:rPr>
                 <w:color w:val="1A1A1A"/>
                 <w:sz w:val="19"/>
@@ -4081,7 +4098,7 @@
           </w:tcPr>
           <w:p>
             <w:pPr>
-              <w:spacing w:before="360" w:line="260" w:lineRule="auto"/>
+              <w:spacing w:before="360" w:line="280" w:lineRule="auto"/>
               <w:rPr>
                 <w:color w:val="1A1A1A"/>
                 <w:sz w:val="19"/>
@@ -4102,7 +4119,7 @@
           </w:tcPr>
           <w:p>
             <w:pPr>
-              <w:spacing w:before="360" w:line="260" w:lineRule="auto"/>
+              <w:spacing w:before="360" w:line="280" w:lineRule="auto"/>
               <w:rPr>
                 <w:color w:val="1A1A1A"/>
                 <w:sz w:val="19"/>
@@ -4131,7 +4148,7 @@
           </w:tcPr>
           <w:p>
             <w:pPr>
-              <w:spacing w:before="360" w:line="260" w:lineRule="auto"/>
+              <w:spacing w:before="360" w:line="280" w:lineRule="auto"/>
               <w:rPr>
                 <w:color w:val="1A1A1A"/>
                 <w:sz w:val="19"/>
@@ -4152,7 +4169,7 @@
           </w:tcPr>
           <w:p>
             <w:pPr>
-              <w:spacing w:before="360" w:line="260" w:lineRule="auto"/>
+              <w:spacing w:before="360" w:line="280" w:lineRule="auto"/>
               <w:rPr>
                 <w:color w:val="1A1A1A"/>
                 <w:sz w:val="19"/>
@@ -4173,7 +4190,7 @@
           </w:tcPr>
           <w:p>
             <w:pPr>
-              <w:spacing w:before="360" w:line="260" w:lineRule="auto"/>
+              <w:spacing w:before="360" w:line="280" w:lineRule="auto"/>
               <w:rPr>
                 <w:color w:val="1A1A1A"/>
                 <w:sz w:val="19"/>
@@ -4194,7 +4211,7 @@
           </w:tcPr>
           <w:p>
             <w:pPr>
-              <w:spacing w:before="360" w:line="260" w:lineRule="auto"/>
+              <w:spacing w:before="360" w:line="280" w:lineRule="auto"/>
               <w:rPr>
                 <w:color w:val="1A1A1A"/>
                 <w:sz w:val="19"/>
@@ -4223,7 +4240,7 @@
           </w:tcPr>
           <w:p>
             <w:pPr>
-              <w:spacing w:before="360" w:line="260" w:lineRule="auto"/>
+              <w:spacing w:before="360" w:line="280" w:lineRule="auto"/>
               <w:rPr>
                 <w:color w:val="1A1A1A"/>
                 <w:sz w:val="19"/>
@@ -4244,7 +4261,7 @@
           </w:tcPr>
           <w:p>
             <w:pPr>
-              <w:spacing w:before="360" w:line="260" w:lineRule="auto"/>
+              <w:spacing w:before="360" w:line="280" w:lineRule="auto"/>
               <w:rPr>
                 <w:color w:val="1A1A1A"/>
                 <w:sz w:val="19"/>
@@ -4265,7 +4282,7 @@
           </w:tcPr>
           <w:p>
             <w:pPr>
-              <w:spacing w:before="360" w:line="260" w:lineRule="auto"/>
+              <w:spacing w:before="360" w:line="280" w:lineRule="auto"/>
               <w:rPr>
                 <w:color w:val="1A1A1A"/>
                 <w:sz w:val="19"/>
@@ -4286,7 +4303,7 @@
           </w:tcPr>
           <w:p>
             <w:pPr>
-              <w:spacing w:before="360" w:line="260" w:lineRule="auto"/>
+              <w:spacing w:before="360" w:line="280" w:lineRule="auto"/>
               <w:rPr>
                 <w:color w:val="1A1A1A"/>
                 <w:sz w:val="19"/>
@@ -4315,17 +4332,18 @@
           </w:tcPr>
           <w:p>
             <w:pPr>
-              <w:spacing w:before="360" w:line="260" w:lineRule="auto"/>
-              <w:rPr>
-                <w:color w:val="1A1A1A"/>
-                <w:sz w:val="19"/>
-              </w:rPr>
-            </w:pPr>
-            <w:r>
-              <w:rPr>
-                <w:color w:val="1A1A1A"/>
-                <w:sz w:val="19"/>
-              </w:rPr>
+              <w:spacing w:before="360" w:line="280" w:lineRule="auto"/>
+              <w:rPr>
+                <w:color w:val="1A1A1A"/>
+                <w:sz w:val="19"/>
+              </w:rPr>
+            </w:pPr>
+            <w:r>
+              <w:rPr>
+                <w:color w:val="1A1A1A"/>
+                <w:sz w:val="19"/>
+              </w:rPr>
+              <w:lastRenderedPageBreak/>
               <w:t>RLA</w:t>
             </w:r>
           </w:p>
@@ -4336,7 +4354,7 @@
           </w:tcPr>
           <w:p>
             <w:pPr>
-              <w:spacing w:before="360" w:line="260" w:lineRule="auto"/>
+              <w:spacing w:before="360" w:line="280" w:lineRule="auto"/>
               <w:rPr>
                 <w:color w:val="1A1A1A"/>
                 <w:sz w:val="19"/>
@@ -4357,7 +4375,7 @@
           </w:tcPr>
           <w:p>
             <w:pPr>
-              <w:spacing w:before="360" w:line="260" w:lineRule="auto"/>
+              <w:spacing w:before="360" w:line="280" w:lineRule="auto"/>
               <w:rPr>
                 <w:color w:val="1A1A1A"/>
                 <w:sz w:val="19"/>
@@ -4378,7 +4396,7 @@
           </w:tcPr>
           <w:p>
             <w:pPr>
-              <w:spacing w:before="360" w:line="260" w:lineRule="auto"/>
+              <w:spacing w:before="360" w:line="280" w:lineRule="auto"/>
               <w:rPr>
                 <w:color w:val="1A1A1A"/>
                 <w:sz w:val="19"/>
@@ -4407,7 +4425,7 @@
           </w:tcPr>
           <w:p>
             <w:pPr>
-              <w:spacing w:before="360" w:line="260" w:lineRule="auto"/>
+              <w:spacing w:before="360" w:line="280" w:lineRule="auto"/>
               <w:rPr>
                 <w:color w:val="1A1A1A"/>
                 <w:sz w:val="19"/>
@@ -4428,7 +4446,7 @@
           </w:tcPr>
           <w:p>
             <w:pPr>
-              <w:spacing w:before="360" w:line="260" w:lineRule="auto"/>
+              <w:spacing w:before="360" w:line="280" w:lineRule="auto"/>
               <w:rPr>
                 <w:color w:val="1A1A1A"/>
                 <w:sz w:val="19"/>
@@ -4449,7 +4467,7 @@
           </w:tcPr>
           <w:p>
             <w:pPr>
-              <w:spacing w:before="360" w:line="260" w:lineRule="auto"/>
+              <w:spacing w:before="360" w:line="280" w:lineRule="auto"/>
               <w:rPr>
                 <w:color w:val="1A1A1A"/>
                 <w:sz w:val="19"/>
@@ -4470,7 +4488,7 @@
           </w:tcPr>
           <w:p>
             <w:pPr>
-              <w:spacing w:before="360" w:line="260" w:lineRule="auto"/>
+              <w:spacing w:before="360" w:line="280" w:lineRule="auto"/>
               <w:rPr>
                 <w:color w:val="1A1A1A"/>
                 <w:sz w:val="19"/>
@@ -4499,7 +4517,7 @@
           </w:tcPr>
           <w:p>
             <w:pPr>
-              <w:spacing w:before="360" w:line="260" w:lineRule="auto"/>
+              <w:spacing w:before="360" w:line="280" w:lineRule="auto"/>
               <w:rPr>
                 <w:color w:val="1A1A1A"/>
                 <w:sz w:val="19"/>
@@ -4520,7 +4538,7 @@
           </w:tcPr>
           <w:p>
             <w:pPr>
-              <w:spacing w:before="360" w:line="260" w:lineRule="auto"/>
+              <w:spacing w:before="360" w:line="280" w:lineRule="auto"/>
               <w:rPr>
                 <w:color w:val="1A1A1A"/>
                 <w:sz w:val="19"/>
@@ -4541,7 +4559,7 @@
           </w:tcPr>
           <w:p>
             <w:pPr>
-              <w:spacing w:before="360" w:line="260" w:lineRule="auto"/>
+              <w:spacing w:before="360" w:line="280" w:lineRule="auto"/>
               <w:rPr>
                 <w:color w:val="1A1A1A"/>
                 <w:sz w:val="19"/>
@@ -4562,7 +4580,7 @@
           </w:tcPr>
           <w:p>
             <w:pPr>
-              <w:spacing w:before="360" w:line="260" w:lineRule="auto"/>
+              <w:spacing w:before="360" w:line="280" w:lineRule="auto"/>
               <w:rPr>
                 <w:color w:val="1A1A1A"/>
                 <w:sz w:val="19"/>
@@ -4591,7 +4609,7 @@
           </w:tcPr>
           <w:p>
             <w:pPr>
-              <w:spacing w:before="360" w:line="260" w:lineRule="auto"/>
+              <w:spacing w:before="360" w:line="280" w:lineRule="auto"/>
               <w:rPr>
                 <w:color w:val="1A1A1A"/>
                 <w:sz w:val="19"/>
@@ -4612,7 +4630,7 @@
           </w:tcPr>
           <w:p>
             <w:pPr>
-              <w:spacing w:before="360" w:line="260" w:lineRule="auto"/>
+              <w:spacing w:before="360" w:line="280" w:lineRule="auto"/>
               <w:rPr>
                 <w:color w:val="1A1A1A"/>
                 <w:sz w:val="19"/>
@@ -4633,7 +4651,7 @@
           </w:tcPr>
           <w:p>
             <w:pPr>
-              <w:spacing w:before="360" w:line="260" w:lineRule="auto"/>
+              <w:spacing w:before="360" w:line="280" w:lineRule="auto"/>
               <w:rPr>
                 <w:color w:val="1A1A1A"/>
                 <w:sz w:val="19"/>
@@ -4654,7 +4672,7 @@
           </w:tcPr>
           <w:p>
             <w:pPr>
-              <w:spacing w:before="360" w:line="260" w:lineRule="auto"/>
+              <w:spacing w:before="360" w:line="280" w:lineRule="auto"/>
               <w:rPr>
                 <w:color w:val="1A1A1A"/>
                 <w:sz w:val="19"/>
@@ -4683,18 +4701,17 @@
           </w:tcPr>
           <w:p>
             <w:pPr>
-              <w:spacing w:before="360" w:line="260" w:lineRule="auto"/>
-              <w:rPr>
-                <w:color w:val="1A1A1A"/>
-                <w:sz w:val="19"/>
-              </w:rPr>
-            </w:pPr>
-            <w:r>
-              <w:rPr>
-                <w:color w:val="1A1A1A"/>
-                <w:sz w:val="19"/>
-              </w:rPr>
-              <w:lastRenderedPageBreak/>
+              <w:spacing w:before="360" w:line="280" w:lineRule="auto"/>
+              <w:rPr>
+                <w:color w:val="1A1A1A"/>
+                <w:sz w:val="19"/>
+              </w:rPr>
+            </w:pPr>
+            <w:r>
+              <w:rPr>
+                <w:color w:val="1A1A1A"/>
+                <w:sz w:val="19"/>
+              </w:rPr>
               <w:t>Painel Executivo</w:t>
             </w:r>
           </w:p>
@@ -4705,7 +4722,7 @@
           </w:tcPr>
           <w:p>
             <w:pPr>
-              <w:spacing w:before="360" w:line="260" w:lineRule="auto"/>
+              <w:spacing w:before="360" w:line="280" w:lineRule="auto"/>
               <w:rPr>
                 <w:color w:val="1A1A1A"/>
                 <w:sz w:val="19"/>
@@ -4726,7 +4743,7 @@
           </w:tcPr>
           <w:p>
             <w:pPr>
-              <w:spacing w:before="360" w:line="260" w:lineRule="auto"/>
+              <w:spacing w:before="360" w:line="280" w:lineRule="auto"/>
               <w:rPr>
                 <w:color w:val="1A1A1A"/>
                 <w:sz w:val="19"/>
@@ -4747,7 +4764,7 @@
           </w:tcPr>
           <w:p>
             <w:pPr>
-              <w:spacing w:before="360" w:line="260" w:lineRule="auto"/>
+              <w:spacing w:before="360" w:line="280" w:lineRule="auto"/>
               <w:rPr>
                 <w:color w:val="1A1A1A"/>
                 <w:sz w:val="19"/>
@@ -4776,7 +4793,7 @@
           </w:tcPr>
           <w:p>
             <w:pPr>
-              <w:spacing w:before="360" w:line="260" w:lineRule="auto"/>
+              <w:spacing w:before="360" w:line="280" w:lineRule="auto"/>
               <w:rPr>
                 <w:color w:val="1A1A1A"/>
                 <w:sz w:val="19"/>
@@ -4797,7 +4814,7 @@
           </w:tcPr>
           <w:p>
             <w:pPr>
-              <w:spacing w:before="360" w:line="260" w:lineRule="auto"/>
+              <w:spacing w:before="360" w:line="280" w:lineRule="auto"/>
               <w:rPr>
                 <w:color w:val="1A1A1A"/>
                 <w:sz w:val="19"/>
@@ -4818,7 +4835,7 @@
           </w:tcPr>
           <w:p>
             <w:pPr>
-              <w:spacing w:before="360" w:line="260" w:lineRule="auto"/>
+              <w:spacing w:before="360" w:line="280" w:lineRule="auto"/>
               <w:rPr>
                 <w:color w:val="1A1A1A"/>
                 <w:sz w:val="19"/>
@@ -4839,7 +4856,7 @@
           </w:tcPr>
           <w:p>
             <w:pPr>
-              <w:spacing w:before="360" w:line="260" w:lineRule="auto"/>
+              <w:spacing w:before="360" w:line="280" w:lineRule="auto"/>
               <w:rPr>
                 <w:color w:val="1A1A1A"/>
                 <w:sz w:val="19"/>
@@ -4868,7 +4885,7 @@
           </w:tcPr>
           <w:p>
             <w:pPr>
-              <w:spacing w:before="360" w:line="260" w:lineRule="auto"/>
+              <w:spacing w:before="360" w:line="280" w:lineRule="auto"/>
               <w:rPr>
                 <w:color w:val="1A1A1A"/>
                 <w:sz w:val="19"/>
@@ -4889,7 +4906,7 @@
           </w:tcPr>
           <w:p>
             <w:pPr>
-              <w:spacing w:before="360" w:line="260" w:lineRule="auto"/>
+              <w:spacing w:before="360" w:line="280" w:lineRule="auto"/>
               <w:rPr>
                 <w:color w:val="1A1A1A"/>
                 <w:sz w:val="19"/>
@@ -4910,7 +4927,7 @@
           </w:tcPr>
           <w:p>
             <w:pPr>
-              <w:spacing w:before="360" w:line="260" w:lineRule="auto"/>
+              <w:spacing w:before="360" w:line="280" w:lineRule="auto"/>
               <w:rPr>
                 <w:color w:val="1A1A1A"/>
                 <w:sz w:val="19"/>
@@ -4931,7 +4948,7 @@
           </w:tcPr>
           <w:p>
             <w:pPr>
-              <w:spacing w:before="360" w:line="260" w:lineRule="auto"/>
+              <w:spacing w:before="360" w:line="280" w:lineRule="auto"/>
               <w:rPr>
                 <w:color w:val="1A1A1A"/>
                 <w:sz w:val="19"/>
@@ -4950,7 +4967,7 @@
     </w:tbl>
     <w:p>
       <w:pPr>
-        <w:spacing w:before="360" w:line="260" w:lineRule="auto"/>
+        <w:spacing w:before="360" w:line="280" w:lineRule="auto"/>
         <w:rPr>
           <w:color w:val="1A1A1A"/>
           <w:sz w:val="32"/>
@@ -4997,7 +5014,7 @@
 <file path=word/numbering.xml><?xml version="1.0" encoding="utf-8"?>
 <w:numbering xmlns:wpc="http://schemas.microsoft.com/office/word/2010/wordprocessingCanvas" xmlns:cx="http://schemas.microsoft.com/office/drawing/2014/chartex" xmlns:cx1="http://schemas.microsoft.com/office/drawing/2015/9/8/chartex" xmlns:cx2="http://schemas.microsoft.com/office/drawing/2015/10/21/chartex" xmlns:cx3="http://schemas.microsoft.com/office/drawing/2016/5/9/chartex" xmlns:cx4="http://schemas.microsoft.com/office/drawing/2016/5/10/chartex" xmlns:cx5="http://schemas.microsoft.com/office/drawing/2016/5/11/chartex" xmlns:cx6="http://schemas.microsoft.com/office/drawing/2016/5/12/chartex" xmlns:cx7="http://schemas.microsoft.com/office/drawing/2016/5/13/chartex" xmlns:cx8="http://schemas.microsoft.com/office/drawing/2016/5/14/chartex" xmlns:mc="http://schemas.openxmlformats.org/markup-compatibility/2006" xmlns:aink="http://schemas.microsoft.com/office/drawing/2016/ink" xmlns:am3d="http://schemas.microsoft.com/office/drawing/2017/model3d" xmlns:o="urn:schemas-microsoft-com:office:office" xmlns:oel="http://schemas.microsoft.com/office/2019/extlst" xmlns:r="http://schemas.openxmlformats.org/officeDocument/2006/relationships" xmlns:m="http://schemas.openxmlformats.org/officeDocument/2006/math" xmlns:v="urn:schemas-microsoft-com:vml" xmlns:wp14="http://schemas.microsoft.com/office/word/2010/wordprocessingDrawing" xmlns:wp="http://schemas.openxmlformats.org/drawingml/2006/wordprocessingDrawing" xmlns:w10="urn:schemas-microsoft-com:office:word" xmlns:w="http://schemas.openxmlformats.org/wordprocessingml/2006/main" xmlns:w14="http://schemas.microsoft.com/office/word/2010/wordml" xmlns:w15="http://schemas.microsoft.com/office/word/2012/wordml" xmlns:w16cex="http://schemas.microsoft.com/office/word/2018/wordml/cex" xmlns:w16cid="http://schemas.microsoft.com/office/word/2016/wordml/cid" xmlns:w16="http://schemas.microsoft.com/office/word/2018/wordml" xmlns:w16du="http://schemas.microsoft.com/office/word/2023/wordml/word16du" xmlns:w16sdtdh="http://schemas.microsoft.com/office/word/2020/wordml/sdtdatahash" xmlns:w16sdtfl="http://schemas.microsoft.com/office/word/2024/wordml/sdtformatlock" xmlns:w16se="http://schemas.microsoft.com/office/word/2015/wordml/symex" xmlns:wpg="http://schemas.microsoft.com/office/word/2010/wordprocessingGroup" xmlns:wpi="http://schemas.microsoft.com/office/word/2010/wordprocessingInk" xmlns:wne="http://schemas.microsoft.com/office/word/2006/wordml" xmlns:wps="http://schemas.microsoft.com/office/word/2010/wordprocessingShape" mc:Ignorable="w14 w15 w16se w16cid w16 w16cex w16sdtdh w16sdtfl w16du wp14">
   <w:abstractNum w:abstractNumId="0" w15:restartNumberingAfterBreak="0">
-    <w:nsid w:val="029F31BA"/>
+    <w:nsid w:val="052A3CA5"/>
     <w:multiLevelType w:val="singleLevel"/>
     <w:tmpl w:val="04160001"/>
     <w:lvl w:ilvl="0">
@@ -5014,7 +5031,7 @@
     </w:lvl>
   </w:abstractNum>
   <w:abstractNum w:abstractNumId="1" w15:restartNumberingAfterBreak="0">
-    <w:nsid w:val="03FD3EE1"/>
+    <w:nsid w:val="1B66570F"/>
     <w:multiLevelType w:val="singleLevel"/>
     <w:tmpl w:val="04160001"/>
     <w:lvl w:ilvl="0">
@@ -5031,7 +5048,7 @@
     </w:lvl>
   </w:abstractNum>
   <w:abstractNum w:abstractNumId="2" w15:restartNumberingAfterBreak="0">
-    <w:nsid w:val="0B1D194F"/>
+    <w:nsid w:val="1FAE1B7C"/>
     <w:multiLevelType w:val="singleLevel"/>
     <w:tmpl w:val="04160001"/>
     <w:lvl w:ilvl="0">
@@ -5048,7 +5065,7 @@
     </w:lvl>
   </w:abstractNum>
   <w:abstractNum w:abstractNumId="3" w15:restartNumberingAfterBreak="0">
-    <w:nsid w:val="13845D7B"/>
+    <w:nsid w:val="1FF412F8"/>
     <w:multiLevelType w:val="singleLevel"/>
     <w:tmpl w:val="04160001"/>
     <w:lvl w:ilvl="0">
@@ -5065,7 +5082,7 @@
     </w:lvl>
   </w:abstractNum>
   <w:abstractNum w:abstractNumId="4" w15:restartNumberingAfterBreak="0">
-    <w:nsid w:val="15C85F99"/>
+    <w:nsid w:val="2A886871"/>
     <w:multiLevelType w:val="singleLevel"/>
     <w:tmpl w:val="04160001"/>
     <w:lvl w:ilvl="0">
@@ -5082,7 +5099,7 @@
     </w:lvl>
   </w:abstractNum>
   <w:abstractNum w:abstractNumId="5" w15:restartNumberingAfterBreak="0">
-    <w:nsid w:val="22832A0F"/>
+    <w:nsid w:val="3A1152D0"/>
     <w:multiLevelType w:val="singleLevel"/>
     <w:tmpl w:val="04160001"/>
     <w:lvl w:ilvl="0">
@@ -5099,7 +5116,7 @@
     </w:lvl>
   </w:abstractNum>
   <w:abstractNum w:abstractNumId="6" w15:restartNumberingAfterBreak="0">
-    <w:nsid w:val="251D03BE"/>
+    <w:nsid w:val="3C4261CD"/>
     <w:multiLevelType w:val="singleLevel"/>
     <w:tmpl w:val="04160001"/>
     <w:lvl w:ilvl="0">
@@ -5116,7 +5133,7 @@
     </w:lvl>
   </w:abstractNum>
   <w:abstractNum w:abstractNumId="7" w15:restartNumberingAfterBreak="0">
-    <w:nsid w:val="29974A5A"/>
+    <w:nsid w:val="41092C36"/>
     <w:multiLevelType w:val="singleLevel"/>
     <w:tmpl w:val="04160001"/>
     <w:lvl w:ilvl="0">
@@ -5133,7 +5150,7 @@
     </w:lvl>
   </w:abstractNum>
   <w:abstractNum w:abstractNumId="8" w15:restartNumberingAfterBreak="0">
-    <w:nsid w:val="30490ADE"/>
+    <w:nsid w:val="41744BB6"/>
     <w:multiLevelType w:val="singleLevel"/>
     <w:tmpl w:val="04160001"/>
     <w:lvl w:ilvl="0">
@@ -5150,7 +5167,7 @@
     </w:lvl>
   </w:abstractNum>
   <w:abstractNum w:abstractNumId="9" w15:restartNumberingAfterBreak="0">
-    <w:nsid w:val="43210A10"/>
+    <w:nsid w:val="4B567217"/>
     <w:multiLevelType w:val="singleLevel"/>
     <w:tmpl w:val="04160001"/>
     <w:lvl w:ilvl="0">
@@ -5167,7 +5184,7 @@
     </w:lvl>
   </w:abstractNum>
   <w:abstractNum w:abstractNumId="10" w15:restartNumberingAfterBreak="0">
-    <w:nsid w:val="490179F1"/>
+    <w:nsid w:val="4D4769CE"/>
     <w:multiLevelType w:val="singleLevel"/>
     <w:tmpl w:val="04160001"/>
     <w:lvl w:ilvl="0">
@@ -5184,7 +5201,7 @@
     </w:lvl>
   </w:abstractNum>
   <w:abstractNum w:abstractNumId="11" w15:restartNumberingAfterBreak="0">
-    <w:nsid w:val="4ACC3E0E"/>
+    <w:nsid w:val="549223C9"/>
     <w:multiLevelType w:val="singleLevel"/>
     <w:tmpl w:val="04160001"/>
     <w:lvl w:ilvl="0">
@@ -5201,7 +5218,7 @@
     </w:lvl>
   </w:abstractNum>
   <w:abstractNum w:abstractNumId="12" w15:restartNumberingAfterBreak="0">
-    <w:nsid w:val="4BF24F3D"/>
+    <w:nsid w:val="57B16312"/>
     <w:multiLevelType w:val="singleLevel"/>
     <w:tmpl w:val="04160001"/>
     <w:lvl w:ilvl="0">
@@ -5218,7 +5235,7 @@
     </w:lvl>
   </w:abstractNum>
   <w:abstractNum w:abstractNumId="13" w15:restartNumberingAfterBreak="0">
-    <w:nsid w:val="4F2C1131"/>
+    <w:nsid w:val="592704E8"/>
     <w:multiLevelType w:val="singleLevel"/>
     <w:tmpl w:val="04160001"/>
     <w:lvl w:ilvl="0">
@@ -5235,7 +5252,7 @@
     </w:lvl>
   </w:abstractNum>
   <w:abstractNum w:abstractNumId="14" w15:restartNumberingAfterBreak="0">
-    <w:nsid w:val="535060A9"/>
+    <w:nsid w:val="5DB8254D"/>
     <w:multiLevelType w:val="singleLevel"/>
     <w:tmpl w:val="04160001"/>
     <w:lvl w:ilvl="0">
@@ -5252,7 +5269,7 @@
     </w:lvl>
   </w:abstractNum>
   <w:abstractNum w:abstractNumId="15" w15:restartNumberingAfterBreak="0">
-    <w:nsid w:val="56AA03E8"/>
+    <w:nsid w:val="5EE42884"/>
     <w:multiLevelType w:val="singleLevel"/>
     <w:tmpl w:val="04160001"/>
     <w:lvl w:ilvl="0">
@@ -5269,7 +5286,7 @@
     </w:lvl>
   </w:abstractNum>
   <w:abstractNum w:abstractNumId="16" w15:restartNumberingAfterBreak="0">
-    <w:nsid w:val="58A2146A"/>
+    <w:nsid w:val="6D7608C0"/>
     <w:multiLevelType w:val="singleLevel"/>
     <w:tmpl w:val="04160001"/>
     <w:lvl w:ilvl="0">
@@ -5286,7 +5303,7 @@
     </w:lvl>
   </w:abstractNum>
   <w:abstractNum w:abstractNumId="17" w15:restartNumberingAfterBreak="0">
-    <w:nsid w:val="67A32CAD"/>
+    <w:nsid w:val="6F3174F6"/>
     <w:multiLevelType w:val="singleLevel"/>
     <w:tmpl w:val="04160001"/>
     <w:lvl w:ilvl="0">
@@ -5303,7 +5320,7 @@
     </w:lvl>
   </w:abstractNum>
   <w:abstractNum w:abstractNumId="18" w15:restartNumberingAfterBreak="0">
-    <w:nsid w:val="71EE00F5"/>
+    <w:nsid w:val="6F805392"/>
     <w:multiLevelType w:val="singleLevel"/>
     <w:tmpl w:val="04160001"/>
     <w:lvl w:ilvl="0">
@@ -5320,7 +5337,7 @@
     </w:lvl>
   </w:abstractNum>
   <w:abstractNum w:abstractNumId="19" w15:restartNumberingAfterBreak="0">
-    <w:nsid w:val="73C50B94"/>
+    <w:nsid w:val="70EA050E"/>
     <w:multiLevelType w:val="singleLevel"/>
     <w:tmpl w:val="04160001"/>
     <w:lvl w:ilvl="0">
@@ -5337,7 +5354,7 @@
     </w:lvl>
   </w:abstractNum>
   <w:abstractNum w:abstractNumId="20" w15:restartNumberingAfterBreak="0">
-    <w:nsid w:val="75C90332"/>
+    <w:nsid w:val="74A5399D"/>
     <w:multiLevelType w:val="singleLevel"/>
     <w:tmpl w:val="04160001"/>
     <w:lvl w:ilvl="0">
@@ -5354,7 +5371,7 @@
     </w:lvl>
   </w:abstractNum>
   <w:abstractNum w:abstractNumId="21" w15:restartNumberingAfterBreak="0">
-    <w:nsid w:val="7EE7317F"/>
+    <w:nsid w:val="7C191A64"/>
     <w:multiLevelType w:val="singleLevel"/>
     <w:tmpl w:val="04160001"/>
     <w:lvl w:ilvl="0">
@@ -5370,71 +5387,71 @@
       </w:rPr>
     </w:lvl>
   </w:abstractNum>
-  <w:num w:numId="1" w16cid:durableId="259989872">
+  <w:num w:numId="1" w16cid:durableId="1003899703">
+    <w:abstractNumId w:val="8"/>
+  </w:num>
+  <w:num w:numId="2" w16cid:durableId="1361131262">
+    <w:abstractNumId w:val="17"/>
+  </w:num>
+  <w:num w:numId="3" w16cid:durableId="1038354738">
+    <w:abstractNumId w:val="16"/>
+  </w:num>
+  <w:num w:numId="4" w16cid:durableId="157769352">
+    <w:abstractNumId w:val="15"/>
+  </w:num>
+  <w:num w:numId="5" w16cid:durableId="1513687571">
+    <w:abstractNumId w:val="6"/>
+  </w:num>
+  <w:num w:numId="6" w16cid:durableId="393895738">
+    <w:abstractNumId w:val="18"/>
+  </w:num>
+  <w:num w:numId="7" w16cid:durableId="2081438587">
+    <w:abstractNumId w:val="3"/>
+  </w:num>
+  <w:num w:numId="8" w16cid:durableId="2000109679">
+    <w:abstractNumId w:val="2"/>
+  </w:num>
+  <w:num w:numId="9" w16cid:durableId="1943031635">
+    <w:abstractNumId w:val="13"/>
+  </w:num>
+  <w:num w:numId="10" w16cid:durableId="1027099034">
+    <w:abstractNumId w:val="9"/>
+  </w:num>
+  <w:num w:numId="11" w16cid:durableId="841354856">
+    <w:abstractNumId w:val="19"/>
+  </w:num>
+  <w:num w:numId="12" w16cid:durableId="219830449">
+    <w:abstractNumId w:val="12"/>
+  </w:num>
+  <w:num w:numId="13" w16cid:durableId="576987566">
+    <w:abstractNumId w:val="7"/>
+  </w:num>
+  <w:num w:numId="14" w16cid:durableId="1185052307">
+    <w:abstractNumId w:val="5"/>
+  </w:num>
+  <w:num w:numId="15" w16cid:durableId="354307116">
+    <w:abstractNumId w:val="0"/>
+  </w:num>
+  <w:num w:numId="16" w16cid:durableId="53045267">
+    <w:abstractNumId w:val="21"/>
+  </w:num>
+  <w:num w:numId="17" w16cid:durableId="1694725490">
+    <w:abstractNumId w:val="14"/>
+  </w:num>
+  <w:num w:numId="18" w16cid:durableId="2044016268">
+    <w:abstractNumId w:val="11"/>
+  </w:num>
+  <w:num w:numId="19" w16cid:durableId="810563271">
+    <w:abstractNumId w:val="4"/>
+  </w:num>
+  <w:num w:numId="20" w16cid:durableId="361056938">
     <w:abstractNumId w:val="1"/>
   </w:num>
-  <w:num w:numId="2" w16cid:durableId="658462443">
-    <w:abstractNumId w:val="10"/>
-  </w:num>
-  <w:num w:numId="3" w16cid:durableId="2109346527">
-    <w:abstractNumId w:val="8"/>
-  </w:num>
-  <w:num w:numId="4" w16cid:durableId="1024480563">
-    <w:abstractNumId w:val="9"/>
-  </w:num>
-  <w:num w:numId="5" w16cid:durableId="250050793">
-    <w:abstractNumId w:val="13"/>
-  </w:num>
-  <w:num w:numId="6" w16cid:durableId="708190270">
-    <w:abstractNumId w:val="3"/>
-  </w:num>
-  <w:num w:numId="7" w16cid:durableId="739014376">
+  <w:num w:numId="21" w16cid:durableId="737019680">
     <w:abstractNumId w:val="20"/>
   </w:num>
-  <w:num w:numId="8" w16cid:durableId="906376974">
-    <w:abstractNumId w:val="16"/>
-  </w:num>
-  <w:num w:numId="9" w16cid:durableId="4407674">
-    <w:abstractNumId w:val="4"/>
-  </w:num>
-  <w:num w:numId="10" w16cid:durableId="1613708272">
-    <w:abstractNumId w:val="6"/>
-  </w:num>
-  <w:num w:numId="11" w16cid:durableId="2045053280">
-    <w:abstractNumId w:val="14"/>
-  </w:num>
-  <w:num w:numId="12" w16cid:durableId="2132480990">
-    <w:abstractNumId w:val="18"/>
-  </w:num>
-  <w:num w:numId="13" w16cid:durableId="1837071475">
-    <w:abstractNumId w:val="7"/>
-  </w:num>
-  <w:num w:numId="14" w16cid:durableId="114718041">
-    <w:abstractNumId w:val="5"/>
-  </w:num>
-  <w:num w:numId="15" w16cid:durableId="910039881">
-    <w:abstractNumId w:val="19"/>
-  </w:num>
-  <w:num w:numId="16" w16cid:durableId="1591113010">
-    <w:abstractNumId w:val="12"/>
-  </w:num>
-  <w:num w:numId="17" w16cid:durableId="2093239073">
-    <w:abstractNumId w:val="17"/>
-  </w:num>
-  <w:num w:numId="18" w16cid:durableId="1750688190">
-    <w:abstractNumId w:val="21"/>
-  </w:num>
-  <w:num w:numId="19" w16cid:durableId="309211387">
-    <w:abstractNumId w:val="15"/>
-  </w:num>
-  <w:num w:numId="20" w16cid:durableId="1950962561">
-    <w:abstractNumId w:val="11"/>
-  </w:num>
-  <w:num w:numId="21" w16cid:durableId="1323194223">
-    <w:abstractNumId w:val="2"/>
-  </w:num>
-  <w:num w:numId="22" w16cid:durableId="1089548077">
-    <w:abstractNumId w:val="0"/>
+  <w:num w:numId="22" w16cid:durableId="90930539">
+    <w:abstractNumId w:val="10"/>
   </w:num>
 </w:numbering>
 </file>
@@ -5847,7 +5864,7 @@
     <w:link w:val="Ttulo1Char"/>
     <w:uiPriority w:val="9"/>
     <w:qFormat/>
-    <w:rsid w:val="00784486"/>
+    <w:rsid w:val="007C1277"/>
     <w:pPr>
       <w:keepNext/>
       <w:keepLines/>
@@ -5870,7 +5887,7 @@
     <w:semiHidden/>
     <w:unhideWhenUsed/>
     <w:qFormat/>
-    <w:rsid w:val="00784486"/>
+    <w:rsid w:val="007C1277"/>
     <w:pPr>
       <w:keepNext/>
       <w:keepLines/>
@@ -5893,7 +5910,7 @@
     <w:semiHidden/>
     <w:unhideWhenUsed/>
     <w:qFormat/>
-    <w:rsid w:val="00784486"/>
+    <w:rsid w:val="007C1277"/>
     <w:pPr>
       <w:keepNext/>
       <w:keepLines/>
@@ -5916,7 +5933,7 @@
     <w:semiHidden/>
     <w:unhideWhenUsed/>
     <w:qFormat/>
-    <w:rsid w:val="00784486"/>
+    <w:rsid w:val="007C1277"/>
     <w:pPr>
       <w:keepNext/>
       <w:keepLines/>
@@ -5939,7 +5956,7 @@
     <w:semiHidden/>
     <w:unhideWhenUsed/>
     <w:qFormat/>
-    <w:rsid w:val="00784486"/>
+    <w:rsid w:val="007C1277"/>
     <w:pPr>
       <w:keepNext/>
       <w:keepLines/>
@@ -5960,7 +5977,7 @@
     <w:semiHidden/>
     <w:unhideWhenUsed/>
     <w:qFormat/>
-    <w:rsid w:val="00784486"/>
+    <w:rsid w:val="007C1277"/>
     <w:pPr>
       <w:keepNext/>
       <w:keepLines/>
@@ -5983,7 +6000,7 @@
     <w:semiHidden/>
     <w:unhideWhenUsed/>
     <w:qFormat/>
-    <w:rsid w:val="00784486"/>
+    <w:rsid w:val="007C1277"/>
     <w:pPr>
       <w:keepNext/>
       <w:keepLines/>
@@ -6004,7 +6021,7 @@
     <w:semiHidden/>
     <w:unhideWhenUsed/>
     <w:qFormat/>
-    <w:rsid w:val="00784486"/>
+    <w:rsid w:val="007C1277"/>
     <w:pPr>
       <w:keepNext/>
       <w:keepLines/>
@@ -6027,7 +6044,7 @@
     <w:semiHidden/>
     <w:unhideWhenUsed/>
     <w:qFormat/>
-    <w:rsid w:val="00784486"/>
+    <w:rsid w:val="007C1277"/>
     <w:pPr>
       <w:keepNext/>
       <w:keepLines/>
@@ -6071,7 +6088,7 @@
     <w:basedOn w:val="Fontepargpadro"/>
     <w:link w:val="Ttulo1"/>
     <w:uiPriority w:val="9"/>
-    <w:rsid w:val="00784486"/>
+    <w:rsid w:val="007C1277"/>
     <w:rPr>
       <w:rFonts w:asciiTheme="majorHAnsi" w:eastAsiaTheme="majorEastAsia" w:hAnsiTheme="majorHAnsi" w:cstheme="majorBidi"/>
       <w:color w:val="0F4761" w:themeColor="accent1" w:themeShade="BF"/>
@@ -6085,7 +6102,7 @@
     <w:link w:val="Ttulo2"/>
     <w:uiPriority w:val="9"/>
     <w:semiHidden/>
-    <w:rsid w:val="00784486"/>
+    <w:rsid w:val="007C1277"/>
     <w:rPr>
       <w:rFonts w:asciiTheme="majorHAnsi" w:eastAsiaTheme="majorEastAsia" w:hAnsiTheme="majorHAnsi" w:cstheme="majorBidi"/>
       <w:color w:val="0F4761" w:themeColor="accent1" w:themeShade="BF"/>
@@ -6099,7 +6116,7 @@
     <w:link w:val="Ttulo3"/>
     <w:uiPriority w:val="9"/>
     <w:semiHidden/>
-    <w:rsid w:val="00784486"/>
+    <w:rsid w:val="007C1277"/>
     <w:rPr>
       <w:rFonts w:eastAsiaTheme="majorEastAsia" w:cstheme="majorBidi"/>
       <w:color w:val="0F4761" w:themeColor="accent1" w:themeShade="BF"/>
@@ -6113,7 +6130,7 @@
     <w:link w:val="Ttulo4"/>
     <w:uiPriority w:val="9"/>
     <w:semiHidden/>
-    <w:rsid w:val="00784486"/>
+    <w:rsid w:val="007C1277"/>
     <w:rPr>
       <w:rFonts w:eastAsiaTheme="majorEastAsia" w:cstheme="majorBidi"/>
       <w:i/>
@@ -6127,7 +6144,7 @@
     <w:link w:val="Ttulo5"/>
     <w:uiPriority w:val="9"/>
     <w:semiHidden/>
-    <w:rsid w:val="00784486"/>
+    <w:rsid w:val="007C1277"/>
     <w:rPr>
       <w:rFonts w:eastAsiaTheme="majorEastAsia" w:cstheme="majorBidi"/>
       <w:color w:val="0F4761" w:themeColor="accent1" w:themeShade="BF"/>
@@ -6139,7 +6156,7 @@
     <w:link w:val="Ttulo6"/>
     <w:uiPriority w:val="9"/>
     <w:semiHidden/>
-    <w:rsid w:val="00784486"/>
+    <w:rsid w:val="007C1277"/>
     <w:rPr>
       <w:rFonts w:eastAsiaTheme="majorEastAsia" w:cstheme="majorBidi"/>
       <w:i/>
@@ -6153,7 +6170,7 @@
     <w:link w:val="Ttulo7"/>
     <w:uiPriority w:val="9"/>
     <w:semiHidden/>
-    <w:rsid w:val="00784486"/>
+    <w:rsid w:val="007C1277"/>
     <w:rPr>
       <w:rFonts w:eastAsiaTheme="majorEastAsia" w:cstheme="majorBidi"/>
       <w:color w:val="595959" w:themeColor="text1" w:themeTint="A6"/>
@@ -6165,7 +6182,7 @@
     <w:link w:val="Ttulo8"/>
     <w:uiPriority w:val="9"/>
     <w:semiHidden/>
-    <w:rsid w:val="00784486"/>
+    <w:rsid w:val="007C1277"/>
     <w:rPr>
       <w:rFonts w:eastAsiaTheme="majorEastAsia" w:cstheme="majorBidi"/>
       <w:i/>
@@ -6179,7 +6196,7 @@
     <w:link w:val="Ttulo9"/>
     <w:uiPriority w:val="9"/>
     <w:semiHidden/>
-    <w:rsid w:val="00784486"/>
+    <w:rsid w:val="007C1277"/>
     <w:rPr>
       <w:rFonts w:eastAsiaTheme="majorEastAsia" w:cstheme="majorBidi"/>
       <w:color w:val="272727" w:themeColor="text1" w:themeTint="D8"/>
@@ -6192,7 +6209,7 @@
     <w:link w:val="TtuloChar"/>
     <w:uiPriority w:val="10"/>
     <w:qFormat/>
-    <w:rsid w:val="00784486"/>
+    <w:rsid w:val="007C1277"/>
     <w:pPr>
       <w:spacing w:after="80" w:line="240" w:lineRule="auto"/>
       <w:contextualSpacing/>
@@ -6210,7 +6227,7 @@
     <w:basedOn w:val="Fontepargpadro"/>
     <w:link w:val="Ttulo"/>
     <w:uiPriority w:val="10"/>
-    <w:rsid w:val="00784486"/>
+    <w:rsid w:val="007C1277"/>
     <w:rPr>
       <w:rFonts w:asciiTheme="majorHAnsi" w:eastAsiaTheme="majorEastAsia" w:hAnsiTheme="majorHAnsi" w:cstheme="majorBidi"/>
       <w:spacing w:val="-10"/>
@@ -6226,7 +6243,7 @@
     <w:link w:val="SubttuloChar"/>
     <w:uiPriority w:val="11"/>
     <w:qFormat/>
-    <w:rsid w:val="00784486"/>
+    <w:rsid w:val="007C1277"/>
     <w:pPr>
       <w:numPr>
         <w:ilvl w:val="1"/>
@@ -6245,7 +6262,7 @@
     <w:basedOn w:val="Fontepargpadro"/>
     <w:link w:val="Subttulo"/>
     <w:uiPriority w:val="11"/>
-    <w:rsid w:val="00784486"/>
+    <w:rsid w:val="007C1277"/>
     <w:rPr>
       <w:rFonts w:eastAsiaTheme="majorEastAsia" w:cstheme="majorBidi"/>
       <w:color w:val="595959" w:themeColor="text1" w:themeTint="A6"/>
@@ -6261,7 +6278,7 @@
     <w:link w:val="CitaoChar"/>
     <w:uiPriority w:val="29"/>
     <w:qFormat/>
-    <w:rsid w:val="00784486"/>
+    <w:rsid w:val="007C1277"/>
     <w:pPr>
       <w:spacing w:before="160"/>
       <w:jc w:val="center"/>
@@ -6277,7 +6294,7 @@
     <w:basedOn w:val="Fontepargpadro"/>
     <w:link w:val="Citao"/>
     <w:uiPriority w:val="29"/>
-    <w:rsid w:val="00784486"/>
+    <w:rsid w:val="007C1277"/>
     <w:rPr>
       <w:i/>
       <w:iCs/>
@@ -6289,7 +6306,7 @@
     <w:basedOn w:val="Normal"/>
     <w:uiPriority w:val="34"/>
     <w:qFormat/>
-    <w:rsid w:val="00784486"/>
+    <w:rsid w:val="007C1277"/>
     <w:pPr>
       <w:ind w:left="720"/>
       <w:contextualSpacing/>
@@ -6300,7 +6317,7 @@
     <w:basedOn w:val="Fontepargpadro"/>
     <w:uiPriority w:val="21"/>
     <w:qFormat/>
-    <w:rsid w:val="00784486"/>
+    <w:rsid w:val="007C1277"/>
     <w:rPr>
       <w:i/>
       <w:iCs/>
@@ -6314,7 +6331,7 @@
     <w:link w:val="CitaoIntensaChar"/>
     <w:uiPriority w:val="30"/>
     <w:qFormat/>
-    <w:rsid w:val="00784486"/>
+    <w:rsid w:val="007C1277"/>
     <w:pPr>
       <w:pBdr>
         <w:top w:val="single" w:sz="4" w:space="10" w:color="0F4761" w:themeColor="accent1" w:themeShade="BF"/>
@@ -6335,7 +6352,7 @@
     <w:basedOn w:val="Fontepargpadro"/>
     <w:link w:val="CitaoIntensa"/>
     <w:uiPriority w:val="30"/>
-    <w:rsid w:val="00784486"/>
+    <w:rsid w:val="007C1277"/>
     <w:rPr>
       <w:i/>
       <w:iCs/>
@@ -6347,7 +6364,7 @@
     <w:basedOn w:val="Fontepargpadro"/>
     <w:uiPriority w:val="32"/>
     <w:qFormat/>
-    <w:rsid w:val="00784486"/>
+    <w:rsid w:val="007C1277"/>
     <w:rPr>
       <w:b/>
       <w:bCs/>

--- a/Regras de Acesso e Permissoes - Sistema UNIALFA.docx
+++ b/Regras de Acesso e Permissoes - Sistema UNIALFA.docx
@@ -3017,6 +3017,28 @@
     </w:p>
     <w:p>
       <w:pPr>
+        <w:pStyle w:val="PargrafodaLista"/>
+        <w:numPr>
+          <w:ilvl w:val="0"/>
+          <w:numId w:val="20"/>
+        </w:numPr>
+        <w:spacing w:before="240" w:after="80" w:line="260" w:lineRule="auto"/>
+        <w:ind w:left="700"/>
+        <w:rPr>
+          <w:color w:val="1A1A1A"/>
+          <w:sz w:val="22"/>
+        </w:rPr>
+      </w:pPr>
+      <w:r>
+        <w:rPr>
+          <w:color w:val="1A1A1A"/>
+          <w:sz w:val="22"/>
+        </w:rPr>
+        <w:t>A mesma restricao vale para os botoes Imprimir e Exportar Word de um registro ja salvo, nesses 7 formularios (detalhado na secao 5.5).</w:t>
+      </w:r>
+    </w:p>
+    <w:p>
+      <w:pPr>
         <w:spacing w:before="240" w:after="120" w:line="260" w:lineRule="auto"/>
         <w:rPr>
           <w:b/>
@@ -3316,7 +3338,15 @@
           <w:color w:val="1A1A1A"/>
           <w:sz w:val="22"/>
         </w:rPr>
-        <w:t>Nao se aplica ao Plano de Comunicacao de Projeto (secao 3.7 ja cobre a edicao desse formulario separadamente) nem ao Relatorio de Situacao/Relatorio de Entregas, que sao documentos unicos por projeto sem o conceito de "registro individual criado por alguem".</w:t>
+        <w:t xml:space="preserve">Nao se aplica ao Plano de Comunicacao de Projeto (secao 3.7 ja cobre a edicao desse formulario separadamente) nem ao Relatorio de Situacao/Relatorio de </w:t>
+      </w:r>
+      <w:r>
+        <w:rPr>
+          <w:color w:val="1A1A1A"/>
+          <w:sz w:val="22"/>
+        </w:rPr>
+        <w:lastRenderedPageBreak/>
+        <w:t>Entregas, que sao documentos unicos por projeto sem o conceito de "registro individual criado por alguem".</w:t>
       </w:r>
     </w:p>
     <w:p>
@@ -3332,8 +3362,123 @@
           <w:color w:val="1A1A1A"/>
           <w:sz w:val="22"/>
         </w:rPr>
-        <w:lastRenderedPageBreak/>
         <w:t>Desde 15/09/2026, essa regra tambem e aplicada diretamente no banco de dados (politicas de RLS na tabela kv_store), nao so no JavaScript do navegador - alguem tentando editar ou excluir um registro sem permissao direto pela API, contornando a tela do sistema, tambem e bloqueado. Fica documentado no arquivo supabase/migrations/20260915143738_kv_store_row_level_access_control.sql do repositorio. Duas coisas ficaram de fora dessa camada de banco, so continuam no JavaScript: a decisao especifica de quem aprova o Gate 1/Gate 2 (mais restrita que a regra geral de edicao) e as regras dos 3 relatorios de chave unica (secao 3.7 e o Gate 2 do Relatorio de Entregas).</w:t>
+      </w:r>
+    </w:p>
+    <w:p>
+      <w:pPr>
+        <w:spacing w:before="240" w:after="120" w:line="280" w:lineRule="auto"/>
+        <w:rPr>
+          <w:b/>
+          <w:color w:val="B91D2E"/>
+          <w:sz w:val="26"/>
+        </w:rPr>
+      </w:pPr>
+      <w:r>
+        <w:rPr>
+          <w:b/>
+          <w:color w:val="B91D2E"/>
+          <w:sz w:val="26"/>
+        </w:rPr>
+        <w:t>5.5 Quem pode imprimir ou exportar um registro</w:t>
+      </w:r>
+    </w:p>
+    <w:p>
+      <w:pPr>
+        <w:spacing w:before="240" w:line="280" w:lineRule="auto"/>
+        <w:rPr>
+          <w:color w:val="1A1A1A"/>
+          <w:sz w:val="22"/>
+        </w:rPr>
+      </w:pPr>
+      <w:r>
+        <w:rPr>
+          <w:color w:val="1A1A1A"/>
+          <w:sz w:val="22"/>
+        </w:rPr>
+        <w:t>Nos mesmos 7 formularios com restricao por equipe (secao 5.1), os botoes Imprimir e Exportar Word de um registro ja salvo tambem passam a exigir fazer parte da equipe daquele projeto, ou ser Admin.</w:t>
+      </w:r>
+    </w:p>
+    <w:p>
+      <w:pPr>
+        <w:pStyle w:val="PargrafodaLista"/>
+        <w:numPr>
+          <w:ilvl w:val="0"/>
+          <w:numId w:val="23"/>
+        </w:numPr>
+        <w:spacing w:before="240" w:after="80" w:line="260" w:lineRule="auto"/>
+        <w:ind w:left="700"/>
+        <w:rPr>
+          <w:color w:val="1A1A1A"/>
+          <w:sz w:val="22"/>
+        </w:rPr>
+      </w:pPr>
+      <w:r>
+        <w:rPr>
+          <w:color w:val="1A1A1A"/>
+          <w:sz w:val="22"/>
+        </w:rPr>
+        <w:t>Diferente da regra de editar/excluir (secao 5.4), aqui nao ha excecao para o papel Gerente de Projetos - precisa realmente estar na equipe do projeto (ou ser Admin) para imprimir ou exportar um registro.</w:t>
+      </w:r>
+    </w:p>
+    <w:p>
+      <w:pPr>
+        <w:pStyle w:val="PargrafodaLista"/>
+        <w:numPr>
+          <w:ilvl w:val="0"/>
+          <w:numId w:val="23"/>
+        </w:numPr>
+        <w:spacing w:before="240" w:after="80" w:line="260" w:lineRule="auto"/>
+        <w:ind w:left="700"/>
+        <w:rPr>
+          <w:color w:val="1A1A1A"/>
+          <w:sz w:val="22"/>
+        </w:rPr>
+      </w:pPr>
+      <w:r>
+        <w:rPr>
+          <w:color w:val="1A1A1A"/>
+          <w:sz w:val="22"/>
+        </w:rPr>
+        <w:t>Os botoes "Imprimir" e "Exportar Word" ficam ocultos para quem nao faz parte da equipe, da mesma forma que os botoes de editar/excluir.</w:t>
+      </w:r>
+    </w:p>
+    <w:p>
+      <w:pPr>
+        <w:pStyle w:val="PargrafodaLista"/>
+        <w:numPr>
+          <w:ilvl w:val="0"/>
+          <w:numId w:val="23"/>
+        </w:numPr>
+        <w:spacing w:before="240" w:after="80" w:line="260" w:lineRule="auto"/>
+        <w:ind w:left="700"/>
+        <w:rPr>
+          <w:color w:val="1A1A1A"/>
+          <w:sz w:val="22"/>
+        </w:rPr>
+      </w:pPr>
+      <w:r>
+        <w:rPr>
+          <w:color w:val="1A1A1A"/>
+          <w:sz w:val="22"/>
+        </w:rPr>
+        <w:t>Nao se aplica aos outros 5 formularios sem restricao por equipe (secao 5.3) nem aos relatorios agregados - continuam sem restricao de impressao/exportacao por equipe.</w:t>
+      </w:r>
+    </w:p>
+    <w:p>
+      <w:pPr>
+        <w:spacing w:before="240" w:line="280" w:lineRule="auto"/>
+        <w:rPr>
+          <w:color w:val="1A1A1A"/>
+          <w:sz w:val="22"/>
+        </w:rPr>
+      </w:pPr>
+      <w:r>
+        <w:rPr>
+          <w:color w:val="1A1A1A"/>
+          <w:sz w:val="22"/>
+        </w:rPr>
+        <w:t>Essa regra e aplicada apenas no JavaScript do navegador, nao no banco de dados - diferente da trava de editar/excluir (secao 5.4), que desde 15/09/2026 tambem e reforcada por politicas de RLS na tabela kv_store.</w:t>
       </w:r>
     </w:p>
     <w:p>
@@ -3699,6 +3844,7 @@
                 <w:color w:val="1A1A1A"/>
                 <w:sz w:val="19"/>
               </w:rPr>
+              <w:lastRenderedPageBreak/>
               <w:t>TAP</w:t>
             </w:r>
           </w:p>
@@ -4343,7 +4489,6 @@
                 <w:color w:val="1A1A1A"/>
                 <w:sz w:val="19"/>
               </w:rPr>
-              <w:lastRenderedPageBreak/>
               <w:t>RLA</w:t>
             </w:r>
           </w:p>
@@ -5014,7 +5159,7 @@
 <file path=word/numbering.xml><?xml version="1.0" encoding="utf-8"?>
 <w:numbering xmlns:wpc="http://schemas.microsoft.com/office/word/2010/wordprocessingCanvas" xmlns:cx="http://schemas.microsoft.com/office/drawing/2014/chartex" xmlns:cx1="http://schemas.microsoft.com/office/drawing/2015/9/8/chartex" xmlns:cx2="http://schemas.microsoft.com/office/drawing/2015/10/21/chartex" xmlns:cx3="http://schemas.microsoft.com/office/drawing/2016/5/9/chartex" xmlns:cx4="http://schemas.microsoft.com/office/drawing/2016/5/10/chartex" xmlns:cx5="http://schemas.microsoft.com/office/drawing/2016/5/11/chartex" xmlns:cx6="http://schemas.microsoft.com/office/drawing/2016/5/12/chartex" xmlns:cx7="http://schemas.microsoft.com/office/drawing/2016/5/13/chartex" xmlns:cx8="http://schemas.microsoft.com/office/drawing/2016/5/14/chartex" xmlns:mc="http://schemas.openxmlformats.org/markup-compatibility/2006" xmlns:aink="http://schemas.microsoft.com/office/drawing/2016/ink" xmlns:am3d="http://schemas.microsoft.com/office/drawing/2017/model3d" xmlns:o="urn:schemas-microsoft-com:office:office" xmlns:oel="http://schemas.microsoft.com/office/2019/extlst" xmlns:r="http://schemas.openxmlformats.org/officeDocument/2006/relationships" xmlns:m="http://schemas.openxmlformats.org/officeDocument/2006/math" xmlns:v="urn:schemas-microsoft-com:vml" xmlns:wp14="http://schemas.microsoft.com/office/word/2010/wordprocessingDrawing" xmlns:wp="http://schemas.openxmlformats.org/drawingml/2006/wordprocessingDrawing" xmlns:w10="urn:schemas-microsoft-com:office:word" xmlns:w="http://schemas.openxmlformats.org/wordprocessingml/2006/main" xmlns:w14="http://schemas.microsoft.com/office/word/2010/wordml" xmlns:w15="http://schemas.microsoft.com/office/word/2012/wordml" xmlns:w16cex="http://schemas.microsoft.com/office/word/2018/wordml/cex" xmlns:w16cid="http://schemas.microsoft.com/office/word/2016/wordml/cid" xmlns:w16="http://schemas.microsoft.com/office/word/2018/wordml" xmlns:w16du="http://schemas.microsoft.com/office/word/2023/wordml/word16du" xmlns:w16sdtdh="http://schemas.microsoft.com/office/word/2020/wordml/sdtdatahash" xmlns:w16sdtfl="http://schemas.microsoft.com/office/word/2024/wordml/sdtformatlock" xmlns:w16se="http://schemas.microsoft.com/office/word/2015/wordml/symex" xmlns:wpg="http://schemas.microsoft.com/office/word/2010/wordprocessingGroup" xmlns:wpi="http://schemas.microsoft.com/office/word/2010/wordprocessingInk" xmlns:wne="http://schemas.microsoft.com/office/word/2006/wordml" xmlns:wps="http://schemas.microsoft.com/office/word/2010/wordprocessingShape" mc:Ignorable="w14 w15 w16se w16cid w16 w16cex w16sdtdh w16sdtfl w16du wp14">
   <w:abstractNum w:abstractNumId="0" w15:restartNumberingAfterBreak="0">
-    <w:nsid w:val="052A3CA5"/>
+    <w:nsid w:val="057C0A2B"/>
     <w:multiLevelType w:val="singleLevel"/>
     <w:tmpl w:val="04160001"/>
     <w:lvl w:ilvl="0">
@@ -5031,7 +5176,7 @@
     </w:lvl>
   </w:abstractNum>
   <w:abstractNum w:abstractNumId="1" w15:restartNumberingAfterBreak="0">
-    <w:nsid w:val="1B66570F"/>
+    <w:nsid w:val="08B11837"/>
     <w:multiLevelType w:val="singleLevel"/>
     <w:tmpl w:val="04160001"/>
     <w:lvl w:ilvl="0">
@@ -5048,7 +5193,7 @@
     </w:lvl>
   </w:abstractNum>
   <w:abstractNum w:abstractNumId="2" w15:restartNumberingAfterBreak="0">
-    <w:nsid w:val="1FAE1B7C"/>
+    <w:nsid w:val="0D663755"/>
     <w:multiLevelType w:val="singleLevel"/>
     <w:tmpl w:val="04160001"/>
     <w:lvl w:ilvl="0">
@@ -5065,7 +5210,7 @@
     </w:lvl>
   </w:abstractNum>
   <w:abstractNum w:abstractNumId="3" w15:restartNumberingAfterBreak="0">
-    <w:nsid w:val="1FF412F8"/>
+    <w:nsid w:val="13C93E3E"/>
     <w:multiLevelType w:val="singleLevel"/>
     <w:tmpl w:val="04160001"/>
     <w:lvl w:ilvl="0">
@@ -5082,7 +5227,7 @@
     </w:lvl>
   </w:abstractNum>
   <w:abstractNum w:abstractNumId="4" w15:restartNumberingAfterBreak="0">
-    <w:nsid w:val="2A886871"/>
+    <w:nsid w:val="218650EC"/>
     <w:multiLevelType w:val="singleLevel"/>
     <w:tmpl w:val="04160001"/>
     <w:lvl w:ilvl="0">
@@ -5099,7 +5244,7 @@
     </w:lvl>
   </w:abstractNum>
   <w:abstractNum w:abstractNumId="5" w15:restartNumberingAfterBreak="0">
-    <w:nsid w:val="3A1152D0"/>
+    <w:nsid w:val="3AF46201"/>
     <w:multiLevelType w:val="singleLevel"/>
     <w:tmpl w:val="04160001"/>
     <w:lvl w:ilvl="0">
@@ -5116,7 +5261,7 @@
     </w:lvl>
   </w:abstractNum>
   <w:abstractNum w:abstractNumId="6" w15:restartNumberingAfterBreak="0">
-    <w:nsid w:val="3C4261CD"/>
+    <w:nsid w:val="3C497F26"/>
     <w:multiLevelType w:val="singleLevel"/>
     <w:tmpl w:val="04160001"/>
     <w:lvl w:ilvl="0">
@@ -5133,7 +5278,7 @@
     </w:lvl>
   </w:abstractNum>
   <w:abstractNum w:abstractNumId="7" w15:restartNumberingAfterBreak="0">
-    <w:nsid w:val="41092C36"/>
+    <w:nsid w:val="402E6050"/>
     <w:multiLevelType w:val="singleLevel"/>
     <w:tmpl w:val="04160001"/>
     <w:lvl w:ilvl="0">
@@ -5150,7 +5295,7 @@
     </w:lvl>
   </w:abstractNum>
   <w:abstractNum w:abstractNumId="8" w15:restartNumberingAfterBreak="0">
-    <w:nsid w:val="41744BB6"/>
+    <w:nsid w:val="43B128BE"/>
     <w:multiLevelType w:val="singleLevel"/>
     <w:tmpl w:val="04160001"/>
     <w:lvl w:ilvl="0">
@@ -5167,7 +5312,7 @@
     </w:lvl>
   </w:abstractNum>
   <w:abstractNum w:abstractNumId="9" w15:restartNumberingAfterBreak="0">
-    <w:nsid w:val="4B567217"/>
+    <w:nsid w:val="45EA55BA"/>
     <w:multiLevelType w:val="singleLevel"/>
     <w:tmpl w:val="04160001"/>
     <w:lvl w:ilvl="0">
@@ -5184,7 +5329,7 @@
     </w:lvl>
   </w:abstractNum>
   <w:abstractNum w:abstractNumId="10" w15:restartNumberingAfterBreak="0">
-    <w:nsid w:val="4D4769CE"/>
+    <w:nsid w:val="467836F8"/>
     <w:multiLevelType w:val="singleLevel"/>
     <w:tmpl w:val="04160001"/>
     <w:lvl w:ilvl="0">
@@ -5201,7 +5346,7 @@
     </w:lvl>
   </w:abstractNum>
   <w:abstractNum w:abstractNumId="11" w15:restartNumberingAfterBreak="0">
-    <w:nsid w:val="549223C9"/>
+    <w:nsid w:val="48C02EB3"/>
     <w:multiLevelType w:val="singleLevel"/>
     <w:tmpl w:val="04160001"/>
     <w:lvl w:ilvl="0">
@@ -5218,7 +5363,7 @@
     </w:lvl>
   </w:abstractNum>
   <w:abstractNum w:abstractNumId="12" w15:restartNumberingAfterBreak="0">
-    <w:nsid w:val="57B16312"/>
+    <w:nsid w:val="4B385ABF"/>
     <w:multiLevelType w:val="singleLevel"/>
     <w:tmpl w:val="04160001"/>
     <w:lvl w:ilvl="0">
@@ -5235,7 +5380,7 @@
     </w:lvl>
   </w:abstractNum>
   <w:abstractNum w:abstractNumId="13" w15:restartNumberingAfterBreak="0">
-    <w:nsid w:val="592704E8"/>
+    <w:nsid w:val="4E926C6A"/>
     <w:multiLevelType w:val="singleLevel"/>
     <w:tmpl w:val="04160001"/>
     <w:lvl w:ilvl="0">
@@ -5252,7 +5397,7 @@
     </w:lvl>
   </w:abstractNum>
   <w:abstractNum w:abstractNumId="14" w15:restartNumberingAfterBreak="0">
-    <w:nsid w:val="5DB8254D"/>
+    <w:nsid w:val="552E1542"/>
     <w:multiLevelType w:val="singleLevel"/>
     <w:tmpl w:val="04160001"/>
     <w:lvl w:ilvl="0">
@@ -5269,7 +5414,7 @@
     </w:lvl>
   </w:abstractNum>
   <w:abstractNum w:abstractNumId="15" w15:restartNumberingAfterBreak="0">
-    <w:nsid w:val="5EE42884"/>
+    <w:nsid w:val="58591744"/>
     <w:multiLevelType w:val="singleLevel"/>
     <w:tmpl w:val="04160001"/>
     <w:lvl w:ilvl="0">
@@ -5286,7 +5431,7 @@
     </w:lvl>
   </w:abstractNum>
   <w:abstractNum w:abstractNumId="16" w15:restartNumberingAfterBreak="0">
-    <w:nsid w:val="6D7608C0"/>
+    <w:nsid w:val="60A03470"/>
     <w:multiLevelType w:val="singleLevel"/>
     <w:tmpl w:val="04160001"/>
     <w:lvl w:ilvl="0">
@@ -5303,7 +5448,7 @@
     </w:lvl>
   </w:abstractNum>
   <w:abstractNum w:abstractNumId="17" w15:restartNumberingAfterBreak="0">
-    <w:nsid w:val="6F3174F6"/>
+    <w:nsid w:val="623723BB"/>
     <w:multiLevelType w:val="singleLevel"/>
     <w:tmpl w:val="04160001"/>
     <w:lvl w:ilvl="0">
@@ -5320,7 +5465,7 @@
     </w:lvl>
   </w:abstractNum>
   <w:abstractNum w:abstractNumId="18" w15:restartNumberingAfterBreak="0">
-    <w:nsid w:val="6F805392"/>
+    <w:nsid w:val="64CC2845"/>
     <w:multiLevelType w:val="singleLevel"/>
     <w:tmpl w:val="04160001"/>
     <w:lvl w:ilvl="0">
@@ -5337,7 +5482,7 @@
     </w:lvl>
   </w:abstractNum>
   <w:abstractNum w:abstractNumId="19" w15:restartNumberingAfterBreak="0">
-    <w:nsid w:val="70EA050E"/>
+    <w:nsid w:val="72A86261"/>
     <w:multiLevelType w:val="singleLevel"/>
     <w:tmpl w:val="04160001"/>
     <w:lvl w:ilvl="0">
@@ -5354,7 +5499,7 @@
     </w:lvl>
   </w:abstractNum>
   <w:abstractNum w:abstractNumId="20" w15:restartNumberingAfterBreak="0">
-    <w:nsid w:val="74A5399D"/>
+    <w:nsid w:val="72B860A2"/>
     <w:multiLevelType w:val="singleLevel"/>
     <w:tmpl w:val="04160001"/>
     <w:lvl w:ilvl="0">
@@ -5371,7 +5516,7 @@
     </w:lvl>
   </w:abstractNum>
   <w:abstractNum w:abstractNumId="21" w15:restartNumberingAfterBreak="0">
-    <w:nsid w:val="7C191A64"/>
+    <w:nsid w:val="77E30EE6"/>
     <w:multiLevelType w:val="singleLevel"/>
     <w:tmpl w:val="04160001"/>
     <w:lvl w:ilvl="0">
@@ -5387,71 +5532,91 @@
       </w:rPr>
     </w:lvl>
   </w:abstractNum>
-  <w:num w:numId="1" w16cid:durableId="1003899703">
+  <w:abstractNum w:abstractNumId="22" w15:restartNumberingAfterBreak="0">
+    <w:nsid w:val="7DC83321"/>
+    <w:multiLevelType w:val="singleLevel"/>
+    <w:tmpl w:val="04160001"/>
+    <w:lvl w:ilvl="0">
+      <w:start w:val="1"/>
+      <w:numFmt w:val="bullet"/>
+      <w:lvlText w:val=""/>
+      <w:lvlJc w:val="left"/>
+      <w:pPr>
+        <w:ind w:left="720" w:hanging="360"/>
+      </w:pPr>
+      <w:rPr>
+        <w:rFonts w:ascii="Symbol" w:hAnsi="Symbol" w:hint="default"/>
+      </w:rPr>
+    </w:lvl>
+  </w:abstractNum>
+  <w:num w:numId="1" w16cid:durableId="2000620096">
+    <w:abstractNumId w:val="18"/>
+  </w:num>
+  <w:num w:numId="2" w16cid:durableId="791947309">
+    <w:abstractNumId w:val="21"/>
+  </w:num>
+  <w:num w:numId="3" w16cid:durableId="585771850">
+    <w:abstractNumId w:val="19"/>
+  </w:num>
+  <w:num w:numId="4" w16cid:durableId="560168181">
+    <w:abstractNumId w:val="1"/>
+  </w:num>
+  <w:num w:numId="5" w16cid:durableId="1763648879">
+    <w:abstractNumId w:val="7"/>
+  </w:num>
+  <w:num w:numId="6" w16cid:durableId="33387919">
+    <w:abstractNumId w:val="6"/>
+  </w:num>
+  <w:num w:numId="7" w16cid:durableId="339309124">
+    <w:abstractNumId w:val="17"/>
+  </w:num>
+  <w:num w:numId="8" w16cid:durableId="944390305">
+    <w:abstractNumId w:val="3"/>
+  </w:num>
+  <w:num w:numId="9" w16cid:durableId="318971803">
+    <w:abstractNumId w:val="9"/>
+  </w:num>
+  <w:num w:numId="10" w16cid:durableId="730496121">
+    <w:abstractNumId w:val="22"/>
+  </w:num>
+  <w:num w:numId="11" w16cid:durableId="2027977774">
+    <w:abstractNumId w:val="11"/>
+  </w:num>
+  <w:num w:numId="12" w16cid:durableId="1181697126">
+    <w:abstractNumId w:val="13"/>
+  </w:num>
+  <w:num w:numId="13" w16cid:durableId="224023769">
     <w:abstractNumId w:val="8"/>
   </w:num>
-  <w:num w:numId="2" w16cid:durableId="1361131262">
-    <w:abstractNumId w:val="17"/>
+  <w:num w:numId="14" w16cid:durableId="669873512">
+    <w:abstractNumId w:val="20"/>
   </w:num>
-  <w:num w:numId="3" w16cid:durableId="1038354738">
-    <w:abstractNumId w:val="16"/>
+  <w:num w:numId="15" w16cid:durableId="1727073178">
+    <w:abstractNumId w:val="14"/>
   </w:num>
-  <w:num w:numId="4" w16cid:durableId="157769352">
+  <w:num w:numId="16" w16cid:durableId="1862626916">
+    <w:abstractNumId w:val="5"/>
+  </w:num>
+  <w:num w:numId="17" w16cid:durableId="1446466989">
+    <w:abstractNumId w:val="2"/>
+  </w:num>
+  <w:num w:numId="18" w16cid:durableId="966395528">
+    <w:abstractNumId w:val="12"/>
+  </w:num>
+  <w:num w:numId="19" w16cid:durableId="1575772618">
+    <w:abstractNumId w:val="10"/>
+  </w:num>
+  <w:num w:numId="20" w16cid:durableId="8415047">
     <w:abstractNumId w:val="15"/>
   </w:num>
-  <w:num w:numId="5" w16cid:durableId="1513687571">
-    <w:abstractNumId w:val="6"/>
+  <w:num w:numId="21" w16cid:durableId="93208283">
+    <w:abstractNumId w:val="4"/>
   </w:num>
-  <w:num w:numId="6" w16cid:durableId="393895738">
-    <w:abstractNumId w:val="18"/>
-  </w:num>
-  <w:num w:numId="7" w16cid:durableId="2081438587">
-    <w:abstractNumId w:val="3"/>
-  </w:num>
-  <w:num w:numId="8" w16cid:durableId="2000109679">
-    <w:abstractNumId w:val="2"/>
-  </w:num>
-  <w:num w:numId="9" w16cid:durableId="1943031635">
-    <w:abstractNumId w:val="13"/>
-  </w:num>
-  <w:num w:numId="10" w16cid:durableId="1027099034">
-    <w:abstractNumId w:val="9"/>
-  </w:num>
-  <w:num w:numId="11" w16cid:durableId="841354856">
-    <w:abstractNumId w:val="19"/>
-  </w:num>
-  <w:num w:numId="12" w16cid:durableId="219830449">
-    <w:abstractNumId w:val="12"/>
-  </w:num>
-  <w:num w:numId="13" w16cid:durableId="576987566">
-    <w:abstractNumId w:val="7"/>
-  </w:num>
-  <w:num w:numId="14" w16cid:durableId="1185052307">
-    <w:abstractNumId w:val="5"/>
-  </w:num>
-  <w:num w:numId="15" w16cid:durableId="354307116">
+  <w:num w:numId="22" w16cid:durableId="365330270">
     <w:abstractNumId w:val="0"/>
   </w:num>
-  <w:num w:numId="16" w16cid:durableId="53045267">
-    <w:abstractNumId w:val="21"/>
-  </w:num>
-  <w:num w:numId="17" w16cid:durableId="1694725490">
-    <w:abstractNumId w:val="14"/>
-  </w:num>
-  <w:num w:numId="18" w16cid:durableId="2044016268">
-    <w:abstractNumId w:val="11"/>
-  </w:num>
-  <w:num w:numId="19" w16cid:durableId="810563271">
-    <w:abstractNumId w:val="4"/>
-  </w:num>
-  <w:num w:numId="20" w16cid:durableId="361056938">
-    <w:abstractNumId w:val="1"/>
-  </w:num>
-  <w:num w:numId="21" w16cid:durableId="737019680">
-    <w:abstractNumId w:val="20"/>
-  </w:num>
-  <w:num w:numId="22" w16cid:durableId="90930539">
-    <w:abstractNumId w:val="10"/>
+  <w:num w:numId="23" w16cid:durableId="2071609196">
+    <w:abstractNumId w:val="16"/>
   </w:num>
 </w:numbering>
 </file>
@@ -5864,7 +6029,7 @@
     <w:link w:val="Ttulo1Char"/>
     <w:uiPriority w:val="9"/>
     <w:qFormat/>
-    <w:rsid w:val="007C1277"/>
+    <w:rsid w:val="001E5102"/>
     <w:pPr>
       <w:keepNext/>
       <w:keepLines/>
@@ -5887,7 +6052,7 @@
     <w:semiHidden/>
     <w:unhideWhenUsed/>
     <w:qFormat/>
-    <w:rsid w:val="007C1277"/>
+    <w:rsid w:val="001E5102"/>
     <w:pPr>
       <w:keepNext/>
       <w:keepLines/>
@@ -5910,7 +6075,7 @@
     <w:semiHidden/>
     <w:unhideWhenUsed/>
     <w:qFormat/>
-    <w:rsid w:val="007C1277"/>
+    <w:rsid w:val="001E5102"/>
     <w:pPr>
       <w:keepNext/>
       <w:keepLines/>
@@ -5933,7 +6098,7 @@
     <w:semiHidden/>
     <w:unhideWhenUsed/>
     <w:qFormat/>
-    <w:rsid w:val="007C1277"/>
+    <w:rsid w:val="001E5102"/>
     <w:pPr>
       <w:keepNext/>
       <w:keepLines/>
@@ -5956,7 +6121,7 @@
     <w:semiHidden/>
     <w:unhideWhenUsed/>
     <w:qFormat/>
-    <w:rsid w:val="007C1277"/>
+    <w:rsid w:val="001E5102"/>
     <w:pPr>
       <w:keepNext/>
       <w:keepLines/>
@@ -5977,7 +6142,7 @@
     <w:semiHidden/>
     <w:unhideWhenUsed/>
     <w:qFormat/>
-    <w:rsid w:val="007C1277"/>
+    <w:rsid w:val="001E5102"/>
     <w:pPr>
       <w:keepNext/>
       <w:keepLines/>
@@ -6000,7 +6165,7 @@
     <w:semiHidden/>
     <w:unhideWhenUsed/>
     <w:qFormat/>
-    <w:rsid w:val="007C1277"/>
+    <w:rsid w:val="001E5102"/>
     <w:pPr>
       <w:keepNext/>
       <w:keepLines/>
@@ -6021,7 +6186,7 @@
     <w:semiHidden/>
     <w:unhideWhenUsed/>
     <w:qFormat/>
-    <w:rsid w:val="007C1277"/>
+    <w:rsid w:val="001E5102"/>
     <w:pPr>
       <w:keepNext/>
       <w:keepLines/>
@@ -6044,7 +6209,7 @@
     <w:semiHidden/>
     <w:unhideWhenUsed/>
     <w:qFormat/>
-    <w:rsid w:val="007C1277"/>
+    <w:rsid w:val="001E5102"/>
     <w:pPr>
       <w:keepNext/>
       <w:keepLines/>
@@ -6088,7 +6253,7 @@
     <w:basedOn w:val="Fontepargpadro"/>
     <w:link w:val="Ttulo1"/>
     <w:uiPriority w:val="9"/>
-    <w:rsid w:val="007C1277"/>
+    <w:rsid w:val="001E5102"/>
     <w:rPr>
       <w:rFonts w:asciiTheme="majorHAnsi" w:eastAsiaTheme="majorEastAsia" w:hAnsiTheme="majorHAnsi" w:cstheme="majorBidi"/>
       <w:color w:val="0F4761" w:themeColor="accent1" w:themeShade="BF"/>
@@ -6102,7 +6267,7 @@
     <w:link w:val="Ttulo2"/>
     <w:uiPriority w:val="9"/>
     <w:semiHidden/>
-    <w:rsid w:val="007C1277"/>
+    <w:rsid w:val="001E5102"/>
     <w:rPr>
       <w:rFonts w:asciiTheme="majorHAnsi" w:eastAsiaTheme="majorEastAsia" w:hAnsiTheme="majorHAnsi" w:cstheme="majorBidi"/>
       <w:color w:val="0F4761" w:themeColor="accent1" w:themeShade="BF"/>
@@ -6116,7 +6281,7 @@
     <w:link w:val="Ttulo3"/>
     <w:uiPriority w:val="9"/>
     <w:semiHidden/>
-    <w:rsid w:val="007C1277"/>
+    <w:rsid w:val="001E5102"/>
     <w:rPr>
       <w:rFonts w:eastAsiaTheme="majorEastAsia" w:cstheme="majorBidi"/>
       <w:color w:val="0F4761" w:themeColor="accent1" w:themeShade="BF"/>
@@ -6130,7 +6295,7 @@
     <w:link w:val="Ttulo4"/>
     <w:uiPriority w:val="9"/>
     <w:semiHidden/>
-    <w:rsid w:val="007C1277"/>
+    <w:rsid w:val="001E5102"/>
     <w:rPr>
       <w:rFonts w:eastAsiaTheme="majorEastAsia" w:cstheme="majorBidi"/>
       <w:i/>
@@ -6144,7 +6309,7 @@
     <w:link w:val="Ttulo5"/>
     <w:uiPriority w:val="9"/>
     <w:semiHidden/>
-    <w:rsid w:val="007C1277"/>
+    <w:rsid w:val="001E5102"/>
     <w:rPr>
       <w:rFonts w:eastAsiaTheme="majorEastAsia" w:cstheme="majorBidi"/>
       <w:color w:val="0F4761" w:themeColor="accent1" w:themeShade="BF"/>
@@ -6156,7 +6321,7 @@
     <w:link w:val="Ttulo6"/>
     <w:uiPriority w:val="9"/>
     <w:semiHidden/>
-    <w:rsid w:val="007C1277"/>
+    <w:rsid w:val="001E5102"/>
     <w:rPr>
       <w:rFonts w:eastAsiaTheme="majorEastAsia" w:cstheme="majorBidi"/>
       <w:i/>
@@ -6170,7 +6335,7 @@
     <w:link w:val="Ttulo7"/>
     <w:uiPriority w:val="9"/>
     <w:semiHidden/>
-    <w:rsid w:val="007C1277"/>
+    <w:rsid w:val="001E5102"/>
     <w:rPr>
       <w:rFonts w:eastAsiaTheme="majorEastAsia" w:cstheme="majorBidi"/>
       <w:color w:val="595959" w:themeColor="text1" w:themeTint="A6"/>
@@ -6182,7 +6347,7 @@
     <w:link w:val="Ttulo8"/>
     <w:uiPriority w:val="9"/>
     <w:semiHidden/>
-    <w:rsid w:val="007C1277"/>
+    <w:rsid w:val="001E5102"/>
     <w:rPr>
       <w:rFonts w:eastAsiaTheme="majorEastAsia" w:cstheme="majorBidi"/>
       <w:i/>
@@ -6196,7 +6361,7 @@
     <w:link w:val="Ttulo9"/>
     <w:uiPriority w:val="9"/>
     <w:semiHidden/>
-    <w:rsid w:val="007C1277"/>
+    <w:rsid w:val="001E5102"/>
     <w:rPr>
       <w:rFonts w:eastAsiaTheme="majorEastAsia" w:cstheme="majorBidi"/>
       <w:color w:val="272727" w:themeColor="text1" w:themeTint="D8"/>
@@ -6209,7 +6374,7 @@
     <w:link w:val="TtuloChar"/>
     <w:uiPriority w:val="10"/>
     <w:qFormat/>
-    <w:rsid w:val="007C1277"/>
+    <w:rsid w:val="001E5102"/>
     <w:pPr>
       <w:spacing w:after="80" w:line="240" w:lineRule="auto"/>
       <w:contextualSpacing/>
@@ -6227,7 +6392,7 @@
     <w:basedOn w:val="Fontepargpadro"/>
     <w:link w:val="Ttulo"/>
     <w:uiPriority w:val="10"/>
-    <w:rsid w:val="007C1277"/>
+    <w:rsid w:val="001E5102"/>
     <w:rPr>
       <w:rFonts w:asciiTheme="majorHAnsi" w:eastAsiaTheme="majorEastAsia" w:hAnsiTheme="majorHAnsi" w:cstheme="majorBidi"/>
       <w:spacing w:val="-10"/>
@@ -6243,7 +6408,7 @@
     <w:link w:val="SubttuloChar"/>
     <w:uiPriority w:val="11"/>
     <w:qFormat/>
-    <w:rsid w:val="007C1277"/>
+    <w:rsid w:val="001E5102"/>
     <w:pPr>
       <w:numPr>
         <w:ilvl w:val="1"/>
@@ -6262,7 +6427,7 @@
     <w:basedOn w:val="Fontepargpadro"/>
     <w:link w:val="Subttulo"/>
     <w:uiPriority w:val="11"/>
-    <w:rsid w:val="007C1277"/>
+    <w:rsid w:val="001E5102"/>
     <w:rPr>
       <w:rFonts w:eastAsiaTheme="majorEastAsia" w:cstheme="majorBidi"/>
       <w:color w:val="595959" w:themeColor="text1" w:themeTint="A6"/>
@@ -6278,7 +6443,7 @@
     <w:link w:val="CitaoChar"/>
     <w:uiPriority w:val="29"/>
     <w:qFormat/>
-    <w:rsid w:val="007C1277"/>
+    <w:rsid w:val="001E5102"/>
     <w:pPr>
       <w:spacing w:before="160"/>
       <w:jc w:val="center"/>
@@ -6294,7 +6459,7 @@
     <w:basedOn w:val="Fontepargpadro"/>
     <w:link w:val="Citao"/>
     <w:uiPriority w:val="29"/>
-    <w:rsid w:val="007C1277"/>
+    <w:rsid w:val="001E5102"/>
     <w:rPr>
       <w:i/>
       <w:iCs/>
@@ -6306,7 +6471,7 @@
     <w:basedOn w:val="Normal"/>
     <w:uiPriority w:val="34"/>
     <w:qFormat/>
-    <w:rsid w:val="007C1277"/>
+    <w:rsid w:val="001E5102"/>
     <w:pPr>
       <w:ind w:left="720"/>
       <w:contextualSpacing/>
@@ -6317,7 +6482,7 @@
     <w:basedOn w:val="Fontepargpadro"/>
     <w:uiPriority w:val="21"/>
     <w:qFormat/>
-    <w:rsid w:val="007C1277"/>
+    <w:rsid w:val="001E5102"/>
     <w:rPr>
       <w:i/>
       <w:iCs/>
@@ -6331,7 +6496,7 @@
     <w:link w:val="CitaoIntensaChar"/>
     <w:uiPriority w:val="30"/>
     <w:qFormat/>
-    <w:rsid w:val="007C1277"/>
+    <w:rsid w:val="001E5102"/>
     <w:pPr>
       <w:pBdr>
         <w:top w:val="single" w:sz="4" w:space="10" w:color="0F4761" w:themeColor="accent1" w:themeShade="BF"/>
@@ -6352,7 +6517,7 @@
     <w:basedOn w:val="Fontepargpadro"/>
     <w:link w:val="CitaoIntensa"/>
     <w:uiPriority w:val="30"/>
-    <w:rsid w:val="007C1277"/>
+    <w:rsid w:val="001E5102"/>
     <w:rPr>
       <w:i/>
       <w:iCs/>
@@ -6364,7 +6529,7 @@
     <w:basedOn w:val="Fontepargpadro"/>
     <w:uiPriority w:val="32"/>
     <w:qFormat/>
-    <w:rsid w:val="007C1277"/>
+    <w:rsid w:val="001E5102"/>
     <w:rPr>
       <w:b/>
       <w:bCs/>

--- a/Regras de Acesso e Permissoes - Sistema UNIALFA.docx
+++ b/Regras de Acesso e Permissoes - Sistema UNIALFA.docx
@@ -847,7 +847,7 @@
           <w:color w:val="1A1A1A"/>
           <w:sz w:val="22"/>
         </w:rPr>
-        <w:t>Acessar a pagina de Administracao (sempre exclusiva a Admin) e definir quais papeis podem ver o Painel Executivo, o Relatorio de Resultados, o Relatorio de Situacao e o Relatorio de Entregas (ver 3.4).</w:t>
+        <w:t>Acessar a pagina de Administracao (sempre exclusiva a Admin) e definir quais papeis podem ver o Painel Executivo, o Painel de Prazos, o Relatorio de Resultados, o Relatorio de Situacao e o Relatorio de Entregas (ver 3.4).</w:t>
       </w:r>
     </w:p>
     <w:p>
@@ -1412,7 +1412,7 @@
           <w:color w:val="B91D2E"/>
           <w:sz w:val="26"/>
         </w:rPr>
-        <w:t>3.4 Restricao por papel no Painel Executivo, no Relatorio de Resultados e nos dois relatorios finais</w:t>
+        <w:t>3.4 Restricao por papel no Painel Executivo, no Painel de Prazos, no Relatorio de Resultados e nos dois relatorios finais</w:t>
       </w:r>
     </w:p>
     <w:p>
@@ -1428,7 +1428,7 @@
           <w:color w:val="1A1A1A"/>
           <w:sz w:val="22"/>
         </w:rPr>
-        <w:t>Quatro paginas tem sua visibilidade controlada por uma lista de papeis, definida pelo Admin na aba Configuracoes da Administracao: Painel Executivo, Relatorio de Resultados, Relatorio de Situacao de Projetos e Relatorio de Entregas e Beneficios. Para cada uma dessas paginas, o Admin marca (com caixas de selecao, podendo marcar mais de um papel) quais papeis conseguem abri-la; quem tem um papel fora da lista ve a mensagem "Acesso restrito" ao tentar acessar.</w:t>
+        <w:t>Cinco paginas tem sua visibilidade controlada por uma lista de papeis, definida pelo Admin na aba Configuracoes da Administracao: Painel Executivo, Painel de Prazos, Relatorio de Resultados, Relatorio de Situacao de Projetos e Relatorio de Entregas e Beneficios. Para cada uma dessas paginas, o Admin marca (com caixas de selecao, podendo marcar mais de um papel) quais papeis conseguem abri-la; quem tem um papel fora da lista ve a mensagem "Acesso restrito" ao tentar acessar.</w:t>
       </w:r>
     </w:p>
     <w:p>
@@ -1450,7 +1450,7 @@
           <w:color w:val="1A1A1A"/>
           <w:sz w:val="22"/>
         </w:rPr>
-        <w:t>Painel Executivo e Relatorio de Resultados comecam configurados apenas para Admin, mantendo o padrao mais restritivo das duas paginas de gestao.</w:t>
+        <w:t>Painel Executivo, Painel de Prazos e Relatorio de Resultados comecam configurados apenas para Admin, mantendo o padrao mais restritivo das paginas de gestao.</w:t>
       </w:r>
     </w:p>
     <w:p>
@@ -1488,7 +1488,7 @@
           <w:color w:val="1A1A1A"/>
           <w:sz w:val="22"/>
         </w:rPr>
-        <w:t>Importante: um usuario com papel Admin sempre consegue acessar as quatro paginas, mesmo que o papel Admin seja removido da lista por engano - essa trava evita que o proprio Admin fique bloqueado sem ter como reverter a configuracao.</w:t>
+        <w:t>Importante: um usuario com papel Admin sempre consegue acessar essas cinco paginas, mesmo que o papel Admin seja removido da lista por engano - essa trava evita que o proprio Admin fique bloqueado sem ter como reverter a configuracao.</w:t>
       </w:r>
     </w:p>
     <w:p>
@@ -1604,6 +1604,7 @@
           <w:color w:val="1A1A1A"/>
           <w:sz w:val="22"/>
         </w:rPr>
+        <w:lastRenderedPageBreak/>
         <w:t>A Edge Function que processa a transcricao confere essa mesma regra direto no banco de dados antes de chamar a IA - nao basta esconder o botao na tela, a chamada e recusada no servidor para quem nao tem permissao, mesmo que tentada por fora da interface.</w:t>
       </w:r>
     </w:p>
@@ -1622,7 +1623,6 @@
           <w:color w:val="B91D2E"/>
           <w:sz w:val="26"/>
         </w:rPr>
-        <w:lastRenderedPageBreak/>
         <w:t>3.6 Importacao de audio por IA (Ata de Reuniao)</w:t>
       </w:r>
     </w:p>
@@ -1855,15 +1855,8 @@
           <w:color w:val="1A1A1A"/>
           <w:sz w:val="22"/>
         </w:rPr>
-        <w:t xml:space="preserve">O sistema tem um ambiente de treinamento/demonstracao totalmente separado (banco de dados proprio, mesmo schema e regras de acesso da producao, com 7 projetos de exemplo ficticios cobrindo o ciclo completo), usado para apresentacoes e capacitacao </w:t>
-      </w:r>
-      <w:r>
-        <w:rPr>
-          <w:color w:val="1A1A1A"/>
-          <w:sz w:val="22"/>
-        </w:rPr>
         <w:lastRenderedPageBreak/>
-        <w:t>sem tocar em dado real. A aba Administracao, quando acessada em producao ("gestaoprojetos.alfa.br"), mostra uma aba extra "Ambiente de Treino" com um botao que apaga os dados atuais do ambiente de treinamento e recria os 7 projetos de exemplo do zero - util para deixar o ambiente limpo antes de uma nova turma.</w:t>
+        <w:t>O sistema tem um ambiente de treinamento/demonstracao totalmente separado (banco de dados proprio, mesmo schema e regras de acesso da producao, com 7 projetos de exemplo ficticios cobrindo o ciclo completo), usado para apresentacoes e capacitacao sem tocar em dado real. A aba Administracao, quando acessada em producao ("gestaoprojetos.alfa.br"), mostra uma aba extra "Ambiente de Treino" com um botao que apaga os dados atuais do ambiente de treinamento e recria os 7 projetos de exemplo do zero - util para deixar o ambiente limpo antes de uma nova turma.</w:t>
       </w:r>
     </w:p>
     <w:p>
@@ -2073,15 +2066,8 @@
           <w:color w:val="1A1A1A"/>
           <w:sz w:val="22"/>
         </w:rPr>
-        <w:t xml:space="preserve">So preenche campos vazios: um campo que o usuario ja digitou nunca e sobrescrito pela sugestao. Cada campo preenchido pela IA fica marcado com um </w:t>
-      </w:r>
-      <w:r>
-        <w:rPr>
-          <w:color w:val="1A1A1A"/>
-          <w:sz w:val="22"/>
-        </w:rPr>
         <w:lastRenderedPageBreak/>
-        <w:t>selo "IA" ate ser editado, e uma linha no rodape lista os documentos usados como base da sugestao.</w:t>
+        <w:t>So preenche campos vazios: um campo que o usuario ja digitou nunca e sobrescrito pela sugestao. Cada campo preenchido pela IA fica marcado com um selo "IA" ate ser editado, e uma linha no rodape lista os documentos usados como base da sugestao.</w:t>
       </w:r>
     </w:p>
     <w:p>
@@ -2247,7 +2233,15 @@
           <w:color w:val="1A1A1A"/>
           <w:sz w:val="22"/>
         </w:rPr>
-        <w:t>Mesma logica de permissao das secoes 3.5/3.6/3.9: interruptor mestre em Administracao &gt; Configuracoes, desligado por padrao, valendo para todo mundo sem excecao, inclusive Admin; com o interruptor ligado, uma lista de papeis propria define quem pode usar - Admin sempre tem acesso.</w:t>
+        <w:t xml:space="preserve">Mesma logica de permissao das secoes 3.5/3.6/3.9: interruptor mestre em Administracao &gt; Configuracoes, desligado por padrao, valendo para todo mundo </w:t>
+      </w:r>
+      <w:r>
+        <w:rPr>
+          <w:color w:val="1A1A1A"/>
+          <w:sz w:val="22"/>
+        </w:rPr>
+        <w:lastRenderedPageBreak/>
+        <w:t>sem excecao, inclusive Admin; com o interruptor ligado, uma lista de papeis propria define quem pode usar - Admin sempre tem acesso.</w:t>
       </w:r>
     </w:p>
     <w:p>
@@ -2269,7 +2263,6 @@
           <w:color w:val="1A1A1A"/>
           <w:sz w:val="22"/>
         </w:rPr>
-        <w:lastRenderedPageBreak/>
         <w:t>Diferente das demais secoes deste capitulo, aqui nao ha restricao por equipe de projeto - a Solicitacao de Demanda e o primeiro formulario da esteira, registrado antes de existir um projeto aprovado.</w:t>
       </w:r>
     </w:p>
@@ -2535,6 +2528,7 @@
           <w:color w:val="1A1A1A"/>
           <w:sz w:val="22"/>
         </w:rPr>
+        <w:lastRenderedPageBreak/>
         <w:t>Quem decide: Admin (atuando como Gestor Responsavel no sistema).</w:t>
       </w:r>
     </w:p>
@@ -2557,7 +2551,6 @@
           <w:color w:val="1A1A1A"/>
           <w:sz w:val="22"/>
         </w:rPr>
-        <w:lastRenderedPageBreak/>
         <w:t>Onde: no status da Solicitacao de Demanda - so o Admin consegue alterar o campo de status; qualquer outro papel ve o campo travado, com um aviso explicando que so o PMO/Admin pode aprovar ou reprovar.</w:t>
       </w:r>
     </w:p>
@@ -2967,6 +2960,7 @@
           <w:color w:val="1A1A1A"/>
           <w:sz w:val="22"/>
         </w:rPr>
+        <w:lastRenderedPageBreak/>
         <w:t>Se a pessoa nao for da equipe daquele projeto (e nao for Admin), aparece um aviso na tela e o botao de enviar/registrar fica desabilitado.</w:t>
       </w:r>
     </w:p>
@@ -2989,7 +2983,6 @@
           <w:color w:val="1A1A1A"/>
           <w:sz w:val="22"/>
         </w:rPr>
-        <w:lastRenderedPageBreak/>
         <w:t>Mesmo que o botao seja habilitado por algum outro meio, o envio e bloqueado no momento de salvar, com a mensagem "Voce nao faz parte da equipe deste projeto."</w:t>
       </w:r>
     </w:p>
@@ -3338,15 +3331,8 @@
           <w:color w:val="1A1A1A"/>
           <w:sz w:val="22"/>
         </w:rPr>
-        <w:t xml:space="preserve">Nao se aplica ao Plano de Comunicacao de Projeto (secao 3.7 ja cobre a edicao desse formulario separadamente) nem ao Relatorio de Situacao/Relatorio de </w:t>
-      </w:r>
-      <w:r>
-        <w:rPr>
-          <w:color w:val="1A1A1A"/>
-          <w:sz w:val="22"/>
-        </w:rPr>
         <w:lastRenderedPageBreak/>
-        <w:t>Entregas, que sao documentos unicos por projeto sem o conceito de "registro individual criado por alguem".</w:t>
+        <w:t>Nao se aplica ao Plano de Comunicacao de Projeto (secao 3.7 ja cobre a edicao desse formulario separadamente) nem ao Relatorio de Situacao/Relatorio de Entregas, que sao documentos unicos por projeto sem o conceito de "registro individual criado por alguem".</w:t>
       </w:r>
     </w:p>
     <w:p>
@@ -3752,6 +3738,7 @@
                 <w:color w:val="1A1A1A"/>
                 <w:sz w:val="19"/>
               </w:rPr>
+              <w:lastRenderedPageBreak/>
               <w:t>Canvas de Projeto</w:t>
             </w:r>
           </w:p>
@@ -3844,7 +3831,6 @@
                 <w:color w:val="1A1A1A"/>
                 <w:sz w:val="19"/>
               </w:rPr>
-              <w:lastRenderedPageBreak/>
               <w:t>TAP</w:t>
             </w:r>
           </w:p>
@@ -4949,7 +4935,7 @@
                 <w:color w:val="1A1A1A"/>
                 <w:sz w:val="19"/>
               </w:rPr>
-              <w:t>Relatorio de Resultados</w:t>
+              <w:t>Painel de Prazos</w:t>
             </w:r>
           </w:p>
         </w:tc>
@@ -5041,6 +5027,99 @@
                 <w:color w:val="1A1A1A"/>
                 <w:sz w:val="19"/>
               </w:rPr>
+              <w:t>Relatorio de Resultados</w:t>
+            </w:r>
+          </w:p>
+        </w:tc>
+        <w:tc>
+          <w:tcPr>
+            <w:tcW w:w="2381" w:type="dxa"/>
+          </w:tcPr>
+          <w:p>
+            <w:pPr>
+              <w:spacing w:before="360" w:line="280" w:lineRule="auto"/>
+              <w:rPr>
+                <w:color w:val="1A1A1A"/>
+                <w:sz w:val="19"/>
+              </w:rPr>
+            </w:pPr>
+            <w:r>
+              <w:rPr>
+                <w:color w:val="1A1A1A"/>
+                <w:sz w:val="19"/>
+              </w:rPr>
+              <w:t>Sim (por papel, padrao Admin)</w:t>
+            </w:r>
+          </w:p>
+        </w:tc>
+        <w:tc>
+          <w:tcPr>
+            <w:tcW w:w="2041" w:type="dxa"/>
+          </w:tcPr>
+          <w:p>
+            <w:pPr>
+              <w:spacing w:before="360" w:line="280" w:lineRule="auto"/>
+              <w:rPr>
+                <w:color w:val="1A1A1A"/>
+                <w:sz w:val="19"/>
+              </w:rPr>
+            </w:pPr>
+            <w:r>
+              <w:rPr>
+                <w:color w:val="1A1A1A"/>
+                <w:sz w:val="19"/>
+              </w:rPr>
+              <w:t>-</w:t>
+            </w:r>
+          </w:p>
+        </w:tc>
+        <w:tc>
+          <w:tcPr>
+            <w:tcW w:w="1701" w:type="dxa"/>
+          </w:tcPr>
+          <w:p>
+            <w:pPr>
+              <w:spacing w:before="360" w:line="280" w:lineRule="auto"/>
+              <w:rPr>
+                <w:color w:val="1A1A1A"/>
+                <w:sz w:val="19"/>
+              </w:rPr>
+            </w:pPr>
+            <w:r>
+              <w:rPr>
+                <w:color w:val="1A1A1A"/>
+                <w:sz w:val="19"/>
+              </w:rPr>
+              <w:t>-</w:t>
+            </w:r>
+          </w:p>
+        </w:tc>
+      </w:tr>
+      <w:tr>
+        <w:tblPrEx>
+          <w:tblCellMar>
+            <w:top w:w="0" w:type="dxa"/>
+            <w:bottom w:w="0" w:type="dxa"/>
+          </w:tblCellMar>
+        </w:tblPrEx>
+        <w:tc>
+          <w:tcPr>
+            <w:tcW w:w="2948" w:type="dxa"/>
+          </w:tcPr>
+          <w:p>
+            <w:pPr>
+              <w:spacing w:before="360" w:line="280" w:lineRule="auto"/>
+              <w:rPr>
+                <w:color w:val="1A1A1A"/>
+                <w:sz w:val="19"/>
+              </w:rPr>
+            </w:pPr>
+            <w:r>
+              <w:rPr>
+                <w:color w:val="1A1A1A"/>
+                <w:sz w:val="19"/>
+              </w:rPr>
+              <w:lastRenderedPageBreak/>
               <w:t>Validador de Projetos</w:t>
             </w:r>
           </w:p>
@@ -5159,7 +5238,7 @@
 <file path=word/numbering.xml><?xml version="1.0" encoding="utf-8"?>
 <w:numbering xmlns:wpc="http://schemas.microsoft.com/office/word/2010/wordprocessingCanvas" xmlns:cx="http://schemas.microsoft.com/office/drawing/2014/chartex" xmlns:cx1="http://schemas.microsoft.com/office/drawing/2015/9/8/chartex" xmlns:cx2="http://schemas.microsoft.com/office/drawing/2015/10/21/chartex" xmlns:cx3="http://schemas.microsoft.com/office/drawing/2016/5/9/chartex" xmlns:cx4="http://schemas.microsoft.com/office/drawing/2016/5/10/chartex" xmlns:cx5="http://schemas.microsoft.com/office/drawing/2016/5/11/chartex" xmlns:cx6="http://schemas.microsoft.com/office/drawing/2016/5/12/chartex" xmlns:cx7="http://schemas.microsoft.com/office/drawing/2016/5/13/chartex" xmlns:cx8="http://schemas.microsoft.com/office/drawing/2016/5/14/chartex" xmlns:mc="http://schemas.openxmlformats.org/markup-compatibility/2006" xmlns:aink="http://schemas.microsoft.com/office/drawing/2016/ink" xmlns:am3d="http://schemas.microsoft.com/office/drawing/2017/model3d" xmlns:o="urn:schemas-microsoft-com:office:office" xmlns:oel="http://schemas.microsoft.com/office/2019/extlst" xmlns:r="http://schemas.openxmlformats.org/officeDocument/2006/relationships" xmlns:m="http://schemas.openxmlformats.org/officeDocument/2006/math" xmlns:v="urn:schemas-microsoft-com:vml" xmlns:wp14="http://schemas.microsoft.com/office/word/2010/wordprocessingDrawing" xmlns:wp="http://schemas.openxmlformats.org/drawingml/2006/wordprocessingDrawing" xmlns:w10="urn:schemas-microsoft-com:office:word" xmlns:w="http://schemas.openxmlformats.org/wordprocessingml/2006/main" xmlns:w14="http://schemas.microsoft.com/office/word/2010/wordml" xmlns:w15="http://schemas.microsoft.com/office/word/2012/wordml" xmlns:w16cex="http://schemas.microsoft.com/office/word/2018/wordml/cex" xmlns:w16cid="http://schemas.microsoft.com/office/word/2016/wordml/cid" xmlns:w16="http://schemas.microsoft.com/office/word/2018/wordml" xmlns:w16du="http://schemas.microsoft.com/office/word/2023/wordml/word16du" xmlns:w16sdtdh="http://schemas.microsoft.com/office/word/2020/wordml/sdtdatahash" xmlns:w16sdtfl="http://schemas.microsoft.com/office/word/2024/wordml/sdtformatlock" xmlns:w16se="http://schemas.microsoft.com/office/word/2015/wordml/symex" xmlns:wpg="http://schemas.microsoft.com/office/word/2010/wordprocessingGroup" xmlns:wpi="http://schemas.microsoft.com/office/word/2010/wordprocessingInk" xmlns:wne="http://schemas.microsoft.com/office/word/2006/wordml" xmlns:wps="http://schemas.microsoft.com/office/word/2010/wordprocessingShape" mc:Ignorable="w14 w15 w16se w16cid w16 w16cex w16sdtdh w16sdtfl w16du wp14">
   <w:abstractNum w:abstractNumId="0" w15:restartNumberingAfterBreak="0">
-    <w:nsid w:val="057C0A2B"/>
+    <w:nsid w:val="001B4B26"/>
     <w:multiLevelType w:val="singleLevel"/>
     <w:tmpl w:val="04160001"/>
     <w:lvl w:ilvl="0">
@@ -5176,7 +5255,7 @@
     </w:lvl>
   </w:abstractNum>
   <w:abstractNum w:abstractNumId="1" w15:restartNumberingAfterBreak="0">
-    <w:nsid w:val="08B11837"/>
+    <w:nsid w:val="00B552D9"/>
     <w:multiLevelType w:val="singleLevel"/>
     <w:tmpl w:val="04160001"/>
     <w:lvl w:ilvl="0">
@@ -5193,7 +5272,7 @@
     </w:lvl>
   </w:abstractNum>
   <w:abstractNum w:abstractNumId="2" w15:restartNumberingAfterBreak="0">
-    <w:nsid w:val="0D663755"/>
+    <w:nsid w:val="01252140"/>
     <w:multiLevelType w:val="singleLevel"/>
     <w:tmpl w:val="04160001"/>
     <w:lvl w:ilvl="0">
@@ -5210,7 +5289,7 @@
     </w:lvl>
   </w:abstractNum>
   <w:abstractNum w:abstractNumId="3" w15:restartNumberingAfterBreak="0">
-    <w:nsid w:val="13C93E3E"/>
+    <w:nsid w:val="072077A6"/>
     <w:multiLevelType w:val="singleLevel"/>
     <w:tmpl w:val="04160001"/>
     <w:lvl w:ilvl="0">
@@ -5227,7 +5306,7 @@
     </w:lvl>
   </w:abstractNum>
   <w:abstractNum w:abstractNumId="4" w15:restartNumberingAfterBreak="0">
-    <w:nsid w:val="218650EC"/>
+    <w:nsid w:val="10247307"/>
     <w:multiLevelType w:val="singleLevel"/>
     <w:tmpl w:val="04160001"/>
     <w:lvl w:ilvl="0">
@@ -5244,7 +5323,7 @@
     </w:lvl>
   </w:abstractNum>
   <w:abstractNum w:abstractNumId="5" w15:restartNumberingAfterBreak="0">
-    <w:nsid w:val="3AF46201"/>
+    <w:nsid w:val="16C23377"/>
     <w:multiLevelType w:val="singleLevel"/>
     <w:tmpl w:val="04160001"/>
     <w:lvl w:ilvl="0">
@@ -5261,7 +5340,7 @@
     </w:lvl>
   </w:abstractNum>
   <w:abstractNum w:abstractNumId="6" w15:restartNumberingAfterBreak="0">
-    <w:nsid w:val="3C497F26"/>
+    <w:nsid w:val="1B34461A"/>
     <w:multiLevelType w:val="singleLevel"/>
     <w:tmpl w:val="04160001"/>
     <w:lvl w:ilvl="0">
@@ -5278,7 +5357,7 @@
     </w:lvl>
   </w:abstractNum>
   <w:abstractNum w:abstractNumId="7" w15:restartNumberingAfterBreak="0">
-    <w:nsid w:val="402E6050"/>
+    <w:nsid w:val="230D70A8"/>
     <w:multiLevelType w:val="singleLevel"/>
     <w:tmpl w:val="04160001"/>
     <w:lvl w:ilvl="0">
@@ -5295,7 +5374,7 @@
     </w:lvl>
   </w:abstractNum>
   <w:abstractNum w:abstractNumId="8" w15:restartNumberingAfterBreak="0">
-    <w:nsid w:val="43B128BE"/>
+    <w:nsid w:val="235416DA"/>
     <w:multiLevelType w:val="singleLevel"/>
     <w:tmpl w:val="04160001"/>
     <w:lvl w:ilvl="0">
@@ -5312,7 +5391,7 @@
     </w:lvl>
   </w:abstractNum>
   <w:abstractNum w:abstractNumId="9" w15:restartNumberingAfterBreak="0">
-    <w:nsid w:val="45EA55BA"/>
+    <w:nsid w:val="2BB751FE"/>
     <w:multiLevelType w:val="singleLevel"/>
     <w:tmpl w:val="04160001"/>
     <w:lvl w:ilvl="0">
@@ -5329,7 +5408,7 @@
     </w:lvl>
   </w:abstractNum>
   <w:abstractNum w:abstractNumId="10" w15:restartNumberingAfterBreak="0">
-    <w:nsid w:val="467836F8"/>
+    <w:nsid w:val="332D7181"/>
     <w:multiLevelType w:val="singleLevel"/>
     <w:tmpl w:val="04160001"/>
     <w:lvl w:ilvl="0">
@@ -5346,7 +5425,7 @@
     </w:lvl>
   </w:abstractNum>
   <w:abstractNum w:abstractNumId="11" w15:restartNumberingAfterBreak="0">
-    <w:nsid w:val="48C02EB3"/>
+    <w:nsid w:val="3427764D"/>
     <w:multiLevelType w:val="singleLevel"/>
     <w:tmpl w:val="04160001"/>
     <w:lvl w:ilvl="0">
@@ -5363,7 +5442,7 @@
     </w:lvl>
   </w:abstractNum>
   <w:abstractNum w:abstractNumId="12" w15:restartNumberingAfterBreak="0">
-    <w:nsid w:val="4B385ABF"/>
+    <w:nsid w:val="39A70835"/>
     <w:multiLevelType w:val="singleLevel"/>
     <w:tmpl w:val="04160001"/>
     <w:lvl w:ilvl="0">
@@ -5380,7 +5459,7 @@
     </w:lvl>
   </w:abstractNum>
   <w:abstractNum w:abstractNumId="13" w15:restartNumberingAfterBreak="0">
-    <w:nsid w:val="4E926C6A"/>
+    <w:nsid w:val="3FCB00CF"/>
     <w:multiLevelType w:val="singleLevel"/>
     <w:tmpl w:val="04160001"/>
     <w:lvl w:ilvl="0">
@@ -5397,7 +5476,7 @@
     </w:lvl>
   </w:abstractNum>
   <w:abstractNum w:abstractNumId="14" w15:restartNumberingAfterBreak="0">
-    <w:nsid w:val="552E1542"/>
+    <w:nsid w:val="47572988"/>
     <w:multiLevelType w:val="singleLevel"/>
     <w:tmpl w:val="04160001"/>
     <w:lvl w:ilvl="0">
@@ -5414,7 +5493,7 @@
     </w:lvl>
   </w:abstractNum>
   <w:abstractNum w:abstractNumId="15" w15:restartNumberingAfterBreak="0">
-    <w:nsid w:val="58591744"/>
+    <w:nsid w:val="4D2C5778"/>
     <w:multiLevelType w:val="singleLevel"/>
     <w:tmpl w:val="04160001"/>
     <w:lvl w:ilvl="0">
@@ -5431,7 +5510,7 @@
     </w:lvl>
   </w:abstractNum>
   <w:abstractNum w:abstractNumId="16" w15:restartNumberingAfterBreak="0">
-    <w:nsid w:val="60A03470"/>
+    <w:nsid w:val="4E792E74"/>
     <w:multiLevelType w:val="singleLevel"/>
     <w:tmpl w:val="04160001"/>
     <w:lvl w:ilvl="0">
@@ -5448,7 +5527,7 @@
     </w:lvl>
   </w:abstractNum>
   <w:abstractNum w:abstractNumId="17" w15:restartNumberingAfterBreak="0">
-    <w:nsid w:val="623723BB"/>
+    <w:nsid w:val="5DD86AA6"/>
     <w:multiLevelType w:val="singleLevel"/>
     <w:tmpl w:val="04160001"/>
     <w:lvl w:ilvl="0">
@@ -5465,7 +5544,7 @@
     </w:lvl>
   </w:abstractNum>
   <w:abstractNum w:abstractNumId="18" w15:restartNumberingAfterBreak="0">
-    <w:nsid w:val="64CC2845"/>
+    <w:nsid w:val="680B3B11"/>
     <w:multiLevelType w:val="singleLevel"/>
     <w:tmpl w:val="04160001"/>
     <w:lvl w:ilvl="0">
@@ -5482,7 +5561,7 @@
     </w:lvl>
   </w:abstractNum>
   <w:abstractNum w:abstractNumId="19" w15:restartNumberingAfterBreak="0">
-    <w:nsid w:val="72A86261"/>
+    <w:nsid w:val="69750A97"/>
     <w:multiLevelType w:val="singleLevel"/>
     <w:tmpl w:val="04160001"/>
     <w:lvl w:ilvl="0">
@@ -5499,7 +5578,7 @@
     </w:lvl>
   </w:abstractNum>
   <w:abstractNum w:abstractNumId="20" w15:restartNumberingAfterBreak="0">
-    <w:nsid w:val="72B860A2"/>
+    <w:nsid w:val="7A013979"/>
     <w:multiLevelType w:val="singleLevel"/>
     <w:tmpl w:val="04160001"/>
     <w:lvl w:ilvl="0">
@@ -5516,7 +5595,7 @@
     </w:lvl>
   </w:abstractNum>
   <w:abstractNum w:abstractNumId="21" w15:restartNumberingAfterBreak="0">
-    <w:nsid w:val="77E30EE6"/>
+    <w:nsid w:val="7D642D39"/>
     <w:multiLevelType w:val="singleLevel"/>
     <w:tmpl w:val="04160001"/>
     <w:lvl w:ilvl="0">
@@ -5533,7 +5612,7 @@
     </w:lvl>
   </w:abstractNum>
   <w:abstractNum w:abstractNumId="22" w15:restartNumberingAfterBreak="0">
-    <w:nsid w:val="7DC83321"/>
+    <w:nsid w:val="7DD8216B"/>
     <w:multiLevelType w:val="singleLevel"/>
     <w:tmpl w:val="04160001"/>
     <w:lvl w:ilvl="0">
@@ -5549,74 +5628,74 @@
       </w:rPr>
     </w:lvl>
   </w:abstractNum>
-  <w:num w:numId="1" w16cid:durableId="2000620096">
+  <w:num w:numId="1" w16cid:durableId="1488789498">
     <w:abstractNumId w:val="18"/>
   </w:num>
-  <w:num w:numId="2" w16cid:durableId="791947309">
-    <w:abstractNumId w:val="21"/>
+  <w:num w:numId="2" w16cid:durableId="1632243943">
+    <w:abstractNumId w:val="4"/>
   </w:num>
-  <w:num w:numId="3" w16cid:durableId="585771850">
+  <w:num w:numId="3" w16cid:durableId="85542158">
+    <w:abstractNumId w:val="17"/>
+  </w:num>
+  <w:num w:numId="4" w16cid:durableId="45565341">
+    <w:abstractNumId w:val="16"/>
+  </w:num>
+  <w:num w:numId="5" w16cid:durableId="1442800795">
+    <w:abstractNumId w:val="15"/>
+  </w:num>
+  <w:num w:numId="6" w16cid:durableId="470289926">
+    <w:abstractNumId w:val="13"/>
+  </w:num>
+  <w:num w:numId="7" w16cid:durableId="1572348040">
+    <w:abstractNumId w:val="12"/>
+  </w:num>
+  <w:num w:numId="8" w16cid:durableId="966205568">
+    <w:abstractNumId w:val="0"/>
+  </w:num>
+  <w:num w:numId="9" w16cid:durableId="392390490">
+    <w:abstractNumId w:val="7"/>
+  </w:num>
+  <w:num w:numId="10" w16cid:durableId="1566914704">
+    <w:abstractNumId w:val="9"/>
+  </w:num>
+  <w:num w:numId="11" w16cid:durableId="1253659830">
+    <w:abstractNumId w:val="8"/>
+  </w:num>
+  <w:num w:numId="12" w16cid:durableId="1866939712">
+    <w:abstractNumId w:val="2"/>
+  </w:num>
+  <w:num w:numId="13" w16cid:durableId="2026596088">
+    <w:abstractNumId w:val="5"/>
+  </w:num>
+  <w:num w:numId="14" w16cid:durableId="102306568">
+    <w:abstractNumId w:val="14"/>
+  </w:num>
+  <w:num w:numId="15" w16cid:durableId="2027712963">
+    <w:abstractNumId w:val="3"/>
+  </w:num>
+  <w:num w:numId="16" w16cid:durableId="1862551665">
     <w:abstractNumId w:val="19"/>
   </w:num>
-  <w:num w:numId="4" w16cid:durableId="560168181">
+  <w:num w:numId="17" w16cid:durableId="328752170">
+    <w:abstractNumId w:val="22"/>
+  </w:num>
+  <w:num w:numId="18" w16cid:durableId="1444106773">
+    <w:abstractNumId w:val="11"/>
+  </w:num>
+  <w:num w:numId="19" w16cid:durableId="296297538">
+    <w:abstractNumId w:val="10"/>
+  </w:num>
+  <w:num w:numId="20" w16cid:durableId="506285048">
+    <w:abstractNumId w:val="6"/>
+  </w:num>
+  <w:num w:numId="21" w16cid:durableId="1474520510">
+    <w:abstractNumId w:val="20"/>
+  </w:num>
+  <w:num w:numId="22" w16cid:durableId="1109853704">
     <w:abstractNumId w:val="1"/>
   </w:num>
-  <w:num w:numId="5" w16cid:durableId="1763648879">
-    <w:abstractNumId w:val="7"/>
-  </w:num>
-  <w:num w:numId="6" w16cid:durableId="33387919">
-    <w:abstractNumId w:val="6"/>
-  </w:num>
-  <w:num w:numId="7" w16cid:durableId="339309124">
-    <w:abstractNumId w:val="17"/>
-  </w:num>
-  <w:num w:numId="8" w16cid:durableId="944390305">
-    <w:abstractNumId w:val="3"/>
-  </w:num>
-  <w:num w:numId="9" w16cid:durableId="318971803">
-    <w:abstractNumId w:val="9"/>
-  </w:num>
-  <w:num w:numId="10" w16cid:durableId="730496121">
-    <w:abstractNumId w:val="22"/>
-  </w:num>
-  <w:num w:numId="11" w16cid:durableId="2027977774">
-    <w:abstractNumId w:val="11"/>
-  </w:num>
-  <w:num w:numId="12" w16cid:durableId="1181697126">
-    <w:abstractNumId w:val="13"/>
-  </w:num>
-  <w:num w:numId="13" w16cid:durableId="224023769">
-    <w:abstractNumId w:val="8"/>
-  </w:num>
-  <w:num w:numId="14" w16cid:durableId="669873512">
-    <w:abstractNumId w:val="20"/>
-  </w:num>
-  <w:num w:numId="15" w16cid:durableId="1727073178">
-    <w:abstractNumId w:val="14"/>
-  </w:num>
-  <w:num w:numId="16" w16cid:durableId="1862626916">
-    <w:abstractNumId w:val="5"/>
-  </w:num>
-  <w:num w:numId="17" w16cid:durableId="1446466989">
-    <w:abstractNumId w:val="2"/>
-  </w:num>
-  <w:num w:numId="18" w16cid:durableId="966395528">
-    <w:abstractNumId w:val="12"/>
-  </w:num>
-  <w:num w:numId="19" w16cid:durableId="1575772618">
-    <w:abstractNumId w:val="10"/>
-  </w:num>
-  <w:num w:numId="20" w16cid:durableId="8415047">
-    <w:abstractNumId w:val="15"/>
-  </w:num>
-  <w:num w:numId="21" w16cid:durableId="93208283">
-    <w:abstractNumId w:val="4"/>
-  </w:num>
-  <w:num w:numId="22" w16cid:durableId="365330270">
-    <w:abstractNumId w:val="0"/>
-  </w:num>
-  <w:num w:numId="23" w16cid:durableId="2071609196">
-    <w:abstractNumId w:val="16"/>
+  <w:num w:numId="23" w16cid:durableId="1803813213">
+    <w:abstractNumId w:val="21"/>
   </w:num>
 </w:numbering>
 </file>
@@ -6029,7 +6108,7 @@
     <w:link w:val="Ttulo1Char"/>
     <w:uiPriority w:val="9"/>
     <w:qFormat/>
-    <w:rsid w:val="001E5102"/>
+    <w:rsid w:val="00782949"/>
     <w:pPr>
       <w:keepNext/>
       <w:keepLines/>
@@ -6052,7 +6131,7 @@
     <w:semiHidden/>
     <w:unhideWhenUsed/>
     <w:qFormat/>
-    <w:rsid w:val="001E5102"/>
+    <w:rsid w:val="00782949"/>
     <w:pPr>
       <w:keepNext/>
       <w:keepLines/>
@@ -6075,7 +6154,7 @@
     <w:semiHidden/>
     <w:unhideWhenUsed/>
     <w:qFormat/>
-    <w:rsid w:val="001E5102"/>
+    <w:rsid w:val="00782949"/>
     <w:pPr>
       <w:keepNext/>
       <w:keepLines/>
@@ -6098,7 +6177,7 @@
     <w:semiHidden/>
     <w:unhideWhenUsed/>
     <w:qFormat/>
-    <w:rsid w:val="001E5102"/>
+    <w:rsid w:val="00782949"/>
     <w:pPr>
       <w:keepNext/>
       <w:keepLines/>
@@ -6121,7 +6200,7 @@
     <w:semiHidden/>
     <w:unhideWhenUsed/>
     <w:qFormat/>
-    <w:rsid w:val="001E5102"/>
+    <w:rsid w:val="00782949"/>
     <w:pPr>
       <w:keepNext/>
       <w:keepLines/>
@@ -6142,7 +6221,7 @@
     <w:semiHidden/>
     <w:unhideWhenUsed/>
     <w:qFormat/>
-    <w:rsid w:val="001E5102"/>
+    <w:rsid w:val="00782949"/>
     <w:pPr>
       <w:keepNext/>
       <w:keepLines/>
@@ -6165,7 +6244,7 @@
     <w:semiHidden/>
     <w:unhideWhenUsed/>
     <w:qFormat/>
-    <w:rsid w:val="001E5102"/>
+    <w:rsid w:val="00782949"/>
     <w:pPr>
       <w:keepNext/>
       <w:keepLines/>
@@ -6186,7 +6265,7 @@
     <w:semiHidden/>
     <w:unhideWhenUsed/>
     <w:qFormat/>
-    <w:rsid w:val="001E5102"/>
+    <w:rsid w:val="00782949"/>
     <w:pPr>
       <w:keepNext/>
       <w:keepLines/>
@@ -6209,7 +6288,7 @@
     <w:semiHidden/>
     <w:unhideWhenUsed/>
     <w:qFormat/>
-    <w:rsid w:val="001E5102"/>
+    <w:rsid w:val="00782949"/>
     <w:pPr>
       <w:keepNext/>
       <w:keepLines/>
@@ -6253,7 +6332,7 @@
     <w:basedOn w:val="Fontepargpadro"/>
     <w:link w:val="Ttulo1"/>
     <w:uiPriority w:val="9"/>
-    <w:rsid w:val="001E5102"/>
+    <w:rsid w:val="00782949"/>
     <w:rPr>
       <w:rFonts w:asciiTheme="majorHAnsi" w:eastAsiaTheme="majorEastAsia" w:hAnsiTheme="majorHAnsi" w:cstheme="majorBidi"/>
       <w:color w:val="0F4761" w:themeColor="accent1" w:themeShade="BF"/>
@@ -6267,7 +6346,7 @@
     <w:link w:val="Ttulo2"/>
     <w:uiPriority w:val="9"/>
     <w:semiHidden/>
-    <w:rsid w:val="001E5102"/>
+    <w:rsid w:val="00782949"/>
     <w:rPr>
       <w:rFonts w:asciiTheme="majorHAnsi" w:eastAsiaTheme="majorEastAsia" w:hAnsiTheme="majorHAnsi" w:cstheme="majorBidi"/>
       <w:color w:val="0F4761" w:themeColor="accent1" w:themeShade="BF"/>
@@ -6281,7 +6360,7 @@
     <w:link w:val="Ttulo3"/>
     <w:uiPriority w:val="9"/>
     <w:semiHidden/>
-    <w:rsid w:val="001E5102"/>
+    <w:rsid w:val="00782949"/>
     <w:rPr>
       <w:rFonts w:eastAsiaTheme="majorEastAsia" w:cstheme="majorBidi"/>
       <w:color w:val="0F4761" w:themeColor="accent1" w:themeShade="BF"/>
@@ -6295,7 +6374,7 @@
     <w:link w:val="Ttulo4"/>
     <w:uiPriority w:val="9"/>
     <w:semiHidden/>
-    <w:rsid w:val="001E5102"/>
+    <w:rsid w:val="00782949"/>
     <w:rPr>
       <w:rFonts w:eastAsiaTheme="majorEastAsia" w:cstheme="majorBidi"/>
       <w:i/>
@@ -6309,7 +6388,7 @@
     <w:link w:val="Ttulo5"/>
     <w:uiPriority w:val="9"/>
     <w:semiHidden/>
-    <w:rsid w:val="001E5102"/>
+    <w:rsid w:val="00782949"/>
     <w:rPr>
       <w:rFonts w:eastAsiaTheme="majorEastAsia" w:cstheme="majorBidi"/>
       <w:color w:val="0F4761" w:themeColor="accent1" w:themeShade="BF"/>
@@ -6321,7 +6400,7 @@
     <w:link w:val="Ttulo6"/>
     <w:uiPriority w:val="9"/>
     <w:semiHidden/>
-    <w:rsid w:val="001E5102"/>
+    <w:rsid w:val="00782949"/>
     <w:rPr>
       <w:rFonts w:eastAsiaTheme="majorEastAsia" w:cstheme="majorBidi"/>
       <w:i/>
@@ -6335,7 +6414,7 @@
     <w:link w:val="Ttulo7"/>
     <w:uiPriority w:val="9"/>
     <w:semiHidden/>
-    <w:rsid w:val="001E5102"/>
+    <w:rsid w:val="00782949"/>
     <w:rPr>
       <w:rFonts w:eastAsiaTheme="majorEastAsia" w:cstheme="majorBidi"/>
       <w:color w:val="595959" w:themeColor="text1" w:themeTint="A6"/>
@@ -6347,7 +6426,7 @@
     <w:link w:val="Ttulo8"/>
     <w:uiPriority w:val="9"/>
     <w:semiHidden/>
-    <w:rsid w:val="001E5102"/>
+    <w:rsid w:val="00782949"/>
     <w:rPr>
       <w:rFonts w:eastAsiaTheme="majorEastAsia" w:cstheme="majorBidi"/>
       <w:i/>
@@ -6361,7 +6440,7 @@
     <w:link w:val="Ttulo9"/>
     <w:uiPriority w:val="9"/>
     <w:semiHidden/>
-    <w:rsid w:val="001E5102"/>
+    <w:rsid w:val="00782949"/>
     <w:rPr>
       <w:rFonts w:eastAsiaTheme="majorEastAsia" w:cstheme="majorBidi"/>
       <w:color w:val="272727" w:themeColor="text1" w:themeTint="D8"/>
@@ -6374,7 +6453,7 @@
     <w:link w:val="TtuloChar"/>
     <w:uiPriority w:val="10"/>
     <w:qFormat/>
-    <w:rsid w:val="001E5102"/>
+    <w:rsid w:val="00782949"/>
     <w:pPr>
       <w:spacing w:after="80" w:line="240" w:lineRule="auto"/>
       <w:contextualSpacing/>
@@ -6392,7 +6471,7 @@
     <w:basedOn w:val="Fontepargpadro"/>
     <w:link w:val="Ttulo"/>
     <w:uiPriority w:val="10"/>
-    <w:rsid w:val="001E5102"/>
+    <w:rsid w:val="00782949"/>
     <w:rPr>
       <w:rFonts w:asciiTheme="majorHAnsi" w:eastAsiaTheme="majorEastAsia" w:hAnsiTheme="majorHAnsi" w:cstheme="majorBidi"/>
       <w:spacing w:val="-10"/>
@@ -6408,7 +6487,7 @@
     <w:link w:val="SubttuloChar"/>
     <w:uiPriority w:val="11"/>
     <w:qFormat/>
-    <w:rsid w:val="001E5102"/>
+    <w:rsid w:val="00782949"/>
     <w:pPr>
       <w:numPr>
         <w:ilvl w:val="1"/>
@@ -6427,7 +6506,7 @@
     <w:basedOn w:val="Fontepargpadro"/>
     <w:link w:val="Subttulo"/>
     <w:uiPriority w:val="11"/>
-    <w:rsid w:val="001E5102"/>
+    <w:rsid w:val="00782949"/>
     <w:rPr>
       <w:rFonts w:eastAsiaTheme="majorEastAsia" w:cstheme="majorBidi"/>
       <w:color w:val="595959" w:themeColor="text1" w:themeTint="A6"/>
@@ -6443,7 +6522,7 @@
     <w:link w:val="CitaoChar"/>
     <w:uiPriority w:val="29"/>
     <w:qFormat/>
-    <w:rsid w:val="001E5102"/>
+    <w:rsid w:val="00782949"/>
     <w:pPr>
       <w:spacing w:before="160"/>
       <w:jc w:val="center"/>
@@ -6459,7 +6538,7 @@
     <w:basedOn w:val="Fontepargpadro"/>
     <w:link w:val="Citao"/>
     <w:uiPriority w:val="29"/>
-    <w:rsid w:val="001E5102"/>
+    <w:rsid w:val="00782949"/>
     <w:rPr>
       <w:i/>
       <w:iCs/>
@@ -6471,7 +6550,7 @@
     <w:basedOn w:val="Normal"/>
     <w:uiPriority w:val="34"/>
     <w:qFormat/>
-    <w:rsid w:val="001E5102"/>
+    <w:rsid w:val="00782949"/>
     <w:pPr>
       <w:ind w:left="720"/>
       <w:contextualSpacing/>
@@ -6482,7 +6561,7 @@
     <w:basedOn w:val="Fontepargpadro"/>
     <w:uiPriority w:val="21"/>
     <w:qFormat/>
-    <w:rsid w:val="001E5102"/>
+    <w:rsid w:val="00782949"/>
     <w:rPr>
       <w:i/>
       <w:iCs/>
@@ -6496,7 +6575,7 @@
     <w:link w:val="CitaoIntensaChar"/>
     <w:uiPriority w:val="30"/>
     <w:qFormat/>
-    <w:rsid w:val="001E5102"/>
+    <w:rsid w:val="00782949"/>
     <w:pPr>
       <w:pBdr>
         <w:top w:val="single" w:sz="4" w:space="10" w:color="0F4761" w:themeColor="accent1" w:themeShade="BF"/>
@@ -6517,7 +6596,7 @@
     <w:basedOn w:val="Fontepargpadro"/>
     <w:link w:val="CitaoIntensa"/>
     <w:uiPriority w:val="30"/>
-    <w:rsid w:val="001E5102"/>
+    <w:rsid w:val="00782949"/>
     <w:rPr>
       <w:i/>
       <w:iCs/>
@@ -6529,7 +6608,7 @@
     <w:basedOn w:val="Fontepargpadro"/>
     <w:uiPriority w:val="32"/>
     <w:qFormat/>
-    <w:rsid w:val="001E5102"/>
+    <w:rsid w:val="00782949"/>
     <w:rPr>
       <w:b/>
       <w:bCs/>

--- a/Regras de Acesso e Permissoes - Sistema UNIALFA.docx
+++ b/Regras de Acesso e Permissoes - Sistema UNIALFA.docx
@@ -1101,7 +1101,7 @@
           <w:color w:val="B91D2E"/>
           <w:sz w:val="26"/>
         </w:rPr>
-        <w:t>3.2 Pre-cadastro de usuario (antes do primeiro login)</w:t>
+        <w:t>3.2 Adicionar usuario antes do primeiro login (conta criada na hora)</w:t>
       </w:r>
     </w:p>
     <w:p>
@@ -1118,7 +1118,7 @@
           <w:sz w:val="22"/>
         </w:rPr>
         <w:lastRenderedPageBreak/>
-        <w:t>Normalmente uma pessoa so aparece na aba "Usuarios" da Administracao depois de fazer login pela primeira vez (o perfil e criado automaticamente, com papel "Solicitante"). O pre-cadastro permite ao Admin adiantar esse processo:</w:t>
+        <w:t>Normalmente uma pessoa so apareceria na aba "Usuarios" da Administracao depois de fazer login pela primeira vez (o perfil seria criado automaticamente, com papel "Solicitante"). "+ Adicionar usuario" permite ao Admin adiantar isso, criando a conta de verdade na hora:</w:t>
       </w:r>
     </w:p>
     <w:p>
@@ -1162,7 +1162,7 @@
           <w:color w:val="1A1A1A"/>
           <w:sz w:val="22"/>
         </w:rPr>
-        <w:t>A pessoa aparece na lista com o selo "Pendente - 1o login", com nome/telefone/papel ja editaveis pelo Admin mesmo antes de ela logar.</w:t>
+        <w:t>O sistema cria a conta de verdade no Supabase Auth (via Admin API, sem exigir senha nem confirmacao por e-mail) e o perfil correspondente (nome, telefone, papel) na hora - a pessoa ja aparece na lista de Usuarios como conta ativa, e ja pode ser adicionada a equipe de qualquer projeto (secao 5) sem esperar ela logar.</w:t>
       </w:r>
     </w:p>
     <w:p>
@@ -1184,29 +1184,7 @@
           <w:color w:val="1A1A1A"/>
           <w:sz w:val="22"/>
         </w:rPr>
-        <w:t>Quando essa pessoa faz o primeiro login (link magico ou Microsoft), o sistema aplica automaticamente o nome, telefone e papel definidos no pre-cadastro ao perfil recem-criado, e o pre-cadastro pendente e removido.</w:t>
-      </w:r>
-    </w:p>
-    <w:p>
-      <w:pPr>
-        <w:pStyle w:val="PargrafodaLista"/>
-        <w:numPr>
-          <w:ilvl w:val="0"/>
-          <w:numId w:val="7"/>
-        </w:numPr>
-        <w:spacing w:before="240" w:after="80" w:line="260" w:lineRule="auto"/>
-        <w:ind w:left="700"/>
-        <w:rPr>
-          <w:color w:val="1A1A1A"/>
-          <w:sz w:val="22"/>
-        </w:rPr>
-      </w:pPr>
-      <w:r>
-        <w:rPr>
-          <w:color w:val="1A1A1A"/>
-          <w:sz w:val="22"/>
-        </w:rPr>
-        <w:t>Se o Admin nao quiser mais aguardar aquele pre-cadastro, pode remove-lo a qualquer momento pelo botao "Remover" - a pessoa continua podendo logar normalmente depois, so que sem os dados pre-preenchidos (entra como "Solicitante", papel padrao).</w:t>
+        <w:t>Quando essa pessoa eventualmente fizer o primeiro login (link magico ou Microsoft), o Supabase Auth reconhece o e-mail e autentica direto na conta ja existente - nao cria uma conta duplicada, e o perfil definido pelo Admin permanece do jeito que estava.</w:t>
       </w:r>
     </w:p>
     <w:p>
@@ -1222,12 +1200,34 @@
           <w:color w:val="1A1A1A"/>
           <w:sz w:val="22"/>
         </w:rPr>
-        <w:t>Controle de acesso ao pre-cadastro (Row Level Security no Supabase, tabela perfis_pendentes): somente Admin pode criar, editar ou alterar o papel de um pre-cadastro. A propria pessoa so enxerga e pode remover o pre-cadastro que corresponde ao seu proprio e-mail - e exatamente essa permissao restrita que permite o autopreenchimento no momento do primeiro login, sem abrir a tabela para qualquer usuario autenticado.</w:t>
-      </w:r>
-    </w:p>
-    <w:p>
-      <w:pPr>
-        <w:spacing w:before="240" w:after="120" w:line="280" w:lineRule="auto"/>
+        <w:t>Controle de acesso: a criacao de conta e feita por uma Edge Function (criar-usuario-admin) que confere, a cada chamada, que quem esta chamando tem papel Admin em public.perfis - a mesma trava ja usada em outras acoes sensiveis exclusivas de Admin (ex.: reset do ambiente de treinamento, secao 3.8). A function usa a chave de servico do Supabase (nunca exposta no navegador) para criar a conta e gravar o perfil.</w:t>
+      </w:r>
+    </w:p>
+    <w:p>
+      <w:pPr>
+        <w:pStyle w:val="PargrafodaLista"/>
+        <w:numPr>
+          <w:ilvl w:val="0"/>
+          <w:numId w:val="8"/>
+        </w:numPr>
+        <w:spacing w:before="240" w:after="80" w:line="260" w:lineRule="auto"/>
+        <w:ind w:left="700"/>
+        <w:rPr>
+          <w:color w:val="1A1A1A"/>
+          <w:sz w:val="22"/>
+        </w:rPr>
+      </w:pPr>
+      <w:r>
+        <w:rPr>
+          <w:color w:val="1A1A1A"/>
+          <w:sz w:val="22"/>
+        </w:rPr>
+        <w:t>Pre-cadastros antigos (feitos antes de 15/09/2026, tabela perfis_pendentes) continuam funcionando: a pessoa aparece com o selo "Pendente - 1o login" ate fazer login ou ate o Admin usar o novo botao "Criar conta agora" para converte-la em conta de verdade imediatamente, pelo mesmo mecanismo acima.</w:t>
+      </w:r>
+    </w:p>
+    <w:p>
+      <w:pPr>
+        <w:spacing w:before="240" w:after="120" w:line="260" w:lineRule="auto"/>
         <w:rPr>
           <w:b/>
           <w:color w:val="B91D2E"/>
@@ -1354,7 +1354,15 @@
           <w:color w:val="1A1A1A"/>
           <w:sz w:val="22"/>
         </w:rPr>
-        <w:t>Limitacao conhecida: os tres formularios que sao documentos unicos e compartilhados de todo o sistema - Plano de Comunicacao de Projeto, Relatorio de Situacao de Projetos e Relatorio de Entregas e Beneficios - nao tem o conceito de "quem criou o registro" (sao editados coletivamente, sem dono individual), entao nao entram nessa checagem automatica.</w:t>
+        <w:t xml:space="preserve">Limitacao conhecida: os tres formularios que sao documentos unicos e compartilhados de todo o sistema - Plano de Comunicacao de Projeto, Relatorio de Situacao de Projetos e Relatorio de Entregas e Beneficios - nao tem o conceito de "quem criou o registro" (sao </w:t>
+      </w:r>
+      <w:r>
+        <w:rPr>
+          <w:color w:val="1A1A1A"/>
+          <w:sz w:val="22"/>
+        </w:rPr>
+        <w:lastRenderedPageBreak/>
+        <w:t>editados coletivamente, sem dono individual), entao nao entram nessa checagem automatica.</w:t>
       </w:r>
     </w:p>
     <w:p>
@@ -1370,15 +1378,7 @@
           <w:color w:val="1A1A1A"/>
           <w:sz w:val="22"/>
         </w:rPr>
-        <w:t xml:space="preserve">Controle de acesso (Row Level Security no Supabase): remover um perfil e uma acao restrita por politica "perfis_delete_admin" a usuarios com papel Admin - qualquer </w:t>
-      </w:r>
-      <w:r>
-        <w:rPr>
-          <w:color w:val="1A1A1A"/>
-          <w:sz w:val="22"/>
-        </w:rPr>
-        <w:lastRenderedPageBreak/>
-        <w:t>tentativa de exclusao por outro papel e recusada pelo proprio banco de dados, mesmo que alguem tente contornar a interface.</w:t>
+        <w:t>Controle de acesso (Row Level Security no Supabase): remover um perfil e uma acao restrita por politica "perfis_delete_admin" a usuarios com papel Admin - qualquer tentativa de exclusao por outro papel e recusada pelo proprio banco de dados, mesmo que alguem tente contornar a interface.</w:t>
       </w:r>
     </w:p>
     <w:p>
@@ -1588,6 +1588,7 @@
           <w:color w:val="1A1A1A"/>
           <w:sz w:val="22"/>
         </w:rPr>
+        <w:lastRenderedPageBreak/>
         <w:t>Quem nao tem permissao simplesmente nao ve a opcao de importar transcricao no formulario.</w:t>
       </w:r>
     </w:p>
@@ -1604,7 +1605,6 @@
           <w:color w:val="1A1A1A"/>
           <w:sz w:val="22"/>
         </w:rPr>
-        <w:lastRenderedPageBreak/>
         <w:t>A Edge Function que processa a transcricao confere essa mesma regra direto no banco de dados antes de chamar a IA - nao basta esconder o botao na tela, a chamada e recusada no servidor para quem nao tem permissao, mesmo que tentada por fora da interface.</w:t>
       </w:r>
     </w:p>
@@ -1839,6 +1839,7 @@
           <w:color w:val="B91D2E"/>
           <w:sz w:val="26"/>
         </w:rPr>
+        <w:lastRenderedPageBreak/>
         <w:t>3.8 Reset do ambiente de treinamento (aba Administracao, so em producao)</w:t>
       </w:r>
     </w:p>
@@ -1855,7 +1856,6 @@
           <w:color w:val="1A1A1A"/>
           <w:sz w:val="22"/>
         </w:rPr>
-        <w:lastRenderedPageBreak/>
         <w:t>O sistema tem um ambiente de treinamento/demonstracao totalmente separado (banco de dados proprio, mesmo schema e regras de acesso da producao, com 7 projetos de exemplo ficticios cobrindo o ciclo completo), usado para apresentacoes e capacitacao sem tocar em dado real. A aba Administracao, quando acessada em producao ("gestaoprojetos.alfa.br"), mostra uma aba extra "Ambiente de Treino" com um botao que apaga os dados atuais do ambiente de treinamento e recria os 7 projetos de exemplo do zero - util para deixar o ambiente limpo antes de uma nova turma.</w:t>
       </w:r>
     </w:p>
@@ -2044,6 +2044,7 @@
           <w:color w:val="1A1A1A"/>
           <w:sz w:val="22"/>
         </w:rPr>
+        <w:lastRenderedPageBreak/>
         <w:t>Alem da permissao de papel, so quem faz parte da equipe do projeto selecionado (secao 5) pode acionar o botao - a Edge Function confere isso direto no banco antes de gastar uma chamada de API, para ninguem sugerir preenchimento de projeto alheio.</w:t>
       </w:r>
     </w:p>
@@ -2066,7 +2067,6 @@
           <w:color w:val="1A1A1A"/>
           <w:sz w:val="22"/>
         </w:rPr>
-        <w:lastRenderedPageBreak/>
         <w:t>So preenche campos vazios: um campo que o usuario ja digitou nunca e sobrescrito pela sugestao. Cada campo preenchido pela IA fica marcado com um selo "IA" ate ser editado, e uma linha no rodape lista os documentos usados como base da sugestao.</w:t>
       </w:r>
     </w:p>
@@ -2233,15 +2233,8 @@
           <w:color w:val="1A1A1A"/>
           <w:sz w:val="22"/>
         </w:rPr>
-        <w:t xml:space="preserve">Mesma logica de permissao das secoes 3.5/3.6/3.9: interruptor mestre em Administracao &gt; Configuracoes, desligado por padrao, valendo para todo mundo </w:t>
-      </w:r>
-      <w:r>
-        <w:rPr>
-          <w:color w:val="1A1A1A"/>
-          <w:sz w:val="22"/>
-        </w:rPr>
         <w:lastRenderedPageBreak/>
-        <w:t>sem excecao, inclusive Admin; com o interruptor ligado, uma lista de papeis propria define quem pode usar - Admin sempre tem acesso.</w:t>
+        <w:t>Mesma logica de permissao das secoes 3.5/3.6/3.9: interruptor mestre em Administracao &gt; Configuracoes, desligado por padrao, valendo para todo mundo sem excecao, inclusive Admin; com o interruptor ligado, uma lista de papeis propria define quem pode usar - Admin sempre tem acesso.</w:t>
       </w:r>
     </w:p>
     <w:p>
@@ -2506,6 +2499,7 @@
           <w:color w:val="1A1A1A"/>
           <w:sz w:val="22"/>
         </w:rPr>
+        <w:lastRenderedPageBreak/>
         <w:t>Ocorre logo apos o registro da demanda (D01.4/D01.5). Decide se a demanda entra ou nao no portfolio de projetos.</w:t>
       </w:r>
     </w:p>
@@ -2528,7 +2522,6 @@
           <w:color w:val="1A1A1A"/>
           <w:sz w:val="22"/>
         </w:rPr>
-        <w:lastRenderedPageBreak/>
         <w:t>Quem decide: Admin (atuando como Gestor Responsavel no sistema).</w:t>
       </w:r>
     </w:p>
@@ -2938,6 +2931,7 @@
           <w:color w:val="1A1A1A"/>
           <w:sz w:val="22"/>
         </w:rPr>
+        <w:lastRenderedPageBreak/>
         <w:t>Ao selecionar um projeto no campo "Projeto vinculado":</w:t>
       </w:r>
     </w:p>
@@ -2960,7 +2954,6 @@
           <w:color w:val="1A1A1A"/>
           <w:sz w:val="22"/>
         </w:rPr>
-        <w:lastRenderedPageBreak/>
         <w:t>Se a pessoa nao for da equipe daquele projeto (e nao for Admin), aparece um aviso na tela e o botao de enviar/registrar fica desabilitado.</w:t>
       </w:r>
     </w:p>
@@ -3309,6 +3302,7 @@
           <w:color w:val="1A1A1A"/>
           <w:sz w:val="22"/>
         </w:rPr>
+        <w:lastRenderedPageBreak/>
         <w:t>Os botoes "Editar dados" e "Excluir" ficam ocultos para quem nao tem permissao, em vez de aparecerem e barrarem a acao so no clique.</w:t>
       </w:r>
     </w:p>
@@ -3331,7 +3325,6 @@
           <w:color w:val="1A1A1A"/>
           <w:sz w:val="22"/>
         </w:rPr>
-        <w:lastRenderedPageBreak/>
         <w:t>Nao se aplica ao Plano de Comunicacao de Projeto (secao 3.7 ja cobre a edicao desse formulario separadamente) nem ao Relatorio de Situacao/Relatorio de Entregas, que sao documentos unicos por projeto sem o conceito de "registro individual criado por alguem".</w:t>
       </w:r>
     </w:p>
@@ -3646,6 +3639,7 @@
                 <w:color w:val="1A1A1A"/>
                 <w:sz w:val="19"/>
               </w:rPr>
+              <w:lastRenderedPageBreak/>
               <w:t>Solicitacao de Demanda</w:t>
             </w:r>
           </w:p>
@@ -3738,7 +3732,6 @@
                 <w:color w:val="1A1A1A"/>
                 <w:sz w:val="19"/>
               </w:rPr>
-              <w:lastRenderedPageBreak/>
               <w:t>Canvas de Projeto</w:t>
             </w:r>
           </w:p>
@@ -5027,6 +5020,7 @@
                 <w:color w:val="1A1A1A"/>
                 <w:sz w:val="19"/>
               </w:rPr>
+              <w:lastRenderedPageBreak/>
               <w:t>Relatorio de Resultados</w:t>
             </w:r>
           </w:p>
@@ -5119,7 +5113,6 @@
                 <w:color w:val="1A1A1A"/>
                 <w:sz w:val="19"/>
               </w:rPr>
-              <w:lastRenderedPageBreak/>
               <w:t>Validador de Projetos</w:t>
             </w:r>
           </w:p>
@@ -5238,7 +5231,7 @@
 <file path=word/numbering.xml><?xml version="1.0" encoding="utf-8"?>
 <w:numbering xmlns:wpc="http://schemas.microsoft.com/office/word/2010/wordprocessingCanvas" xmlns:cx="http://schemas.microsoft.com/office/drawing/2014/chartex" xmlns:cx1="http://schemas.microsoft.com/office/drawing/2015/9/8/chartex" xmlns:cx2="http://schemas.microsoft.com/office/drawing/2015/10/21/chartex" xmlns:cx3="http://schemas.microsoft.com/office/drawing/2016/5/9/chartex" xmlns:cx4="http://schemas.microsoft.com/office/drawing/2016/5/10/chartex" xmlns:cx5="http://schemas.microsoft.com/office/drawing/2016/5/11/chartex" xmlns:cx6="http://schemas.microsoft.com/office/drawing/2016/5/12/chartex" xmlns:cx7="http://schemas.microsoft.com/office/drawing/2016/5/13/chartex" xmlns:cx8="http://schemas.microsoft.com/office/drawing/2016/5/14/chartex" xmlns:mc="http://schemas.openxmlformats.org/markup-compatibility/2006" xmlns:aink="http://schemas.microsoft.com/office/drawing/2016/ink" xmlns:am3d="http://schemas.microsoft.com/office/drawing/2017/model3d" xmlns:o="urn:schemas-microsoft-com:office:office" xmlns:oel="http://schemas.microsoft.com/office/2019/extlst" xmlns:r="http://schemas.openxmlformats.org/officeDocument/2006/relationships" xmlns:m="http://schemas.openxmlformats.org/officeDocument/2006/math" xmlns:v="urn:schemas-microsoft-com:vml" xmlns:wp14="http://schemas.microsoft.com/office/word/2010/wordprocessingDrawing" xmlns:wp="http://schemas.openxmlformats.org/drawingml/2006/wordprocessingDrawing" xmlns:w10="urn:schemas-microsoft-com:office:word" xmlns:w="http://schemas.openxmlformats.org/wordprocessingml/2006/main" xmlns:w14="http://schemas.microsoft.com/office/word/2010/wordml" xmlns:w15="http://schemas.microsoft.com/office/word/2012/wordml" xmlns:w16cex="http://schemas.microsoft.com/office/word/2018/wordml/cex" xmlns:w16cid="http://schemas.microsoft.com/office/word/2016/wordml/cid" xmlns:w16="http://schemas.microsoft.com/office/word/2018/wordml" xmlns:w16du="http://schemas.microsoft.com/office/word/2023/wordml/word16du" xmlns:w16sdtdh="http://schemas.microsoft.com/office/word/2020/wordml/sdtdatahash" xmlns:w16sdtfl="http://schemas.microsoft.com/office/word/2024/wordml/sdtformatlock" xmlns:w16se="http://schemas.microsoft.com/office/word/2015/wordml/symex" xmlns:wpg="http://schemas.microsoft.com/office/word/2010/wordprocessingGroup" xmlns:wpi="http://schemas.microsoft.com/office/word/2010/wordprocessingInk" xmlns:wne="http://schemas.microsoft.com/office/word/2006/wordml" xmlns:wps="http://schemas.microsoft.com/office/word/2010/wordprocessingShape" mc:Ignorable="w14 w15 w16se w16cid w16 w16cex w16sdtdh w16sdtfl w16du wp14">
   <w:abstractNum w:abstractNumId="0" w15:restartNumberingAfterBreak="0">
-    <w:nsid w:val="001B4B26"/>
+    <w:nsid w:val="009747E4"/>
     <w:multiLevelType w:val="singleLevel"/>
     <w:tmpl w:val="04160001"/>
     <w:lvl w:ilvl="0">
@@ -5255,7 +5248,7 @@
     </w:lvl>
   </w:abstractNum>
   <w:abstractNum w:abstractNumId="1" w15:restartNumberingAfterBreak="0">
-    <w:nsid w:val="00B552D9"/>
+    <w:nsid w:val="05065C45"/>
     <w:multiLevelType w:val="singleLevel"/>
     <w:tmpl w:val="04160001"/>
     <w:lvl w:ilvl="0">
@@ -5272,7 +5265,7 @@
     </w:lvl>
   </w:abstractNum>
   <w:abstractNum w:abstractNumId="2" w15:restartNumberingAfterBreak="0">
-    <w:nsid w:val="01252140"/>
+    <w:nsid w:val="17181D57"/>
     <w:multiLevelType w:val="singleLevel"/>
     <w:tmpl w:val="04160001"/>
     <w:lvl w:ilvl="0">
@@ -5289,7 +5282,7 @@
     </w:lvl>
   </w:abstractNum>
   <w:abstractNum w:abstractNumId="3" w15:restartNumberingAfterBreak="0">
-    <w:nsid w:val="072077A6"/>
+    <w:nsid w:val="1CE12577"/>
     <w:multiLevelType w:val="singleLevel"/>
     <w:tmpl w:val="04160001"/>
     <w:lvl w:ilvl="0">
@@ -5306,7 +5299,7 @@
     </w:lvl>
   </w:abstractNum>
   <w:abstractNum w:abstractNumId="4" w15:restartNumberingAfterBreak="0">
-    <w:nsid w:val="10247307"/>
+    <w:nsid w:val="1E695B9B"/>
     <w:multiLevelType w:val="singleLevel"/>
     <w:tmpl w:val="04160001"/>
     <w:lvl w:ilvl="0">
@@ -5323,7 +5316,7 @@
     </w:lvl>
   </w:abstractNum>
   <w:abstractNum w:abstractNumId="5" w15:restartNumberingAfterBreak="0">
-    <w:nsid w:val="16C23377"/>
+    <w:nsid w:val="203B1F16"/>
     <w:multiLevelType w:val="singleLevel"/>
     <w:tmpl w:val="04160001"/>
     <w:lvl w:ilvl="0">
@@ -5340,7 +5333,7 @@
     </w:lvl>
   </w:abstractNum>
   <w:abstractNum w:abstractNumId="6" w15:restartNumberingAfterBreak="0">
-    <w:nsid w:val="1B34461A"/>
+    <w:nsid w:val="29C52289"/>
     <w:multiLevelType w:val="singleLevel"/>
     <w:tmpl w:val="04160001"/>
     <w:lvl w:ilvl="0">
@@ -5357,7 +5350,7 @@
     </w:lvl>
   </w:abstractNum>
   <w:abstractNum w:abstractNumId="7" w15:restartNumberingAfterBreak="0">
-    <w:nsid w:val="230D70A8"/>
+    <w:nsid w:val="2B7E4CB7"/>
     <w:multiLevelType w:val="singleLevel"/>
     <w:tmpl w:val="04160001"/>
     <w:lvl w:ilvl="0">
@@ -5374,7 +5367,7 @@
     </w:lvl>
   </w:abstractNum>
   <w:abstractNum w:abstractNumId="8" w15:restartNumberingAfterBreak="0">
-    <w:nsid w:val="235416DA"/>
+    <w:nsid w:val="37F20E19"/>
     <w:multiLevelType w:val="singleLevel"/>
     <w:tmpl w:val="04160001"/>
     <w:lvl w:ilvl="0">
@@ -5391,7 +5384,7 @@
     </w:lvl>
   </w:abstractNum>
   <w:abstractNum w:abstractNumId="9" w15:restartNumberingAfterBreak="0">
-    <w:nsid w:val="2BB751FE"/>
+    <w:nsid w:val="3BE0348C"/>
     <w:multiLevelType w:val="singleLevel"/>
     <w:tmpl w:val="04160001"/>
     <w:lvl w:ilvl="0">
@@ -5408,7 +5401,7 @@
     </w:lvl>
   </w:abstractNum>
   <w:abstractNum w:abstractNumId="10" w15:restartNumberingAfterBreak="0">
-    <w:nsid w:val="332D7181"/>
+    <w:nsid w:val="3EAB6483"/>
     <w:multiLevelType w:val="singleLevel"/>
     <w:tmpl w:val="04160001"/>
     <w:lvl w:ilvl="0">
@@ -5425,7 +5418,7 @@
     </w:lvl>
   </w:abstractNum>
   <w:abstractNum w:abstractNumId="11" w15:restartNumberingAfterBreak="0">
-    <w:nsid w:val="3427764D"/>
+    <w:nsid w:val="46544A55"/>
     <w:multiLevelType w:val="singleLevel"/>
     <w:tmpl w:val="04160001"/>
     <w:lvl w:ilvl="0">
@@ -5442,7 +5435,7 @@
     </w:lvl>
   </w:abstractNum>
   <w:abstractNum w:abstractNumId="12" w15:restartNumberingAfterBreak="0">
-    <w:nsid w:val="39A70835"/>
+    <w:nsid w:val="474E43B0"/>
     <w:multiLevelType w:val="singleLevel"/>
     <w:tmpl w:val="04160001"/>
     <w:lvl w:ilvl="0">
@@ -5459,7 +5452,7 @@
     </w:lvl>
   </w:abstractNum>
   <w:abstractNum w:abstractNumId="13" w15:restartNumberingAfterBreak="0">
-    <w:nsid w:val="3FCB00CF"/>
+    <w:nsid w:val="4EF0184A"/>
     <w:multiLevelType w:val="singleLevel"/>
     <w:tmpl w:val="04160001"/>
     <w:lvl w:ilvl="0">
@@ -5476,7 +5469,7 @@
     </w:lvl>
   </w:abstractNum>
   <w:abstractNum w:abstractNumId="14" w15:restartNumberingAfterBreak="0">
-    <w:nsid w:val="47572988"/>
+    <w:nsid w:val="54951232"/>
     <w:multiLevelType w:val="singleLevel"/>
     <w:tmpl w:val="04160001"/>
     <w:lvl w:ilvl="0">
@@ -5493,7 +5486,7 @@
     </w:lvl>
   </w:abstractNum>
   <w:abstractNum w:abstractNumId="15" w15:restartNumberingAfterBreak="0">
-    <w:nsid w:val="4D2C5778"/>
+    <w:nsid w:val="57396F77"/>
     <w:multiLevelType w:val="singleLevel"/>
     <w:tmpl w:val="04160001"/>
     <w:lvl w:ilvl="0">
@@ -5510,7 +5503,7 @@
     </w:lvl>
   </w:abstractNum>
   <w:abstractNum w:abstractNumId="16" w15:restartNumberingAfterBreak="0">
-    <w:nsid w:val="4E792E74"/>
+    <w:nsid w:val="602D5B0B"/>
     <w:multiLevelType w:val="singleLevel"/>
     <w:tmpl w:val="04160001"/>
     <w:lvl w:ilvl="0">
@@ -5527,7 +5520,7 @@
     </w:lvl>
   </w:abstractNum>
   <w:abstractNum w:abstractNumId="17" w15:restartNumberingAfterBreak="0">
-    <w:nsid w:val="5DD86AA6"/>
+    <w:nsid w:val="6CA84551"/>
     <w:multiLevelType w:val="singleLevel"/>
     <w:tmpl w:val="04160001"/>
     <w:lvl w:ilvl="0">
@@ -5544,7 +5537,7 @@
     </w:lvl>
   </w:abstractNum>
   <w:abstractNum w:abstractNumId="18" w15:restartNumberingAfterBreak="0">
-    <w:nsid w:val="680B3B11"/>
+    <w:nsid w:val="71CE3F3B"/>
     <w:multiLevelType w:val="singleLevel"/>
     <w:tmpl w:val="04160001"/>
     <w:lvl w:ilvl="0">
@@ -5561,7 +5554,7 @@
     </w:lvl>
   </w:abstractNum>
   <w:abstractNum w:abstractNumId="19" w15:restartNumberingAfterBreak="0">
-    <w:nsid w:val="69750A97"/>
+    <w:nsid w:val="7AB65E19"/>
     <w:multiLevelType w:val="singleLevel"/>
     <w:tmpl w:val="04160001"/>
     <w:lvl w:ilvl="0">
@@ -5578,7 +5571,7 @@
     </w:lvl>
   </w:abstractNum>
   <w:abstractNum w:abstractNumId="20" w15:restartNumberingAfterBreak="0">
-    <w:nsid w:val="7A013979"/>
+    <w:nsid w:val="7B291F89"/>
     <w:multiLevelType w:val="singleLevel"/>
     <w:tmpl w:val="04160001"/>
     <w:lvl w:ilvl="0">
@@ -5595,7 +5588,7 @@
     </w:lvl>
   </w:abstractNum>
   <w:abstractNum w:abstractNumId="21" w15:restartNumberingAfterBreak="0">
-    <w:nsid w:val="7D642D39"/>
+    <w:nsid w:val="7BFF2952"/>
     <w:multiLevelType w:val="singleLevel"/>
     <w:tmpl w:val="04160001"/>
     <w:lvl w:ilvl="0">
@@ -5612,7 +5605,7 @@
     </w:lvl>
   </w:abstractNum>
   <w:abstractNum w:abstractNumId="22" w15:restartNumberingAfterBreak="0">
-    <w:nsid w:val="7DD8216B"/>
+    <w:nsid w:val="7FE1386C"/>
     <w:multiLevelType w:val="singleLevel"/>
     <w:tmpl w:val="04160001"/>
     <w:lvl w:ilvl="0">
@@ -5628,74 +5621,74 @@
       </w:rPr>
     </w:lvl>
   </w:abstractNum>
-  <w:num w:numId="1" w16cid:durableId="1488789498">
+  <w:num w:numId="1" w16cid:durableId="1888755495">
+    <w:abstractNumId w:val="13"/>
+  </w:num>
+  <w:num w:numId="2" w16cid:durableId="12265220">
+    <w:abstractNumId w:val="0"/>
+  </w:num>
+  <w:num w:numId="3" w16cid:durableId="920723110">
+    <w:abstractNumId w:val="20"/>
+  </w:num>
+  <w:num w:numId="4" w16cid:durableId="180360690">
+    <w:abstractNumId w:val="6"/>
+  </w:num>
+  <w:num w:numId="5" w16cid:durableId="690837442">
+    <w:abstractNumId w:val="17"/>
+  </w:num>
+  <w:num w:numId="6" w16cid:durableId="1267225484">
+    <w:abstractNumId w:val="19"/>
+  </w:num>
+  <w:num w:numId="7" w16cid:durableId="332612120">
+    <w:abstractNumId w:val="14"/>
+  </w:num>
+  <w:num w:numId="8" w16cid:durableId="164980837">
+    <w:abstractNumId w:val="10"/>
+  </w:num>
+  <w:num w:numId="9" w16cid:durableId="1144539325">
+    <w:abstractNumId w:val="8"/>
+  </w:num>
+  <w:num w:numId="10" w16cid:durableId="212158475">
+    <w:abstractNumId w:val="22"/>
+  </w:num>
+  <w:num w:numId="11" w16cid:durableId="1298101980">
+    <w:abstractNumId w:val="5"/>
+  </w:num>
+  <w:num w:numId="12" w16cid:durableId="269556874">
+    <w:abstractNumId w:val="2"/>
+  </w:num>
+  <w:num w:numId="13" w16cid:durableId="1171532604">
+    <w:abstractNumId w:val="16"/>
+  </w:num>
+  <w:num w:numId="14" w16cid:durableId="1102382692">
+    <w:abstractNumId w:val="12"/>
+  </w:num>
+  <w:num w:numId="15" w16cid:durableId="1307661133">
+    <w:abstractNumId w:val="1"/>
+  </w:num>
+  <w:num w:numId="16" w16cid:durableId="131480456">
+    <w:abstractNumId w:val="4"/>
+  </w:num>
+  <w:num w:numId="17" w16cid:durableId="1531913220">
     <w:abstractNumId w:val="18"/>
   </w:num>
-  <w:num w:numId="2" w16cid:durableId="1632243943">
-    <w:abstractNumId w:val="4"/>
+  <w:num w:numId="18" w16cid:durableId="239953200">
+    <w:abstractNumId w:val="7"/>
   </w:num>
-  <w:num w:numId="3" w16cid:durableId="85542158">
-    <w:abstractNumId w:val="17"/>
-  </w:num>
-  <w:num w:numId="4" w16cid:durableId="45565341">
-    <w:abstractNumId w:val="16"/>
-  </w:num>
-  <w:num w:numId="5" w16cid:durableId="1442800795">
+  <w:num w:numId="19" w16cid:durableId="631641794">
     <w:abstractNumId w:val="15"/>
   </w:num>
-  <w:num w:numId="6" w16cid:durableId="470289926">
-    <w:abstractNumId w:val="13"/>
-  </w:num>
-  <w:num w:numId="7" w16cid:durableId="1572348040">
-    <w:abstractNumId w:val="12"/>
-  </w:num>
-  <w:num w:numId="8" w16cid:durableId="966205568">
-    <w:abstractNumId w:val="0"/>
-  </w:num>
-  <w:num w:numId="9" w16cid:durableId="392390490">
-    <w:abstractNumId w:val="7"/>
-  </w:num>
-  <w:num w:numId="10" w16cid:durableId="1566914704">
+  <w:num w:numId="20" w16cid:durableId="562640243">
     <w:abstractNumId w:val="9"/>
   </w:num>
-  <w:num w:numId="11" w16cid:durableId="1253659830">
-    <w:abstractNumId w:val="8"/>
-  </w:num>
-  <w:num w:numId="12" w16cid:durableId="1866939712">
-    <w:abstractNumId w:val="2"/>
-  </w:num>
-  <w:num w:numId="13" w16cid:durableId="2026596088">
-    <w:abstractNumId w:val="5"/>
-  </w:num>
-  <w:num w:numId="14" w16cid:durableId="102306568">
-    <w:abstractNumId w:val="14"/>
-  </w:num>
-  <w:num w:numId="15" w16cid:durableId="2027712963">
-    <w:abstractNumId w:val="3"/>
-  </w:num>
-  <w:num w:numId="16" w16cid:durableId="1862551665">
-    <w:abstractNumId w:val="19"/>
-  </w:num>
-  <w:num w:numId="17" w16cid:durableId="328752170">
-    <w:abstractNumId w:val="22"/>
-  </w:num>
-  <w:num w:numId="18" w16cid:durableId="1444106773">
+  <w:num w:numId="21" w16cid:durableId="1834948814">
     <w:abstractNumId w:val="11"/>
   </w:num>
-  <w:num w:numId="19" w16cid:durableId="296297538">
-    <w:abstractNumId w:val="10"/>
+  <w:num w:numId="22" w16cid:durableId="36517490">
+    <w:abstractNumId w:val="21"/>
   </w:num>
-  <w:num w:numId="20" w16cid:durableId="506285048">
-    <w:abstractNumId w:val="6"/>
-  </w:num>
-  <w:num w:numId="21" w16cid:durableId="1474520510">
-    <w:abstractNumId w:val="20"/>
-  </w:num>
-  <w:num w:numId="22" w16cid:durableId="1109853704">
-    <w:abstractNumId w:val="1"/>
-  </w:num>
-  <w:num w:numId="23" w16cid:durableId="1803813213">
-    <w:abstractNumId w:val="21"/>
+  <w:num w:numId="23" w16cid:durableId="1718972667">
+    <w:abstractNumId w:val="3"/>
   </w:num>
 </w:numbering>
 </file>
@@ -6108,7 +6101,7 @@
     <w:link w:val="Ttulo1Char"/>
     <w:uiPriority w:val="9"/>
     <w:qFormat/>
-    <w:rsid w:val="00782949"/>
+    <w:rsid w:val="0035397E"/>
     <w:pPr>
       <w:keepNext/>
       <w:keepLines/>
@@ -6131,7 +6124,7 @@
     <w:semiHidden/>
     <w:unhideWhenUsed/>
     <w:qFormat/>
-    <w:rsid w:val="00782949"/>
+    <w:rsid w:val="0035397E"/>
     <w:pPr>
       <w:keepNext/>
       <w:keepLines/>
@@ -6154,7 +6147,7 @@
     <w:semiHidden/>
     <w:unhideWhenUsed/>
     <w:qFormat/>
-    <w:rsid w:val="00782949"/>
+    <w:rsid w:val="0035397E"/>
     <w:pPr>
       <w:keepNext/>
       <w:keepLines/>
@@ -6177,7 +6170,7 @@
     <w:semiHidden/>
     <w:unhideWhenUsed/>
     <w:qFormat/>
-    <w:rsid w:val="00782949"/>
+    <w:rsid w:val="0035397E"/>
     <w:pPr>
       <w:keepNext/>
       <w:keepLines/>
@@ -6200,7 +6193,7 @@
     <w:semiHidden/>
     <w:unhideWhenUsed/>
     <w:qFormat/>
-    <w:rsid w:val="00782949"/>
+    <w:rsid w:val="0035397E"/>
     <w:pPr>
       <w:keepNext/>
       <w:keepLines/>
@@ -6221,7 +6214,7 @@
     <w:semiHidden/>
     <w:unhideWhenUsed/>
     <w:qFormat/>
-    <w:rsid w:val="00782949"/>
+    <w:rsid w:val="0035397E"/>
     <w:pPr>
       <w:keepNext/>
       <w:keepLines/>
@@ -6244,7 +6237,7 @@
     <w:semiHidden/>
     <w:unhideWhenUsed/>
     <w:qFormat/>
-    <w:rsid w:val="00782949"/>
+    <w:rsid w:val="0035397E"/>
     <w:pPr>
       <w:keepNext/>
       <w:keepLines/>
@@ -6265,7 +6258,7 @@
     <w:semiHidden/>
     <w:unhideWhenUsed/>
     <w:qFormat/>
-    <w:rsid w:val="00782949"/>
+    <w:rsid w:val="0035397E"/>
     <w:pPr>
       <w:keepNext/>
       <w:keepLines/>
@@ -6288,7 +6281,7 @@
     <w:semiHidden/>
     <w:unhideWhenUsed/>
     <w:qFormat/>
-    <w:rsid w:val="00782949"/>
+    <w:rsid w:val="0035397E"/>
     <w:pPr>
       <w:keepNext/>
       <w:keepLines/>
@@ -6332,7 +6325,7 @@
     <w:basedOn w:val="Fontepargpadro"/>
     <w:link w:val="Ttulo1"/>
     <w:uiPriority w:val="9"/>
-    <w:rsid w:val="00782949"/>
+    <w:rsid w:val="0035397E"/>
     <w:rPr>
       <w:rFonts w:asciiTheme="majorHAnsi" w:eastAsiaTheme="majorEastAsia" w:hAnsiTheme="majorHAnsi" w:cstheme="majorBidi"/>
       <w:color w:val="0F4761" w:themeColor="accent1" w:themeShade="BF"/>
@@ -6346,7 +6339,7 @@
     <w:link w:val="Ttulo2"/>
     <w:uiPriority w:val="9"/>
     <w:semiHidden/>
-    <w:rsid w:val="00782949"/>
+    <w:rsid w:val="0035397E"/>
     <w:rPr>
       <w:rFonts w:asciiTheme="majorHAnsi" w:eastAsiaTheme="majorEastAsia" w:hAnsiTheme="majorHAnsi" w:cstheme="majorBidi"/>
       <w:color w:val="0F4761" w:themeColor="accent1" w:themeShade="BF"/>
@@ -6360,7 +6353,7 @@
     <w:link w:val="Ttulo3"/>
     <w:uiPriority w:val="9"/>
     <w:semiHidden/>
-    <w:rsid w:val="00782949"/>
+    <w:rsid w:val="0035397E"/>
     <w:rPr>
       <w:rFonts w:eastAsiaTheme="majorEastAsia" w:cstheme="majorBidi"/>
       <w:color w:val="0F4761" w:themeColor="accent1" w:themeShade="BF"/>
@@ -6374,7 +6367,7 @@
     <w:link w:val="Ttulo4"/>
     <w:uiPriority w:val="9"/>
     <w:semiHidden/>
-    <w:rsid w:val="00782949"/>
+    <w:rsid w:val="0035397E"/>
     <w:rPr>
       <w:rFonts w:eastAsiaTheme="majorEastAsia" w:cstheme="majorBidi"/>
       <w:i/>
@@ -6388,7 +6381,7 @@
     <w:link w:val="Ttulo5"/>
     <w:uiPriority w:val="9"/>
     <w:semiHidden/>
-    <w:rsid w:val="00782949"/>
+    <w:rsid w:val="0035397E"/>
     <w:rPr>
       <w:rFonts w:eastAsiaTheme="majorEastAsia" w:cstheme="majorBidi"/>
       <w:color w:val="0F4761" w:themeColor="accent1" w:themeShade="BF"/>
@@ -6400,7 +6393,7 @@
     <w:link w:val="Ttulo6"/>
     <w:uiPriority w:val="9"/>
     <w:semiHidden/>
-    <w:rsid w:val="00782949"/>
+    <w:rsid w:val="0035397E"/>
     <w:rPr>
       <w:rFonts w:eastAsiaTheme="majorEastAsia" w:cstheme="majorBidi"/>
       <w:i/>
@@ -6414,7 +6407,7 @@
     <w:link w:val="Ttulo7"/>
     <w:uiPriority w:val="9"/>
     <w:semiHidden/>
-    <w:rsid w:val="00782949"/>
+    <w:rsid w:val="0035397E"/>
     <w:rPr>
       <w:rFonts w:eastAsiaTheme="majorEastAsia" w:cstheme="majorBidi"/>
       <w:color w:val="595959" w:themeColor="text1" w:themeTint="A6"/>
@@ -6426,7 +6419,7 @@
     <w:link w:val="Ttulo8"/>
     <w:uiPriority w:val="9"/>
     <w:semiHidden/>
-    <w:rsid w:val="00782949"/>
+    <w:rsid w:val="0035397E"/>
     <w:rPr>
       <w:rFonts w:eastAsiaTheme="majorEastAsia" w:cstheme="majorBidi"/>
       <w:i/>
@@ -6440,7 +6433,7 @@
     <w:link w:val="Ttulo9"/>
     <w:uiPriority w:val="9"/>
     <w:semiHidden/>
-    <w:rsid w:val="00782949"/>
+    <w:rsid w:val="0035397E"/>
     <w:rPr>
       <w:rFonts w:eastAsiaTheme="majorEastAsia" w:cstheme="majorBidi"/>
       <w:color w:val="272727" w:themeColor="text1" w:themeTint="D8"/>
@@ -6453,7 +6446,7 @@
     <w:link w:val="TtuloChar"/>
     <w:uiPriority w:val="10"/>
     <w:qFormat/>
-    <w:rsid w:val="00782949"/>
+    <w:rsid w:val="0035397E"/>
     <w:pPr>
       <w:spacing w:after="80" w:line="240" w:lineRule="auto"/>
       <w:contextualSpacing/>
@@ -6471,7 +6464,7 @@
     <w:basedOn w:val="Fontepargpadro"/>
     <w:link w:val="Ttulo"/>
     <w:uiPriority w:val="10"/>
-    <w:rsid w:val="00782949"/>
+    <w:rsid w:val="0035397E"/>
     <w:rPr>
       <w:rFonts w:asciiTheme="majorHAnsi" w:eastAsiaTheme="majorEastAsia" w:hAnsiTheme="majorHAnsi" w:cstheme="majorBidi"/>
       <w:spacing w:val="-10"/>
@@ -6487,7 +6480,7 @@
     <w:link w:val="SubttuloChar"/>
     <w:uiPriority w:val="11"/>
     <w:qFormat/>
-    <w:rsid w:val="00782949"/>
+    <w:rsid w:val="0035397E"/>
     <w:pPr>
       <w:numPr>
         <w:ilvl w:val="1"/>
@@ -6506,7 +6499,7 @@
     <w:basedOn w:val="Fontepargpadro"/>
     <w:link w:val="Subttulo"/>
     <w:uiPriority w:val="11"/>
-    <w:rsid w:val="00782949"/>
+    <w:rsid w:val="0035397E"/>
     <w:rPr>
       <w:rFonts w:eastAsiaTheme="majorEastAsia" w:cstheme="majorBidi"/>
       <w:color w:val="595959" w:themeColor="text1" w:themeTint="A6"/>
@@ -6522,7 +6515,7 @@
     <w:link w:val="CitaoChar"/>
     <w:uiPriority w:val="29"/>
     <w:qFormat/>
-    <w:rsid w:val="00782949"/>
+    <w:rsid w:val="0035397E"/>
     <w:pPr>
       <w:spacing w:before="160"/>
       <w:jc w:val="center"/>
@@ -6538,7 +6531,7 @@
     <w:basedOn w:val="Fontepargpadro"/>
     <w:link w:val="Citao"/>
     <w:uiPriority w:val="29"/>
-    <w:rsid w:val="00782949"/>
+    <w:rsid w:val="0035397E"/>
     <w:rPr>
       <w:i/>
       <w:iCs/>
@@ -6550,7 +6543,7 @@
     <w:basedOn w:val="Normal"/>
     <w:uiPriority w:val="34"/>
     <w:qFormat/>
-    <w:rsid w:val="00782949"/>
+    <w:rsid w:val="0035397E"/>
     <w:pPr>
       <w:ind w:left="720"/>
       <w:contextualSpacing/>
@@ -6561,7 +6554,7 @@
     <w:basedOn w:val="Fontepargpadro"/>
     <w:uiPriority w:val="21"/>
     <w:qFormat/>
-    <w:rsid w:val="00782949"/>
+    <w:rsid w:val="0035397E"/>
     <w:rPr>
       <w:i/>
       <w:iCs/>
@@ -6575,7 +6568,7 @@
     <w:link w:val="CitaoIntensaChar"/>
     <w:uiPriority w:val="30"/>
     <w:qFormat/>
-    <w:rsid w:val="00782949"/>
+    <w:rsid w:val="0035397E"/>
     <w:pPr>
       <w:pBdr>
         <w:top w:val="single" w:sz="4" w:space="10" w:color="0F4761" w:themeColor="accent1" w:themeShade="BF"/>
@@ -6596,7 +6589,7 @@
     <w:basedOn w:val="Fontepargpadro"/>
     <w:link w:val="CitaoIntensa"/>
     <w:uiPriority w:val="30"/>
-    <w:rsid w:val="00782949"/>
+    <w:rsid w:val="0035397E"/>
     <w:rPr>
       <w:i/>
       <w:iCs/>
@@ -6608,7 +6601,7 @@
     <w:basedOn w:val="Fontepargpadro"/>
     <w:uiPriority w:val="32"/>
     <w:qFormat/>
-    <w:rsid w:val="00782949"/>
+    <w:rsid w:val="0035397E"/>
     <w:rPr>
       <w:b/>
       <w:bCs/>

--- a/Regras de Acesso e Permissoes - Sistema UNIALFA.docx
+++ b/Regras de Acesso e Permissoes - Sistema UNIALFA.docx
@@ -2427,50 +2427,7 @@
     </w:p>
     <w:p>
       <w:pPr>
-        <w:spacing w:before="120" w:after="200" w:line="260" w:lineRule="auto"/>
-        <w:rPr>
-          <w:color w:val="1A1A1A"/>
-          <w:sz w:val="22"/>
-        </w:rPr>
-      </w:pPr>
-    </w:p>
-    <w:p>
-      <w:pPr>
-        <w:spacing w:before="360" w:line="260" w:lineRule="auto"/>
-        <w:rPr>
-          <w:b/>
-          <w:color w:val="1A1A1A"/>
-          <w:sz w:val="32"/>
-        </w:rPr>
-      </w:pPr>
-      <w:r>
-        <w:rPr>
-          <w:b/>
-          <w:color w:val="1A1A1A"/>
-          <w:sz w:val="32"/>
-        </w:rPr>
-        <w:t>4. Gates de aprovacao</w:t>
-      </w:r>
-    </w:p>
-    <w:p>
-      <w:pPr>
-        <w:spacing w:before="360" w:line="280" w:lineRule="auto"/>
-        <w:rPr>
-          <w:color w:val="1A1A1A"/>
-          <w:sz w:val="22"/>
-        </w:rPr>
-      </w:pPr>
-      <w:r>
-        <w:rPr>
-          <w:color w:val="1A1A1A"/>
-          <w:sz w:val="22"/>
-        </w:rPr>
-        <w:t>O sistema tem dois pontos de decisao formal (gates) no ciclo de vida de um projeto, ambos aparecendo no fluxo de diretrizes da pagina inicial:</w:t>
-      </w:r>
-    </w:p>
-    <w:p>
-      <w:pPr>
-        <w:spacing w:before="240" w:after="120" w:line="280" w:lineRule="auto"/>
+        <w:spacing w:before="240" w:after="120" w:line="260" w:lineRule="auto"/>
         <w:rPr>
           <w:b/>
           <w:color w:val="B91D2E"/>
@@ -2483,7 +2440,7 @@
           <w:color w:val="B91D2E"/>
           <w:sz w:val="26"/>
         </w:rPr>
-        <w:t>4.1 Gate 1 - Triagem</w:t>
+        <w:t>3.12 Meu Painel e o campo Responsavel (conta)</w:t>
       </w:r>
     </w:p>
     <w:p>
@@ -2499,8 +2456,30 @@
           <w:color w:val="1A1A1A"/>
           <w:sz w:val="22"/>
         </w:rPr>
+        <w:t>"Meu Painel" e uma pagina de "Gestao" sem nenhuma restricao por papel: qualquer usuario autenticado, de qualquer papel, pode abri-la e ve apenas o que esta atribuido a propria conta (marcos e tarefas do cronograma, riscos do TAP, entradas do Planejamento, entraves e encaminhamentos do Relatorio de Situacao), com um botao para concluir cada item direto da lista. Diferente das cinco paginas da secao 3.4, nao ha lista de papeis para configurar aqui - o controle de acesso e so o login, igual a Ficha do Projeto.</w:t>
+      </w:r>
+    </w:p>
+    <w:p>
+      <w:pPr>
+        <w:pStyle w:val="PargrafodaLista"/>
+        <w:numPr>
+          <w:ilvl w:val="0"/>
+          <w:numId w:val="17"/>
+        </w:numPr>
+        <w:spacing w:before="240" w:after="80" w:line="260" w:lineRule="auto"/>
+        <w:ind w:left="700"/>
+        <w:rPr>
+          <w:color w:val="1A1A1A"/>
+          <w:sz w:val="22"/>
+        </w:rPr>
+      </w:pPr>
+      <w:r>
+        <w:rPr>
+          <w:color w:val="1A1A1A"/>
+          <w:sz w:val="22"/>
+        </w:rPr>
         <w:lastRenderedPageBreak/>
-        <w:t>Ocorre logo apos o registro da demanda (D01.4/D01.5). Decide se a demanda entra ou nao no portfolio de projetos.</w:t>
+        <w:t>Em Riscos (TAP) e Entradas (Planejamento), o seletor "Responsavel (conta)" continua restrito a quem faz parte da equipe do projeto selecionado (mesma fonte de dados da restricao por equipe, secao 5) - ninguem de fora da equipe aparece na lista.</w:t>
       </w:r>
     </w:p>
     <w:p>
@@ -2522,34 +2501,71 @@
           <w:color w:val="1A1A1A"/>
           <w:sz w:val="22"/>
         </w:rPr>
-        <w:t>Quem decide: Admin (atuando como Gestor Responsavel no sistema).</w:t>
-      </w:r>
-    </w:p>
-    <w:p>
-      <w:pPr>
-        <w:pStyle w:val="PargrafodaLista"/>
-        <w:numPr>
-          <w:ilvl w:val="0"/>
-          <w:numId w:val="17"/>
-        </w:numPr>
-        <w:spacing w:before="240" w:after="80" w:line="260" w:lineRule="auto"/>
-        <w:ind w:left="700"/>
-        <w:rPr>
-          <w:color w:val="1A1A1A"/>
-          <w:sz w:val="22"/>
-        </w:rPr>
-      </w:pPr>
-      <w:r>
-        <w:rPr>
-          <w:color w:val="1A1A1A"/>
-          <w:sz w:val="22"/>
-        </w:rPr>
-        <w:t>Onde: no status da Solicitacao de Demanda - so o Admin consegue alterar o campo de status; qualquer outro papel ve o campo travado, com um aviso explicando que so o PMO/Admin pode aprovar ou reprovar.</w:t>
-      </w:r>
-    </w:p>
-    <w:p>
-      <w:pPr>
-        <w:spacing w:before="240" w:after="120" w:line="260" w:lineRule="auto"/>
+        <w:t>Em Entraves e Encaminhamentos (Relatorio de Situacao), o seletor lista todas as contas do sistema, nao so uma equipe - esse relatorio nao tem um projeto vinculado unico ao qual amarrar uma equipe. Para viabilizar essa lista, uma funcao no banco de dados (listar_emails_usuarios, SECURITY DEFINER) devolve o e-mail de todas as contas cadastradas para qualquer usuario autenticado - uma excecao deliberada e estreita a regra geral de perfis (secao abaixo), que devolve so o e-mail, nunca nome, telefone ou papel de outra pessoa.</w:t>
+      </w:r>
+    </w:p>
+    <w:p>
+      <w:pPr>
+        <w:spacing w:before="240" w:line="280" w:lineRule="auto"/>
+        <w:rPr>
+          <w:color w:val="1A1A1A"/>
+          <w:sz w:val="22"/>
+        </w:rPr>
+      </w:pPr>
+      <w:r>
+        <w:rPr>
+          <w:color w:val="1A1A1A"/>
+          <w:sz w:val="22"/>
+        </w:rPr>
+        <w:t>Controle de acesso (Row Level Security no Supabase): a politica perfis_select normalmente so libera a propria linha de perfis para quem nao e Admin ((auth.uid() = id) OR is_admin()) - por isso um SELECT direto na tabela nao serve para montar a lista de Entraves/Encaminhamentos acima. A funcao listar_emails_usuarios contorna essa politica de proposito (SECURITY DEFINER), mas devolve deliberadamente so a coluna e-mail, preservando a mesma protecao de privacidade (nome/telefone/papel de outros usuarios) que ja existia antes.</w:t>
+      </w:r>
+    </w:p>
+    <w:p>
+      <w:pPr>
+        <w:spacing w:before="120" w:after="200" w:line="280" w:lineRule="auto"/>
+        <w:rPr>
+          <w:color w:val="1A1A1A"/>
+          <w:sz w:val="22"/>
+        </w:rPr>
+      </w:pPr>
+    </w:p>
+    <w:p>
+      <w:pPr>
+        <w:spacing w:before="360" w:line="280" w:lineRule="auto"/>
+        <w:rPr>
+          <w:b/>
+          <w:color w:val="1A1A1A"/>
+          <w:sz w:val="32"/>
+        </w:rPr>
+      </w:pPr>
+      <w:r>
+        <w:rPr>
+          <w:b/>
+          <w:color w:val="1A1A1A"/>
+          <w:sz w:val="32"/>
+        </w:rPr>
+        <w:t>4. Gates de aprovacao</w:t>
+      </w:r>
+    </w:p>
+    <w:p>
+      <w:pPr>
+        <w:spacing w:before="360" w:line="280" w:lineRule="auto"/>
+        <w:rPr>
+          <w:color w:val="1A1A1A"/>
+          <w:sz w:val="22"/>
+        </w:rPr>
+      </w:pPr>
+      <w:r>
+        <w:rPr>
+          <w:color w:val="1A1A1A"/>
+          <w:sz w:val="22"/>
+        </w:rPr>
+        <w:t>O sistema tem dois pontos de decisao formal (gates) no ciclo de vida de um projeto, ambos aparecendo no fluxo de diretrizes da pagina inicial:</w:t>
+      </w:r>
+    </w:p>
+    <w:p>
+      <w:pPr>
+        <w:spacing w:before="240" w:after="120" w:line="280" w:lineRule="auto"/>
         <w:rPr>
           <w:b/>
           <w:color w:val="B91D2E"/>
@@ -2562,7 +2578,7 @@
           <w:color w:val="B91D2E"/>
           <w:sz w:val="26"/>
         </w:rPr>
-        <w:t>4.2 Gate 2 - Pactuacao</w:t>
+        <w:t>4.1 Gate 1 - Triagem</w:t>
       </w:r>
     </w:p>
     <w:p>
@@ -2578,7 +2594,7 @@
           <w:color w:val="1A1A1A"/>
           <w:sz w:val="22"/>
         </w:rPr>
-        <w:t>Ocorre ao final do Planejamento (D02), antes do inicio da Execucao (D03). E o gate mais critico: autoriza formalmente o inicio da execucao do projeto.</w:t>
+        <w:t>Ocorre logo apos o registro da demanda (D01.4/D01.5). Decide se a demanda entra ou nao no portfolio de projetos.</w:t>
       </w:r>
     </w:p>
     <w:p>
@@ -2600,7 +2616,7 @@
           <w:color w:val="1A1A1A"/>
           <w:sz w:val="22"/>
         </w:rPr>
-        <w:t>Quem decide: Dono do Negocio, perante a Alta Gestao.</w:t>
+        <w:t>Quem decide: Admin (atuando como Gestor Responsavel no sistema).</w:t>
       </w:r>
     </w:p>
     <w:p>
@@ -2622,99 +2638,12 @@
           <w:color w:val="1A1A1A"/>
           <w:sz w:val="22"/>
         </w:rPr>
-        <w:t>Onde: no Relatorio de Entregas e Beneficios (FORALF12), aba Editar dados - campo Status (Pendente de pactuacao / Pactuado). So o Admin consegue alterar esse campo; qualquer outro papel ve o controle travado, com um aviso explicando que so o PMO/Admin pode pactuar.</w:t>
-      </w:r>
-    </w:p>
-    <w:p>
-      <w:pPr>
-        <w:pStyle w:val="PargrafodaLista"/>
-        <w:numPr>
-          <w:ilvl w:val="0"/>
-          <w:numId w:val="18"/>
-        </w:numPr>
-        <w:spacing w:before="240" w:after="80" w:line="260" w:lineRule="auto"/>
-        <w:ind w:left="700"/>
-        <w:rPr>
-          <w:color w:val="1A1A1A"/>
-          <w:sz w:val="22"/>
-        </w:rPr>
-      </w:pPr>
-      <w:r>
-        <w:rPr>
-          <w:color w:val="1A1A1A"/>
-          <w:sz w:val="22"/>
-        </w:rPr>
-        <w:t>Ao marcar "Pactuado", o sistema preenche automaticamente a Data de pactuacao (hoje) e o Aprovador (nome de quem esta logado), ambos editaveis pelo Admin.</w:t>
-      </w:r>
-    </w:p>
-    <w:p>
-      <w:pPr>
-        <w:pStyle w:val="PargrafodaLista"/>
-        <w:numPr>
-          <w:ilvl w:val="0"/>
-          <w:numId w:val="18"/>
-        </w:numPr>
-        <w:spacing w:before="240" w:after="80" w:line="260" w:lineRule="auto"/>
-        <w:ind w:left="700"/>
-        <w:rPr>
-          <w:color w:val="1A1A1A"/>
-          <w:sz w:val="22"/>
-        </w:rPr>
-      </w:pPr>
-      <w:r>
-        <w:rPr>
-          <w:color w:val="1A1A1A"/>
-          <w:sz w:val="22"/>
-        </w:rPr>
-        <w:t>Enquanto o status estiver "Pactuado", todos os demais campos do relatorio (ficha do programa, indicadores, projetos vinculados) ficam bloqueados para edicao - inclusive para o Admin - ate que o Gate 2 seja reaberto (status voltar para "Pendente de pactuacao").</w:t>
-      </w:r>
-    </w:p>
-    <w:p>
-      <w:pPr>
-        <w:spacing w:before="120" w:after="200" w:line="260" w:lineRule="auto"/>
-        <w:rPr>
-          <w:color w:val="1A1A1A"/>
-          <w:sz w:val="22"/>
-        </w:rPr>
-      </w:pPr>
-    </w:p>
-    <w:p>
-      <w:pPr>
-        <w:spacing w:before="360" w:line="260" w:lineRule="auto"/>
-        <w:rPr>
-          <w:b/>
-          <w:color w:val="1A1A1A"/>
-          <w:sz w:val="32"/>
-        </w:rPr>
-      </w:pPr>
-      <w:r>
-        <w:rPr>
-          <w:b/>
-          <w:color w:val="1A1A1A"/>
-          <w:sz w:val="32"/>
-        </w:rPr>
-        <w:t>5. Restricao por equipe do projeto</w:t>
-      </w:r>
-    </w:p>
-    <w:p>
-      <w:pPr>
-        <w:spacing w:before="360" w:line="280" w:lineRule="auto"/>
-        <w:rPr>
-          <w:color w:val="1A1A1A"/>
-          <w:sz w:val="22"/>
-        </w:rPr>
-      </w:pPr>
-      <w:r>
-        <w:rPr>
-          <w:color w:val="1A1A1A"/>
-          <w:sz w:val="22"/>
-        </w:rPr>
-        <w:t>Varios formularios exigem vincular o registro a um "Projeto vinculado" (um projeto ja Aprovado no Gate 1). Nesses formularios, apenas quem faz parte da equipe daquele projeto especifico - ou um Admin - pode criar ou editar um registro vinculado a ele.</w:t>
-      </w:r>
-    </w:p>
-    <w:p>
-      <w:pPr>
-        <w:spacing w:before="240" w:after="120" w:line="280" w:lineRule="auto"/>
+        <w:t>Onde: no status da Solicitacao de Demanda - so o Admin consegue alterar o campo de status; qualquer outro papel ve o campo travado, com um aviso explicando que so o PMO/Admin pode aprovar ou reprovar.</w:t>
+      </w:r>
+    </w:p>
+    <w:p>
+      <w:pPr>
+        <w:spacing w:before="240" w:after="120" w:line="260" w:lineRule="auto"/>
         <w:rPr>
           <w:b/>
           <w:color w:val="B91D2E"/>
@@ -2727,7 +2656,7 @@
           <w:color w:val="B91D2E"/>
           <w:sz w:val="26"/>
         </w:rPr>
-        <w:t>5.1 Formularios com essa restricao</w:t>
+        <w:t>4.2 Gate 2 - Pactuacao</w:t>
       </w:r>
     </w:p>
     <w:p>
@@ -2743,7 +2672,7 @@
           <w:color w:val="1A1A1A"/>
           <w:sz w:val="22"/>
         </w:rPr>
-        <w:t>Aplicada nos 7 formularios que usam o conceito de "equipe por projeto":</w:t>
+        <w:t>Ocorre ao final do Planejamento (D02), antes do inicio da Execucao (D03). E o gate mais critico: autoriza formalmente o inicio da execucao do projeto.</w:t>
       </w:r>
     </w:p>
     <w:p>
@@ -2765,7 +2694,7 @@
           <w:color w:val="1A1A1A"/>
           <w:sz w:val="22"/>
         </w:rPr>
-        <w:t>Canvas de Projeto</w:t>
+        <w:t>Quem decide: Dono do Negocio, perante a Alta Gestao.</w:t>
       </w:r>
     </w:p>
     <w:p>
@@ -2787,7 +2716,7 @@
           <w:color w:val="1A1A1A"/>
           <w:sz w:val="22"/>
         </w:rPr>
-        <w:t>TAP - Termo de Abertura de Projeto</w:t>
+        <w:t>Onde: no Relatorio de Entregas e Beneficios (FORALF12), aba Editar dados - campo Status (Pendente de pactuacao / Pactuado). So o Admin consegue alterar esse campo; qualquer outro papel ve o controle travado, com um aviso explicando que so o PMO/Admin pode pactuar.</w:t>
       </w:r>
     </w:p>
     <w:p>
@@ -2809,7 +2738,8 @@
           <w:color w:val="1A1A1A"/>
           <w:sz w:val="22"/>
         </w:rPr>
-        <w:t>Planejamento e Desenvolvimento de Projeto</w:t>
+        <w:lastRenderedPageBreak/>
+        <w:t>Ao marcar "Pactuado", o sistema preenche automaticamente a Data de pactuacao (hoje) e o Aprovador (nome de quem esta logado), ambos editaveis pelo Admin.</w:t>
       </w:r>
     </w:p>
     <w:p>
@@ -2831,78 +2761,55 @@
           <w:color w:val="1A1A1A"/>
           <w:sz w:val="22"/>
         </w:rPr>
-        <w:t>EAP - Estrutura Analitica de Projeto</w:t>
-      </w:r>
-    </w:p>
-    <w:p>
-      <w:pPr>
-        <w:pStyle w:val="PargrafodaLista"/>
-        <w:numPr>
-          <w:ilvl w:val="0"/>
-          <w:numId w:val="19"/>
-        </w:numPr>
-        <w:spacing w:before="240" w:after="80" w:line="260" w:lineRule="auto"/>
-        <w:ind w:left="700"/>
-        <w:rPr>
-          <w:color w:val="1A1A1A"/>
-          <w:sz w:val="22"/>
-        </w:rPr>
-      </w:pPr>
-      <w:r>
-        <w:rPr>
-          <w:color w:val="1A1A1A"/>
-          <w:sz w:val="22"/>
-        </w:rPr>
-        <w:t>SMP - Solicitacao de Mudanca de Projeto</w:t>
-      </w:r>
-    </w:p>
-    <w:p>
-      <w:pPr>
-        <w:pStyle w:val="PargrafodaLista"/>
-        <w:numPr>
-          <w:ilvl w:val="0"/>
-          <w:numId w:val="19"/>
-        </w:numPr>
-        <w:spacing w:before="240" w:after="80" w:line="260" w:lineRule="auto"/>
-        <w:ind w:left="700"/>
-        <w:rPr>
-          <w:color w:val="1A1A1A"/>
-          <w:sz w:val="22"/>
-        </w:rPr>
-      </w:pPr>
-      <w:r>
-        <w:rPr>
-          <w:color w:val="1A1A1A"/>
-          <w:sz w:val="22"/>
-        </w:rPr>
-        <w:t>TEP - Termo de Encerramento de Projeto</w:t>
-      </w:r>
-    </w:p>
-    <w:p>
-      <w:pPr>
-        <w:pStyle w:val="PargrafodaLista"/>
-        <w:numPr>
-          <w:ilvl w:val="0"/>
-          <w:numId w:val="19"/>
-        </w:numPr>
-        <w:spacing w:before="240" w:after="80" w:line="260" w:lineRule="auto"/>
-        <w:ind w:left="700"/>
-        <w:rPr>
-          <w:color w:val="1A1A1A"/>
-          <w:sz w:val="22"/>
-        </w:rPr>
-      </w:pPr>
-      <w:r>
-        <w:rPr>
-          <w:color w:val="1A1A1A"/>
-          <w:sz w:val="22"/>
-        </w:rPr>
-        <w:t>RLA - Registro de Licoes Aprendidas</w:t>
-      </w:r>
-    </w:p>
-    <w:p>
-      <w:pPr>
-        <w:spacing w:before="240" w:after="120" w:line="260" w:lineRule="auto"/>
+        <w:t>Enquanto o status estiver "Pactuado", todos os demais campos do relatorio (ficha do programa, indicadores, projetos vinculados) ficam bloqueados para edicao - inclusive para o Admin - ate que o Gate 2 seja reaberto (status voltar para "Pendente de pactuacao").</w:t>
+      </w:r>
+    </w:p>
+    <w:p>
+      <w:pPr>
+        <w:spacing w:before="120" w:after="200" w:line="260" w:lineRule="auto"/>
+        <w:rPr>
+          <w:color w:val="1A1A1A"/>
+          <w:sz w:val="22"/>
+        </w:rPr>
+      </w:pPr>
+    </w:p>
+    <w:p>
+      <w:pPr>
+        <w:spacing w:before="360" w:line="260" w:lineRule="auto"/>
+        <w:rPr>
+          <w:b/>
+          <w:color w:val="1A1A1A"/>
+          <w:sz w:val="32"/>
+        </w:rPr>
+      </w:pPr>
+      <w:r>
+        <w:rPr>
+          <w:b/>
+          <w:color w:val="1A1A1A"/>
+          <w:sz w:val="32"/>
+        </w:rPr>
+        <w:t>5. Restricao por equipe do projeto</w:t>
+      </w:r>
+    </w:p>
+    <w:p>
+      <w:pPr>
+        <w:spacing w:before="360" w:line="280" w:lineRule="auto"/>
+        <w:rPr>
+          <w:color w:val="1A1A1A"/>
+          <w:sz w:val="22"/>
+        </w:rPr>
+      </w:pPr>
+      <w:r>
+        <w:rPr>
+          <w:color w:val="1A1A1A"/>
+          <w:sz w:val="22"/>
+        </w:rPr>
+        <w:t>Varios formularios exigem vincular o registro a um "Projeto vinculado" (um projeto ja Aprovado no Gate 1). Nesses formularios, apenas quem faz parte da equipe daquele projeto especifico - ou um Admin - pode criar ou editar um registro vinculado a ele.</w:t>
+      </w:r>
+    </w:p>
+    <w:p>
+      <w:pPr>
+        <w:spacing w:before="240" w:after="120" w:line="280" w:lineRule="auto"/>
         <w:rPr>
           <w:b/>
           <w:color w:val="B91D2E"/>
@@ -2915,7 +2822,7 @@
           <w:color w:val="B91D2E"/>
           <w:sz w:val="26"/>
         </w:rPr>
-        <w:t>5.2 Como funciona</w:t>
+        <w:t>5.1 Formularios com essa restricao</w:t>
       </w:r>
     </w:p>
     <w:p>
@@ -2931,8 +2838,7 @@
           <w:color w:val="1A1A1A"/>
           <w:sz w:val="22"/>
         </w:rPr>
-        <w:lastRenderedPageBreak/>
-        <w:t>Ao selecionar um projeto no campo "Projeto vinculado":</w:t>
+        <w:t>Aplicada nos 7 formularios que usam o conceito de "equipe por projeto":</w:t>
       </w:r>
     </w:p>
     <w:p>
@@ -2954,7 +2860,7 @@
           <w:color w:val="1A1A1A"/>
           <w:sz w:val="22"/>
         </w:rPr>
-        <w:t>Se a pessoa nao for da equipe daquele projeto (e nao for Admin), aparece um aviso na tela e o botao de enviar/registrar fica desabilitado.</w:t>
+        <w:t>Canvas de Projeto</w:t>
       </w:r>
     </w:p>
     <w:p>
@@ -2976,7 +2882,7 @@
           <w:color w:val="1A1A1A"/>
           <w:sz w:val="22"/>
         </w:rPr>
-        <w:t>Mesmo que o botao seja habilitado por algum outro meio, o envio e bloqueado no momento de salvar, com a mensagem "Voce nao faz parte da equipe deste projeto."</w:t>
+        <w:t>TAP - Termo de Abertura de Projeto</w:t>
       </w:r>
     </w:p>
     <w:p>
@@ -2998,7 +2904,7 @@
           <w:color w:val="1A1A1A"/>
           <w:sz w:val="22"/>
         </w:rPr>
-        <w:t>A equipe de cada projeto e definida pelo Admin, na pagina de Administracao, aba Equipes.</w:t>
+        <w:t>Planejamento e Desenvolvimento de Projeto</w:t>
       </w:r>
     </w:p>
     <w:p>
@@ -3020,7 +2926,73 @@
           <w:color w:val="1A1A1A"/>
           <w:sz w:val="22"/>
         </w:rPr>
-        <w:t>A mesma restricao vale para os botoes Imprimir e Exportar Word de um registro ja salvo, nesses 7 formularios (detalhado na secao 5.5).</w:t>
+        <w:t>EAP - Estrutura Analitica de Projeto</w:t>
+      </w:r>
+    </w:p>
+    <w:p>
+      <w:pPr>
+        <w:pStyle w:val="PargrafodaLista"/>
+        <w:numPr>
+          <w:ilvl w:val="0"/>
+          <w:numId w:val="20"/>
+        </w:numPr>
+        <w:spacing w:before="240" w:after="80" w:line="260" w:lineRule="auto"/>
+        <w:ind w:left="700"/>
+        <w:rPr>
+          <w:color w:val="1A1A1A"/>
+          <w:sz w:val="22"/>
+        </w:rPr>
+      </w:pPr>
+      <w:r>
+        <w:rPr>
+          <w:color w:val="1A1A1A"/>
+          <w:sz w:val="22"/>
+        </w:rPr>
+        <w:t>SMP - Solicitacao de Mudanca de Projeto</w:t>
+      </w:r>
+    </w:p>
+    <w:p>
+      <w:pPr>
+        <w:pStyle w:val="PargrafodaLista"/>
+        <w:numPr>
+          <w:ilvl w:val="0"/>
+          <w:numId w:val="20"/>
+        </w:numPr>
+        <w:spacing w:before="240" w:after="80" w:line="260" w:lineRule="auto"/>
+        <w:ind w:left="700"/>
+        <w:rPr>
+          <w:color w:val="1A1A1A"/>
+          <w:sz w:val="22"/>
+        </w:rPr>
+      </w:pPr>
+      <w:r>
+        <w:rPr>
+          <w:color w:val="1A1A1A"/>
+          <w:sz w:val="22"/>
+        </w:rPr>
+        <w:t>TEP - Termo de Encerramento de Projeto</w:t>
+      </w:r>
+    </w:p>
+    <w:p>
+      <w:pPr>
+        <w:pStyle w:val="PargrafodaLista"/>
+        <w:numPr>
+          <w:ilvl w:val="0"/>
+          <w:numId w:val="20"/>
+        </w:numPr>
+        <w:spacing w:before="240" w:after="80" w:line="260" w:lineRule="auto"/>
+        <w:ind w:left="700"/>
+        <w:rPr>
+          <w:color w:val="1A1A1A"/>
+          <w:sz w:val="22"/>
+        </w:rPr>
+      </w:pPr>
+      <w:r>
+        <w:rPr>
+          <w:color w:val="1A1A1A"/>
+          <w:sz w:val="22"/>
+        </w:rPr>
+        <w:t>RLA - Registro de Licoes Aprendidas</w:t>
       </w:r>
     </w:p>
     <w:p>
@@ -3038,7 +3010,7 @@
           <w:color w:val="B91D2E"/>
           <w:sz w:val="26"/>
         </w:rPr>
-        <w:t>5.3 Formularios sem essa restricao</w:t>
+        <w:t>5.2 Como funciona</w:t>
       </w:r>
     </w:p>
     <w:p>
@@ -3054,7 +3026,7 @@
           <w:color w:val="1A1A1A"/>
           <w:sz w:val="22"/>
         </w:rPr>
-        <w:t>Os demais formularios nao usam o conceito de equipe por projeto - qualquer usuario autenticado pode criar/editar/excluir registros neles, sujeito apenas as regras de papel e (quando aplicavel) as regras especificas ja descritas nas secoes 2 e 4:</w:t>
+        <w:t>Ao selecionar um projeto no campo "Projeto vinculado":</w:t>
       </w:r>
     </w:p>
     <w:p>
@@ -3076,7 +3048,7 @@
           <w:color w:val="1A1A1A"/>
           <w:sz w:val="22"/>
         </w:rPr>
-        <w:t>Solicitacao de Demanda (tem o Gate 1 e a opcao de sem login, descritos acima).</w:t>
+        <w:t>Se a pessoa nao for da equipe daquele projeto (e nao for Admin), aparece um aviso na tela e o botao de enviar/registrar fica desabilitado.</w:t>
       </w:r>
     </w:p>
     <w:p>
@@ -3098,7 +3070,7 @@
           <w:color w:val="1A1A1A"/>
           <w:sz w:val="22"/>
         </w:rPr>
-        <w:t>Ata de Reuniao (tem a opcao de sem login, descrita acima).</w:t>
+        <w:t>Mesmo que o botao seja habilitado por algum outro meio, o envio e bloqueado no momento de salvar, com a mensagem "Voce nao faz parte da equipe deste projeto."</w:t>
       </w:r>
     </w:p>
     <w:p>
@@ -3120,7 +3092,7 @@
           <w:color w:val="1A1A1A"/>
           <w:sz w:val="22"/>
         </w:rPr>
-        <w:t>Plano de Comunicacao de Projeto</w:t>
+        <w:t>A equipe de cada projeto e definida pelo Admin, na pagina de Administracao, aba Equipes.</w:t>
       </w:r>
     </w:p>
     <w:p>
@@ -3142,50 +3114,12 @@
           <w:color w:val="1A1A1A"/>
           <w:sz w:val="22"/>
         </w:rPr>
-        <w:t>Relatorio de Situacao de Projetos</w:t>
-      </w:r>
-    </w:p>
-    <w:p>
-      <w:pPr>
-        <w:pStyle w:val="PargrafodaLista"/>
-        <w:numPr>
-          <w:ilvl w:val="0"/>
-          <w:numId w:val="21"/>
-        </w:numPr>
-        <w:spacing w:before="240" w:after="80" w:line="260" w:lineRule="auto"/>
-        <w:ind w:left="700"/>
-        <w:rPr>
-          <w:color w:val="1A1A1A"/>
-          <w:sz w:val="22"/>
-        </w:rPr>
-      </w:pPr>
-      <w:r>
-        <w:rPr>
-          <w:color w:val="1A1A1A"/>
-          <w:sz w:val="22"/>
-        </w:rPr>
-        <w:t>Relatorio de Entregas e Beneficios</w:t>
-      </w:r>
-    </w:p>
-    <w:p>
-      <w:pPr>
-        <w:spacing w:before="240" w:line="280" w:lineRule="auto"/>
-        <w:rPr>
-          <w:color w:val="1A1A1A"/>
-          <w:sz w:val="22"/>
-        </w:rPr>
-      </w:pPr>
-      <w:r>
-        <w:rPr>
-          <w:color w:val="1A1A1A"/>
-          <w:sz w:val="22"/>
-        </w:rPr>
-        <w:t>O Relatorio de Situacao e o Relatorio de Entregas tem, cada um, um campo opcional "Projeto vinculado (Gate 1)" em cada projeto listado - diferente do conceito desta secao, ele nao aplica nenhuma restricao de edicao por equipe. Serve apenas para ligar aquele item ao historico compartilhado do projeto (a mesma trilha de auditoria usada pelos 7 formularios com restricao por equipe), visivel pelo botao "Ver historico". Deixar sem selecionar mantem o comportamento anterior: qualquer usuario autenticado continua podendo criar/editar esses registros livremente.</w:t>
-      </w:r>
-    </w:p>
-    <w:p>
-      <w:pPr>
-        <w:spacing w:before="240" w:after="120" w:line="280" w:lineRule="auto"/>
+        <w:t>A mesma restricao vale para os botoes Imprimir e Exportar Word de um registro ja salvo, nesses 7 formularios (detalhado na secao 5.5).</w:t>
+      </w:r>
+    </w:p>
+    <w:p>
+      <w:pPr>
+        <w:spacing w:before="240" w:after="120" w:line="260" w:lineRule="auto"/>
         <w:rPr>
           <w:b/>
           <w:color w:val="B91D2E"/>
@@ -3198,7 +3132,7 @@
           <w:color w:val="B91D2E"/>
           <w:sz w:val="26"/>
         </w:rPr>
-        <w:t>5.4 Quem pode editar ou excluir um registro ja criado</w:t>
+        <w:t>5.3 Formularios sem essa restricao</w:t>
       </w:r>
     </w:p>
     <w:p>
@@ -3214,7 +3148,7 @@
           <w:color w:val="1A1A1A"/>
           <w:sz w:val="22"/>
         </w:rPr>
-        <w:t>Alem da restricao por equipe (quem pode criar um registro vinculado a um projeto), o sistema tambem restringe quem pode editar ou excluir um registro depois de criado, nos 9 formularios que tem essa acao: Solicitacao de Demanda, Canvas de Projeto, TAP, Planejamento e Desenvolvimento, EAP, SMP, Ata de Reuniao, TEP e RLA.</w:t>
+        <w:t>Os demais formularios nao usam o conceito de equipe por projeto - qualquer usuario autenticado pode criar/editar/excluir registros neles, sujeito apenas as regras de papel e (quando aplicavel) as regras especificas ja descritas nas secoes 2 e 4:</w:t>
       </w:r>
     </w:p>
     <w:p>
@@ -3236,7 +3170,8 @@
           <w:color w:val="1A1A1A"/>
           <w:sz w:val="22"/>
         </w:rPr>
-        <w:t>Editar: apenas quem criou o registro, quem tem o papel Gerente de Projetos, ou o Admin.</w:t>
+        <w:lastRenderedPageBreak/>
+        <w:t>Solicitacao de Demanda (tem o Gate 1 e a opcao de sem login, descritos acima).</w:t>
       </w:r>
     </w:p>
     <w:p>
@@ -3258,7 +3193,7 @@
           <w:color w:val="1A1A1A"/>
           <w:sz w:val="22"/>
         </w:rPr>
-        <w:t>Excluir: apenas quem tem o papel Gerente de Projetos, ou o Admin.</w:t>
+        <w:t>Ata de Reuniao (tem a opcao de sem login, descrita acima).</w:t>
       </w:r>
     </w:p>
     <w:p>
@@ -3280,7 +3215,7 @@
           <w:color w:val="1A1A1A"/>
           <w:sz w:val="22"/>
         </w:rPr>
-        <w:t>O papel Gerente de Projetos e um atributo global da conta (Administracao &gt; Usuarios), nao um vinculo especifico a um projeto - qualquer conta com esse papel pode editar/excluir registros de qualquer projeto, nao so dos que participa. Nao existe hoje um vinculo estruturado de "GP responsavel por este projeto" separado do papel da conta.</w:t>
+        <w:t>Plano de Comunicacao de Projeto</w:t>
       </w:r>
     </w:p>
     <w:p>
@@ -3302,8 +3237,7 @@
           <w:color w:val="1A1A1A"/>
           <w:sz w:val="22"/>
         </w:rPr>
-        <w:lastRenderedPageBreak/>
-        <w:t>Os botoes "Editar dados" e "Excluir" ficam ocultos para quem nao tem permissao, em vez de aparecerem e barrarem a acao so no clique.</w:t>
+        <w:t>Relatorio de Situacao de Projetos</w:t>
       </w:r>
     </w:p>
     <w:p>
@@ -3325,7 +3259,7 @@
           <w:color w:val="1A1A1A"/>
           <w:sz w:val="22"/>
         </w:rPr>
-        <w:t>Nao se aplica ao Plano de Comunicacao de Projeto (secao 3.7 ja cobre a edicao desse formulario separadamente) nem ao Relatorio de Situacao/Relatorio de Entregas, que sao documentos unicos por projeto sem o conceito de "registro individual criado por alguem".</w:t>
+        <w:t>Relatorio de Entregas e Beneficios</w:t>
       </w:r>
     </w:p>
     <w:p>
@@ -3341,7 +3275,7 @@
           <w:color w:val="1A1A1A"/>
           <w:sz w:val="22"/>
         </w:rPr>
-        <w:t>Desde 15/09/2026, essa regra tambem e aplicada diretamente no banco de dados (politicas de RLS na tabela kv_store), nao so no JavaScript do navegador - alguem tentando editar ou excluir um registro sem permissao direto pela API, contornando a tela do sistema, tambem e bloqueado. Fica documentado no arquivo supabase/migrations/20260915143738_kv_store_row_level_access_control.sql do repositorio. Duas coisas ficaram de fora dessa camada de banco, so continuam no JavaScript: a decisao especifica de quem aprova o Gate 1/Gate 2 (mais restrita que a regra geral de edicao) e as regras dos 3 relatorios de chave unica (secao 3.7 e o Gate 2 do Relatorio de Entregas).</w:t>
+        <w:t>O Relatorio de Situacao e o Relatorio de Entregas tem, cada um, um campo opcional "Projeto vinculado (Gate 1)" em cada projeto listado - diferente do conceito desta secao, ele nao aplica nenhuma restricao de edicao por equipe. Serve apenas para ligar aquele item ao historico compartilhado do projeto (a mesma trilha de auditoria usada pelos 7 formularios com restricao por equipe), visivel pelo botao "Ver historico". Deixar sem selecionar mantem o comportamento anterior: qualquer usuario autenticado continua podendo criar/editar esses registros livremente.</w:t>
       </w:r>
     </w:p>
     <w:p>
@@ -3359,6 +3293,167 @@
           <w:color w:val="B91D2E"/>
           <w:sz w:val="26"/>
         </w:rPr>
+        <w:t>5.4 Quem pode editar ou excluir um registro ja criado</w:t>
+      </w:r>
+    </w:p>
+    <w:p>
+      <w:pPr>
+        <w:spacing w:before="240" w:line="280" w:lineRule="auto"/>
+        <w:rPr>
+          <w:color w:val="1A1A1A"/>
+          <w:sz w:val="22"/>
+        </w:rPr>
+      </w:pPr>
+      <w:r>
+        <w:rPr>
+          <w:color w:val="1A1A1A"/>
+          <w:sz w:val="22"/>
+        </w:rPr>
+        <w:t>Alem da restricao por equipe (quem pode criar um registro vinculado a um projeto), o sistema tambem restringe quem pode editar ou excluir um registro depois de criado, nos 9 formularios que tem essa acao: Solicitacao de Demanda, Canvas de Projeto, TAP, Planejamento e Desenvolvimento, EAP, SMP, Ata de Reuniao, TEP e RLA.</w:t>
+      </w:r>
+    </w:p>
+    <w:p>
+      <w:pPr>
+        <w:pStyle w:val="PargrafodaLista"/>
+        <w:numPr>
+          <w:ilvl w:val="0"/>
+          <w:numId w:val="23"/>
+        </w:numPr>
+        <w:spacing w:before="240" w:after="80" w:line="260" w:lineRule="auto"/>
+        <w:ind w:left="700"/>
+        <w:rPr>
+          <w:color w:val="1A1A1A"/>
+          <w:sz w:val="22"/>
+        </w:rPr>
+      </w:pPr>
+      <w:r>
+        <w:rPr>
+          <w:color w:val="1A1A1A"/>
+          <w:sz w:val="22"/>
+        </w:rPr>
+        <w:t>Editar: apenas quem criou o registro, quem tem o papel Gerente de Projetos, ou o Admin.</w:t>
+      </w:r>
+    </w:p>
+    <w:p>
+      <w:pPr>
+        <w:pStyle w:val="PargrafodaLista"/>
+        <w:numPr>
+          <w:ilvl w:val="0"/>
+          <w:numId w:val="23"/>
+        </w:numPr>
+        <w:spacing w:before="240" w:after="80" w:line="260" w:lineRule="auto"/>
+        <w:ind w:left="700"/>
+        <w:rPr>
+          <w:color w:val="1A1A1A"/>
+          <w:sz w:val="22"/>
+        </w:rPr>
+      </w:pPr>
+      <w:r>
+        <w:rPr>
+          <w:color w:val="1A1A1A"/>
+          <w:sz w:val="22"/>
+        </w:rPr>
+        <w:t>Excluir: apenas quem tem o papel Gerente de Projetos, ou o Admin.</w:t>
+      </w:r>
+    </w:p>
+    <w:p>
+      <w:pPr>
+        <w:pStyle w:val="PargrafodaLista"/>
+        <w:numPr>
+          <w:ilvl w:val="0"/>
+          <w:numId w:val="23"/>
+        </w:numPr>
+        <w:spacing w:before="240" w:after="80" w:line="260" w:lineRule="auto"/>
+        <w:ind w:left="700"/>
+        <w:rPr>
+          <w:color w:val="1A1A1A"/>
+          <w:sz w:val="22"/>
+        </w:rPr>
+      </w:pPr>
+      <w:r>
+        <w:rPr>
+          <w:color w:val="1A1A1A"/>
+          <w:sz w:val="22"/>
+        </w:rPr>
+        <w:t>O papel Gerente de Projetos e um atributo global da conta (Administracao &gt; Usuarios), nao um vinculo especifico a um projeto - qualquer conta com esse papel pode editar/excluir registros de qualquer projeto, nao so dos que participa. Nao existe hoje um vinculo estruturado de "GP responsavel por este projeto" separado do papel da conta.</w:t>
+      </w:r>
+    </w:p>
+    <w:p>
+      <w:pPr>
+        <w:pStyle w:val="PargrafodaLista"/>
+        <w:numPr>
+          <w:ilvl w:val="0"/>
+          <w:numId w:val="23"/>
+        </w:numPr>
+        <w:spacing w:before="240" w:after="80" w:line="260" w:lineRule="auto"/>
+        <w:ind w:left="700"/>
+        <w:rPr>
+          <w:color w:val="1A1A1A"/>
+          <w:sz w:val="22"/>
+        </w:rPr>
+      </w:pPr>
+      <w:r>
+        <w:rPr>
+          <w:color w:val="1A1A1A"/>
+          <w:sz w:val="22"/>
+        </w:rPr>
+        <w:t>Os botoes "Editar dados" e "Excluir" ficam ocultos para quem nao tem permissao, em vez de aparecerem e barrarem a acao so no clique.</w:t>
+      </w:r>
+    </w:p>
+    <w:p>
+      <w:pPr>
+        <w:pStyle w:val="PargrafodaLista"/>
+        <w:numPr>
+          <w:ilvl w:val="0"/>
+          <w:numId w:val="23"/>
+        </w:numPr>
+        <w:spacing w:before="240" w:after="80" w:line="260" w:lineRule="auto"/>
+        <w:ind w:left="700"/>
+        <w:rPr>
+          <w:color w:val="1A1A1A"/>
+          <w:sz w:val="22"/>
+        </w:rPr>
+      </w:pPr>
+      <w:r>
+        <w:rPr>
+          <w:color w:val="1A1A1A"/>
+          <w:sz w:val="22"/>
+        </w:rPr>
+        <w:t>Nao se aplica ao Plano de Comunicacao de Projeto (secao 3.7 ja cobre a edicao desse formulario separadamente) nem ao Relatorio de Situacao/Relatorio de Entregas, que sao documentos unicos por projeto sem o conceito de "registro individual criado por alguem".</w:t>
+      </w:r>
+    </w:p>
+    <w:p>
+      <w:pPr>
+        <w:spacing w:before="240" w:line="280" w:lineRule="auto"/>
+        <w:rPr>
+          <w:color w:val="1A1A1A"/>
+          <w:sz w:val="22"/>
+        </w:rPr>
+      </w:pPr>
+      <w:r>
+        <w:rPr>
+          <w:color w:val="1A1A1A"/>
+          <w:sz w:val="22"/>
+        </w:rPr>
+        <w:t>Desde 15/09/2026, essa regra tambem e aplicada diretamente no banco de dados (politicas de RLS na tabela kv_store), nao so no JavaScript do navegador - alguem tentando editar ou excluir um registro sem permissao direto pela API, contornando a tela do sistema, tambem e bloqueado. Fica documentado no arquivo supabase/migrations/20260915143738_kv_store_row_level_access_control.sql do repositorio. Duas coisas ficaram de fora dessa camada de banco, so continuam no JavaScript: a decisao especifica de quem aprova o Gate 1/Gate 2 (mais restrita que a regra geral de edicao) e as regras dos 3 relatorios de chave unica (secao 3.7 e o Gate 2 do Relatorio de Entregas).</w:t>
+      </w:r>
+    </w:p>
+    <w:p>
+      <w:pPr>
+        <w:spacing w:before="240" w:after="120" w:line="280" w:lineRule="auto"/>
+        <w:rPr>
+          <w:b/>
+          <w:color w:val="B91D2E"/>
+          <w:sz w:val="26"/>
+        </w:rPr>
+      </w:pPr>
+      <w:r>
+        <w:rPr>
+          <w:b/>
+          <w:color w:val="B91D2E"/>
+          <w:sz w:val="26"/>
+        </w:rPr>
+        <w:lastRenderedPageBreak/>
         <w:t>5.5 Quem pode imprimir ou exportar um registro</w:t>
       </w:r>
     </w:p>
@@ -3383,7 +3478,7 @@
         <w:pStyle w:val="PargrafodaLista"/>
         <w:numPr>
           <w:ilvl w:val="0"/>
-          <w:numId w:val="23"/>
+          <w:numId w:val="24"/>
         </w:numPr>
         <w:spacing w:before="240" w:after="80" w:line="260" w:lineRule="auto"/>
         <w:ind w:left="700"/>
@@ -3405,7 +3500,7 @@
         <w:pStyle w:val="PargrafodaLista"/>
         <w:numPr>
           <w:ilvl w:val="0"/>
-          <w:numId w:val="23"/>
+          <w:numId w:val="24"/>
         </w:numPr>
         <w:spacing w:before="240" w:after="80" w:line="260" w:lineRule="auto"/>
         <w:ind w:left="700"/>
@@ -3427,7 +3522,7 @@
         <w:pStyle w:val="PargrafodaLista"/>
         <w:numPr>
           <w:ilvl w:val="0"/>
-          <w:numId w:val="23"/>
+          <w:numId w:val="24"/>
         </w:numPr>
         <w:spacing w:before="240" w:after="80" w:line="260" w:lineRule="auto"/>
         <w:ind w:left="700"/>
@@ -3639,7 +3734,6 @@
                 <w:color w:val="1A1A1A"/>
                 <w:sz w:val="19"/>
               </w:rPr>
-              <w:lastRenderedPageBreak/>
               <w:t>Solicitacao de Demanda</w:t>
             </w:r>
           </w:p>
@@ -4192,6 +4286,7 @@
                 <w:color w:val="1A1A1A"/>
                 <w:sz w:val="19"/>
               </w:rPr>
+              <w:lastRenderedPageBreak/>
               <w:t>Ata de Reuniao</w:t>
             </w:r>
           </w:p>
@@ -5020,7 +5115,6 @@
                 <w:color w:val="1A1A1A"/>
                 <w:sz w:val="19"/>
               </w:rPr>
-              <w:lastRenderedPageBreak/>
               <w:t>Relatorio de Resultados</w:t>
             </w:r>
           </w:p>
@@ -5231,7 +5325,7 @@
 <file path=word/numbering.xml><?xml version="1.0" encoding="utf-8"?>
 <w:numbering xmlns:wpc="http://schemas.microsoft.com/office/word/2010/wordprocessingCanvas" xmlns:cx="http://schemas.microsoft.com/office/drawing/2014/chartex" xmlns:cx1="http://schemas.microsoft.com/office/drawing/2015/9/8/chartex" xmlns:cx2="http://schemas.microsoft.com/office/drawing/2015/10/21/chartex" xmlns:cx3="http://schemas.microsoft.com/office/drawing/2016/5/9/chartex" xmlns:cx4="http://schemas.microsoft.com/office/drawing/2016/5/10/chartex" xmlns:cx5="http://schemas.microsoft.com/office/drawing/2016/5/11/chartex" xmlns:cx6="http://schemas.microsoft.com/office/drawing/2016/5/12/chartex" xmlns:cx7="http://schemas.microsoft.com/office/drawing/2016/5/13/chartex" xmlns:cx8="http://schemas.microsoft.com/office/drawing/2016/5/14/chartex" xmlns:mc="http://schemas.openxmlformats.org/markup-compatibility/2006" xmlns:aink="http://schemas.microsoft.com/office/drawing/2016/ink" xmlns:am3d="http://schemas.microsoft.com/office/drawing/2017/model3d" xmlns:o="urn:schemas-microsoft-com:office:office" xmlns:oel="http://schemas.microsoft.com/office/2019/extlst" xmlns:r="http://schemas.openxmlformats.org/officeDocument/2006/relationships" xmlns:m="http://schemas.openxmlformats.org/officeDocument/2006/math" xmlns:v="urn:schemas-microsoft-com:vml" xmlns:wp14="http://schemas.microsoft.com/office/word/2010/wordprocessingDrawing" xmlns:wp="http://schemas.openxmlformats.org/drawingml/2006/wordprocessingDrawing" xmlns:w10="urn:schemas-microsoft-com:office:word" xmlns:w="http://schemas.openxmlformats.org/wordprocessingml/2006/main" xmlns:w14="http://schemas.microsoft.com/office/word/2010/wordml" xmlns:w15="http://schemas.microsoft.com/office/word/2012/wordml" xmlns:w16cex="http://schemas.microsoft.com/office/word/2018/wordml/cex" xmlns:w16cid="http://schemas.microsoft.com/office/word/2016/wordml/cid" xmlns:w16="http://schemas.microsoft.com/office/word/2018/wordml" xmlns:w16du="http://schemas.microsoft.com/office/word/2023/wordml/word16du" xmlns:w16sdtdh="http://schemas.microsoft.com/office/word/2020/wordml/sdtdatahash" xmlns:w16sdtfl="http://schemas.microsoft.com/office/word/2024/wordml/sdtformatlock" xmlns:w16se="http://schemas.microsoft.com/office/word/2015/wordml/symex" xmlns:wpg="http://schemas.microsoft.com/office/word/2010/wordprocessingGroup" xmlns:wpi="http://schemas.microsoft.com/office/word/2010/wordprocessingInk" xmlns:wne="http://schemas.microsoft.com/office/word/2006/wordml" xmlns:wps="http://schemas.microsoft.com/office/word/2010/wordprocessingShape" mc:Ignorable="w14 w15 w16se w16cid w16 w16cex w16sdtdh w16sdtfl w16du wp14">
   <w:abstractNum w:abstractNumId="0" w15:restartNumberingAfterBreak="0">
-    <w:nsid w:val="009747E4"/>
+    <w:nsid w:val="0BE32422"/>
     <w:multiLevelType w:val="singleLevel"/>
     <w:tmpl w:val="04160001"/>
     <w:lvl w:ilvl="0">
@@ -5248,7 +5342,7 @@
     </w:lvl>
   </w:abstractNum>
   <w:abstractNum w:abstractNumId="1" w15:restartNumberingAfterBreak="0">
-    <w:nsid w:val="05065C45"/>
+    <w:nsid w:val="0D907059"/>
     <w:multiLevelType w:val="singleLevel"/>
     <w:tmpl w:val="04160001"/>
     <w:lvl w:ilvl="0">
@@ -5265,7 +5359,7 @@
     </w:lvl>
   </w:abstractNum>
   <w:abstractNum w:abstractNumId="2" w15:restartNumberingAfterBreak="0">
-    <w:nsid w:val="17181D57"/>
+    <w:nsid w:val="0DB46F65"/>
     <w:multiLevelType w:val="singleLevel"/>
     <w:tmpl w:val="04160001"/>
     <w:lvl w:ilvl="0">
@@ -5282,7 +5376,7 @@
     </w:lvl>
   </w:abstractNum>
   <w:abstractNum w:abstractNumId="3" w15:restartNumberingAfterBreak="0">
-    <w:nsid w:val="1CE12577"/>
+    <w:nsid w:val="173E5E8B"/>
     <w:multiLevelType w:val="singleLevel"/>
     <w:tmpl w:val="04160001"/>
     <w:lvl w:ilvl="0">
@@ -5299,7 +5393,7 @@
     </w:lvl>
   </w:abstractNum>
   <w:abstractNum w:abstractNumId="4" w15:restartNumberingAfterBreak="0">
-    <w:nsid w:val="1E695B9B"/>
+    <w:nsid w:val="18941F62"/>
     <w:multiLevelType w:val="singleLevel"/>
     <w:tmpl w:val="04160001"/>
     <w:lvl w:ilvl="0">
@@ -5316,7 +5410,7 @@
     </w:lvl>
   </w:abstractNum>
   <w:abstractNum w:abstractNumId="5" w15:restartNumberingAfterBreak="0">
-    <w:nsid w:val="203B1F16"/>
+    <w:nsid w:val="1BC927F3"/>
     <w:multiLevelType w:val="singleLevel"/>
     <w:tmpl w:val="04160001"/>
     <w:lvl w:ilvl="0">
@@ -5333,7 +5427,7 @@
     </w:lvl>
   </w:abstractNum>
   <w:abstractNum w:abstractNumId="6" w15:restartNumberingAfterBreak="0">
-    <w:nsid w:val="29C52289"/>
+    <w:nsid w:val="1E39193B"/>
     <w:multiLevelType w:val="singleLevel"/>
     <w:tmpl w:val="04160001"/>
     <w:lvl w:ilvl="0">
@@ -5350,7 +5444,7 @@
     </w:lvl>
   </w:abstractNum>
   <w:abstractNum w:abstractNumId="7" w15:restartNumberingAfterBreak="0">
-    <w:nsid w:val="2B7E4CB7"/>
+    <w:nsid w:val="1F8A2790"/>
     <w:multiLevelType w:val="singleLevel"/>
     <w:tmpl w:val="04160001"/>
     <w:lvl w:ilvl="0">
@@ -5367,7 +5461,7 @@
     </w:lvl>
   </w:abstractNum>
   <w:abstractNum w:abstractNumId="8" w15:restartNumberingAfterBreak="0">
-    <w:nsid w:val="37F20E19"/>
+    <w:nsid w:val="27632F10"/>
     <w:multiLevelType w:val="singleLevel"/>
     <w:tmpl w:val="04160001"/>
     <w:lvl w:ilvl="0">
@@ -5384,7 +5478,7 @@
     </w:lvl>
   </w:abstractNum>
   <w:abstractNum w:abstractNumId="9" w15:restartNumberingAfterBreak="0">
-    <w:nsid w:val="3BE0348C"/>
+    <w:nsid w:val="2C352949"/>
     <w:multiLevelType w:val="singleLevel"/>
     <w:tmpl w:val="04160001"/>
     <w:lvl w:ilvl="0">
@@ -5401,7 +5495,7 @@
     </w:lvl>
   </w:abstractNum>
   <w:abstractNum w:abstractNumId="10" w15:restartNumberingAfterBreak="0">
-    <w:nsid w:val="3EAB6483"/>
+    <w:nsid w:val="2CFC063A"/>
     <w:multiLevelType w:val="singleLevel"/>
     <w:tmpl w:val="04160001"/>
     <w:lvl w:ilvl="0">
@@ -5418,7 +5512,7 @@
     </w:lvl>
   </w:abstractNum>
   <w:abstractNum w:abstractNumId="11" w15:restartNumberingAfterBreak="0">
-    <w:nsid w:val="46544A55"/>
+    <w:nsid w:val="34B6645E"/>
     <w:multiLevelType w:val="singleLevel"/>
     <w:tmpl w:val="04160001"/>
     <w:lvl w:ilvl="0">
@@ -5435,7 +5529,7 @@
     </w:lvl>
   </w:abstractNum>
   <w:abstractNum w:abstractNumId="12" w15:restartNumberingAfterBreak="0">
-    <w:nsid w:val="474E43B0"/>
+    <w:nsid w:val="3C3F75CB"/>
     <w:multiLevelType w:val="singleLevel"/>
     <w:tmpl w:val="04160001"/>
     <w:lvl w:ilvl="0">
@@ -5452,7 +5546,7 @@
     </w:lvl>
   </w:abstractNum>
   <w:abstractNum w:abstractNumId="13" w15:restartNumberingAfterBreak="0">
-    <w:nsid w:val="4EF0184A"/>
+    <w:nsid w:val="42CE1833"/>
     <w:multiLevelType w:val="singleLevel"/>
     <w:tmpl w:val="04160001"/>
     <w:lvl w:ilvl="0">
@@ -5469,7 +5563,7 @@
     </w:lvl>
   </w:abstractNum>
   <w:abstractNum w:abstractNumId="14" w15:restartNumberingAfterBreak="0">
-    <w:nsid w:val="54951232"/>
+    <w:nsid w:val="44A536B5"/>
     <w:multiLevelType w:val="singleLevel"/>
     <w:tmpl w:val="04160001"/>
     <w:lvl w:ilvl="0">
@@ -5486,7 +5580,7 @@
     </w:lvl>
   </w:abstractNum>
   <w:abstractNum w:abstractNumId="15" w15:restartNumberingAfterBreak="0">
-    <w:nsid w:val="57396F77"/>
+    <w:nsid w:val="57A46F2B"/>
     <w:multiLevelType w:val="singleLevel"/>
     <w:tmpl w:val="04160001"/>
     <w:lvl w:ilvl="0">
@@ -5503,7 +5597,7 @@
     </w:lvl>
   </w:abstractNum>
   <w:abstractNum w:abstractNumId="16" w15:restartNumberingAfterBreak="0">
-    <w:nsid w:val="602D5B0B"/>
+    <w:nsid w:val="5DF263C0"/>
     <w:multiLevelType w:val="singleLevel"/>
     <w:tmpl w:val="04160001"/>
     <w:lvl w:ilvl="0">
@@ -5520,7 +5614,7 @@
     </w:lvl>
   </w:abstractNum>
   <w:abstractNum w:abstractNumId="17" w15:restartNumberingAfterBreak="0">
-    <w:nsid w:val="6CA84551"/>
+    <w:nsid w:val="60637F57"/>
     <w:multiLevelType w:val="singleLevel"/>
     <w:tmpl w:val="04160001"/>
     <w:lvl w:ilvl="0">
@@ -5537,7 +5631,7 @@
     </w:lvl>
   </w:abstractNum>
   <w:abstractNum w:abstractNumId="18" w15:restartNumberingAfterBreak="0">
-    <w:nsid w:val="71CE3F3B"/>
+    <w:nsid w:val="711173E0"/>
     <w:multiLevelType w:val="singleLevel"/>
     <w:tmpl w:val="04160001"/>
     <w:lvl w:ilvl="0">
@@ -5554,7 +5648,7 @@
     </w:lvl>
   </w:abstractNum>
   <w:abstractNum w:abstractNumId="19" w15:restartNumberingAfterBreak="0">
-    <w:nsid w:val="7AB65E19"/>
+    <w:nsid w:val="713839BA"/>
     <w:multiLevelType w:val="singleLevel"/>
     <w:tmpl w:val="04160001"/>
     <w:lvl w:ilvl="0">
@@ -5571,7 +5665,7 @@
     </w:lvl>
   </w:abstractNum>
   <w:abstractNum w:abstractNumId="20" w15:restartNumberingAfterBreak="0">
-    <w:nsid w:val="7B291F89"/>
+    <w:nsid w:val="779553C5"/>
     <w:multiLevelType w:val="singleLevel"/>
     <w:tmpl w:val="04160001"/>
     <w:lvl w:ilvl="0">
@@ -5588,7 +5682,7 @@
     </w:lvl>
   </w:abstractNum>
   <w:abstractNum w:abstractNumId="21" w15:restartNumberingAfterBreak="0">
-    <w:nsid w:val="7BFF2952"/>
+    <w:nsid w:val="7874560F"/>
     <w:multiLevelType w:val="singleLevel"/>
     <w:tmpl w:val="04160001"/>
     <w:lvl w:ilvl="0">
@@ -5605,7 +5699,7 @@
     </w:lvl>
   </w:abstractNum>
   <w:abstractNum w:abstractNumId="22" w15:restartNumberingAfterBreak="0">
-    <w:nsid w:val="7FE1386C"/>
+    <w:nsid w:val="797A1252"/>
     <w:multiLevelType w:val="singleLevel"/>
     <w:tmpl w:val="04160001"/>
     <w:lvl w:ilvl="0">
@@ -5621,74 +5715,94 @@
       </w:rPr>
     </w:lvl>
   </w:abstractNum>
-  <w:num w:numId="1" w16cid:durableId="1888755495">
+  <w:abstractNum w:abstractNumId="23" w15:restartNumberingAfterBreak="0">
+    <w:nsid w:val="7F2F0E53"/>
+    <w:multiLevelType w:val="singleLevel"/>
+    <w:tmpl w:val="04160001"/>
+    <w:lvl w:ilvl="0">
+      <w:start w:val="1"/>
+      <w:numFmt w:val="bullet"/>
+      <w:lvlText w:val=""/>
+      <w:lvlJc w:val="left"/>
+      <w:pPr>
+        <w:ind w:left="720" w:hanging="360"/>
+      </w:pPr>
+      <w:rPr>
+        <w:rFonts w:ascii="Symbol" w:hAnsi="Symbol" w:hint="default"/>
+      </w:rPr>
+    </w:lvl>
+  </w:abstractNum>
+  <w:num w:numId="1" w16cid:durableId="460462082">
+    <w:abstractNumId w:val="12"/>
+  </w:num>
+  <w:num w:numId="2" w16cid:durableId="672611355">
+    <w:abstractNumId w:val="6"/>
+  </w:num>
+  <w:num w:numId="3" w16cid:durableId="2135756000">
+    <w:abstractNumId w:val="9"/>
+  </w:num>
+  <w:num w:numId="4" w16cid:durableId="881674564">
+    <w:abstractNumId w:val="23"/>
+  </w:num>
+  <w:num w:numId="5" w16cid:durableId="27802674">
+    <w:abstractNumId w:val="1"/>
+  </w:num>
+  <w:num w:numId="6" w16cid:durableId="1221092740">
+    <w:abstractNumId w:val="11"/>
+  </w:num>
+  <w:num w:numId="7" w16cid:durableId="1626891938">
+    <w:abstractNumId w:val="3"/>
+  </w:num>
+  <w:num w:numId="8" w16cid:durableId="182981412">
+    <w:abstractNumId w:val="0"/>
+  </w:num>
+  <w:num w:numId="9" w16cid:durableId="1414547139">
+    <w:abstractNumId w:val="16"/>
+  </w:num>
+  <w:num w:numId="10" w16cid:durableId="2146775279">
+    <w:abstractNumId w:val="20"/>
+  </w:num>
+  <w:num w:numId="11" w16cid:durableId="54352215">
+    <w:abstractNumId w:val="5"/>
+  </w:num>
+  <w:num w:numId="12" w16cid:durableId="734401613">
+    <w:abstractNumId w:val="21"/>
+  </w:num>
+  <w:num w:numId="13" w16cid:durableId="1471509919">
+    <w:abstractNumId w:val="4"/>
+  </w:num>
+  <w:num w:numId="14" w16cid:durableId="885532990">
+    <w:abstractNumId w:val="18"/>
+  </w:num>
+  <w:num w:numId="15" w16cid:durableId="1719430863">
     <w:abstractNumId w:val="13"/>
   </w:num>
-  <w:num w:numId="2" w16cid:durableId="12265220">
-    <w:abstractNumId w:val="0"/>
+  <w:num w:numId="16" w16cid:durableId="1550611374">
+    <w:abstractNumId w:val="10"/>
   </w:num>
-  <w:num w:numId="3" w16cid:durableId="920723110">
-    <w:abstractNumId w:val="20"/>
+  <w:num w:numId="17" w16cid:durableId="2118717935">
+    <w:abstractNumId w:val="7"/>
   </w:num>
-  <w:num w:numId="4" w16cid:durableId="180360690">
-    <w:abstractNumId w:val="6"/>
+  <w:num w:numId="18" w16cid:durableId="1135223820">
+    <w:abstractNumId w:val="2"/>
   </w:num>
-  <w:num w:numId="5" w16cid:durableId="690837442">
+  <w:num w:numId="19" w16cid:durableId="1026754201">
+    <w:abstractNumId w:val="15"/>
+  </w:num>
+  <w:num w:numId="20" w16cid:durableId="48379186">
+    <w:abstractNumId w:val="22"/>
+  </w:num>
+  <w:num w:numId="21" w16cid:durableId="473330690">
+    <w:abstractNumId w:val="14"/>
+  </w:num>
+  <w:num w:numId="22" w16cid:durableId="1706563954">
     <w:abstractNumId w:val="17"/>
   </w:num>
-  <w:num w:numId="6" w16cid:durableId="1267225484">
+  <w:num w:numId="23" w16cid:durableId="1866599687">
     <w:abstractNumId w:val="19"/>
   </w:num>
-  <w:num w:numId="7" w16cid:durableId="332612120">
-    <w:abstractNumId w:val="14"/>
-  </w:num>
-  <w:num w:numId="8" w16cid:durableId="164980837">
-    <w:abstractNumId w:val="10"/>
-  </w:num>
-  <w:num w:numId="9" w16cid:durableId="1144539325">
+  <w:num w:numId="24" w16cid:durableId="1458647207">
     <w:abstractNumId w:val="8"/>
-  </w:num>
-  <w:num w:numId="10" w16cid:durableId="212158475">
-    <w:abstractNumId w:val="22"/>
-  </w:num>
-  <w:num w:numId="11" w16cid:durableId="1298101980">
-    <w:abstractNumId w:val="5"/>
-  </w:num>
-  <w:num w:numId="12" w16cid:durableId="269556874">
-    <w:abstractNumId w:val="2"/>
-  </w:num>
-  <w:num w:numId="13" w16cid:durableId="1171532604">
-    <w:abstractNumId w:val="16"/>
-  </w:num>
-  <w:num w:numId="14" w16cid:durableId="1102382692">
-    <w:abstractNumId w:val="12"/>
-  </w:num>
-  <w:num w:numId="15" w16cid:durableId="1307661133">
-    <w:abstractNumId w:val="1"/>
-  </w:num>
-  <w:num w:numId="16" w16cid:durableId="131480456">
-    <w:abstractNumId w:val="4"/>
-  </w:num>
-  <w:num w:numId="17" w16cid:durableId="1531913220">
-    <w:abstractNumId w:val="18"/>
-  </w:num>
-  <w:num w:numId="18" w16cid:durableId="239953200">
-    <w:abstractNumId w:val="7"/>
-  </w:num>
-  <w:num w:numId="19" w16cid:durableId="631641794">
-    <w:abstractNumId w:val="15"/>
-  </w:num>
-  <w:num w:numId="20" w16cid:durableId="562640243">
-    <w:abstractNumId w:val="9"/>
-  </w:num>
-  <w:num w:numId="21" w16cid:durableId="1834948814">
-    <w:abstractNumId w:val="11"/>
-  </w:num>
-  <w:num w:numId="22" w16cid:durableId="36517490">
-    <w:abstractNumId w:val="21"/>
-  </w:num>
-  <w:num w:numId="23" w16cid:durableId="1718972667">
-    <w:abstractNumId w:val="3"/>
   </w:num>
 </w:numbering>
 </file>
@@ -6101,7 +6215,7 @@
     <w:link w:val="Ttulo1Char"/>
     <w:uiPriority w:val="9"/>
     <w:qFormat/>
-    <w:rsid w:val="0035397E"/>
+    <w:rsid w:val="00072D37"/>
     <w:pPr>
       <w:keepNext/>
       <w:keepLines/>
@@ -6124,7 +6238,7 @@
     <w:semiHidden/>
     <w:unhideWhenUsed/>
     <w:qFormat/>
-    <w:rsid w:val="0035397E"/>
+    <w:rsid w:val="00072D37"/>
     <w:pPr>
       <w:keepNext/>
       <w:keepLines/>
@@ -6147,7 +6261,7 @@
     <w:semiHidden/>
     <w:unhideWhenUsed/>
     <w:qFormat/>
-    <w:rsid w:val="0035397E"/>
+    <w:rsid w:val="00072D37"/>
     <w:pPr>
       <w:keepNext/>
       <w:keepLines/>
@@ -6170,7 +6284,7 @@
     <w:semiHidden/>
     <w:unhideWhenUsed/>
     <w:qFormat/>
-    <w:rsid w:val="0035397E"/>
+    <w:rsid w:val="00072D37"/>
     <w:pPr>
       <w:keepNext/>
       <w:keepLines/>
@@ -6193,7 +6307,7 @@
     <w:semiHidden/>
     <w:unhideWhenUsed/>
     <w:qFormat/>
-    <w:rsid w:val="0035397E"/>
+    <w:rsid w:val="00072D37"/>
     <w:pPr>
       <w:keepNext/>
       <w:keepLines/>
@@ -6214,7 +6328,7 @@
     <w:semiHidden/>
     <w:unhideWhenUsed/>
     <w:qFormat/>
-    <w:rsid w:val="0035397E"/>
+    <w:rsid w:val="00072D37"/>
     <w:pPr>
       <w:keepNext/>
       <w:keepLines/>
@@ -6237,7 +6351,7 @@
     <w:semiHidden/>
     <w:unhideWhenUsed/>
     <w:qFormat/>
-    <w:rsid w:val="0035397E"/>
+    <w:rsid w:val="00072D37"/>
     <w:pPr>
       <w:keepNext/>
       <w:keepLines/>
@@ -6258,7 +6372,7 @@
     <w:semiHidden/>
     <w:unhideWhenUsed/>
     <w:qFormat/>
-    <w:rsid w:val="0035397E"/>
+    <w:rsid w:val="00072D37"/>
     <w:pPr>
       <w:keepNext/>
       <w:keepLines/>
@@ -6281,7 +6395,7 @@
     <w:semiHidden/>
     <w:unhideWhenUsed/>
     <w:qFormat/>
-    <w:rsid w:val="0035397E"/>
+    <w:rsid w:val="00072D37"/>
     <w:pPr>
       <w:keepNext/>
       <w:keepLines/>
@@ -6325,7 +6439,7 @@
     <w:basedOn w:val="Fontepargpadro"/>
     <w:link w:val="Ttulo1"/>
     <w:uiPriority w:val="9"/>
-    <w:rsid w:val="0035397E"/>
+    <w:rsid w:val="00072D37"/>
     <w:rPr>
       <w:rFonts w:asciiTheme="majorHAnsi" w:eastAsiaTheme="majorEastAsia" w:hAnsiTheme="majorHAnsi" w:cstheme="majorBidi"/>
       <w:color w:val="0F4761" w:themeColor="accent1" w:themeShade="BF"/>
@@ -6339,7 +6453,7 @@
     <w:link w:val="Ttulo2"/>
     <w:uiPriority w:val="9"/>
     <w:semiHidden/>
-    <w:rsid w:val="0035397E"/>
+    <w:rsid w:val="00072D37"/>
     <w:rPr>
       <w:rFonts w:asciiTheme="majorHAnsi" w:eastAsiaTheme="majorEastAsia" w:hAnsiTheme="majorHAnsi" w:cstheme="majorBidi"/>
       <w:color w:val="0F4761" w:themeColor="accent1" w:themeShade="BF"/>
@@ -6353,7 +6467,7 @@
     <w:link w:val="Ttulo3"/>
     <w:uiPriority w:val="9"/>
     <w:semiHidden/>
-    <w:rsid w:val="0035397E"/>
+    <w:rsid w:val="00072D37"/>
     <w:rPr>
       <w:rFonts w:eastAsiaTheme="majorEastAsia" w:cstheme="majorBidi"/>
       <w:color w:val="0F4761" w:themeColor="accent1" w:themeShade="BF"/>
@@ -6367,7 +6481,7 @@
     <w:link w:val="Ttulo4"/>
     <w:uiPriority w:val="9"/>
     <w:semiHidden/>
-    <w:rsid w:val="0035397E"/>
+    <w:rsid w:val="00072D37"/>
     <w:rPr>
       <w:rFonts w:eastAsiaTheme="majorEastAsia" w:cstheme="majorBidi"/>
       <w:i/>
@@ -6381,7 +6495,7 @@
     <w:link w:val="Ttulo5"/>
     <w:uiPriority w:val="9"/>
     <w:semiHidden/>
-    <w:rsid w:val="0035397E"/>
+    <w:rsid w:val="00072D37"/>
     <w:rPr>
       <w:rFonts w:eastAsiaTheme="majorEastAsia" w:cstheme="majorBidi"/>
       <w:color w:val="0F4761" w:themeColor="accent1" w:themeShade="BF"/>
@@ -6393,7 +6507,7 @@
     <w:link w:val="Ttulo6"/>
     <w:uiPriority w:val="9"/>
     <w:semiHidden/>
-    <w:rsid w:val="0035397E"/>
+    <w:rsid w:val="00072D37"/>
     <w:rPr>
       <w:rFonts w:eastAsiaTheme="majorEastAsia" w:cstheme="majorBidi"/>
       <w:i/>
@@ -6407,7 +6521,7 @@
     <w:link w:val="Ttulo7"/>
     <w:uiPriority w:val="9"/>
     <w:semiHidden/>
-    <w:rsid w:val="0035397E"/>
+    <w:rsid w:val="00072D37"/>
     <w:rPr>
       <w:rFonts w:eastAsiaTheme="majorEastAsia" w:cstheme="majorBidi"/>
       <w:color w:val="595959" w:themeColor="text1" w:themeTint="A6"/>
@@ -6419,7 +6533,7 @@
     <w:link w:val="Ttulo8"/>
     <w:uiPriority w:val="9"/>
     <w:semiHidden/>
-    <w:rsid w:val="0035397E"/>
+    <w:rsid w:val="00072D37"/>
     <w:rPr>
       <w:rFonts w:eastAsiaTheme="majorEastAsia" w:cstheme="majorBidi"/>
       <w:i/>
@@ -6433,7 +6547,7 @@
     <w:link w:val="Ttulo9"/>
     <w:uiPriority w:val="9"/>
     <w:semiHidden/>
-    <w:rsid w:val="0035397E"/>
+    <w:rsid w:val="00072D37"/>
     <w:rPr>
       <w:rFonts w:eastAsiaTheme="majorEastAsia" w:cstheme="majorBidi"/>
       <w:color w:val="272727" w:themeColor="text1" w:themeTint="D8"/>
@@ -6446,7 +6560,7 @@
     <w:link w:val="TtuloChar"/>
     <w:uiPriority w:val="10"/>
     <w:qFormat/>
-    <w:rsid w:val="0035397E"/>
+    <w:rsid w:val="00072D37"/>
     <w:pPr>
       <w:spacing w:after="80" w:line="240" w:lineRule="auto"/>
       <w:contextualSpacing/>
@@ -6464,7 +6578,7 @@
     <w:basedOn w:val="Fontepargpadro"/>
     <w:link w:val="Ttulo"/>
     <w:uiPriority w:val="10"/>
-    <w:rsid w:val="0035397E"/>
+    <w:rsid w:val="00072D37"/>
     <w:rPr>
       <w:rFonts w:asciiTheme="majorHAnsi" w:eastAsiaTheme="majorEastAsia" w:hAnsiTheme="majorHAnsi" w:cstheme="majorBidi"/>
       <w:spacing w:val="-10"/>
@@ -6480,7 +6594,7 @@
     <w:link w:val="SubttuloChar"/>
     <w:uiPriority w:val="11"/>
     <w:qFormat/>
-    <w:rsid w:val="0035397E"/>
+    <w:rsid w:val="00072D37"/>
     <w:pPr>
       <w:numPr>
         <w:ilvl w:val="1"/>
@@ -6499,7 +6613,7 @@
     <w:basedOn w:val="Fontepargpadro"/>
     <w:link w:val="Subttulo"/>
     <w:uiPriority w:val="11"/>
-    <w:rsid w:val="0035397E"/>
+    <w:rsid w:val="00072D37"/>
     <w:rPr>
       <w:rFonts w:eastAsiaTheme="majorEastAsia" w:cstheme="majorBidi"/>
       <w:color w:val="595959" w:themeColor="text1" w:themeTint="A6"/>
@@ -6515,7 +6629,7 @@
     <w:link w:val="CitaoChar"/>
     <w:uiPriority w:val="29"/>
     <w:qFormat/>
-    <w:rsid w:val="0035397E"/>
+    <w:rsid w:val="00072D37"/>
     <w:pPr>
       <w:spacing w:before="160"/>
       <w:jc w:val="center"/>
@@ -6531,7 +6645,7 @@
     <w:basedOn w:val="Fontepargpadro"/>
     <w:link w:val="Citao"/>
     <w:uiPriority w:val="29"/>
-    <w:rsid w:val="0035397E"/>
+    <w:rsid w:val="00072D37"/>
     <w:rPr>
       <w:i/>
       <w:iCs/>
@@ -6543,7 +6657,7 @@
     <w:basedOn w:val="Normal"/>
     <w:uiPriority w:val="34"/>
     <w:qFormat/>
-    <w:rsid w:val="0035397E"/>
+    <w:rsid w:val="00072D37"/>
     <w:pPr>
       <w:ind w:left="720"/>
       <w:contextualSpacing/>
@@ -6554,7 +6668,7 @@
     <w:basedOn w:val="Fontepargpadro"/>
     <w:uiPriority w:val="21"/>
     <w:qFormat/>
-    <w:rsid w:val="0035397E"/>
+    <w:rsid w:val="00072D37"/>
     <w:rPr>
       <w:i/>
       <w:iCs/>
@@ -6568,7 +6682,7 @@
     <w:link w:val="CitaoIntensaChar"/>
     <w:uiPriority w:val="30"/>
     <w:qFormat/>
-    <w:rsid w:val="0035397E"/>
+    <w:rsid w:val="00072D37"/>
     <w:pPr>
       <w:pBdr>
         <w:top w:val="single" w:sz="4" w:space="10" w:color="0F4761" w:themeColor="accent1" w:themeShade="BF"/>
@@ -6589,7 +6703,7 @@
     <w:basedOn w:val="Fontepargpadro"/>
     <w:link w:val="CitaoIntensa"/>
     <w:uiPriority w:val="30"/>
-    <w:rsid w:val="0035397E"/>
+    <w:rsid w:val="00072D37"/>
     <w:rPr>
       <w:i/>
       <w:iCs/>
@@ -6601,7 +6715,7 @@
     <w:basedOn w:val="Fontepargpadro"/>
     <w:uiPriority w:val="32"/>
     <w:qFormat/>
-    <w:rsid w:val="0035397E"/>
+    <w:rsid w:val="00072D37"/>
     <w:rPr>
       <w:b/>
       <w:bCs/>

--- a/Regras de Acesso e Permissoes - Sistema UNIALFA.docx
+++ b/Regras de Acesso e Permissoes - Sistema UNIALFA.docx
@@ -2522,49 +2522,6 @@
     </w:p>
     <w:p>
       <w:pPr>
-        <w:spacing w:before="120" w:after="200" w:line="280" w:lineRule="auto"/>
-        <w:rPr>
-          <w:color w:val="1A1A1A"/>
-          <w:sz w:val="22"/>
-        </w:rPr>
-      </w:pPr>
-    </w:p>
-    <w:p>
-      <w:pPr>
-        <w:spacing w:before="360" w:line="280" w:lineRule="auto"/>
-        <w:rPr>
-          <w:b/>
-          <w:color w:val="1A1A1A"/>
-          <w:sz w:val="32"/>
-        </w:rPr>
-      </w:pPr>
-      <w:r>
-        <w:rPr>
-          <w:b/>
-          <w:color w:val="1A1A1A"/>
-          <w:sz w:val="32"/>
-        </w:rPr>
-        <w:t>4. Gates de aprovacao</w:t>
-      </w:r>
-    </w:p>
-    <w:p>
-      <w:pPr>
-        <w:spacing w:before="360" w:line="280" w:lineRule="auto"/>
-        <w:rPr>
-          <w:color w:val="1A1A1A"/>
-          <w:sz w:val="22"/>
-        </w:rPr>
-      </w:pPr>
-      <w:r>
-        <w:rPr>
-          <w:color w:val="1A1A1A"/>
-          <w:sz w:val="22"/>
-        </w:rPr>
-        <w:t>O sistema tem dois pontos de decisao formal (gates) no ciclo de vida de um projeto, ambos aparecendo no fluxo de diretrizes da pagina inicial:</w:t>
-      </w:r>
-    </w:p>
-    <w:p>
-      <w:pPr>
         <w:spacing w:before="240" w:after="120" w:line="280" w:lineRule="auto"/>
         <w:rPr>
           <w:b/>
@@ -2578,7 +2535,7 @@
           <w:color w:val="B91D2E"/>
           <w:sz w:val="26"/>
         </w:rPr>
-        <w:t>4.1 Gate 1 - Triagem</w:t>
+        <w:t>3.13 Gestao de Atividades</w:t>
       </w:r>
     </w:p>
     <w:p>
@@ -2594,56 +2551,111 @@
           <w:color w:val="1A1A1A"/>
           <w:sz w:val="22"/>
         </w:rPr>
-        <w:t>Ocorre logo apos o registro da demanda (D01.4/D01.5). Decide se a demanda entra ou nao no portfolio de projetos.</w:t>
-      </w:r>
-    </w:p>
-    <w:p>
-      <w:pPr>
-        <w:pStyle w:val="PargrafodaLista"/>
-        <w:numPr>
-          <w:ilvl w:val="0"/>
-          <w:numId w:val="18"/>
-        </w:numPr>
-        <w:spacing w:before="240" w:after="80" w:line="260" w:lineRule="auto"/>
-        <w:ind w:left="700"/>
-        <w:rPr>
-          <w:color w:val="1A1A1A"/>
-          <w:sz w:val="22"/>
-        </w:rPr>
-      </w:pPr>
-      <w:r>
-        <w:rPr>
-          <w:color w:val="1A1A1A"/>
-          <w:sz w:val="22"/>
-        </w:rPr>
-        <w:t>Quem decide: Admin (atuando como Gestor Responsavel no sistema).</w:t>
-      </w:r>
-    </w:p>
-    <w:p>
-      <w:pPr>
-        <w:pStyle w:val="PargrafodaLista"/>
-        <w:numPr>
-          <w:ilvl w:val="0"/>
-          <w:numId w:val="18"/>
-        </w:numPr>
-        <w:spacing w:before="240" w:after="80" w:line="260" w:lineRule="auto"/>
-        <w:ind w:left="700"/>
-        <w:rPr>
-          <w:color w:val="1A1A1A"/>
-          <w:sz w:val="22"/>
-        </w:rPr>
-      </w:pPr>
-      <w:r>
-        <w:rPr>
-          <w:color w:val="1A1A1A"/>
-          <w:sz w:val="22"/>
-        </w:rPr>
-        <w:t>Onde: no status da Solicitacao de Demanda - so o Admin consegue alterar o campo de status; qualquer outro papel ve o campo travado, com um aviso explicando que so o PMO/Admin pode aprovar ou reprovar.</w:t>
-      </w:r>
-    </w:p>
-    <w:p>
-      <w:pPr>
-        <w:spacing w:before="240" w:after="120" w:line="260" w:lineRule="auto"/>
+        <w:t>"Gestao de Atividades" e uma pagina de "Gestao" que agrega, por conta responsavel, os mesmos itens do Meu Painel (secao 3.12) - dando a quem tem acesso uma visao da carga de trabalho de toda a equipe, nao so da propria conta. Diferente do Meu Painel, esta pagina TEM restricao por papel, no mesmo esquema da secao 3.4: uma lista de papeis, definida pelo Admin na aba Configuracoes da Administracao (chave papeis_gestao_atividades), decide quem mais - alem do PMO/Admin, que sempre tem acesso - pode abrir a pagina. Comeca configurada so para Admin, igual ao Painel Executivo e ao Painel de Prazos.</w:t>
+      </w:r>
+    </w:p>
+    <w:p>
+      <w:pPr>
+        <w:spacing w:before="240" w:line="280" w:lineRule="auto"/>
+        <w:rPr>
+          <w:color w:val="1A1A1A"/>
+          <w:sz w:val="22"/>
+        </w:rPr>
+      </w:pPr>
+      <w:r>
+        <w:rPr>
+          <w:color w:val="1A1A1A"/>
+          <w:sz w:val="22"/>
+        </w:rPr>
+        <w:t>Diferenca importante em relacao as outras listas de papeis da secao 3.4: aqui a permissao nao libera so uma tela, libera tambem ENXERGAR NOME E PAPEL DE TODOS OS USUARIOS DO SISTEMA - e o dado que a pagina usa para agrupar as pendencias por pessoa. Por isso essa checagem nao fica so na interface: uma funcao no banco de dados (listar_perfis_gestao_atividades, SECURITY DEFINER) confere, ela mesma, se quem chamou e Admin OU tem um papel presente em papeis_gestao_atividades antes de devolver qualquer linha - uma segunda funcao auxiliar, pode_ver_gestao_atividades, concentra essa mesma checagem para ser reaproveitada se novas funcoes precisarem dela no futuro. Sem essa dupla camada, bastaria alguem inspecionar o codigo da pagina para descobrir a chamada e contornar a tela, obtendo a lista de usuarios sem ter sido liberado para isso.</w:t>
+      </w:r>
+    </w:p>
+    <w:p>
+      <w:pPr>
+        <w:spacing w:before="240" w:line="280" w:lineRule="auto"/>
+        <w:rPr>
+          <w:color w:val="1A1A1A"/>
+          <w:sz w:val="22"/>
+        </w:rPr>
+      </w:pPr>
+      <w:r>
+        <w:rPr>
+          <w:color w:val="1A1A1A"/>
+          <w:sz w:val="22"/>
+        </w:rPr>
+        <w:t xml:space="preserve">Os dados de atividade em si (marcos, riscos, entradas, entraves/encaminhamentos, guardados na tabela kv_store) ja sao de leitura ampla para qualquer usuario autenticado - e assim que o proprio Meu Painel consegue ler projetos que nao sao do usuario logado, </w:t>
+      </w:r>
+      <w:r>
+        <w:rPr>
+          <w:color w:val="1A1A1A"/>
+          <w:sz w:val="22"/>
+        </w:rPr>
+        <w:lastRenderedPageBreak/>
+        <w:t>para achar os itens atribuidos a ele em qualquer lugar do sistema. A parte nova e so a lista de nome/papel de todo mundo, que antes so o Admin conseguia ver.</w:t>
+      </w:r>
+    </w:p>
+    <w:p>
+      <w:pPr>
+        <w:spacing w:before="240" w:line="280" w:lineRule="auto"/>
+        <w:rPr>
+          <w:color w:val="1A1A1A"/>
+          <w:sz w:val="22"/>
+        </w:rPr>
+      </w:pPr>
+      <w:r>
+        <w:rPr>
+          <w:color w:val="1A1A1A"/>
+          <w:sz w:val="22"/>
+        </w:rPr>
+        <w:t>De passagem, ao criar esta pagina foi encontrada e corrigida uma lacuna na configuracao do Painel de Prazos (secao 3.4): a linha papeis_painel_prazos nunca tinha sido inserida na tabela de configuracoes do sistema - os campos apareciam normalmente na tela da Administracao, mas o Admin nao conseguia de fato salvar uma mudanca ali, porque a gravacao so atualiza uma linha ja existente, nunca cria uma nova.</w:t>
+      </w:r>
+    </w:p>
+    <w:p>
+      <w:pPr>
+        <w:spacing w:before="120" w:after="200" w:line="280" w:lineRule="auto"/>
+        <w:rPr>
+          <w:color w:val="1A1A1A"/>
+          <w:sz w:val="22"/>
+        </w:rPr>
+      </w:pPr>
+    </w:p>
+    <w:p>
+      <w:pPr>
+        <w:spacing w:before="360" w:line="280" w:lineRule="auto"/>
+        <w:rPr>
+          <w:b/>
+          <w:color w:val="1A1A1A"/>
+          <w:sz w:val="32"/>
+        </w:rPr>
+      </w:pPr>
+      <w:r>
+        <w:rPr>
+          <w:b/>
+          <w:color w:val="1A1A1A"/>
+          <w:sz w:val="32"/>
+        </w:rPr>
+        <w:t>4. Gates de aprovacao</w:t>
+      </w:r>
+    </w:p>
+    <w:p>
+      <w:pPr>
+        <w:spacing w:before="360" w:line="280" w:lineRule="auto"/>
+        <w:rPr>
+          <w:color w:val="1A1A1A"/>
+          <w:sz w:val="22"/>
+        </w:rPr>
+      </w:pPr>
+      <w:r>
+        <w:rPr>
+          <w:color w:val="1A1A1A"/>
+          <w:sz w:val="22"/>
+        </w:rPr>
+        <w:t>O sistema tem dois pontos de decisao formal (gates) no ciclo de vida de um projeto, ambos aparecendo no fluxo de diretrizes da pagina inicial:</w:t>
+      </w:r>
+    </w:p>
+    <w:p>
+      <w:pPr>
+        <w:spacing w:before="240" w:after="120" w:line="280" w:lineRule="auto"/>
         <w:rPr>
           <w:b/>
           <w:color w:val="B91D2E"/>
@@ -2656,7 +2668,7 @@
           <w:color w:val="B91D2E"/>
           <w:sz w:val="26"/>
         </w:rPr>
-        <w:t>4.2 Gate 2 - Pactuacao</w:t>
+        <w:t>4.1 Gate 1 - Triagem</w:t>
       </w:r>
     </w:p>
     <w:p>
@@ -2672,144 +2684,56 @@
           <w:color w:val="1A1A1A"/>
           <w:sz w:val="22"/>
         </w:rPr>
-        <w:t>Ocorre ao final do Planejamento (D02), antes do inicio da Execucao (D03). E o gate mais critico: autoriza formalmente o inicio da execucao do projeto.</w:t>
-      </w:r>
-    </w:p>
-    <w:p>
-      <w:pPr>
-        <w:pStyle w:val="PargrafodaLista"/>
-        <w:numPr>
-          <w:ilvl w:val="0"/>
-          <w:numId w:val="19"/>
-        </w:numPr>
-        <w:spacing w:before="240" w:after="80" w:line="260" w:lineRule="auto"/>
-        <w:ind w:left="700"/>
-        <w:rPr>
-          <w:color w:val="1A1A1A"/>
-          <w:sz w:val="22"/>
-        </w:rPr>
-      </w:pPr>
-      <w:r>
-        <w:rPr>
-          <w:color w:val="1A1A1A"/>
-          <w:sz w:val="22"/>
-        </w:rPr>
-        <w:t>Quem decide: Dono do Negocio, perante a Alta Gestao.</w:t>
-      </w:r>
-    </w:p>
-    <w:p>
-      <w:pPr>
-        <w:pStyle w:val="PargrafodaLista"/>
-        <w:numPr>
-          <w:ilvl w:val="0"/>
-          <w:numId w:val="19"/>
-        </w:numPr>
-        <w:spacing w:before="240" w:after="80" w:line="260" w:lineRule="auto"/>
-        <w:ind w:left="700"/>
-        <w:rPr>
-          <w:color w:val="1A1A1A"/>
-          <w:sz w:val="22"/>
-        </w:rPr>
-      </w:pPr>
-      <w:r>
-        <w:rPr>
-          <w:color w:val="1A1A1A"/>
-          <w:sz w:val="22"/>
-        </w:rPr>
-        <w:t>Onde: no Relatorio de Entregas e Beneficios (FORALF12), aba Editar dados - campo Status (Pendente de pactuacao / Pactuado). So o Admin consegue alterar esse campo; qualquer outro papel ve o controle travado, com um aviso explicando que so o PMO/Admin pode pactuar.</w:t>
-      </w:r>
-    </w:p>
-    <w:p>
-      <w:pPr>
-        <w:pStyle w:val="PargrafodaLista"/>
-        <w:numPr>
-          <w:ilvl w:val="0"/>
-          <w:numId w:val="19"/>
-        </w:numPr>
-        <w:spacing w:before="240" w:after="80" w:line="260" w:lineRule="auto"/>
-        <w:ind w:left="700"/>
-        <w:rPr>
-          <w:color w:val="1A1A1A"/>
-          <w:sz w:val="22"/>
-        </w:rPr>
-      </w:pPr>
-      <w:r>
-        <w:rPr>
-          <w:color w:val="1A1A1A"/>
-          <w:sz w:val="22"/>
-        </w:rPr>
-        <w:lastRenderedPageBreak/>
-        <w:t>Ao marcar "Pactuado", o sistema preenche automaticamente a Data de pactuacao (hoje) e o Aprovador (nome de quem esta logado), ambos editaveis pelo Admin.</w:t>
-      </w:r>
-    </w:p>
-    <w:p>
-      <w:pPr>
-        <w:pStyle w:val="PargrafodaLista"/>
-        <w:numPr>
-          <w:ilvl w:val="0"/>
-          <w:numId w:val="19"/>
-        </w:numPr>
-        <w:spacing w:before="240" w:after="80" w:line="260" w:lineRule="auto"/>
-        <w:ind w:left="700"/>
-        <w:rPr>
-          <w:color w:val="1A1A1A"/>
-          <w:sz w:val="22"/>
-        </w:rPr>
-      </w:pPr>
-      <w:r>
-        <w:rPr>
-          <w:color w:val="1A1A1A"/>
-          <w:sz w:val="22"/>
-        </w:rPr>
-        <w:t>Enquanto o status estiver "Pactuado", todos os demais campos do relatorio (ficha do programa, indicadores, projetos vinculados) ficam bloqueados para edicao - inclusive para o Admin - ate que o Gate 2 seja reaberto (status voltar para "Pendente de pactuacao").</w:t>
-      </w:r>
-    </w:p>
-    <w:p>
-      <w:pPr>
-        <w:spacing w:before="120" w:after="200" w:line="260" w:lineRule="auto"/>
-        <w:rPr>
-          <w:color w:val="1A1A1A"/>
-          <w:sz w:val="22"/>
-        </w:rPr>
-      </w:pPr>
-    </w:p>
-    <w:p>
-      <w:pPr>
-        <w:spacing w:before="360" w:line="260" w:lineRule="auto"/>
-        <w:rPr>
-          <w:b/>
-          <w:color w:val="1A1A1A"/>
-          <w:sz w:val="32"/>
-        </w:rPr>
-      </w:pPr>
-      <w:r>
-        <w:rPr>
-          <w:b/>
-          <w:color w:val="1A1A1A"/>
-          <w:sz w:val="32"/>
-        </w:rPr>
-        <w:t>5. Restricao por equipe do projeto</w:t>
-      </w:r>
-    </w:p>
-    <w:p>
-      <w:pPr>
-        <w:spacing w:before="360" w:line="280" w:lineRule="auto"/>
-        <w:rPr>
-          <w:color w:val="1A1A1A"/>
-          <w:sz w:val="22"/>
-        </w:rPr>
-      </w:pPr>
-      <w:r>
-        <w:rPr>
-          <w:color w:val="1A1A1A"/>
-          <w:sz w:val="22"/>
-        </w:rPr>
-        <w:t>Varios formularios exigem vincular o registro a um "Projeto vinculado" (um projeto ja Aprovado no Gate 1). Nesses formularios, apenas quem faz parte da equipe daquele projeto especifico - ou um Admin - pode criar ou editar um registro vinculado a ele.</w:t>
-      </w:r>
-    </w:p>
-    <w:p>
-      <w:pPr>
-        <w:spacing w:before="240" w:after="120" w:line="280" w:lineRule="auto"/>
+        <w:t>Ocorre logo apos o registro da demanda (D01.4/D01.5). Decide se a demanda entra ou nao no portfolio de projetos.</w:t>
+      </w:r>
+    </w:p>
+    <w:p>
+      <w:pPr>
+        <w:pStyle w:val="PargrafodaLista"/>
+        <w:numPr>
+          <w:ilvl w:val="0"/>
+          <w:numId w:val="18"/>
+        </w:numPr>
+        <w:spacing w:before="240" w:after="80" w:line="260" w:lineRule="auto"/>
+        <w:ind w:left="700"/>
+        <w:rPr>
+          <w:color w:val="1A1A1A"/>
+          <w:sz w:val="22"/>
+        </w:rPr>
+      </w:pPr>
+      <w:r>
+        <w:rPr>
+          <w:color w:val="1A1A1A"/>
+          <w:sz w:val="22"/>
+        </w:rPr>
+        <w:t>Quem decide: Admin (atuando como Gestor Responsavel no sistema).</w:t>
+      </w:r>
+    </w:p>
+    <w:p>
+      <w:pPr>
+        <w:pStyle w:val="PargrafodaLista"/>
+        <w:numPr>
+          <w:ilvl w:val="0"/>
+          <w:numId w:val="18"/>
+        </w:numPr>
+        <w:spacing w:before="240" w:after="80" w:line="260" w:lineRule="auto"/>
+        <w:ind w:left="700"/>
+        <w:rPr>
+          <w:color w:val="1A1A1A"/>
+          <w:sz w:val="22"/>
+        </w:rPr>
+      </w:pPr>
+      <w:r>
+        <w:rPr>
+          <w:color w:val="1A1A1A"/>
+          <w:sz w:val="22"/>
+        </w:rPr>
+        <w:t>Onde: no status da Solicitacao de Demanda - so o Admin consegue alterar o campo de status; qualquer outro papel ve o campo travado, com um aviso explicando que so o PMO/Admin pode aprovar ou reprovar.</w:t>
+      </w:r>
+    </w:p>
+    <w:p>
+      <w:pPr>
+        <w:spacing w:before="240" w:after="120" w:line="260" w:lineRule="auto"/>
         <w:rPr>
           <w:b/>
           <w:color w:val="B91D2E"/>
@@ -2822,7 +2746,7 @@
           <w:color w:val="B91D2E"/>
           <w:sz w:val="26"/>
         </w:rPr>
-        <w:t>5.1 Formularios com essa restricao</w:t>
+        <w:t>4.2 Gate 2 - Pactuacao</w:t>
       </w:r>
     </w:p>
     <w:p>
@@ -2838,166 +2762,144 @@
           <w:color w:val="1A1A1A"/>
           <w:sz w:val="22"/>
         </w:rPr>
-        <w:t>Aplicada nos 7 formularios que usam o conceito de "equipe por projeto":</w:t>
-      </w:r>
-    </w:p>
-    <w:p>
-      <w:pPr>
-        <w:pStyle w:val="PargrafodaLista"/>
-        <w:numPr>
-          <w:ilvl w:val="0"/>
-          <w:numId w:val="20"/>
-        </w:numPr>
-        <w:spacing w:before="240" w:after="80" w:line="260" w:lineRule="auto"/>
-        <w:ind w:left="700"/>
-        <w:rPr>
-          <w:color w:val="1A1A1A"/>
-          <w:sz w:val="22"/>
-        </w:rPr>
-      </w:pPr>
-      <w:r>
-        <w:rPr>
-          <w:color w:val="1A1A1A"/>
-          <w:sz w:val="22"/>
-        </w:rPr>
-        <w:t>Canvas de Projeto</w:t>
-      </w:r>
-    </w:p>
-    <w:p>
-      <w:pPr>
-        <w:pStyle w:val="PargrafodaLista"/>
-        <w:numPr>
-          <w:ilvl w:val="0"/>
-          <w:numId w:val="20"/>
-        </w:numPr>
-        <w:spacing w:before="240" w:after="80" w:line="260" w:lineRule="auto"/>
-        <w:ind w:left="700"/>
-        <w:rPr>
-          <w:color w:val="1A1A1A"/>
-          <w:sz w:val="22"/>
-        </w:rPr>
-      </w:pPr>
-      <w:r>
-        <w:rPr>
-          <w:color w:val="1A1A1A"/>
-          <w:sz w:val="22"/>
-        </w:rPr>
-        <w:t>TAP - Termo de Abertura de Projeto</w:t>
-      </w:r>
-    </w:p>
-    <w:p>
-      <w:pPr>
-        <w:pStyle w:val="PargrafodaLista"/>
-        <w:numPr>
-          <w:ilvl w:val="0"/>
-          <w:numId w:val="20"/>
-        </w:numPr>
-        <w:spacing w:before="240" w:after="80" w:line="260" w:lineRule="auto"/>
-        <w:ind w:left="700"/>
-        <w:rPr>
-          <w:color w:val="1A1A1A"/>
-          <w:sz w:val="22"/>
-        </w:rPr>
-      </w:pPr>
-      <w:r>
-        <w:rPr>
-          <w:color w:val="1A1A1A"/>
-          <w:sz w:val="22"/>
-        </w:rPr>
-        <w:t>Planejamento e Desenvolvimento de Projeto</w:t>
-      </w:r>
-    </w:p>
-    <w:p>
-      <w:pPr>
-        <w:pStyle w:val="PargrafodaLista"/>
-        <w:numPr>
-          <w:ilvl w:val="0"/>
-          <w:numId w:val="20"/>
-        </w:numPr>
-        <w:spacing w:before="240" w:after="80" w:line="260" w:lineRule="auto"/>
-        <w:ind w:left="700"/>
-        <w:rPr>
-          <w:color w:val="1A1A1A"/>
-          <w:sz w:val="22"/>
-        </w:rPr>
-      </w:pPr>
-      <w:r>
-        <w:rPr>
-          <w:color w:val="1A1A1A"/>
-          <w:sz w:val="22"/>
-        </w:rPr>
-        <w:t>EAP - Estrutura Analitica de Projeto</w:t>
-      </w:r>
-    </w:p>
-    <w:p>
-      <w:pPr>
-        <w:pStyle w:val="PargrafodaLista"/>
-        <w:numPr>
-          <w:ilvl w:val="0"/>
-          <w:numId w:val="20"/>
-        </w:numPr>
-        <w:spacing w:before="240" w:after="80" w:line="260" w:lineRule="auto"/>
-        <w:ind w:left="700"/>
-        <w:rPr>
-          <w:color w:val="1A1A1A"/>
-          <w:sz w:val="22"/>
-        </w:rPr>
-      </w:pPr>
-      <w:r>
-        <w:rPr>
-          <w:color w:val="1A1A1A"/>
-          <w:sz w:val="22"/>
-        </w:rPr>
-        <w:t>SMP - Solicitacao de Mudanca de Projeto</w:t>
-      </w:r>
-    </w:p>
-    <w:p>
-      <w:pPr>
-        <w:pStyle w:val="PargrafodaLista"/>
-        <w:numPr>
-          <w:ilvl w:val="0"/>
-          <w:numId w:val="20"/>
-        </w:numPr>
-        <w:spacing w:before="240" w:after="80" w:line="260" w:lineRule="auto"/>
-        <w:ind w:left="700"/>
-        <w:rPr>
-          <w:color w:val="1A1A1A"/>
-          <w:sz w:val="22"/>
-        </w:rPr>
-      </w:pPr>
-      <w:r>
-        <w:rPr>
-          <w:color w:val="1A1A1A"/>
-          <w:sz w:val="22"/>
-        </w:rPr>
-        <w:t>TEP - Termo de Encerramento de Projeto</w:t>
-      </w:r>
-    </w:p>
-    <w:p>
-      <w:pPr>
-        <w:pStyle w:val="PargrafodaLista"/>
-        <w:numPr>
-          <w:ilvl w:val="0"/>
-          <w:numId w:val="20"/>
-        </w:numPr>
-        <w:spacing w:before="240" w:after="80" w:line="260" w:lineRule="auto"/>
-        <w:ind w:left="700"/>
-        <w:rPr>
-          <w:color w:val="1A1A1A"/>
-          <w:sz w:val="22"/>
-        </w:rPr>
-      </w:pPr>
-      <w:r>
-        <w:rPr>
-          <w:color w:val="1A1A1A"/>
-          <w:sz w:val="22"/>
-        </w:rPr>
-        <w:t>RLA - Registro de Licoes Aprendidas</w:t>
-      </w:r>
-    </w:p>
-    <w:p>
-      <w:pPr>
-        <w:spacing w:before="240" w:after="120" w:line="260" w:lineRule="auto"/>
+        <w:t>Ocorre ao final do Planejamento (D02), antes do inicio da Execucao (D03). E o gate mais critico: autoriza formalmente o inicio da execucao do projeto.</w:t>
+      </w:r>
+    </w:p>
+    <w:p>
+      <w:pPr>
+        <w:pStyle w:val="PargrafodaLista"/>
+        <w:numPr>
+          <w:ilvl w:val="0"/>
+          <w:numId w:val="19"/>
+        </w:numPr>
+        <w:spacing w:before="240" w:after="80" w:line="260" w:lineRule="auto"/>
+        <w:ind w:left="700"/>
+        <w:rPr>
+          <w:color w:val="1A1A1A"/>
+          <w:sz w:val="22"/>
+        </w:rPr>
+      </w:pPr>
+      <w:r>
+        <w:rPr>
+          <w:color w:val="1A1A1A"/>
+          <w:sz w:val="22"/>
+        </w:rPr>
+        <w:t>Quem decide: Dono do Negocio, perante a Alta Gestao.</w:t>
+      </w:r>
+    </w:p>
+    <w:p>
+      <w:pPr>
+        <w:pStyle w:val="PargrafodaLista"/>
+        <w:numPr>
+          <w:ilvl w:val="0"/>
+          <w:numId w:val="19"/>
+        </w:numPr>
+        <w:spacing w:before="240" w:after="80" w:line="260" w:lineRule="auto"/>
+        <w:ind w:left="700"/>
+        <w:rPr>
+          <w:color w:val="1A1A1A"/>
+          <w:sz w:val="22"/>
+        </w:rPr>
+      </w:pPr>
+      <w:r>
+        <w:rPr>
+          <w:color w:val="1A1A1A"/>
+          <w:sz w:val="22"/>
+        </w:rPr>
+        <w:t>Onde: no Relatorio de Entregas e Beneficios (FORALF12), aba Editar dados - campo Status (Pendente de pactuacao / Pactuado). So o Admin consegue alterar esse campo; qualquer outro papel ve o controle travado, com um aviso explicando que so o PMO/Admin pode pactuar.</w:t>
+      </w:r>
+    </w:p>
+    <w:p>
+      <w:pPr>
+        <w:pStyle w:val="PargrafodaLista"/>
+        <w:numPr>
+          <w:ilvl w:val="0"/>
+          <w:numId w:val="19"/>
+        </w:numPr>
+        <w:spacing w:before="240" w:after="80" w:line="260" w:lineRule="auto"/>
+        <w:ind w:left="700"/>
+        <w:rPr>
+          <w:color w:val="1A1A1A"/>
+          <w:sz w:val="22"/>
+        </w:rPr>
+      </w:pPr>
+      <w:r>
+        <w:rPr>
+          <w:color w:val="1A1A1A"/>
+          <w:sz w:val="22"/>
+        </w:rPr>
+        <w:t>Ao marcar "Pactuado", o sistema preenche automaticamente a Data de pactuacao (hoje) e o Aprovador (nome de quem esta logado), ambos editaveis pelo Admin.</w:t>
+      </w:r>
+    </w:p>
+    <w:p>
+      <w:pPr>
+        <w:pStyle w:val="PargrafodaLista"/>
+        <w:numPr>
+          <w:ilvl w:val="0"/>
+          <w:numId w:val="19"/>
+        </w:numPr>
+        <w:spacing w:before="240" w:after="80" w:line="260" w:lineRule="auto"/>
+        <w:ind w:left="700"/>
+        <w:rPr>
+          <w:color w:val="1A1A1A"/>
+          <w:sz w:val="22"/>
+        </w:rPr>
+      </w:pPr>
+      <w:r>
+        <w:rPr>
+          <w:color w:val="1A1A1A"/>
+          <w:sz w:val="22"/>
+        </w:rPr>
+        <w:t>Enquanto o status estiver "Pactuado", todos os demais campos do relatorio (ficha do programa, indicadores, projetos vinculados) ficam bloqueados para edicao - inclusive para o Admin - ate que o Gate 2 seja reaberto (status voltar para "Pendente de pactuacao").</w:t>
+      </w:r>
+    </w:p>
+    <w:p>
+      <w:pPr>
+        <w:spacing w:before="120" w:after="200" w:line="260" w:lineRule="auto"/>
+        <w:rPr>
+          <w:color w:val="1A1A1A"/>
+          <w:sz w:val="22"/>
+        </w:rPr>
+      </w:pPr>
+    </w:p>
+    <w:p>
+      <w:pPr>
+        <w:spacing w:before="360" w:line="260" w:lineRule="auto"/>
+        <w:rPr>
+          <w:b/>
+          <w:color w:val="1A1A1A"/>
+          <w:sz w:val="32"/>
+        </w:rPr>
+      </w:pPr>
+      <w:r>
+        <w:rPr>
+          <w:b/>
+          <w:color w:val="1A1A1A"/>
+          <w:sz w:val="32"/>
+        </w:rPr>
+        <w:t>5. Restricao por equipe do projeto</w:t>
+      </w:r>
+    </w:p>
+    <w:p>
+      <w:pPr>
+        <w:spacing w:before="360" w:line="280" w:lineRule="auto"/>
+        <w:rPr>
+          <w:color w:val="1A1A1A"/>
+          <w:sz w:val="22"/>
+        </w:rPr>
+      </w:pPr>
+      <w:r>
+        <w:rPr>
+          <w:color w:val="1A1A1A"/>
+          <w:sz w:val="22"/>
+        </w:rPr>
+        <w:lastRenderedPageBreak/>
+        <w:t>Varios formularios exigem vincular o registro a um "Projeto vinculado" (um projeto ja Aprovado no Gate 1). Nesses formularios, apenas quem faz parte da equipe daquele projeto especifico - ou um Admin - pode criar ou editar um registro vinculado a ele.</w:t>
+      </w:r>
+    </w:p>
+    <w:p>
+      <w:pPr>
+        <w:spacing w:before="240" w:after="120" w:line="280" w:lineRule="auto"/>
         <w:rPr>
           <w:b/>
           <w:color w:val="B91D2E"/>
@@ -3010,7 +2912,7 @@
           <w:color w:val="B91D2E"/>
           <w:sz w:val="26"/>
         </w:rPr>
-        <w:t>5.2 Como funciona</w:t>
+        <w:t>5.1 Formularios com essa restricao</w:t>
       </w:r>
     </w:p>
     <w:p>
@@ -3026,95 +2928,161 @@
           <w:color w:val="1A1A1A"/>
           <w:sz w:val="22"/>
         </w:rPr>
-        <w:t>Ao selecionar um projeto no campo "Projeto vinculado":</w:t>
-      </w:r>
-    </w:p>
-    <w:p>
-      <w:pPr>
-        <w:pStyle w:val="PargrafodaLista"/>
-        <w:numPr>
-          <w:ilvl w:val="0"/>
-          <w:numId w:val="21"/>
-        </w:numPr>
-        <w:spacing w:before="240" w:after="80" w:line="260" w:lineRule="auto"/>
-        <w:ind w:left="700"/>
-        <w:rPr>
-          <w:color w:val="1A1A1A"/>
-          <w:sz w:val="22"/>
-        </w:rPr>
-      </w:pPr>
-      <w:r>
-        <w:rPr>
-          <w:color w:val="1A1A1A"/>
-          <w:sz w:val="22"/>
-        </w:rPr>
-        <w:t>Se a pessoa nao for da equipe daquele projeto (e nao for Admin), aparece um aviso na tela e o botao de enviar/registrar fica desabilitado.</w:t>
-      </w:r>
-    </w:p>
-    <w:p>
-      <w:pPr>
-        <w:pStyle w:val="PargrafodaLista"/>
-        <w:numPr>
-          <w:ilvl w:val="0"/>
-          <w:numId w:val="21"/>
-        </w:numPr>
-        <w:spacing w:before="240" w:after="80" w:line="260" w:lineRule="auto"/>
-        <w:ind w:left="700"/>
-        <w:rPr>
-          <w:color w:val="1A1A1A"/>
-          <w:sz w:val="22"/>
-        </w:rPr>
-      </w:pPr>
-      <w:r>
-        <w:rPr>
-          <w:color w:val="1A1A1A"/>
-          <w:sz w:val="22"/>
-        </w:rPr>
-        <w:t>Mesmo que o botao seja habilitado por algum outro meio, o envio e bloqueado no momento de salvar, com a mensagem "Voce nao faz parte da equipe deste projeto."</w:t>
-      </w:r>
-    </w:p>
-    <w:p>
-      <w:pPr>
-        <w:pStyle w:val="PargrafodaLista"/>
-        <w:numPr>
-          <w:ilvl w:val="0"/>
-          <w:numId w:val="21"/>
-        </w:numPr>
-        <w:spacing w:before="240" w:after="80" w:line="260" w:lineRule="auto"/>
-        <w:ind w:left="700"/>
-        <w:rPr>
-          <w:color w:val="1A1A1A"/>
-          <w:sz w:val="22"/>
-        </w:rPr>
-      </w:pPr>
-      <w:r>
-        <w:rPr>
-          <w:color w:val="1A1A1A"/>
-          <w:sz w:val="22"/>
-        </w:rPr>
-        <w:t>A equipe de cada projeto e definida pelo Admin, na pagina de Administracao, aba Equipes.</w:t>
-      </w:r>
-    </w:p>
-    <w:p>
-      <w:pPr>
-        <w:pStyle w:val="PargrafodaLista"/>
-        <w:numPr>
-          <w:ilvl w:val="0"/>
-          <w:numId w:val="21"/>
-        </w:numPr>
-        <w:spacing w:before="240" w:after="80" w:line="260" w:lineRule="auto"/>
-        <w:ind w:left="700"/>
-        <w:rPr>
-          <w:color w:val="1A1A1A"/>
-          <w:sz w:val="22"/>
-        </w:rPr>
-      </w:pPr>
-      <w:r>
-        <w:rPr>
-          <w:color w:val="1A1A1A"/>
-          <w:sz w:val="22"/>
-        </w:rPr>
-        <w:t>A mesma restricao vale para os botoes Imprimir e Exportar Word de um registro ja salvo, nesses 7 formularios (detalhado na secao 5.5).</w:t>
+        <w:t>Aplicada nos 7 formularios que usam o conceito de "equipe por projeto":</w:t>
+      </w:r>
+    </w:p>
+    <w:p>
+      <w:pPr>
+        <w:pStyle w:val="PargrafodaLista"/>
+        <w:numPr>
+          <w:ilvl w:val="0"/>
+          <w:numId w:val="20"/>
+        </w:numPr>
+        <w:spacing w:before="240" w:after="80" w:line="260" w:lineRule="auto"/>
+        <w:ind w:left="700"/>
+        <w:rPr>
+          <w:color w:val="1A1A1A"/>
+          <w:sz w:val="22"/>
+        </w:rPr>
+      </w:pPr>
+      <w:r>
+        <w:rPr>
+          <w:color w:val="1A1A1A"/>
+          <w:sz w:val="22"/>
+        </w:rPr>
+        <w:t>Canvas de Projeto</w:t>
+      </w:r>
+    </w:p>
+    <w:p>
+      <w:pPr>
+        <w:pStyle w:val="PargrafodaLista"/>
+        <w:numPr>
+          <w:ilvl w:val="0"/>
+          <w:numId w:val="20"/>
+        </w:numPr>
+        <w:spacing w:before="240" w:after="80" w:line="260" w:lineRule="auto"/>
+        <w:ind w:left="700"/>
+        <w:rPr>
+          <w:color w:val="1A1A1A"/>
+          <w:sz w:val="22"/>
+        </w:rPr>
+      </w:pPr>
+      <w:r>
+        <w:rPr>
+          <w:color w:val="1A1A1A"/>
+          <w:sz w:val="22"/>
+        </w:rPr>
+        <w:t>TAP - Termo de Abertura de Projeto</w:t>
+      </w:r>
+    </w:p>
+    <w:p>
+      <w:pPr>
+        <w:pStyle w:val="PargrafodaLista"/>
+        <w:numPr>
+          <w:ilvl w:val="0"/>
+          <w:numId w:val="20"/>
+        </w:numPr>
+        <w:spacing w:before="240" w:after="80" w:line="260" w:lineRule="auto"/>
+        <w:ind w:left="700"/>
+        <w:rPr>
+          <w:color w:val="1A1A1A"/>
+          <w:sz w:val="22"/>
+        </w:rPr>
+      </w:pPr>
+      <w:r>
+        <w:rPr>
+          <w:color w:val="1A1A1A"/>
+          <w:sz w:val="22"/>
+        </w:rPr>
+        <w:t>Planejamento e Desenvolvimento de Projeto</w:t>
+      </w:r>
+    </w:p>
+    <w:p>
+      <w:pPr>
+        <w:pStyle w:val="PargrafodaLista"/>
+        <w:numPr>
+          <w:ilvl w:val="0"/>
+          <w:numId w:val="20"/>
+        </w:numPr>
+        <w:spacing w:before="240" w:after="80" w:line="260" w:lineRule="auto"/>
+        <w:ind w:left="700"/>
+        <w:rPr>
+          <w:color w:val="1A1A1A"/>
+          <w:sz w:val="22"/>
+        </w:rPr>
+      </w:pPr>
+      <w:r>
+        <w:rPr>
+          <w:color w:val="1A1A1A"/>
+          <w:sz w:val="22"/>
+        </w:rPr>
+        <w:t>EAP - Estrutura Analitica de Projeto</w:t>
+      </w:r>
+    </w:p>
+    <w:p>
+      <w:pPr>
+        <w:pStyle w:val="PargrafodaLista"/>
+        <w:numPr>
+          <w:ilvl w:val="0"/>
+          <w:numId w:val="20"/>
+        </w:numPr>
+        <w:spacing w:before="240" w:after="80" w:line="260" w:lineRule="auto"/>
+        <w:ind w:left="700"/>
+        <w:rPr>
+          <w:color w:val="1A1A1A"/>
+          <w:sz w:val="22"/>
+        </w:rPr>
+      </w:pPr>
+      <w:r>
+        <w:rPr>
+          <w:color w:val="1A1A1A"/>
+          <w:sz w:val="22"/>
+        </w:rPr>
+        <w:t>SMP - Solicitacao de Mudanca de Projeto</w:t>
+      </w:r>
+    </w:p>
+    <w:p>
+      <w:pPr>
+        <w:pStyle w:val="PargrafodaLista"/>
+        <w:numPr>
+          <w:ilvl w:val="0"/>
+          <w:numId w:val="20"/>
+        </w:numPr>
+        <w:spacing w:before="240" w:after="80" w:line="260" w:lineRule="auto"/>
+        <w:ind w:left="700"/>
+        <w:rPr>
+          <w:color w:val="1A1A1A"/>
+          <w:sz w:val="22"/>
+        </w:rPr>
+      </w:pPr>
+      <w:r>
+        <w:rPr>
+          <w:color w:val="1A1A1A"/>
+          <w:sz w:val="22"/>
+        </w:rPr>
+        <w:t>TEP - Termo de Encerramento de Projeto</w:t>
+      </w:r>
+    </w:p>
+    <w:p>
+      <w:pPr>
+        <w:pStyle w:val="PargrafodaLista"/>
+        <w:numPr>
+          <w:ilvl w:val="0"/>
+          <w:numId w:val="20"/>
+        </w:numPr>
+        <w:spacing w:before="240" w:after="80" w:line="260" w:lineRule="auto"/>
+        <w:ind w:left="700"/>
+        <w:rPr>
+          <w:color w:val="1A1A1A"/>
+          <w:sz w:val="22"/>
+        </w:rPr>
+      </w:pPr>
+      <w:r>
+        <w:rPr>
+          <w:color w:val="1A1A1A"/>
+          <w:sz w:val="22"/>
+        </w:rPr>
+        <w:t>RLA - Registro de Licoes Aprendidas</w:t>
       </w:r>
     </w:p>
     <w:p>
@@ -3132,7 +3100,7 @@
           <w:color w:val="B91D2E"/>
           <w:sz w:val="26"/>
         </w:rPr>
-        <w:t>5.3 Formularios sem essa restricao</w:t>
+        <w:t>5.2 Como funciona</w:t>
       </w:r>
     </w:p>
     <w:p>
@@ -3148,139 +3116,100 @@
           <w:color w:val="1A1A1A"/>
           <w:sz w:val="22"/>
         </w:rPr>
-        <w:t>Os demais formularios nao usam o conceito de equipe por projeto - qualquer usuario autenticado pode criar/editar/excluir registros neles, sujeito apenas as regras de papel e (quando aplicavel) as regras especificas ja descritas nas secoes 2 e 4:</w:t>
-      </w:r>
-    </w:p>
-    <w:p>
-      <w:pPr>
-        <w:pStyle w:val="PargrafodaLista"/>
-        <w:numPr>
-          <w:ilvl w:val="0"/>
-          <w:numId w:val="22"/>
-        </w:numPr>
-        <w:spacing w:before="240" w:after="80" w:line="260" w:lineRule="auto"/>
-        <w:ind w:left="700"/>
-        <w:rPr>
-          <w:color w:val="1A1A1A"/>
-          <w:sz w:val="22"/>
-        </w:rPr>
-      </w:pPr>
-      <w:r>
-        <w:rPr>
-          <w:color w:val="1A1A1A"/>
-          <w:sz w:val="22"/>
-        </w:rPr>
-        <w:lastRenderedPageBreak/>
-        <w:t>Solicitacao de Demanda (tem o Gate 1 e a opcao de sem login, descritos acima).</w:t>
-      </w:r>
-    </w:p>
-    <w:p>
-      <w:pPr>
-        <w:pStyle w:val="PargrafodaLista"/>
-        <w:numPr>
-          <w:ilvl w:val="0"/>
-          <w:numId w:val="22"/>
-        </w:numPr>
-        <w:spacing w:before="240" w:after="80" w:line="260" w:lineRule="auto"/>
-        <w:ind w:left="700"/>
-        <w:rPr>
-          <w:color w:val="1A1A1A"/>
-          <w:sz w:val="22"/>
-        </w:rPr>
-      </w:pPr>
-      <w:r>
-        <w:rPr>
-          <w:color w:val="1A1A1A"/>
-          <w:sz w:val="22"/>
-        </w:rPr>
-        <w:t>Ata de Reuniao (tem a opcao de sem login, descrita acima).</w:t>
-      </w:r>
-    </w:p>
-    <w:p>
-      <w:pPr>
-        <w:pStyle w:val="PargrafodaLista"/>
-        <w:numPr>
-          <w:ilvl w:val="0"/>
-          <w:numId w:val="22"/>
-        </w:numPr>
-        <w:spacing w:before="240" w:after="80" w:line="260" w:lineRule="auto"/>
-        <w:ind w:left="700"/>
-        <w:rPr>
-          <w:color w:val="1A1A1A"/>
-          <w:sz w:val="22"/>
-        </w:rPr>
-      </w:pPr>
-      <w:r>
-        <w:rPr>
-          <w:color w:val="1A1A1A"/>
-          <w:sz w:val="22"/>
-        </w:rPr>
-        <w:t>Plano de Comunicacao de Projeto</w:t>
-      </w:r>
-    </w:p>
-    <w:p>
-      <w:pPr>
-        <w:pStyle w:val="PargrafodaLista"/>
-        <w:numPr>
-          <w:ilvl w:val="0"/>
-          <w:numId w:val="22"/>
-        </w:numPr>
-        <w:spacing w:before="240" w:after="80" w:line="260" w:lineRule="auto"/>
-        <w:ind w:left="700"/>
-        <w:rPr>
-          <w:color w:val="1A1A1A"/>
-          <w:sz w:val="22"/>
-        </w:rPr>
-      </w:pPr>
-      <w:r>
-        <w:rPr>
-          <w:color w:val="1A1A1A"/>
-          <w:sz w:val="22"/>
-        </w:rPr>
-        <w:t>Relatorio de Situacao de Projetos</w:t>
-      </w:r>
-    </w:p>
-    <w:p>
-      <w:pPr>
-        <w:pStyle w:val="PargrafodaLista"/>
-        <w:numPr>
-          <w:ilvl w:val="0"/>
-          <w:numId w:val="22"/>
-        </w:numPr>
-        <w:spacing w:before="240" w:after="80" w:line="260" w:lineRule="auto"/>
-        <w:ind w:left="700"/>
-        <w:rPr>
-          <w:color w:val="1A1A1A"/>
-          <w:sz w:val="22"/>
-        </w:rPr>
-      </w:pPr>
-      <w:r>
-        <w:rPr>
-          <w:color w:val="1A1A1A"/>
-          <w:sz w:val="22"/>
-        </w:rPr>
-        <w:t>Relatorio de Entregas e Beneficios</w:t>
-      </w:r>
-    </w:p>
-    <w:p>
-      <w:pPr>
-        <w:spacing w:before="240" w:line="280" w:lineRule="auto"/>
-        <w:rPr>
-          <w:color w:val="1A1A1A"/>
-          <w:sz w:val="22"/>
-        </w:rPr>
-      </w:pPr>
-      <w:r>
-        <w:rPr>
-          <w:color w:val="1A1A1A"/>
-          <w:sz w:val="22"/>
-        </w:rPr>
-        <w:t>O Relatorio de Situacao e o Relatorio de Entregas tem, cada um, um campo opcional "Projeto vinculado (Gate 1)" em cada projeto listado - diferente do conceito desta secao, ele nao aplica nenhuma restricao de edicao por equipe. Serve apenas para ligar aquele item ao historico compartilhado do projeto (a mesma trilha de auditoria usada pelos 7 formularios com restricao por equipe), visivel pelo botao "Ver historico". Deixar sem selecionar mantem o comportamento anterior: qualquer usuario autenticado continua podendo criar/editar esses registros livremente.</w:t>
-      </w:r>
-    </w:p>
-    <w:p>
-      <w:pPr>
-        <w:spacing w:before="240" w:after="120" w:line="280" w:lineRule="auto"/>
+        <w:t>Ao selecionar um projeto no campo "Projeto vinculado":</w:t>
+      </w:r>
+    </w:p>
+    <w:p>
+      <w:pPr>
+        <w:pStyle w:val="PargrafodaLista"/>
+        <w:numPr>
+          <w:ilvl w:val="0"/>
+          <w:numId w:val="21"/>
+        </w:numPr>
+        <w:spacing w:before="240" w:after="80" w:line="260" w:lineRule="auto"/>
+        <w:ind w:left="700"/>
+        <w:rPr>
+          <w:color w:val="1A1A1A"/>
+          <w:sz w:val="22"/>
+        </w:rPr>
+      </w:pPr>
+      <w:r>
+        <w:rPr>
+          <w:color w:val="1A1A1A"/>
+          <w:sz w:val="22"/>
+        </w:rPr>
+        <w:t>Se a pessoa nao for da equipe daquele projeto (e nao for Admin), aparece um aviso na tela e o botao de enviar/registrar fica desabilitado.</w:t>
+      </w:r>
+    </w:p>
+    <w:p>
+      <w:pPr>
+        <w:pStyle w:val="PargrafodaLista"/>
+        <w:numPr>
+          <w:ilvl w:val="0"/>
+          <w:numId w:val="21"/>
+        </w:numPr>
+        <w:spacing w:before="240" w:after="80" w:line="260" w:lineRule="auto"/>
+        <w:ind w:left="700"/>
+        <w:rPr>
+          <w:color w:val="1A1A1A"/>
+          <w:sz w:val="22"/>
+        </w:rPr>
+      </w:pPr>
+      <w:r>
+        <w:rPr>
+          <w:color w:val="1A1A1A"/>
+          <w:sz w:val="22"/>
+        </w:rPr>
+        <w:t>Mesmo que o botao seja habilitado por algum outro meio, o envio e bloqueado no momento de salvar, com a mensagem "Voce nao faz parte da equipe deste projeto."</w:t>
+      </w:r>
+    </w:p>
+    <w:p>
+      <w:pPr>
+        <w:pStyle w:val="PargrafodaLista"/>
+        <w:numPr>
+          <w:ilvl w:val="0"/>
+          <w:numId w:val="21"/>
+        </w:numPr>
+        <w:spacing w:before="240" w:after="80" w:line="260" w:lineRule="auto"/>
+        <w:ind w:left="700"/>
+        <w:rPr>
+          <w:color w:val="1A1A1A"/>
+          <w:sz w:val="22"/>
+        </w:rPr>
+      </w:pPr>
+      <w:r>
+        <w:rPr>
+          <w:color w:val="1A1A1A"/>
+          <w:sz w:val="22"/>
+        </w:rPr>
+        <w:t>A equipe de cada projeto e definida pelo Admin, na pagina de Administracao, aba Equipes.</w:t>
+      </w:r>
+    </w:p>
+    <w:p>
+      <w:pPr>
+        <w:pStyle w:val="PargrafodaLista"/>
+        <w:numPr>
+          <w:ilvl w:val="0"/>
+          <w:numId w:val="21"/>
+        </w:numPr>
+        <w:spacing w:before="240" w:after="80" w:line="260" w:lineRule="auto"/>
+        <w:ind w:left="700"/>
+        <w:rPr>
+          <w:color w:val="1A1A1A"/>
+          <w:sz w:val="22"/>
+        </w:rPr>
+      </w:pPr>
+      <w:r>
+        <w:rPr>
+          <w:color w:val="1A1A1A"/>
+          <w:sz w:val="22"/>
+        </w:rPr>
+        <w:t>A mesma restricao vale para os botoes Imprimir e Exportar Word de um registro ja salvo, nesses 7 formularios (detalhado na secao 5.5).</w:t>
+      </w:r>
+    </w:p>
+    <w:p>
+      <w:pPr>
+        <w:spacing w:before="240" w:after="120" w:line="260" w:lineRule="auto"/>
         <w:rPr>
           <w:b/>
           <w:color w:val="B91D2E"/>
@@ -3293,7 +3222,7 @@
           <w:color w:val="B91D2E"/>
           <w:sz w:val="26"/>
         </w:rPr>
-        <w:t>5.4 Quem pode editar ou excluir um registro ja criado</w:t>
+        <w:t>5.3 Formularios sem essa restricao</w:t>
       </w:r>
     </w:p>
     <w:p>
@@ -3309,117 +3238,117 @@
           <w:color w:val="1A1A1A"/>
           <w:sz w:val="22"/>
         </w:rPr>
-        <w:t>Alem da restricao por equipe (quem pode criar um registro vinculado a um projeto), o sistema tambem restringe quem pode editar ou excluir um registro depois de criado, nos 9 formularios que tem essa acao: Solicitacao de Demanda, Canvas de Projeto, TAP, Planejamento e Desenvolvimento, EAP, SMP, Ata de Reuniao, TEP e RLA.</w:t>
-      </w:r>
-    </w:p>
-    <w:p>
-      <w:pPr>
-        <w:pStyle w:val="PargrafodaLista"/>
-        <w:numPr>
-          <w:ilvl w:val="0"/>
-          <w:numId w:val="23"/>
-        </w:numPr>
-        <w:spacing w:before="240" w:after="80" w:line="260" w:lineRule="auto"/>
-        <w:ind w:left="700"/>
-        <w:rPr>
-          <w:color w:val="1A1A1A"/>
-          <w:sz w:val="22"/>
-        </w:rPr>
-      </w:pPr>
-      <w:r>
-        <w:rPr>
-          <w:color w:val="1A1A1A"/>
-          <w:sz w:val="22"/>
-        </w:rPr>
-        <w:t>Editar: apenas quem criou o registro, quem tem o papel Gerente de Projetos, ou o Admin.</w:t>
-      </w:r>
-    </w:p>
-    <w:p>
-      <w:pPr>
-        <w:pStyle w:val="PargrafodaLista"/>
-        <w:numPr>
-          <w:ilvl w:val="0"/>
-          <w:numId w:val="23"/>
-        </w:numPr>
-        <w:spacing w:before="240" w:after="80" w:line="260" w:lineRule="auto"/>
-        <w:ind w:left="700"/>
-        <w:rPr>
-          <w:color w:val="1A1A1A"/>
-          <w:sz w:val="22"/>
-        </w:rPr>
-      </w:pPr>
-      <w:r>
-        <w:rPr>
-          <w:color w:val="1A1A1A"/>
-          <w:sz w:val="22"/>
-        </w:rPr>
-        <w:t>Excluir: apenas quem tem o papel Gerente de Projetos, ou o Admin.</w:t>
-      </w:r>
-    </w:p>
-    <w:p>
-      <w:pPr>
-        <w:pStyle w:val="PargrafodaLista"/>
-        <w:numPr>
-          <w:ilvl w:val="0"/>
-          <w:numId w:val="23"/>
-        </w:numPr>
-        <w:spacing w:before="240" w:after="80" w:line="260" w:lineRule="auto"/>
-        <w:ind w:left="700"/>
-        <w:rPr>
-          <w:color w:val="1A1A1A"/>
-          <w:sz w:val="22"/>
-        </w:rPr>
-      </w:pPr>
-      <w:r>
-        <w:rPr>
-          <w:color w:val="1A1A1A"/>
-          <w:sz w:val="22"/>
-        </w:rPr>
-        <w:t>O papel Gerente de Projetos e um atributo global da conta (Administracao &gt; Usuarios), nao um vinculo especifico a um projeto - qualquer conta com esse papel pode editar/excluir registros de qualquer projeto, nao so dos que participa. Nao existe hoje um vinculo estruturado de "GP responsavel por este projeto" separado do papel da conta.</w:t>
-      </w:r>
-    </w:p>
-    <w:p>
-      <w:pPr>
-        <w:pStyle w:val="PargrafodaLista"/>
-        <w:numPr>
-          <w:ilvl w:val="0"/>
-          <w:numId w:val="23"/>
-        </w:numPr>
-        <w:spacing w:before="240" w:after="80" w:line="260" w:lineRule="auto"/>
-        <w:ind w:left="700"/>
-        <w:rPr>
-          <w:color w:val="1A1A1A"/>
-          <w:sz w:val="22"/>
-        </w:rPr>
-      </w:pPr>
-      <w:r>
-        <w:rPr>
-          <w:color w:val="1A1A1A"/>
-          <w:sz w:val="22"/>
-        </w:rPr>
-        <w:t>Os botoes "Editar dados" e "Excluir" ficam ocultos para quem nao tem permissao, em vez de aparecerem e barrarem a acao so no clique.</w:t>
-      </w:r>
-    </w:p>
-    <w:p>
-      <w:pPr>
-        <w:pStyle w:val="PargrafodaLista"/>
-        <w:numPr>
-          <w:ilvl w:val="0"/>
-          <w:numId w:val="23"/>
-        </w:numPr>
-        <w:spacing w:before="240" w:after="80" w:line="260" w:lineRule="auto"/>
-        <w:ind w:left="700"/>
-        <w:rPr>
-          <w:color w:val="1A1A1A"/>
-          <w:sz w:val="22"/>
-        </w:rPr>
-      </w:pPr>
-      <w:r>
-        <w:rPr>
-          <w:color w:val="1A1A1A"/>
-          <w:sz w:val="22"/>
-        </w:rPr>
-        <w:t>Nao se aplica ao Plano de Comunicacao de Projeto (secao 3.7 ja cobre a edicao desse formulario separadamente) nem ao Relatorio de Situacao/Relatorio de Entregas, que sao documentos unicos por projeto sem o conceito de "registro individual criado por alguem".</w:t>
+        <w:t>Os demais formularios nao usam o conceito de equipe por projeto - qualquer usuario autenticado pode criar/editar/excluir registros neles, sujeito apenas as regras de papel e (quando aplicavel) as regras especificas ja descritas nas secoes 2 e 4:</w:t>
+      </w:r>
+    </w:p>
+    <w:p>
+      <w:pPr>
+        <w:pStyle w:val="PargrafodaLista"/>
+        <w:numPr>
+          <w:ilvl w:val="0"/>
+          <w:numId w:val="22"/>
+        </w:numPr>
+        <w:spacing w:before="240" w:after="80" w:line="260" w:lineRule="auto"/>
+        <w:ind w:left="700"/>
+        <w:rPr>
+          <w:color w:val="1A1A1A"/>
+          <w:sz w:val="22"/>
+        </w:rPr>
+      </w:pPr>
+      <w:r>
+        <w:rPr>
+          <w:color w:val="1A1A1A"/>
+          <w:sz w:val="22"/>
+        </w:rPr>
+        <w:t>Solicitacao de Demanda (tem o Gate 1 e a opcao de sem login, descritos acima).</w:t>
+      </w:r>
+    </w:p>
+    <w:p>
+      <w:pPr>
+        <w:pStyle w:val="PargrafodaLista"/>
+        <w:numPr>
+          <w:ilvl w:val="0"/>
+          <w:numId w:val="22"/>
+        </w:numPr>
+        <w:spacing w:before="240" w:after="80" w:line="260" w:lineRule="auto"/>
+        <w:ind w:left="700"/>
+        <w:rPr>
+          <w:color w:val="1A1A1A"/>
+          <w:sz w:val="22"/>
+        </w:rPr>
+      </w:pPr>
+      <w:r>
+        <w:rPr>
+          <w:color w:val="1A1A1A"/>
+          <w:sz w:val="22"/>
+        </w:rPr>
+        <w:t>Ata de Reuniao (tem a opcao de sem login, descrita acima).</w:t>
+      </w:r>
+    </w:p>
+    <w:p>
+      <w:pPr>
+        <w:pStyle w:val="PargrafodaLista"/>
+        <w:numPr>
+          <w:ilvl w:val="0"/>
+          <w:numId w:val="22"/>
+        </w:numPr>
+        <w:spacing w:before="240" w:after="80" w:line="260" w:lineRule="auto"/>
+        <w:ind w:left="700"/>
+        <w:rPr>
+          <w:color w:val="1A1A1A"/>
+          <w:sz w:val="22"/>
+        </w:rPr>
+      </w:pPr>
+      <w:r>
+        <w:rPr>
+          <w:color w:val="1A1A1A"/>
+          <w:sz w:val="22"/>
+        </w:rPr>
+        <w:t>Plano de Comunicacao de Projeto</w:t>
+      </w:r>
+    </w:p>
+    <w:p>
+      <w:pPr>
+        <w:pStyle w:val="PargrafodaLista"/>
+        <w:numPr>
+          <w:ilvl w:val="0"/>
+          <w:numId w:val="22"/>
+        </w:numPr>
+        <w:spacing w:before="240" w:after="80" w:line="260" w:lineRule="auto"/>
+        <w:ind w:left="700"/>
+        <w:rPr>
+          <w:color w:val="1A1A1A"/>
+          <w:sz w:val="22"/>
+        </w:rPr>
+      </w:pPr>
+      <w:r>
+        <w:rPr>
+          <w:color w:val="1A1A1A"/>
+          <w:sz w:val="22"/>
+        </w:rPr>
+        <w:t>Relatorio de Situacao de Projetos</w:t>
+      </w:r>
+    </w:p>
+    <w:p>
+      <w:pPr>
+        <w:pStyle w:val="PargrafodaLista"/>
+        <w:numPr>
+          <w:ilvl w:val="0"/>
+          <w:numId w:val="22"/>
+        </w:numPr>
+        <w:spacing w:before="240" w:after="80" w:line="260" w:lineRule="auto"/>
+        <w:ind w:left="700"/>
+        <w:rPr>
+          <w:color w:val="1A1A1A"/>
+          <w:sz w:val="22"/>
+        </w:rPr>
+      </w:pPr>
+      <w:r>
+        <w:rPr>
+          <w:color w:val="1A1A1A"/>
+          <w:sz w:val="22"/>
+        </w:rPr>
+        <w:t>Relatorio de Entregas e Beneficios</w:t>
       </w:r>
     </w:p>
     <w:p>
@@ -3435,7 +3364,15 @@
           <w:color w:val="1A1A1A"/>
           <w:sz w:val="22"/>
         </w:rPr>
-        <w:t>Desde 15/09/2026, essa regra tambem e aplicada diretamente no banco de dados (politicas de RLS na tabela kv_store), nao so no JavaScript do navegador - alguem tentando editar ou excluir um registro sem permissao direto pela API, contornando a tela do sistema, tambem e bloqueado. Fica documentado no arquivo supabase/migrations/20260915143738_kv_store_row_level_access_control.sql do repositorio. Duas coisas ficaram de fora dessa camada de banco, so continuam no JavaScript: a decisao especifica de quem aprova o Gate 1/Gate 2 (mais restrita que a regra geral de edicao) e as regras dos 3 relatorios de chave unica (secao 3.7 e o Gate 2 do Relatorio de Entregas).</w:t>
+        <w:t xml:space="preserve">O Relatorio de Situacao e o Relatorio de Entregas tem, cada um, um campo opcional "Projeto vinculado (Gate 1)" em cada projeto listado - diferente do conceito desta secao, ele nao aplica nenhuma restricao de edicao por equipe. Serve apenas para ligar aquele item ao historico compartilhado do projeto (a mesma trilha de auditoria usada pelos 7 formularios com restricao por equipe), visivel pelo botao "Ver historico". Deixar sem </w:t>
+      </w:r>
+      <w:r>
+        <w:rPr>
+          <w:color w:val="1A1A1A"/>
+          <w:sz w:val="22"/>
+        </w:rPr>
+        <w:lastRenderedPageBreak/>
+        <w:t>selecionar mantem o comportamento anterior: qualquer usuario autenticado continua podendo criar/editar esses registros livremente.</w:t>
       </w:r>
     </w:p>
     <w:p>
@@ -3453,89 +3390,249 @@
           <w:color w:val="B91D2E"/>
           <w:sz w:val="26"/>
         </w:rPr>
+        <w:t>5.4 Quem pode editar ou excluir um registro ja criado</w:t>
+      </w:r>
+    </w:p>
+    <w:p>
+      <w:pPr>
+        <w:spacing w:before="240" w:line="280" w:lineRule="auto"/>
+        <w:rPr>
+          <w:color w:val="1A1A1A"/>
+          <w:sz w:val="22"/>
+        </w:rPr>
+      </w:pPr>
+      <w:r>
+        <w:rPr>
+          <w:color w:val="1A1A1A"/>
+          <w:sz w:val="22"/>
+        </w:rPr>
+        <w:t>Alem da restricao por equipe (quem pode criar um registro vinculado a um projeto), o sistema tambem restringe quem pode editar ou excluir um registro depois de criado, nos 9 formularios que tem essa acao: Solicitacao de Demanda, Canvas de Projeto, TAP, Planejamento e Desenvolvimento, EAP, SMP, Ata de Reuniao, TEP e RLA.</w:t>
+      </w:r>
+    </w:p>
+    <w:p>
+      <w:pPr>
+        <w:pStyle w:val="PargrafodaLista"/>
+        <w:numPr>
+          <w:ilvl w:val="0"/>
+          <w:numId w:val="23"/>
+        </w:numPr>
+        <w:spacing w:before="240" w:after="80" w:line="260" w:lineRule="auto"/>
+        <w:ind w:left="700"/>
+        <w:rPr>
+          <w:color w:val="1A1A1A"/>
+          <w:sz w:val="22"/>
+        </w:rPr>
+      </w:pPr>
+      <w:r>
+        <w:rPr>
+          <w:color w:val="1A1A1A"/>
+          <w:sz w:val="22"/>
+        </w:rPr>
+        <w:t>Editar: apenas quem criou o registro, quem tem o papel Gerente de Projetos, ou o Admin.</w:t>
+      </w:r>
+    </w:p>
+    <w:p>
+      <w:pPr>
+        <w:pStyle w:val="PargrafodaLista"/>
+        <w:numPr>
+          <w:ilvl w:val="0"/>
+          <w:numId w:val="23"/>
+        </w:numPr>
+        <w:spacing w:before="240" w:after="80" w:line="260" w:lineRule="auto"/>
+        <w:ind w:left="700"/>
+        <w:rPr>
+          <w:color w:val="1A1A1A"/>
+          <w:sz w:val="22"/>
+        </w:rPr>
+      </w:pPr>
+      <w:r>
+        <w:rPr>
+          <w:color w:val="1A1A1A"/>
+          <w:sz w:val="22"/>
+        </w:rPr>
+        <w:t>Excluir: apenas quem tem o papel Gerente de Projetos, ou o Admin.</w:t>
+      </w:r>
+    </w:p>
+    <w:p>
+      <w:pPr>
+        <w:pStyle w:val="PargrafodaLista"/>
+        <w:numPr>
+          <w:ilvl w:val="0"/>
+          <w:numId w:val="23"/>
+        </w:numPr>
+        <w:spacing w:before="240" w:after="80" w:line="260" w:lineRule="auto"/>
+        <w:ind w:left="700"/>
+        <w:rPr>
+          <w:color w:val="1A1A1A"/>
+          <w:sz w:val="22"/>
+        </w:rPr>
+      </w:pPr>
+      <w:r>
+        <w:rPr>
+          <w:color w:val="1A1A1A"/>
+          <w:sz w:val="22"/>
+        </w:rPr>
+        <w:t>O papel Gerente de Projetos e um atributo global da conta (Administracao &gt; Usuarios), nao um vinculo especifico a um projeto - qualquer conta com esse papel pode editar/excluir registros de qualquer projeto, nao so dos que participa. Nao existe hoje um vinculo estruturado de "GP responsavel por este projeto" separado do papel da conta.</w:t>
+      </w:r>
+    </w:p>
+    <w:p>
+      <w:pPr>
+        <w:pStyle w:val="PargrafodaLista"/>
+        <w:numPr>
+          <w:ilvl w:val="0"/>
+          <w:numId w:val="23"/>
+        </w:numPr>
+        <w:spacing w:before="240" w:after="80" w:line="260" w:lineRule="auto"/>
+        <w:ind w:left="700"/>
+        <w:rPr>
+          <w:color w:val="1A1A1A"/>
+          <w:sz w:val="22"/>
+        </w:rPr>
+      </w:pPr>
+      <w:r>
+        <w:rPr>
+          <w:color w:val="1A1A1A"/>
+          <w:sz w:val="22"/>
+        </w:rPr>
+        <w:t>Os botoes "Editar dados" e "Excluir" ficam ocultos para quem nao tem permissao, em vez de aparecerem e barrarem a acao so no clique.</w:t>
+      </w:r>
+    </w:p>
+    <w:p>
+      <w:pPr>
+        <w:pStyle w:val="PargrafodaLista"/>
+        <w:numPr>
+          <w:ilvl w:val="0"/>
+          <w:numId w:val="23"/>
+        </w:numPr>
+        <w:spacing w:before="240" w:after="80" w:line="260" w:lineRule="auto"/>
+        <w:ind w:left="700"/>
+        <w:rPr>
+          <w:color w:val="1A1A1A"/>
+          <w:sz w:val="22"/>
+        </w:rPr>
+      </w:pPr>
+      <w:r>
+        <w:rPr>
+          <w:color w:val="1A1A1A"/>
+          <w:sz w:val="22"/>
+        </w:rPr>
+        <w:t>Nao se aplica ao Plano de Comunicacao de Projeto (secao 3.7 ja cobre a edicao desse formulario separadamente) nem ao Relatorio de Situacao/Relatorio de Entregas, que sao documentos unicos por projeto sem o conceito de "registro individual criado por alguem".</w:t>
+      </w:r>
+    </w:p>
+    <w:p>
+      <w:pPr>
+        <w:spacing w:before="240" w:line="280" w:lineRule="auto"/>
+        <w:rPr>
+          <w:color w:val="1A1A1A"/>
+          <w:sz w:val="22"/>
+        </w:rPr>
+      </w:pPr>
+      <w:r>
+        <w:rPr>
+          <w:color w:val="1A1A1A"/>
+          <w:sz w:val="22"/>
+        </w:rPr>
+        <w:t>Desde 15/09/2026, essa regra tambem e aplicada diretamente no banco de dados (politicas de RLS na tabela kv_store), nao so no JavaScript do navegador - alguem tentando editar ou excluir um registro sem permissao direto pela API, contornando a tela do sistema, tambem e bloqueado. Fica documentado no arquivo supabase/migrations/20260915143738_kv_store_row_level_access_control.sql do repositorio. Duas coisas ficaram de fora dessa camada de banco, so continuam no JavaScript: a decisao especifica de quem aprova o Gate 1/Gate 2 (mais restrita que a regra geral de edicao) e as regras dos 3 relatorios de chave unica (secao 3.7 e o Gate 2 do Relatorio de Entregas).</w:t>
+      </w:r>
+    </w:p>
+    <w:p>
+      <w:pPr>
+        <w:spacing w:before="240" w:after="120" w:line="280" w:lineRule="auto"/>
+        <w:rPr>
+          <w:b/>
+          <w:color w:val="B91D2E"/>
+          <w:sz w:val="26"/>
+        </w:rPr>
+      </w:pPr>
+      <w:r>
+        <w:rPr>
+          <w:b/>
+          <w:color w:val="B91D2E"/>
+          <w:sz w:val="26"/>
+        </w:rPr>
+        <w:t>5.5 Quem pode imprimir ou exportar um registro</w:t>
+      </w:r>
+    </w:p>
+    <w:p>
+      <w:pPr>
+        <w:spacing w:before="240" w:line="280" w:lineRule="auto"/>
+        <w:rPr>
+          <w:color w:val="1A1A1A"/>
+          <w:sz w:val="22"/>
+        </w:rPr>
+      </w:pPr>
+      <w:r>
+        <w:rPr>
+          <w:color w:val="1A1A1A"/>
+          <w:sz w:val="22"/>
+        </w:rPr>
+        <w:t>Nos mesmos 7 formularios com restricao por equipe (secao 5.1), os botoes Imprimir e Exportar Word de um registro ja salvo tambem passam a exigir fazer parte da equipe daquele projeto, ou ser Admin.</w:t>
+      </w:r>
+    </w:p>
+    <w:p>
+      <w:pPr>
+        <w:pStyle w:val="PargrafodaLista"/>
+        <w:numPr>
+          <w:ilvl w:val="0"/>
+          <w:numId w:val="24"/>
+        </w:numPr>
+        <w:spacing w:before="240" w:after="80" w:line="260" w:lineRule="auto"/>
+        <w:ind w:left="700"/>
+        <w:rPr>
+          <w:color w:val="1A1A1A"/>
+          <w:sz w:val="22"/>
+        </w:rPr>
+      </w:pPr>
+      <w:r>
+        <w:rPr>
+          <w:color w:val="1A1A1A"/>
+          <w:sz w:val="22"/>
+        </w:rPr>
+        <w:t>Diferente da regra de editar/excluir (secao 5.4), aqui nao ha excecao para o papel Gerente de Projetos - precisa realmente estar na equipe do projeto (ou ser Admin) para imprimir ou exportar um registro.</w:t>
+      </w:r>
+    </w:p>
+    <w:p>
+      <w:pPr>
+        <w:pStyle w:val="PargrafodaLista"/>
+        <w:numPr>
+          <w:ilvl w:val="0"/>
+          <w:numId w:val="24"/>
+        </w:numPr>
+        <w:spacing w:before="240" w:after="80" w:line="260" w:lineRule="auto"/>
+        <w:ind w:left="700"/>
+        <w:rPr>
+          <w:color w:val="1A1A1A"/>
+          <w:sz w:val="22"/>
+        </w:rPr>
+      </w:pPr>
+      <w:r>
+        <w:rPr>
+          <w:color w:val="1A1A1A"/>
+          <w:sz w:val="22"/>
+        </w:rPr>
+        <w:t>Os botoes "Imprimir" e "Exportar Word" ficam ocultos para quem nao faz parte da equipe, da mesma forma que os botoes de editar/excluir.</w:t>
+      </w:r>
+    </w:p>
+    <w:p>
+      <w:pPr>
+        <w:pStyle w:val="PargrafodaLista"/>
+        <w:numPr>
+          <w:ilvl w:val="0"/>
+          <w:numId w:val="24"/>
+        </w:numPr>
+        <w:spacing w:before="240" w:after="80" w:line="260" w:lineRule="auto"/>
+        <w:ind w:left="700"/>
+        <w:rPr>
+          <w:color w:val="1A1A1A"/>
+          <w:sz w:val="22"/>
+        </w:rPr>
+      </w:pPr>
+      <w:r>
+        <w:rPr>
+          <w:color w:val="1A1A1A"/>
+          <w:sz w:val="22"/>
+        </w:rPr>
         <w:lastRenderedPageBreak/>
-        <w:t>5.5 Quem pode imprimir ou exportar um registro</w:t>
-      </w:r>
-    </w:p>
-    <w:p>
-      <w:pPr>
-        <w:spacing w:before="240" w:line="280" w:lineRule="auto"/>
-        <w:rPr>
-          <w:color w:val="1A1A1A"/>
-          <w:sz w:val="22"/>
-        </w:rPr>
-      </w:pPr>
-      <w:r>
-        <w:rPr>
-          <w:color w:val="1A1A1A"/>
-          <w:sz w:val="22"/>
-        </w:rPr>
-        <w:t>Nos mesmos 7 formularios com restricao por equipe (secao 5.1), os botoes Imprimir e Exportar Word de um registro ja salvo tambem passam a exigir fazer parte da equipe daquele projeto, ou ser Admin.</w:t>
-      </w:r>
-    </w:p>
-    <w:p>
-      <w:pPr>
-        <w:pStyle w:val="PargrafodaLista"/>
-        <w:numPr>
-          <w:ilvl w:val="0"/>
-          <w:numId w:val="24"/>
-        </w:numPr>
-        <w:spacing w:before="240" w:after="80" w:line="260" w:lineRule="auto"/>
-        <w:ind w:left="700"/>
-        <w:rPr>
-          <w:color w:val="1A1A1A"/>
-          <w:sz w:val="22"/>
-        </w:rPr>
-      </w:pPr>
-      <w:r>
-        <w:rPr>
-          <w:color w:val="1A1A1A"/>
-          <w:sz w:val="22"/>
-        </w:rPr>
-        <w:t>Diferente da regra de editar/excluir (secao 5.4), aqui nao ha excecao para o papel Gerente de Projetos - precisa realmente estar na equipe do projeto (ou ser Admin) para imprimir ou exportar um registro.</w:t>
-      </w:r>
-    </w:p>
-    <w:p>
-      <w:pPr>
-        <w:pStyle w:val="PargrafodaLista"/>
-        <w:numPr>
-          <w:ilvl w:val="0"/>
-          <w:numId w:val="24"/>
-        </w:numPr>
-        <w:spacing w:before="240" w:after="80" w:line="260" w:lineRule="auto"/>
-        <w:ind w:left="700"/>
-        <w:rPr>
-          <w:color w:val="1A1A1A"/>
-          <w:sz w:val="22"/>
-        </w:rPr>
-      </w:pPr>
-      <w:r>
-        <w:rPr>
-          <w:color w:val="1A1A1A"/>
-          <w:sz w:val="22"/>
-        </w:rPr>
-        <w:t>Os botoes "Imprimir" e "Exportar Word" ficam ocultos para quem nao faz parte da equipe, da mesma forma que os botoes de editar/excluir.</w:t>
-      </w:r>
-    </w:p>
-    <w:p>
-      <w:pPr>
-        <w:pStyle w:val="PargrafodaLista"/>
-        <w:numPr>
-          <w:ilvl w:val="0"/>
-          <w:numId w:val="24"/>
-        </w:numPr>
-        <w:spacing w:before="240" w:after="80" w:line="260" w:lineRule="auto"/>
-        <w:ind w:left="700"/>
-        <w:rPr>
-          <w:color w:val="1A1A1A"/>
-          <w:sz w:val="22"/>
-        </w:rPr>
-      </w:pPr>
-      <w:r>
-        <w:rPr>
-          <w:color w:val="1A1A1A"/>
-          <w:sz w:val="22"/>
-        </w:rPr>
         <w:t>Nao se aplica aos outros 5 formularios sem restricao por equipe (secao 5.3) nem aos relatorios agregados - continuam sem restricao de impressao/exportacao por equipe.</w:t>
       </w:r>
     </w:p>
@@ -4286,7 +4383,6 @@
                 <w:color w:val="1A1A1A"/>
                 <w:sz w:val="19"/>
               </w:rPr>
-              <w:lastRenderedPageBreak/>
               <w:t>Ata de Reuniao</w:t>
             </w:r>
           </w:p>
@@ -4655,6 +4751,7 @@
                 <w:color w:val="1A1A1A"/>
                 <w:sz w:val="19"/>
               </w:rPr>
+              <w:lastRenderedPageBreak/>
               <w:t>Relatorio de Situacao</w:t>
             </w:r>
           </w:p>
@@ -5325,7 +5422,7 @@
 <file path=word/numbering.xml><?xml version="1.0" encoding="utf-8"?>
 <w:numbering xmlns:wpc="http://schemas.microsoft.com/office/word/2010/wordprocessingCanvas" xmlns:cx="http://schemas.microsoft.com/office/drawing/2014/chartex" xmlns:cx1="http://schemas.microsoft.com/office/drawing/2015/9/8/chartex" xmlns:cx2="http://schemas.microsoft.com/office/drawing/2015/10/21/chartex" xmlns:cx3="http://schemas.microsoft.com/office/drawing/2016/5/9/chartex" xmlns:cx4="http://schemas.microsoft.com/office/drawing/2016/5/10/chartex" xmlns:cx5="http://schemas.microsoft.com/office/drawing/2016/5/11/chartex" xmlns:cx6="http://schemas.microsoft.com/office/drawing/2016/5/12/chartex" xmlns:cx7="http://schemas.microsoft.com/office/drawing/2016/5/13/chartex" xmlns:cx8="http://schemas.microsoft.com/office/drawing/2016/5/14/chartex" xmlns:mc="http://schemas.openxmlformats.org/markup-compatibility/2006" xmlns:aink="http://schemas.microsoft.com/office/drawing/2016/ink" xmlns:am3d="http://schemas.microsoft.com/office/drawing/2017/model3d" xmlns:o="urn:schemas-microsoft-com:office:office" xmlns:oel="http://schemas.microsoft.com/office/2019/extlst" xmlns:r="http://schemas.openxmlformats.org/officeDocument/2006/relationships" xmlns:m="http://schemas.openxmlformats.org/officeDocument/2006/math" xmlns:v="urn:schemas-microsoft-com:vml" xmlns:wp14="http://schemas.microsoft.com/office/word/2010/wordprocessingDrawing" xmlns:wp="http://schemas.openxmlformats.org/drawingml/2006/wordprocessingDrawing" xmlns:w10="urn:schemas-microsoft-com:office:word" xmlns:w="http://schemas.openxmlformats.org/wordprocessingml/2006/main" xmlns:w14="http://schemas.microsoft.com/office/word/2010/wordml" xmlns:w15="http://schemas.microsoft.com/office/word/2012/wordml" xmlns:w16cex="http://schemas.microsoft.com/office/word/2018/wordml/cex" xmlns:w16cid="http://schemas.microsoft.com/office/word/2016/wordml/cid" xmlns:w16="http://schemas.microsoft.com/office/word/2018/wordml" xmlns:w16du="http://schemas.microsoft.com/office/word/2023/wordml/word16du" xmlns:w16sdtdh="http://schemas.microsoft.com/office/word/2020/wordml/sdtdatahash" xmlns:w16sdtfl="http://schemas.microsoft.com/office/word/2024/wordml/sdtformatlock" xmlns:w16se="http://schemas.microsoft.com/office/word/2015/wordml/symex" xmlns:wpg="http://schemas.microsoft.com/office/word/2010/wordprocessingGroup" xmlns:wpi="http://schemas.microsoft.com/office/word/2010/wordprocessingInk" xmlns:wne="http://schemas.microsoft.com/office/word/2006/wordml" xmlns:wps="http://schemas.microsoft.com/office/word/2010/wordprocessingShape" mc:Ignorable="w14 w15 w16se w16cid w16 w16cex w16sdtdh w16sdtfl w16du wp14">
   <w:abstractNum w:abstractNumId="0" w15:restartNumberingAfterBreak="0">
-    <w:nsid w:val="0BE32422"/>
+    <w:nsid w:val="00C83120"/>
     <w:multiLevelType w:val="singleLevel"/>
     <w:tmpl w:val="04160001"/>
     <w:lvl w:ilvl="0">
@@ -5342,7 +5439,7 @@
     </w:lvl>
   </w:abstractNum>
   <w:abstractNum w:abstractNumId="1" w15:restartNumberingAfterBreak="0">
-    <w:nsid w:val="0D907059"/>
+    <w:nsid w:val="018C1153"/>
     <w:multiLevelType w:val="singleLevel"/>
     <w:tmpl w:val="04160001"/>
     <w:lvl w:ilvl="0">
@@ -5359,7 +5456,7 @@
     </w:lvl>
   </w:abstractNum>
   <w:abstractNum w:abstractNumId="2" w15:restartNumberingAfterBreak="0">
-    <w:nsid w:val="0DB46F65"/>
+    <w:nsid w:val="01A1292D"/>
     <w:multiLevelType w:val="singleLevel"/>
     <w:tmpl w:val="04160001"/>
     <w:lvl w:ilvl="0">
@@ -5376,7 +5473,7 @@
     </w:lvl>
   </w:abstractNum>
   <w:abstractNum w:abstractNumId="3" w15:restartNumberingAfterBreak="0">
-    <w:nsid w:val="173E5E8B"/>
+    <w:nsid w:val="11DF4073"/>
     <w:multiLevelType w:val="singleLevel"/>
     <w:tmpl w:val="04160001"/>
     <w:lvl w:ilvl="0">
@@ -5393,7 +5490,7 @@
     </w:lvl>
   </w:abstractNum>
   <w:abstractNum w:abstractNumId="4" w15:restartNumberingAfterBreak="0">
-    <w:nsid w:val="18941F62"/>
+    <w:nsid w:val="13706E72"/>
     <w:multiLevelType w:val="singleLevel"/>
     <w:tmpl w:val="04160001"/>
     <w:lvl w:ilvl="0">
@@ -5410,7 +5507,7 @@
     </w:lvl>
   </w:abstractNum>
   <w:abstractNum w:abstractNumId="5" w15:restartNumberingAfterBreak="0">
-    <w:nsid w:val="1BC927F3"/>
+    <w:nsid w:val="138745C4"/>
     <w:multiLevelType w:val="singleLevel"/>
     <w:tmpl w:val="04160001"/>
     <w:lvl w:ilvl="0">
@@ -5427,7 +5524,7 @@
     </w:lvl>
   </w:abstractNum>
   <w:abstractNum w:abstractNumId="6" w15:restartNumberingAfterBreak="0">
-    <w:nsid w:val="1E39193B"/>
+    <w:nsid w:val="151154DC"/>
     <w:multiLevelType w:val="singleLevel"/>
     <w:tmpl w:val="04160001"/>
     <w:lvl w:ilvl="0">
@@ -5444,7 +5541,7 @@
     </w:lvl>
   </w:abstractNum>
   <w:abstractNum w:abstractNumId="7" w15:restartNumberingAfterBreak="0">
-    <w:nsid w:val="1F8A2790"/>
+    <w:nsid w:val="16D93AD2"/>
     <w:multiLevelType w:val="singleLevel"/>
     <w:tmpl w:val="04160001"/>
     <w:lvl w:ilvl="0">
@@ -5461,7 +5558,7 @@
     </w:lvl>
   </w:abstractNum>
   <w:abstractNum w:abstractNumId="8" w15:restartNumberingAfterBreak="0">
-    <w:nsid w:val="27632F10"/>
+    <w:nsid w:val="1A125CC1"/>
     <w:multiLevelType w:val="singleLevel"/>
     <w:tmpl w:val="04160001"/>
     <w:lvl w:ilvl="0">
@@ -5478,7 +5575,7 @@
     </w:lvl>
   </w:abstractNum>
   <w:abstractNum w:abstractNumId="9" w15:restartNumberingAfterBreak="0">
-    <w:nsid w:val="2C352949"/>
+    <w:nsid w:val="2D3D3E06"/>
     <w:multiLevelType w:val="singleLevel"/>
     <w:tmpl w:val="04160001"/>
     <w:lvl w:ilvl="0">
@@ -5495,7 +5592,7 @@
     </w:lvl>
   </w:abstractNum>
   <w:abstractNum w:abstractNumId="10" w15:restartNumberingAfterBreak="0">
-    <w:nsid w:val="2CFC063A"/>
+    <w:nsid w:val="342E04F7"/>
     <w:multiLevelType w:val="singleLevel"/>
     <w:tmpl w:val="04160001"/>
     <w:lvl w:ilvl="0">
@@ -5512,7 +5609,7 @@
     </w:lvl>
   </w:abstractNum>
   <w:abstractNum w:abstractNumId="11" w15:restartNumberingAfterBreak="0">
-    <w:nsid w:val="34B6645E"/>
+    <w:nsid w:val="39273B77"/>
     <w:multiLevelType w:val="singleLevel"/>
     <w:tmpl w:val="04160001"/>
     <w:lvl w:ilvl="0">
@@ -5529,7 +5626,7 @@
     </w:lvl>
   </w:abstractNum>
   <w:abstractNum w:abstractNumId="12" w15:restartNumberingAfterBreak="0">
-    <w:nsid w:val="3C3F75CB"/>
+    <w:nsid w:val="43345B71"/>
     <w:multiLevelType w:val="singleLevel"/>
     <w:tmpl w:val="04160001"/>
     <w:lvl w:ilvl="0">
@@ -5546,7 +5643,7 @@
     </w:lvl>
   </w:abstractNum>
   <w:abstractNum w:abstractNumId="13" w15:restartNumberingAfterBreak="0">
-    <w:nsid w:val="42CE1833"/>
+    <w:nsid w:val="4D72474E"/>
     <w:multiLevelType w:val="singleLevel"/>
     <w:tmpl w:val="04160001"/>
     <w:lvl w:ilvl="0">
@@ -5563,7 +5660,7 @@
     </w:lvl>
   </w:abstractNum>
   <w:abstractNum w:abstractNumId="14" w15:restartNumberingAfterBreak="0">
-    <w:nsid w:val="44A536B5"/>
+    <w:nsid w:val="51543A4A"/>
     <w:multiLevelType w:val="singleLevel"/>
     <w:tmpl w:val="04160001"/>
     <w:lvl w:ilvl="0">
@@ -5580,7 +5677,7 @@
     </w:lvl>
   </w:abstractNum>
   <w:abstractNum w:abstractNumId="15" w15:restartNumberingAfterBreak="0">
-    <w:nsid w:val="57A46F2B"/>
+    <w:nsid w:val="525B25BF"/>
     <w:multiLevelType w:val="singleLevel"/>
     <w:tmpl w:val="04160001"/>
     <w:lvl w:ilvl="0">
@@ -5597,7 +5694,7 @@
     </w:lvl>
   </w:abstractNum>
   <w:abstractNum w:abstractNumId="16" w15:restartNumberingAfterBreak="0">
-    <w:nsid w:val="5DF263C0"/>
+    <w:nsid w:val="56F25BB7"/>
     <w:multiLevelType w:val="singleLevel"/>
     <w:tmpl w:val="04160001"/>
     <w:lvl w:ilvl="0">
@@ -5614,7 +5711,7 @@
     </w:lvl>
   </w:abstractNum>
   <w:abstractNum w:abstractNumId="17" w15:restartNumberingAfterBreak="0">
-    <w:nsid w:val="60637F57"/>
+    <w:nsid w:val="5B2D0B87"/>
     <w:multiLevelType w:val="singleLevel"/>
     <w:tmpl w:val="04160001"/>
     <w:lvl w:ilvl="0">
@@ -5631,7 +5728,7 @@
     </w:lvl>
   </w:abstractNum>
   <w:abstractNum w:abstractNumId="18" w15:restartNumberingAfterBreak="0">
-    <w:nsid w:val="711173E0"/>
+    <w:nsid w:val="66423297"/>
     <w:multiLevelType w:val="singleLevel"/>
     <w:tmpl w:val="04160001"/>
     <w:lvl w:ilvl="0">
@@ -5648,7 +5745,7 @@
     </w:lvl>
   </w:abstractNum>
   <w:abstractNum w:abstractNumId="19" w15:restartNumberingAfterBreak="0">
-    <w:nsid w:val="713839BA"/>
+    <w:nsid w:val="66B46423"/>
     <w:multiLevelType w:val="singleLevel"/>
     <w:tmpl w:val="04160001"/>
     <w:lvl w:ilvl="0">
@@ -5665,7 +5762,7 @@
     </w:lvl>
   </w:abstractNum>
   <w:abstractNum w:abstractNumId="20" w15:restartNumberingAfterBreak="0">
-    <w:nsid w:val="779553C5"/>
+    <w:nsid w:val="6D5E749A"/>
     <w:multiLevelType w:val="singleLevel"/>
     <w:tmpl w:val="04160001"/>
     <w:lvl w:ilvl="0">
@@ -5682,7 +5779,7 @@
     </w:lvl>
   </w:abstractNum>
   <w:abstractNum w:abstractNumId="21" w15:restartNumberingAfterBreak="0">
-    <w:nsid w:val="7874560F"/>
+    <w:nsid w:val="77C872A5"/>
     <w:multiLevelType w:val="singleLevel"/>
     <w:tmpl w:val="04160001"/>
     <w:lvl w:ilvl="0">
@@ -5699,7 +5796,7 @@
     </w:lvl>
   </w:abstractNum>
   <w:abstractNum w:abstractNumId="22" w15:restartNumberingAfterBreak="0">
-    <w:nsid w:val="797A1252"/>
+    <w:nsid w:val="7898429E"/>
     <w:multiLevelType w:val="singleLevel"/>
     <w:tmpl w:val="04160001"/>
     <w:lvl w:ilvl="0">
@@ -5716,7 +5813,7 @@
     </w:lvl>
   </w:abstractNum>
   <w:abstractNum w:abstractNumId="23" w15:restartNumberingAfterBreak="0">
-    <w:nsid w:val="7F2F0E53"/>
+    <w:nsid w:val="7CB62C16"/>
     <w:multiLevelType w:val="singleLevel"/>
     <w:tmpl w:val="04160001"/>
     <w:lvl w:ilvl="0">
@@ -5732,77 +5829,77 @@
       </w:rPr>
     </w:lvl>
   </w:abstractNum>
-  <w:num w:numId="1" w16cid:durableId="460462082">
+  <w:num w:numId="1" w16cid:durableId="259920418">
+    <w:abstractNumId w:val="19"/>
+  </w:num>
+  <w:num w:numId="2" w16cid:durableId="1362706725">
+    <w:abstractNumId w:val="18"/>
+  </w:num>
+  <w:num w:numId="3" w16cid:durableId="592205062">
+    <w:abstractNumId w:val="2"/>
+  </w:num>
+  <w:num w:numId="4" w16cid:durableId="95560034">
+    <w:abstractNumId w:val="15"/>
+  </w:num>
+  <w:num w:numId="5" w16cid:durableId="634137426">
+    <w:abstractNumId w:val="7"/>
+  </w:num>
+  <w:num w:numId="6" w16cid:durableId="893811463">
+    <w:abstractNumId w:val="6"/>
+  </w:num>
+  <w:num w:numId="7" w16cid:durableId="1380473250">
+    <w:abstractNumId w:val="16"/>
+  </w:num>
+  <w:num w:numId="8" w16cid:durableId="1146125121">
+    <w:abstractNumId w:val="9"/>
+  </w:num>
+  <w:num w:numId="9" w16cid:durableId="37094846">
+    <w:abstractNumId w:val="1"/>
+  </w:num>
+  <w:num w:numId="10" w16cid:durableId="1304581830">
     <w:abstractNumId w:val="12"/>
   </w:num>
-  <w:num w:numId="2" w16cid:durableId="672611355">
-    <w:abstractNumId w:val="6"/>
+  <w:num w:numId="11" w16cid:durableId="980036878">
+    <w:abstractNumId w:val="10"/>
   </w:num>
-  <w:num w:numId="3" w16cid:durableId="2135756000">
-    <w:abstractNumId w:val="9"/>
+  <w:num w:numId="12" w16cid:durableId="815728748">
+    <w:abstractNumId w:val="11"/>
   </w:num>
-  <w:num w:numId="4" w16cid:durableId="881674564">
+  <w:num w:numId="13" w16cid:durableId="1306012037">
+    <w:abstractNumId w:val="4"/>
+  </w:num>
+  <w:num w:numId="14" w16cid:durableId="144056681">
+    <w:abstractNumId w:val="22"/>
+  </w:num>
+  <w:num w:numId="15" w16cid:durableId="1765689512">
+    <w:abstractNumId w:val="3"/>
+  </w:num>
+  <w:num w:numId="16" w16cid:durableId="15009294">
+    <w:abstractNumId w:val="20"/>
+  </w:num>
+  <w:num w:numId="17" w16cid:durableId="907112620">
+    <w:abstractNumId w:val="14"/>
+  </w:num>
+  <w:num w:numId="18" w16cid:durableId="1858738556">
+    <w:abstractNumId w:val="13"/>
+  </w:num>
+  <w:num w:numId="19" w16cid:durableId="69473727">
+    <w:abstractNumId w:val="0"/>
+  </w:num>
+  <w:num w:numId="20" w16cid:durableId="1823421260">
+    <w:abstractNumId w:val="8"/>
+  </w:num>
+  <w:num w:numId="21" w16cid:durableId="372971777">
     <w:abstractNumId w:val="23"/>
   </w:num>
-  <w:num w:numId="5" w16cid:durableId="27802674">
-    <w:abstractNumId w:val="1"/>
+  <w:num w:numId="22" w16cid:durableId="1823619408">
+    <w:abstractNumId w:val="21"/>
   </w:num>
-  <w:num w:numId="6" w16cid:durableId="1221092740">
-    <w:abstractNumId w:val="11"/>
-  </w:num>
-  <w:num w:numId="7" w16cid:durableId="1626891938">
-    <w:abstractNumId w:val="3"/>
-  </w:num>
-  <w:num w:numId="8" w16cid:durableId="182981412">
-    <w:abstractNumId w:val="0"/>
-  </w:num>
-  <w:num w:numId="9" w16cid:durableId="1414547139">
-    <w:abstractNumId w:val="16"/>
-  </w:num>
-  <w:num w:numId="10" w16cid:durableId="2146775279">
-    <w:abstractNumId w:val="20"/>
-  </w:num>
-  <w:num w:numId="11" w16cid:durableId="54352215">
+  <w:num w:numId="23" w16cid:durableId="166134830">
     <w:abstractNumId w:val="5"/>
   </w:num>
-  <w:num w:numId="12" w16cid:durableId="734401613">
-    <w:abstractNumId w:val="21"/>
-  </w:num>
-  <w:num w:numId="13" w16cid:durableId="1471509919">
-    <w:abstractNumId w:val="4"/>
-  </w:num>
-  <w:num w:numId="14" w16cid:durableId="885532990">
-    <w:abstractNumId w:val="18"/>
-  </w:num>
-  <w:num w:numId="15" w16cid:durableId="1719430863">
-    <w:abstractNumId w:val="13"/>
-  </w:num>
-  <w:num w:numId="16" w16cid:durableId="1550611374">
-    <w:abstractNumId w:val="10"/>
-  </w:num>
-  <w:num w:numId="17" w16cid:durableId="2118717935">
-    <w:abstractNumId w:val="7"/>
-  </w:num>
-  <w:num w:numId="18" w16cid:durableId="1135223820">
-    <w:abstractNumId w:val="2"/>
-  </w:num>
-  <w:num w:numId="19" w16cid:durableId="1026754201">
-    <w:abstractNumId w:val="15"/>
-  </w:num>
-  <w:num w:numId="20" w16cid:durableId="48379186">
-    <w:abstractNumId w:val="22"/>
-  </w:num>
-  <w:num w:numId="21" w16cid:durableId="473330690">
-    <w:abstractNumId w:val="14"/>
-  </w:num>
-  <w:num w:numId="22" w16cid:durableId="1706563954">
+  <w:num w:numId="24" w16cid:durableId="103502995">
     <w:abstractNumId w:val="17"/>
-  </w:num>
-  <w:num w:numId="23" w16cid:durableId="1866599687">
-    <w:abstractNumId w:val="19"/>
-  </w:num>
-  <w:num w:numId="24" w16cid:durableId="1458647207">
-    <w:abstractNumId w:val="8"/>
   </w:num>
 </w:numbering>
 </file>
@@ -6215,7 +6312,7 @@
     <w:link w:val="Ttulo1Char"/>
     <w:uiPriority w:val="9"/>
     <w:qFormat/>
-    <w:rsid w:val="00072D37"/>
+    <w:rsid w:val="00B91C52"/>
     <w:pPr>
       <w:keepNext/>
       <w:keepLines/>
@@ -6238,7 +6335,7 @@
     <w:semiHidden/>
     <w:unhideWhenUsed/>
     <w:qFormat/>
-    <w:rsid w:val="00072D37"/>
+    <w:rsid w:val="00B91C52"/>
     <w:pPr>
       <w:keepNext/>
       <w:keepLines/>
@@ -6261,7 +6358,7 @@
     <w:semiHidden/>
     <w:unhideWhenUsed/>
     <w:qFormat/>
-    <w:rsid w:val="00072D37"/>
+    <w:rsid w:val="00B91C52"/>
     <w:pPr>
       <w:keepNext/>
       <w:keepLines/>
@@ -6284,7 +6381,7 @@
     <w:semiHidden/>
     <w:unhideWhenUsed/>
     <w:qFormat/>
-    <w:rsid w:val="00072D37"/>
+    <w:rsid w:val="00B91C52"/>
     <w:pPr>
       <w:keepNext/>
       <w:keepLines/>
@@ -6307,7 +6404,7 @@
     <w:semiHidden/>
     <w:unhideWhenUsed/>
     <w:qFormat/>
-    <w:rsid w:val="00072D37"/>
+    <w:rsid w:val="00B91C52"/>
     <w:pPr>
       <w:keepNext/>
       <w:keepLines/>
@@ -6328,7 +6425,7 @@
     <w:semiHidden/>
     <w:unhideWhenUsed/>
     <w:qFormat/>
-    <w:rsid w:val="00072D37"/>
+    <w:rsid w:val="00B91C52"/>
     <w:pPr>
       <w:keepNext/>
       <w:keepLines/>
@@ -6351,7 +6448,7 @@
     <w:semiHidden/>
     <w:unhideWhenUsed/>
     <w:qFormat/>
-    <w:rsid w:val="00072D37"/>
+    <w:rsid w:val="00B91C52"/>
     <w:pPr>
       <w:keepNext/>
       <w:keepLines/>
@@ -6372,7 +6469,7 @@
     <w:semiHidden/>
     <w:unhideWhenUsed/>
     <w:qFormat/>
-    <w:rsid w:val="00072D37"/>
+    <w:rsid w:val="00B91C52"/>
     <w:pPr>
       <w:keepNext/>
       <w:keepLines/>
@@ -6395,7 +6492,7 @@
     <w:semiHidden/>
     <w:unhideWhenUsed/>
     <w:qFormat/>
-    <w:rsid w:val="00072D37"/>
+    <w:rsid w:val="00B91C52"/>
     <w:pPr>
       <w:keepNext/>
       <w:keepLines/>
@@ -6439,7 +6536,7 @@
     <w:basedOn w:val="Fontepargpadro"/>
     <w:link w:val="Ttulo1"/>
     <w:uiPriority w:val="9"/>
-    <w:rsid w:val="00072D37"/>
+    <w:rsid w:val="00B91C52"/>
     <w:rPr>
       <w:rFonts w:asciiTheme="majorHAnsi" w:eastAsiaTheme="majorEastAsia" w:hAnsiTheme="majorHAnsi" w:cstheme="majorBidi"/>
       <w:color w:val="0F4761" w:themeColor="accent1" w:themeShade="BF"/>
@@ -6453,7 +6550,7 @@
     <w:link w:val="Ttulo2"/>
     <w:uiPriority w:val="9"/>
     <w:semiHidden/>
-    <w:rsid w:val="00072D37"/>
+    <w:rsid w:val="00B91C52"/>
     <w:rPr>
       <w:rFonts w:asciiTheme="majorHAnsi" w:eastAsiaTheme="majorEastAsia" w:hAnsiTheme="majorHAnsi" w:cstheme="majorBidi"/>
       <w:color w:val="0F4761" w:themeColor="accent1" w:themeShade="BF"/>
@@ -6467,7 +6564,7 @@
     <w:link w:val="Ttulo3"/>
     <w:uiPriority w:val="9"/>
     <w:semiHidden/>
-    <w:rsid w:val="00072D37"/>
+    <w:rsid w:val="00B91C52"/>
     <w:rPr>
       <w:rFonts w:eastAsiaTheme="majorEastAsia" w:cstheme="majorBidi"/>
       <w:color w:val="0F4761" w:themeColor="accent1" w:themeShade="BF"/>
@@ -6481,7 +6578,7 @@
     <w:link w:val="Ttulo4"/>
     <w:uiPriority w:val="9"/>
     <w:semiHidden/>
-    <w:rsid w:val="00072D37"/>
+    <w:rsid w:val="00B91C52"/>
     <w:rPr>
       <w:rFonts w:eastAsiaTheme="majorEastAsia" w:cstheme="majorBidi"/>
       <w:i/>
@@ -6495,7 +6592,7 @@
     <w:link w:val="Ttulo5"/>
     <w:uiPriority w:val="9"/>
     <w:semiHidden/>
-    <w:rsid w:val="00072D37"/>
+    <w:rsid w:val="00B91C52"/>
     <w:rPr>
       <w:rFonts w:eastAsiaTheme="majorEastAsia" w:cstheme="majorBidi"/>
       <w:color w:val="0F4761" w:themeColor="accent1" w:themeShade="BF"/>
@@ -6507,7 +6604,7 @@
     <w:link w:val="Ttulo6"/>
     <w:uiPriority w:val="9"/>
     <w:semiHidden/>
-    <w:rsid w:val="00072D37"/>
+    <w:rsid w:val="00B91C52"/>
     <w:rPr>
       <w:rFonts w:eastAsiaTheme="majorEastAsia" w:cstheme="majorBidi"/>
       <w:i/>
@@ -6521,7 +6618,7 @@
     <w:link w:val="Ttulo7"/>
     <w:uiPriority w:val="9"/>
     <w:semiHidden/>
-    <w:rsid w:val="00072D37"/>
+    <w:rsid w:val="00B91C52"/>
     <w:rPr>
       <w:rFonts w:eastAsiaTheme="majorEastAsia" w:cstheme="majorBidi"/>
       <w:color w:val="595959" w:themeColor="text1" w:themeTint="A6"/>
@@ -6533,7 +6630,7 @@
     <w:link w:val="Ttulo8"/>
     <w:uiPriority w:val="9"/>
     <w:semiHidden/>
-    <w:rsid w:val="00072D37"/>
+    <w:rsid w:val="00B91C52"/>
     <w:rPr>
       <w:rFonts w:eastAsiaTheme="majorEastAsia" w:cstheme="majorBidi"/>
       <w:i/>
@@ -6547,7 +6644,7 @@
     <w:link w:val="Ttulo9"/>
     <w:uiPriority w:val="9"/>
     <w:semiHidden/>
-    <w:rsid w:val="00072D37"/>
+    <w:rsid w:val="00B91C52"/>
     <w:rPr>
       <w:rFonts w:eastAsiaTheme="majorEastAsia" w:cstheme="majorBidi"/>
       <w:color w:val="272727" w:themeColor="text1" w:themeTint="D8"/>
@@ -6560,7 +6657,7 @@
     <w:link w:val="TtuloChar"/>
     <w:uiPriority w:val="10"/>
     <w:qFormat/>
-    <w:rsid w:val="00072D37"/>
+    <w:rsid w:val="00B91C52"/>
     <w:pPr>
       <w:spacing w:after="80" w:line="240" w:lineRule="auto"/>
       <w:contextualSpacing/>
@@ -6578,7 +6675,7 @@
     <w:basedOn w:val="Fontepargpadro"/>
     <w:link w:val="Ttulo"/>
     <w:uiPriority w:val="10"/>
-    <w:rsid w:val="00072D37"/>
+    <w:rsid w:val="00B91C52"/>
     <w:rPr>
       <w:rFonts w:asciiTheme="majorHAnsi" w:eastAsiaTheme="majorEastAsia" w:hAnsiTheme="majorHAnsi" w:cstheme="majorBidi"/>
       <w:spacing w:val="-10"/>
@@ -6594,7 +6691,7 @@
     <w:link w:val="SubttuloChar"/>
     <w:uiPriority w:val="11"/>
     <w:qFormat/>
-    <w:rsid w:val="00072D37"/>
+    <w:rsid w:val="00B91C52"/>
     <w:pPr>
       <w:numPr>
         <w:ilvl w:val="1"/>
@@ -6613,7 +6710,7 @@
     <w:basedOn w:val="Fontepargpadro"/>
     <w:link w:val="Subttulo"/>
     <w:uiPriority w:val="11"/>
-    <w:rsid w:val="00072D37"/>
+    <w:rsid w:val="00B91C52"/>
     <w:rPr>
       <w:rFonts w:eastAsiaTheme="majorEastAsia" w:cstheme="majorBidi"/>
       <w:color w:val="595959" w:themeColor="text1" w:themeTint="A6"/>
@@ -6629,7 +6726,7 @@
     <w:link w:val="CitaoChar"/>
     <w:uiPriority w:val="29"/>
     <w:qFormat/>
-    <w:rsid w:val="00072D37"/>
+    <w:rsid w:val="00B91C52"/>
     <w:pPr>
       <w:spacing w:before="160"/>
       <w:jc w:val="center"/>
@@ -6645,7 +6742,7 @@
     <w:basedOn w:val="Fontepargpadro"/>
     <w:link w:val="Citao"/>
     <w:uiPriority w:val="29"/>
-    <w:rsid w:val="00072D37"/>
+    <w:rsid w:val="00B91C52"/>
     <w:rPr>
       <w:i/>
       <w:iCs/>
@@ -6657,7 +6754,7 @@
     <w:basedOn w:val="Normal"/>
     <w:uiPriority w:val="34"/>
     <w:qFormat/>
-    <w:rsid w:val="00072D37"/>
+    <w:rsid w:val="00B91C52"/>
     <w:pPr>
       <w:ind w:left="720"/>
       <w:contextualSpacing/>
@@ -6668,7 +6765,7 @@
     <w:basedOn w:val="Fontepargpadro"/>
     <w:uiPriority w:val="21"/>
     <w:qFormat/>
-    <w:rsid w:val="00072D37"/>
+    <w:rsid w:val="00B91C52"/>
     <w:rPr>
       <w:i/>
       <w:iCs/>
@@ -6682,7 +6779,7 @@
     <w:link w:val="CitaoIntensaChar"/>
     <w:uiPriority w:val="30"/>
     <w:qFormat/>
-    <w:rsid w:val="00072D37"/>
+    <w:rsid w:val="00B91C52"/>
     <w:pPr>
       <w:pBdr>
         <w:top w:val="single" w:sz="4" w:space="10" w:color="0F4761" w:themeColor="accent1" w:themeShade="BF"/>
@@ -6703,7 +6800,7 @@
     <w:basedOn w:val="Fontepargpadro"/>
     <w:link w:val="CitaoIntensa"/>
     <w:uiPriority w:val="30"/>
-    <w:rsid w:val="00072D37"/>
+    <w:rsid w:val="00B91C52"/>
     <w:rPr>
       <w:i/>
       <w:iCs/>
@@ -6715,7 +6812,7 @@
     <w:basedOn w:val="Fontepargpadro"/>
     <w:uiPriority w:val="32"/>
     <w:qFormat/>
-    <w:rsid w:val="00072D37"/>
+    <w:rsid w:val="00B91C52"/>
     <w:rPr>
       <w:b/>
       <w:bCs/>

--- a/Regras de Acesso e Permissoes - Sistema UNIALFA.docx
+++ b/Regras de Acesso e Permissoes - Sistema UNIALFA.docx
@@ -2479,6 +2479,28 @@
           <w:sz w:val="22"/>
         </w:rPr>
         <w:lastRenderedPageBreak/>
+        <w:t>Desde 16/09/2026, o campo "Responsavel (conta)" (nos tres formularios abaixo) aceita marcar mais de uma pessoa ao mesmo tempo - um painel com uma caixa de selecao por conta, em vez de um &lt;select&gt; de escolha unica. Nao muda o alcance de acesso descrito nesta secao, so quantas contas podem ficar atribuidas a um mesmo item; o item passa a aparecer no Meu Painel de cada conta marcada, nao so de uma.</w:t>
+      </w:r>
+    </w:p>
+    <w:p>
+      <w:pPr>
+        <w:pStyle w:val="PargrafodaLista"/>
+        <w:numPr>
+          <w:ilvl w:val="0"/>
+          <w:numId w:val="17"/>
+        </w:numPr>
+        <w:spacing w:before="240" w:after="80" w:line="260" w:lineRule="auto"/>
+        <w:ind w:left="700"/>
+        <w:rPr>
+          <w:color w:val="1A1A1A"/>
+          <w:sz w:val="22"/>
+        </w:rPr>
+      </w:pPr>
+      <w:r>
+        <w:rPr>
+          <w:color w:val="1A1A1A"/>
+          <w:sz w:val="22"/>
+        </w:rPr>
         <w:t>Em Riscos (TAP) e Entradas (Planejamento), o seletor "Responsavel (conta)" continua restrito a quem faz parte da equipe do projeto selecionado (mesma fonte de dados da restricao por equipe, secao 5) - ninguem de fora da equipe aparece na lista.</w:t>
       </w:r>
     </w:p>
@@ -2501,7 +2523,29 @@
           <w:color w:val="1A1A1A"/>
           <w:sz w:val="22"/>
         </w:rPr>
-        <w:t>Em Entraves e Encaminhamentos (Relatorio de Situacao), o seletor lista todas as contas do sistema, nao so uma equipe - esse relatorio nao tem um projeto vinculado unico ao qual amarrar uma equipe. Para viabilizar essa lista, uma funcao no banco de dados (listar_emails_usuarios, SECURITY DEFINER) devolve o e-mail de todas as contas cadastradas para qualquer usuario autenticado - uma excecao deliberada e estreita a regra geral de perfis (secao abaixo), que devolve so o e-mail, nunca nome, telefone ou papel de outra pessoa.</w:t>
+        <w:t>Em Entraves e Encaminhamentos (Relatorio de Situacao), o seletor lista todas as contas do sistema, nao so uma equipe - esse relatorio nao tem um projeto vinculado unico ao qual amarrar uma equipe. Para viabilizar essa lista, uma funcao no banco de dados (listar_emails_usuarios, SECURITY DEFINER) devolve e-mail e nome de todas as contas cadastradas para qualquer usuario autenticado - uma excecao deliberada e estreita a regra geral de perfis (secao abaixo), que continua sem devolver telefone nem papel de outra pessoa.</w:t>
+      </w:r>
+    </w:p>
+    <w:p>
+      <w:pPr>
+        <w:pStyle w:val="PargrafodaLista"/>
+        <w:numPr>
+          <w:ilvl w:val="0"/>
+          <w:numId w:val="17"/>
+        </w:numPr>
+        <w:spacing w:before="240" w:after="80" w:line="260" w:lineRule="auto"/>
+        <w:ind w:left="700"/>
+        <w:rPr>
+          <w:color w:val="1A1A1A"/>
+          <w:sz w:val="22"/>
+        </w:rPr>
+      </w:pPr>
+      <w:r>
+        <w:rPr>
+          <w:color w:val="1A1A1A"/>
+          <w:sz w:val="22"/>
+        </w:rPr>
+        <w:t>O nome devolvido por listar_emails_usuarios e usado para mostrar, nos tres seletores acima, o nome cadastrado de cada conta em vez do e-mail cru (caindo para o e-mail so quando a conta nao tem nome cadastrado) - desde 17/09/2026. Antes dessa data a funcao devolvia so o e-mail; a extensao para incluir o nome foi deliberada, ja que o nome ja aparece como texto livre em varios outros lugares do sistema (Responsavel, Gerente do projeto, Solicitante) - telefone e papel continuam de fora, por serem os dados mais sensiveis do perfil.</w:t>
       </w:r>
     </w:p>
     <w:p>
@@ -2517,7 +2561,7 @@
           <w:color w:val="1A1A1A"/>
           <w:sz w:val="22"/>
         </w:rPr>
-        <w:t>Controle de acesso (Row Level Security no Supabase): a politica perfis_select normalmente so libera a propria linha de perfis para quem nao e Admin ((auth.uid() = id) OR is_admin()) - por isso um SELECT direto na tabela nao serve para montar a lista de Entraves/Encaminhamentos acima. A funcao listar_emails_usuarios contorna essa politica de proposito (SECURITY DEFINER), mas devolve deliberadamente so a coluna e-mail, preservando a mesma protecao de privacidade (nome/telefone/papel de outros usuarios) que ja existia antes.</w:t>
+        <w:t>Controle de acesso (Row Level Security no Supabase): a politica perfis_select normalmente so libera a propria linha de perfis para quem nao e Admin ((auth.uid() = id) OR is_admin()) - por isso um SELECT direto na tabela nao serve para montar a lista de Entraves/Encaminhamentos acima. A funcao listar_emails_usuarios contorna essa politica de proposito (SECURITY DEFINER), mas devolve deliberadamente so as colunas e-mail e nome, preservando a mesma protecao de privacidade (telefone/papel de outros usuarios) que ja existia antes.</w:t>
       </w:r>
     </w:p>
     <w:p>
@@ -2567,7 +2611,15 @@
           <w:color w:val="1A1A1A"/>
           <w:sz w:val="22"/>
         </w:rPr>
-        <w:t>Diferenca importante em relacao as outras listas de papeis da secao 3.4: aqui a permissao nao libera so uma tela, libera tambem ENXERGAR NOME E PAPEL DE TODOS OS USUARIOS DO SISTEMA - e o dado que a pagina usa para agrupar as pendencias por pessoa. Por isso essa checagem nao fica so na interface: uma funcao no banco de dados (listar_perfis_gestao_atividades, SECURITY DEFINER) confere, ela mesma, se quem chamou e Admin OU tem um papel presente em papeis_gestao_atividades antes de devolver qualquer linha - uma segunda funcao auxiliar, pode_ver_gestao_atividades, concentra essa mesma checagem para ser reaproveitada se novas funcoes precisarem dela no futuro. Sem essa dupla camada, bastaria alguem inspecionar o codigo da pagina para descobrir a chamada e contornar a tela, obtendo a lista de usuarios sem ter sido liberado para isso.</w:t>
+        <w:t xml:space="preserve">Diferenca importante em relacao as outras listas de papeis da secao 3.4: aqui a permissao nao libera so uma tela, libera tambem ENXERGAR NOME E PAPEL DE TODOS OS USUARIOS DO SISTEMA - e o dado que a pagina usa para agrupar as pendencias por </w:t>
+      </w:r>
+      <w:r>
+        <w:rPr>
+          <w:color w:val="1A1A1A"/>
+          <w:sz w:val="22"/>
+        </w:rPr>
+        <w:lastRenderedPageBreak/>
+        <w:t>pessoa. Por isso essa checagem nao fica so na interface: uma funcao no banco de dados (listar_perfis_gestao_atividades, SECURITY DEFINER) confere, ela mesma, se quem chamou e Admin OU tem um papel presente em papeis_gestao_atividades antes de devolver qualquer linha - uma segunda funcao auxiliar, pode_ver_gestao_atividades, concentra essa mesma checagem para ser reaproveitada se novas funcoes precisarem dela no futuro. Sem essa dupla camada, bastaria alguem inspecionar o codigo da pagina para descobrir a chamada e contornar a tela, obtendo a lista de usuarios sem ter sido liberado para isso.</w:t>
       </w:r>
     </w:p>
     <w:p>
@@ -2583,15 +2635,7 @@
           <w:color w:val="1A1A1A"/>
           <w:sz w:val="22"/>
         </w:rPr>
-        <w:t xml:space="preserve">Os dados de atividade em si (marcos, riscos, entradas, entraves/encaminhamentos, guardados na tabela kv_store) ja sao de leitura ampla para qualquer usuario autenticado - e assim que o proprio Meu Painel consegue ler projetos que nao sao do usuario logado, </w:t>
-      </w:r>
-      <w:r>
-        <w:rPr>
-          <w:color w:val="1A1A1A"/>
-          <w:sz w:val="22"/>
-        </w:rPr>
-        <w:lastRenderedPageBreak/>
-        <w:t>para achar os itens atribuidos a ele em qualquer lugar do sistema. A parte nova e so a lista de nome/papel de todo mundo, que antes so o Admin conseguia ver.</w:t>
+        <w:t>Os dados de atividade em si (marcos, riscos, entradas, entraves/encaminhamentos, guardados na tabela kv_store) ja sao de leitura ampla para qualquer usuario autenticado - e assim que o proprio Meu Painel consegue ler projetos que nao sao do usuario logado, para achar os itens atribuidos a ele em qualquer lugar do sistema. A parte nova e so a lista de nome/papel de todo mundo, que antes so o Admin conseguia ver.</w:t>
       </w:r>
     </w:p>
     <w:p>
@@ -2806,7 +2850,15 @@
           <w:color w:val="1A1A1A"/>
           <w:sz w:val="22"/>
         </w:rPr>
-        <w:t>Onde: no Relatorio de Entregas e Beneficios (FORALF12), aba Editar dados - campo Status (Pendente de pactuacao / Pactuado). So o Admin consegue alterar esse campo; qualquer outro papel ve o controle travado, com um aviso explicando que so o PMO/Admin pode pactuar.</w:t>
+        <w:t xml:space="preserve">Onde: no Relatorio de Entregas e Beneficios (FORALF12), aba Editar dados - campo Status (Pendente de pactuacao / Pactuado). So o Admin consegue alterar </w:t>
+      </w:r>
+      <w:r>
+        <w:rPr>
+          <w:color w:val="1A1A1A"/>
+          <w:sz w:val="22"/>
+        </w:rPr>
+        <w:lastRenderedPageBreak/>
+        <w:t>esse campo; qualquer outro papel ve o controle travado, com um aviso explicando que so o PMO/Admin pode pactuar.</w:t>
       </w:r>
     </w:p>
     <w:p>
@@ -2893,7 +2945,6 @@
           <w:color w:val="1A1A1A"/>
           <w:sz w:val="22"/>
         </w:rPr>
-        <w:lastRenderedPageBreak/>
         <w:t>Varios formularios exigem vincular o registro a um "Projeto vinculado" (um projeto ja Aprovado no Gate 1). Nesses formularios, apenas quem faz parte da equipe daquele projeto especifico - ou um Admin - pode criar ou editar um registro vinculado a ele.</w:t>
       </w:r>
     </w:p>
@@ -3238,6 +3289,7 @@
           <w:color w:val="1A1A1A"/>
           <w:sz w:val="22"/>
         </w:rPr>
+        <w:lastRenderedPageBreak/>
         <w:t>Os demais formularios nao usam o conceito de equipe por projeto - qualquer usuario autenticado pode criar/editar/excluir registros neles, sujeito apenas as regras de papel e (quando aplicavel) as regras especificas ja descritas nas secoes 2 e 4:</w:t>
       </w:r>
     </w:p>
@@ -3364,15 +3416,7 @@
           <w:color w:val="1A1A1A"/>
           <w:sz w:val="22"/>
         </w:rPr>
-        <w:t xml:space="preserve">O Relatorio de Situacao e o Relatorio de Entregas tem, cada um, um campo opcional "Projeto vinculado (Gate 1)" em cada projeto listado - diferente do conceito desta secao, ele nao aplica nenhuma restricao de edicao por equipe. Serve apenas para ligar aquele item ao historico compartilhado do projeto (a mesma trilha de auditoria usada pelos 7 formularios com restricao por equipe), visivel pelo botao "Ver historico". Deixar sem </w:t>
-      </w:r>
-      <w:r>
-        <w:rPr>
-          <w:color w:val="1A1A1A"/>
-          <w:sz w:val="22"/>
-        </w:rPr>
-        <w:lastRenderedPageBreak/>
-        <w:t>selecionar mantem o comportamento anterior: qualquer usuario autenticado continua podendo criar/editar esses registros livremente.</w:t>
+        <w:t>O Relatorio de Situacao e o Relatorio de Entregas tem, cada um, um campo opcional "Projeto vinculado (Gate 1)" em cada projeto listado - diferente do conceito desta secao, ele nao aplica nenhuma restricao de edicao por equipe. Serve apenas para ligar aquele item ao historico compartilhado do projeto (a mesma trilha de auditoria usada pelos 7 formularios com restricao por equipe), visivel pelo botao "Ver historico". Deixar sem selecionar mantem o comportamento anterior: qualquer usuario autenticado continua podendo criar/editar esses registros livremente.</w:t>
       </w:r>
     </w:p>
     <w:p>
@@ -3532,7 +3576,15 @@
           <w:color w:val="1A1A1A"/>
           <w:sz w:val="22"/>
         </w:rPr>
-        <w:t>Desde 15/09/2026, essa regra tambem e aplicada diretamente no banco de dados (politicas de RLS na tabela kv_store), nao so no JavaScript do navegador - alguem tentando editar ou excluir um registro sem permissao direto pela API, contornando a tela do sistema, tambem e bloqueado. Fica documentado no arquivo supabase/migrations/20260915143738_kv_store_row_level_access_control.sql do repositorio. Duas coisas ficaram de fora dessa camada de banco, so continuam no JavaScript: a decisao especifica de quem aprova o Gate 1/Gate 2 (mais restrita que a regra geral de edicao) e as regras dos 3 relatorios de chave unica (secao 3.7 e o Gate 2 do Relatorio de Entregas).</w:t>
+        <w:t xml:space="preserve">Desde 15/09/2026, essa regra tambem e aplicada diretamente no banco de dados (politicas de RLS na tabela kv_store), nao so no JavaScript do navegador - alguem tentando editar ou excluir um registro sem permissao direto pela API, contornando a tela do sistema, tambem e bloqueado. Fica documentado no arquivo supabase/migrations/20260915143738_kv_store_row_level_access_control.sql do repositorio. Duas coisas ficaram de fora dessa camada de banco, so continuam no </w:t>
+      </w:r>
+      <w:r>
+        <w:rPr>
+          <w:color w:val="1A1A1A"/>
+          <w:sz w:val="22"/>
+        </w:rPr>
+        <w:lastRenderedPageBreak/>
+        <w:t>JavaScript: a decisao especifica de quem aprova o Gate 1/Gate 2 (mais restrita que a regra geral de edicao) e as regras dos 3 relatorios de chave unica (secao 3.7 e o Gate 2 do Relatorio de Entregas).</w:t>
       </w:r>
     </w:p>
     <w:p>
@@ -3632,7 +3684,6 @@
           <w:color w:val="1A1A1A"/>
           <w:sz w:val="22"/>
         </w:rPr>
-        <w:lastRenderedPageBreak/>
         <w:t>Nao se aplica aos outros 5 formularios sem restricao por equipe (secao 5.3) nem aos relatorios agregados - continuam sem restricao de impressao/exportacao por equipe.</w:t>
       </w:r>
     </w:p>
@@ -4291,6 +4342,7 @@
                 <w:color w:val="1A1A1A"/>
                 <w:sz w:val="19"/>
               </w:rPr>
+              <w:lastRenderedPageBreak/>
               <w:t>SMP</w:t>
             </w:r>
           </w:p>
@@ -4751,7 +4803,6 @@
                 <w:color w:val="1A1A1A"/>
                 <w:sz w:val="19"/>
               </w:rPr>
-              <w:lastRenderedPageBreak/>
               <w:t>Relatorio de Situacao</w:t>
             </w:r>
           </w:p>
@@ -5422,7 +5473,7 @@
 <file path=word/numbering.xml><?xml version="1.0" encoding="utf-8"?>
 <w:numbering xmlns:wpc="http://schemas.microsoft.com/office/word/2010/wordprocessingCanvas" xmlns:cx="http://schemas.microsoft.com/office/drawing/2014/chartex" xmlns:cx1="http://schemas.microsoft.com/office/drawing/2015/9/8/chartex" xmlns:cx2="http://schemas.microsoft.com/office/drawing/2015/10/21/chartex" xmlns:cx3="http://schemas.microsoft.com/office/drawing/2016/5/9/chartex" xmlns:cx4="http://schemas.microsoft.com/office/drawing/2016/5/10/chartex" xmlns:cx5="http://schemas.microsoft.com/office/drawing/2016/5/11/chartex" xmlns:cx6="http://schemas.microsoft.com/office/drawing/2016/5/12/chartex" xmlns:cx7="http://schemas.microsoft.com/office/drawing/2016/5/13/chartex" xmlns:cx8="http://schemas.microsoft.com/office/drawing/2016/5/14/chartex" xmlns:mc="http://schemas.openxmlformats.org/markup-compatibility/2006" xmlns:aink="http://schemas.microsoft.com/office/drawing/2016/ink" xmlns:am3d="http://schemas.microsoft.com/office/drawing/2017/model3d" xmlns:o="urn:schemas-microsoft-com:office:office" xmlns:oel="http://schemas.microsoft.com/office/2019/extlst" xmlns:r="http://schemas.openxmlformats.org/officeDocument/2006/relationships" xmlns:m="http://schemas.openxmlformats.org/officeDocument/2006/math" xmlns:v="urn:schemas-microsoft-com:vml" xmlns:wp14="http://schemas.microsoft.com/office/word/2010/wordprocessingDrawing" xmlns:wp="http://schemas.openxmlformats.org/drawingml/2006/wordprocessingDrawing" xmlns:w10="urn:schemas-microsoft-com:office:word" xmlns:w="http://schemas.openxmlformats.org/wordprocessingml/2006/main" xmlns:w14="http://schemas.microsoft.com/office/word/2010/wordml" xmlns:w15="http://schemas.microsoft.com/office/word/2012/wordml" xmlns:w16cex="http://schemas.microsoft.com/office/word/2018/wordml/cex" xmlns:w16cid="http://schemas.microsoft.com/office/word/2016/wordml/cid" xmlns:w16="http://schemas.microsoft.com/office/word/2018/wordml" xmlns:w16du="http://schemas.microsoft.com/office/word/2023/wordml/word16du" xmlns:w16sdtdh="http://schemas.microsoft.com/office/word/2020/wordml/sdtdatahash" xmlns:w16sdtfl="http://schemas.microsoft.com/office/word/2024/wordml/sdtformatlock" xmlns:w16se="http://schemas.microsoft.com/office/word/2015/wordml/symex" xmlns:wpg="http://schemas.microsoft.com/office/word/2010/wordprocessingGroup" xmlns:wpi="http://schemas.microsoft.com/office/word/2010/wordprocessingInk" xmlns:wne="http://schemas.microsoft.com/office/word/2006/wordml" xmlns:wps="http://schemas.microsoft.com/office/word/2010/wordprocessingShape" mc:Ignorable="w14 w15 w16se w16cid w16 w16cex w16sdtdh w16sdtfl w16du wp14">
   <w:abstractNum w:abstractNumId="0" w15:restartNumberingAfterBreak="0">
-    <w:nsid w:val="00C83120"/>
+    <w:nsid w:val="08AE1E8A"/>
     <w:multiLevelType w:val="singleLevel"/>
     <w:tmpl w:val="04160001"/>
     <w:lvl w:ilvl="0">
@@ -5439,7 +5490,7 @@
     </w:lvl>
   </w:abstractNum>
   <w:abstractNum w:abstractNumId="1" w15:restartNumberingAfterBreak="0">
-    <w:nsid w:val="018C1153"/>
+    <w:nsid w:val="0ADC3DAE"/>
     <w:multiLevelType w:val="singleLevel"/>
     <w:tmpl w:val="04160001"/>
     <w:lvl w:ilvl="0">
@@ -5456,7 +5507,7 @@
     </w:lvl>
   </w:abstractNum>
   <w:abstractNum w:abstractNumId="2" w15:restartNumberingAfterBreak="0">
-    <w:nsid w:val="01A1292D"/>
+    <w:nsid w:val="0E1D1417"/>
     <w:multiLevelType w:val="singleLevel"/>
     <w:tmpl w:val="04160001"/>
     <w:lvl w:ilvl="0">
@@ -5473,7 +5524,7 @@
     </w:lvl>
   </w:abstractNum>
   <w:abstractNum w:abstractNumId="3" w15:restartNumberingAfterBreak="0">
-    <w:nsid w:val="11DF4073"/>
+    <w:nsid w:val="0EA160FB"/>
     <w:multiLevelType w:val="singleLevel"/>
     <w:tmpl w:val="04160001"/>
     <w:lvl w:ilvl="0">
@@ -5490,7 +5541,7 @@
     </w:lvl>
   </w:abstractNum>
   <w:abstractNum w:abstractNumId="4" w15:restartNumberingAfterBreak="0">
-    <w:nsid w:val="13706E72"/>
+    <w:nsid w:val="0FE1703A"/>
     <w:multiLevelType w:val="singleLevel"/>
     <w:tmpl w:val="04160001"/>
     <w:lvl w:ilvl="0">
@@ -5507,7 +5558,7 @@
     </w:lvl>
   </w:abstractNum>
   <w:abstractNum w:abstractNumId="5" w15:restartNumberingAfterBreak="0">
-    <w:nsid w:val="138745C4"/>
+    <w:nsid w:val="21613D12"/>
     <w:multiLevelType w:val="singleLevel"/>
     <w:tmpl w:val="04160001"/>
     <w:lvl w:ilvl="0">
@@ -5524,7 +5575,7 @@
     </w:lvl>
   </w:abstractNum>
   <w:abstractNum w:abstractNumId="6" w15:restartNumberingAfterBreak="0">
-    <w:nsid w:val="151154DC"/>
+    <w:nsid w:val="28C3093E"/>
     <w:multiLevelType w:val="singleLevel"/>
     <w:tmpl w:val="04160001"/>
     <w:lvl w:ilvl="0">
@@ -5541,7 +5592,7 @@
     </w:lvl>
   </w:abstractNum>
   <w:abstractNum w:abstractNumId="7" w15:restartNumberingAfterBreak="0">
-    <w:nsid w:val="16D93AD2"/>
+    <w:nsid w:val="2AD91409"/>
     <w:multiLevelType w:val="singleLevel"/>
     <w:tmpl w:val="04160001"/>
     <w:lvl w:ilvl="0">
@@ -5558,7 +5609,7 @@
     </w:lvl>
   </w:abstractNum>
   <w:abstractNum w:abstractNumId="8" w15:restartNumberingAfterBreak="0">
-    <w:nsid w:val="1A125CC1"/>
+    <w:nsid w:val="2E4D7C35"/>
     <w:multiLevelType w:val="singleLevel"/>
     <w:tmpl w:val="04160001"/>
     <w:lvl w:ilvl="0">
@@ -5575,7 +5626,7 @@
     </w:lvl>
   </w:abstractNum>
   <w:abstractNum w:abstractNumId="9" w15:restartNumberingAfterBreak="0">
-    <w:nsid w:val="2D3D3E06"/>
+    <w:nsid w:val="2F4D67D3"/>
     <w:multiLevelType w:val="singleLevel"/>
     <w:tmpl w:val="04160001"/>
     <w:lvl w:ilvl="0">
@@ -5592,7 +5643,7 @@
     </w:lvl>
   </w:abstractNum>
   <w:abstractNum w:abstractNumId="10" w15:restartNumberingAfterBreak="0">
-    <w:nsid w:val="342E04F7"/>
+    <w:nsid w:val="42C00453"/>
     <w:multiLevelType w:val="singleLevel"/>
     <w:tmpl w:val="04160001"/>
     <w:lvl w:ilvl="0">
@@ -5609,7 +5660,7 @@
     </w:lvl>
   </w:abstractNum>
   <w:abstractNum w:abstractNumId="11" w15:restartNumberingAfterBreak="0">
-    <w:nsid w:val="39273B77"/>
+    <w:nsid w:val="43C232D0"/>
     <w:multiLevelType w:val="singleLevel"/>
     <w:tmpl w:val="04160001"/>
     <w:lvl w:ilvl="0">
@@ -5626,7 +5677,7 @@
     </w:lvl>
   </w:abstractNum>
   <w:abstractNum w:abstractNumId="12" w15:restartNumberingAfterBreak="0">
-    <w:nsid w:val="43345B71"/>
+    <w:nsid w:val="43FE1789"/>
     <w:multiLevelType w:val="singleLevel"/>
     <w:tmpl w:val="04160001"/>
     <w:lvl w:ilvl="0">
@@ -5643,7 +5694,7 @@
     </w:lvl>
   </w:abstractNum>
   <w:abstractNum w:abstractNumId="13" w15:restartNumberingAfterBreak="0">
-    <w:nsid w:val="4D72474E"/>
+    <w:nsid w:val="4CB4648C"/>
     <w:multiLevelType w:val="singleLevel"/>
     <w:tmpl w:val="04160001"/>
     <w:lvl w:ilvl="0">
@@ -5660,7 +5711,7 @@
     </w:lvl>
   </w:abstractNum>
   <w:abstractNum w:abstractNumId="14" w15:restartNumberingAfterBreak="0">
-    <w:nsid w:val="51543A4A"/>
+    <w:nsid w:val="56F422EB"/>
     <w:multiLevelType w:val="singleLevel"/>
     <w:tmpl w:val="04160001"/>
     <w:lvl w:ilvl="0">
@@ -5677,7 +5728,7 @@
     </w:lvl>
   </w:abstractNum>
   <w:abstractNum w:abstractNumId="15" w15:restartNumberingAfterBreak="0">
-    <w:nsid w:val="525B25BF"/>
+    <w:nsid w:val="5E757C43"/>
     <w:multiLevelType w:val="singleLevel"/>
     <w:tmpl w:val="04160001"/>
     <w:lvl w:ilvl="0">
@@ -5694,7 +5745,7 @@
     </w:lvl>
   </w:abstractNum>
   <w:abstractNum w:abstractNumId="16" w15:restartNumberingAfterBreak="0">
-    <w:nsid w:val="56F25BB7"/>
+    <w:nsid w:val="5FE53232"/>
     <w:multiLevelType w:val="singleLevel"/>
     <w:tmpl w:val="04160001"/>
     <w:lvl w:ilvl="0">
@@ -5711,7 +5762,7 @@
     </w:lvl>
   </w:abstractNum>
   <w:abstractNum w:abstractNumId="17" w15:restartNumberingAfterBreak="0">
-    <w:nsid w:val="5B2D0B87"/>
+    <w:nsid w:val="625A66ED"/>
     <w:multiLevelType w:val="singleLevel"/>
     <w:tmpl w:val="04160001"/>
     <w:lvl w:ilvl="0">
@@ -5728,7 +5779,7 @@
     </w:lvl>
   </w:abstractNum>
   <w:abstractNum w:abstractNumId="18" w15:restartNumberingAfterBreak="0">
-    <w:nsid w:val="66423297"/>
+    <w:nsid w:val="6AE516D2"/>
     <w:multiLevelType w:val="singleLevel"/>
     <w:tmpl w:val="04160001"/>
     <w:lvl w:ilvl="0">
@@ -5745,7 +5796,7 @@
     </w:lvl>
   </w:abstractNum>
   <w:abstractNum w:abstractNumId="19" w15:restartNumberingAfterBreak="0">
-    <w:nsid w:val="66B46423"/>
+    <w:nsid w:val="6DB17475"/>
     <w:multiLevelType w:val="singleLevel"/>
     <w:tmpl w:val="04160001"/>
     <w:lvl w:ilvl="0">
@@ -5762,7 +5813,7 @@
     </w:lvl>
   </w:abstractNum>
   <w:abstractNum w:abstractNumId="20" w15:restartNumberingAfterBreak="0">
-    <w:nsid w:val="6D5E749A"/>
+    <w:nsid w:val="704D00E2"/>
     <w:multiLevelType w:val="singleLevel"/>
     <w:tmpl w:val="04160001"/>
     <w:lvl w:ilvl="0">
@@ -5779,7 +5830,7 @@
     </w:lvl>
   </w:abstractNum>
   <w:abstractNum w:abstractNumId="21" w15:restartNumberingAfterBreak="0">
-    <w:nsid w:val="77C872A5"/>
+    <w:nsid w:val="7ACD6074"/>
     <w:multiLevelType w:val="singleLevel"/>
     <w:tmpl w:val="04160001"/>
     <w:lvl w:ilvl="0">
@@ -5796,7 +5847,7 @@
     </w:lvl>
   </w:abstractNum>
   <w:abstractNum w:abstractNumId="22" w15:restartNumberingAfterBreak="0">
-    <w:nsid w:val="7898429E"/>
+    <w:nsid w:val="7B831743"/>
     <w:multiLevelType w:val="singleLevel"/>
     <w:tmpl w:val="04160001"/>
     <w:lvl w:ilvl="0">
@@ -5813,7 +5864,7 @@
     </w:lvl>
   </w:abstractNum>
   <w:abstractNum w:abstractNumId="23" w15:restartNumberingAfterBreak="0">
-    <w:nsid w:val="7CB62C16"/>
+    <w:nsid w:val="7E0F5F1C"/>
     <w:multiLevelType w:val="singleLevel"/>
     <w:tmpl w:val="04160001"/>
     <w:lvl w:ilvl="0">
@@ -5829,77 +5880,77 @@
       </w:rPr>
     </w:lvl>
   </w:abstractNum>
-  <w:num w:numId="1" w16cid:durableId="259920418">
+  <w:num w:numId="1" w16cid:durableId="1371416210">
+    <w:abstractNumId w:val="18"/>
+  </w:num>
+  <w:num w:numId="2" w16cid:durableId="1137643241">
+    <w:abstractNumId w:val="11"/>
+  </w:num>
+  <w:num w:numId="3" w16cid:durableId="82382394">
+    <w:abstractNumId w:val="20"/>
+  </w:num>
+  <w:num w:numId="4" w16cid:durableId="291719529">
+    <w:abstractNumId w:val="23"/>
+  </w:num>
+  <w:num w:numId="5" w16cid:durableId="1126894039">
+    <w:abstractNumId w:val="9"/>
+  </w:num>
+  <w:num w:numId="6" w16cid:durableId="690255357">
+    <w:abstractNumId w:val="7"/>
+  </w:num>
+  <w:num w:numId="7" w16cid:durableId="982851283">
+    <w:abstractNumId w:val="10"/>
+  </w:num>
+  <w:num w:numId="8" w16cid:durableId="956988147">
+    <w:abstractNumId w:val="2"/>
+  </w:num>
+  <w:num w:numId="9" w16cid:durableId="514998936">
+    <w:abstractNumId w:val="22"/>
+  </w:num>
+  <w:num w:numId="10" w16cid:durableId="340354818">
+    <w:abstractNumId w:val="0"/>
+  </w:num>
+  <w:num w:numId="11" w16cid:durableId="2115205815">
+    <w:abstractNumId w:val="4"/>
+  </w:num>
+  <w:num w:numId="12" w16cid:durableId="905457794">
+    <w:abstractNumId w:val="5"/>
+  </w:num>
+  <w:num w:numId="13" w16cid:durableId="1312640981">
+    <w:abstractNumId w:val="16"/>
+  </w:num>
+  <w:num w:numId="14" w16cid:durableId="1380548375">
+    <w:abstractNumId w:val="17"/>
+  </w:num>
+  <w:num w:numId="15" w16cid:durableId="1847019741">
+    <w:abstractNumId w:val="3"/>
+  </w:num>
+  <w:num w:numId="16" w16cid:durableId="1975211592">
+    <w:abstractNumId w:val="15"/>
+  </w:num>
+  <w:num w:numId="17" w16cid:durableId="1084374152">
     <w:abstractNumId w:val="19"/>
   </w:num>
-  <w:num w:numId="2" w16cid:durableId="1362706725">
-    <w:abstractNumId w:val="18"/>
+  <w:num w:numId="18" w16cid:durableId="619067248">
+    <w:abstractNumId w:val="21"/>
   </w:num>
-  <w:num w:numId="3" w16cid:durableId="592205062">
-    <w:abstractNumId w:val="2"/>
+  <w:num w:numId="19" w16cid:durableId="108091142">
+    <w:abstractNumId w:val="14"/>
   </w:num>
-  <w:num w:numId="4" w16cid:durableId="95560034">
-    <w:abstractNumId w:val="15"/>
+  <w:num w:numId="20" w16cid:durableId="390815754">
+    <w:abstractNumId w:val="8"/>
   </w:num>
-  <w:num w:numId="5" w16cid:durableId="634137426">
-    <w:abstractNumId w:val="7"/>
+  <w:num w:numId="21" w16cid:durableId="1168449354">
+    <w:abstractNumId w:val="1"/>
   </w:num>
-  <w:num w:numId="6" w16cid:durableId="893811463">
+  <w:num w:numId="22" w16cid:durableId="1056314897">
+    <w:abstractNumId w:val="12"/>
+  </w:num>
+  <w:num w:numId="23" w16cid:durableId="778450130">
     <w:abstractNumId w:val="6"/>
   </w:num>
-  <w:num w:numId="7" w16cid:durableId="1380473250">
-    <w:abstractNumId w:val="16"/>
-  </w:num>
-  <w:num w:numId="8" w16cid:durableId="1146125121">
-    <w:abstractNumId w:val="9"/>
-  </w:num>
-  <w:num w:numId="9" w16cid:durableId="37094846">
-    <w:abstractNumId w:val="1"/>
-  </w:num>
-  <w:num w:numId="10" w16cid:durableId="1304581830">
-    <w:abstractNumId w:val="12"/>
-  </w:num>
-  <w:num w:numId="11" w16cid:durableId="980036878">
-    <w:abstractNumId w:val="10"/>
-  </w:num>
-  <w:num w:numId="12" w16cid:durableId="815728748">
-    <w:abstractNumId w:val="11"/>
-  </w:num>
-  <w:num w:numId="13" w16cid:durableId="1306012037">
-    <w:abstractNumId w:val="4"/>
-  </w:num>
-  <w:num w:numId="14" w16cid:durableId="144056681">
-    <w:abstractNumId w:val="22"/>
-  </w:num>
-  <w:num w:numId="15" w16cid:durableId="1765689512">
-    <w:abstractNumId w:val="3"/>
-  </w:num>
-  <w:num w:numId="16" w16cid:durableId="15009294">
-    <w:abstractNumId w:val="20"/>
-  </w:num>
-  <w:num w:numId="17" w16cid:durableId="907112620">
-    <w:abstractNumId w:val="14"/>
-  </w:num>
-  <w:num w:numId="18" w16cid:durableId="1858738556">
+  <w:num w:numId="24" w16cid:durableId="1995796105">
     <w:abstractNumId w:val="13"/>
-  </w:num>
-  <w:num w:numId="19" w16cid:durableId="69473727">
-    <w:abstractNumId w:val="0"/>
-  </w:num>
-  <w:num w:numId="20" w16cid:durableId="1823421260">
-    <w:abstractNumId w:val="8"/>
-  </w:num>
-  <w:num w:numId="21" w16cid:durableId="372971777">
-    <w:abstractNumId w:val="23"/>
-  </w:num>
-  <w:num w:numId="22" w16cid:durableId="1823619408">
-    <w:abstractNumId w:val="21"/>
-  </w:num>
-  <w:num w:numId="23" w16cid:durableId="166134830">
-    <w:abstractNumId w:val="5"/>
-  </w:num>
-  <w:num w:numId="24" w16cid:durableId="103502995">
-    <w:abstractNumId w:val="17"/>
   </w:num>
 </w:numbering>
 </file>
@@ -6312,7 +6363,7 @@
     <w:link w:val="Ttulo1Char"/>
     <w:uiPriority w:val="9"/>
     <w:qFormat/>
-    <w:rsid w:val="00B91C52"/>
+    <w:rsid w:val="00DF3EB8"/>
     <w:pPr>
       <w:keepNext/>
       <w:keepLines/>
@@ -6335,7 +6386,7 @@
     <w:semiHidden/>
     <w:unhideWhenUsed/>
     <w:qFormat/>
-    <w:rsid w:val="00B91C52"/>
+    <w:rsid w:val="00DF3EB8"/>
     <w:pPr>
       <w:keepNext/>
       <w:keepLines/>
@@ -6358,7 +6409,7 @@
     <w:semiHidden/>
     <w:unhideWhenUsed/>
     <w:qFormat/>
-    <w:rsid w:val="00B91C52"/>
+    <w:rsid w:val="00DF3EB8"/>
     <w:pPr>
       <w:keepNext/>
       <w:keepLines/>
@@ -6381,7 +6432,7 @@
     <w:semiHidden/>
     <w:unhideWhenUsed/>
     <w:qFormat/>
-    <w:rsid w:val="00B91C52"/>
+    <w:rsid w:val="00DF3EB8"/>
     <w:pPr>
       <w:keepNext/>
       <w:keepLines/>
@@ -6404,7 +6455,7 @@
     <w:semiHidden/>
     <w:unhideWhenUsed/>
     <w:qFormat/>
-    <w:rsid w:val="00B91C52"/>
+    <w:rsid w:val="00DF3EB8"/>
     <w:pPr>
       <w:keepNext/>
       <w:keepLines/>
@@ -6425,7 +6476,7 @@
     <w:semiHidden/>
     <w:unhideWhenUsed/>
     <w:qFormat/>
-    <w:rsid w:val="00B91C52"/>
+    <w:rsid w:val="00DF3EB8"/>
     <w:pPr>
       <w:keepNext/>
       <w:keepLines/>
@@ -6448,7 +6499,7 @@
     <w:semiHidden/>
     <w:unhideWhenUsed/>
     <w:qFormat/>
-    <w:rsid w:val="00B91C52"/>
+    <w:rsid w:val="00DF3EB8"/>
     <w:pPr>
       <w:keepNext/>
       <w:keepLines/>
@@ -6469,7 +6520,7 @@
     <w:semiHidden/>
     <w:unhideWhenUsed/>
     <w:qFormat/>
-    <w:rsid w:val="00B91C52"/>
+    <w:rsid w:val="00DF3EB8"/>
     <w:pPr>
       <w:keepNext/>
       <w:keepLines/>
@@ -6492,7 +6543,7 @@
     <w:semiHidden/>
     <w:unhideWhenUsed/>
     <w:qFormat/>
-    <w:rsid w:val="00B91C52"/>
+    <w:rsid w:val="00DF3EB8"/>
     <w:pPr>
       <w:keepNext/>
       <w:keepLines/>
@@ -6536,7 +6587,7 @@
     <w:basedOn w:val="Fontepargpadro"/>
     <w:link w:val="Ttulo1"/>
     <w:uiPriority w:val="9"/>
-    <w:rsid w:val="00B91C52"/>
+    <w:rsid w:val="00DF3EB8"/>
     <w:rPr>
       <w:rFonts w:asciiTheme="majorHAnsi" w:eastAsiaTheme="majorEastAsia" w:hAnsiTheme="majorHAnsi" w:cstheme="majorBidi"/>
       <w:color w:val="0F4761" w:themeColor="accent1" w:themeShade="BF"/>
@@ -6550,7 +6601,7 @@
     <w:link w:val="Ttulo2"/>
     <w:uiPriority w:val="9"/>
     <w:semiHidden/>
-    <w:rsid w:val="00B91C52"/>
+    <w:rsid w:val="00DF3EB8"/>
     <w:rPr>
       <w:rFonts w:asciiTheme="majorHAnsi" w:eastAsiaTheme="majorEastAsia" w:hAnsiTheme="majorHAnsi" w:cstheme="majorBidi"/>
       <w:color w:val="0F4761" w:themeColor="accent1" w:themeShade="BF"/>
@@ -6564,7 +6615,7 @@
     <w:link w:val="Ttulo3"/>
     <w:uiPriority w:val="9"/>
     <w:semiHidden/>
-    <w:rsid w:val="00B91C52"/>
+    <w:rsid w:val="00DF3EB8"/>
     <w:rPr>
       <w:rFonts w:eastAsiaTheme="majorEastAsia" w:cstheme="majorBidi"/>
       <w:color w:val="0F4761" w:themeColor="accent1" w:themeShade="BF"/>
@@ -6578,7 +6629,7 @@
     <w:link w:val="Ttulo4"/>
     <w:uiPriority w:val="9"/>
     <w:semiHidden/>
-    <w:rsid w:val="00B91C52"/>
+    <w:rsid w:val="00DF3EB8"/>
     <w:rPr>
       <w:rFonts w:eastAsiaTheme="majorEastAsia" w:cstheme="majorBidi"/>
       <w:i/>
@@ -6592,7 +6643,7 @@
     <w:link w:val="Ttulo5"/>
     <w:uiPriority w:val="9"/>
     <w:semiHidden/>
-    <w:rsid w:val="00B91C52"/>
+    <w:rsid w:val="00DF3EB8"/>
     <w:rPr>
       <w:rFonts w:eastAsiaTheme="majorEastAsia" w:cstheme="majorBidi"/>
       <w:color w:val="0F4761" w:themeColor="accent1" w:themeShade="BF"/>
@@ -6604,7 +6655,7 @@
     <w:link w:val="Ttulo6"/>
     <w:uiPriority w:val="9"/>
     <w:semiHidden/>
-    <w:rsid w:val="00B91C52"/>
+    <w:rsid w:val="00DF3EB8"/>
     <w:rPr>
       <w:rFonts w:eastAsiaTheme="majorEastAsia" w:cstheme="majorBidi"/>
       <w:i/>
@@ -6618,7 +6669,7 @@
     <w:link w:val="Ttulo7"/>
     <w:uiPriority w:val="9"/>
     <w:semiHidden/>
-    <w:rsid w:val="00B91C52"/>
+    <w:rsid w:val="00DF3EB8"/>
     <w:rPr>
       <w:rFonts w:eastAsiaTheme="majorEastAsia" w:cstheme="majorBidi"/>
       <w:color w:val="595959" w:themeColor="text1" w:themeTint="A6"/>
@@ -6630,7 +6681,7 @@
     <w:link w:val="Ttulo8"/>
     <w:uiPriority w:val="9"/>
     <w:semiHidden/>
-    <w:rsid w:val="00B91C52"/>
+    <w:rsid w:val="00DF3EB8"/>
     <w:rPr>
       <w:rFonts w:eastAsiaTheme="majorEastAsia" w:cstheme="majorBidi"/>
       <w:i/>
@@ -6644,7 +6695,7 @@
     <w:link w:val="Ttulo9"/>
     <w:uiPriority w:val="9"/>
     <w:semiHidden/>
-    <w:rsid w:val="00B91C52"/>
+    <w:rsid w:val="00DF3EB8"/>
     <w:rPr>
       <w:rFonts w:eastAsiaTheme="majorEastAsia" w:cstheme="majorBidi"/>
       <w:color w:val="272727" w:themeColor="text1" w:themeTint="D8"/>
@@ -6657,7 +6708,7 @@
     <w:link w:val="TtuloChar"/>
     <w:uiPriority w:val="10"/>
     <w:qFormat/>
-    <w:rsid w:val="00B91C52"/>
+    <w:rsid w:val="00DF3EB8"/>
     <w:pPr>
       <w:spacing w:after="80" w:line="240" w:lineRule="auto"/>
       <w:contextualSpacing/>
@@ -6675,7 +6726,7 @@
     <w:basedOn w:val="Fontepargpadro"/>
     <w:link w:val="Ttulo"/>
     <w:uiPriority w:val="10"/>
-    <w:rsid w:val="00B91C52"/>
+    <w:rsid w:val="00DF3EB8"/>
     <w:rPr>
       <w:rFonts w:asciiTheme="majorHAnsi" w:eastAsiaTheme="majorEastAsia" w:hAnsiTheme="majorHAnsi" w:cstheme="majorBidi"/>
       <w:spacing w:val="-10"/>
@@ -6691,7 +6742,7 @@
     <w:link w:val="SubttuloChar"/>
     <w:uiPriority w:val="11"/>
     <w:qFormat/>
-    <w:rsid w:val="00B91C52"/>
+    <w:rsid w:val="00DF3EB8"/>
     <w:pPr>
       <w:numPr>
         <w:ilvl w:val="1"/>
@@ -6710,7 +6761,7 @@
     <w:basedOn w:val="Fontepargpadro"/>
     <w:link w:val="Subttulo"/>
     <w:uiPriority w:val="11"/>
-    <w:rsid w:val="00B91C52"/>
+    <w:rsid w:val="00DF3EB8"/>
     <w:rPr>
       <w:rFonts w:eastAsiaTheme="majorEastAsia" w:cstheme="majorBidi"/>
       <w:color w:val="595959" w:themeColor="text1" w:themeTint="A6"/>
@@ -6726,7 +6777,7 @@
     <w:link w:val="CitaoChar"/>
     <w:uiPriority w:val="29"/>
     <w:qFormat/>
-    <w:rsid w:val="00B91C52"/>
+    <w:rsid w:val="00DF3EB8"/>
     <w:pPr>
       <w:spacing w:before="160"/>
       <w:jc w:val="center"/>
@@ -6742,7 +6793,7 @@
     <w:basedOn w:val="Fontepargpadro"/>
     <w:link w:val="Citao"/>
     <w:uiPriority w:val="29"/>
-    <w:rsid w:val="00B91C52"/>
+    <w:rsid w:val="00DF3EB8"/>
     <w:rPr>
       <w:i/>
       <w:iCs/>
@@ -6754,7 +6805,7 @@
     <w:basedOn w:val="Normal"/>
     <w:uiPriority w:val="34"/>
     <w:qFormat/>
-    <w:rsid w:val="00B91C52"/>
+    <w:rsid w:val="00DF3EB8"/>
     <w:pPr>
       <w:ind w:left="720"/>
       <w:contextualSpacing/>
@@ -6765,7 +6816,7 @@
     <w:basedOn w:val="Fontepargpadro"/>
     <w:uiPriority w:val="21"/>
     <w:qFormat/>
-    <w:rsid w:val="00B91C52"/>
+    <w:rsid w:val="00DF3EB8"/>
     <w:rPr>
       <w:i/>
       <w:iCs/>
@@ -6779,7 +6830,7 @@
     <w:link w:val="CitaoIntensaChar"/>
     <w:uiPriority w:val="30"/>
     <w:qFormat/>
-    <w:rsid w:val="00B91C52"/>
+    <w:rsid w:val="00DF3EB8"/>
     <w:pPr>
       <w:pBdr>
         <w:top w:val="single" w:sz="4" w:space="10" w:color="0F4761" w:themeColor="accent1" w:themeShade="BF"/>
@@ -6800,7 +6851,7 @@
     <w:basedOn w:val="Fontepargpadro"/>
     <w:link w:val="CitaoIntensa"/>
     <w:uiPriority w:val="30"/>
-    <w:rsid w:val="00B91C52"/>
+    <w:rsid w:val="00DF3EB8"/>
     <w:rPr>
       <w:i/>
       <w:iCs/>
@@ -6812,7 +6863,7 @@
     <w:basedOn w:val="Fontepargpadro"/>
     <w:uiPriority w:val="32"/>
     <w:qFormat/>
-    <w:rsid w:val="00B91C52"/>
+    <w:rsid w:val="00DF3EB8"/>
     <w:rPr>
       <w:b/>
       <w:bCs/>

--- a/Regras de Acesso e Permissoes - Sistema UNIALFA.docx
+++ b/Regras de Acesso e Permissoes - Sistema UNIALFA.docx
@@ -1962,7 +1962,7 @@
           <w:color w:val="B91D2E"/>
           <w:sz w:val="26"/>
         </w:rPr>
-        <w:t>3.9 Assistente de preenchimento por IA (Canvas, TAP, Planejamento, EAP, SMP, TEP, RLA, Relatorio de Situacao e Relatorio de Entregas)</w:t>
+        <w:t>3.9 Assistente de preenchimento por IA (Canvas, TAP, Planejamento, SMP, TEP, RLA, Relatorio de Situacao e Relatorio de Entregas)</w:t>
       </w:r>
     </w:p>
     <w:p>
@@ -1978,7 +1978,7 @@
           <w:color w:val="1A1A1A"/>
           <w:sz w:val="22"/>
         </w:rPr>
-        <w:t>O Canvas de Projeto, o TAP (Termo de Abertura de Projeto), o Planejamento e Desenvolvimento de Projeto, a EAP, a SMP, o TEP e o RLA tem um botao "Sugerir com IA", que aparece ao lado do seletor de projeto vinculado depois que um projeto e escolhido. Em cada formulario, o botao le os documentos anteriores ja registrados daquele mesmo projeto - seguindo a esteira (Demanda alimenta o Canvas; Canvas e Demanda alimentam o TAP; TAP e Canvas alimentam o Planejamento; TAP e Planejamento alimentam a EAP e a SMP; TAP, Planejamento e EAP alimentam o TEP; TEP e SMPs alimentam o RLA), sempre incluindo todas as Atas de Reuniao vinculadas ao projeto - e usa a API da Claude (Anthropic) para sugerir o preenchimento dos campos ainda vazios. A sugestao nunca salva nada sozinha - o usuario sempre revisa e confirma antes de usar "Registrar"/"Salvar alteracoes", exatamente como ja funciona na importacao de transcricao da Ata (secao 3.5).</w:t>
+        <w:t>O Canvas de Projeto, o TAP (Termo de Abertura de Projeto), o Planejamento e Desenvolvimento de Projeto, a SMP, o TEP e o RLA tem um botao "Sugerir com IA", que aparece ao lado do seletor de projeto vinculado depois que um projeto e escolhido. Em cada formulario, o botao le os documentos anteriores ja registrados daquele mesmo projeto - seguindo a esteira (Demanda alimenta o Canvas; Canvas e Demanda alimentam o TAP; TAP e Canvas alimentam o Planejamento; TAP e Planejamento alimentam a SMP; TAP, Planejamento e EAP alimentam o TEP; TEP e SMPs alimentam o RLA), sempre incluindo todas as Atas de Reuniao vinculadas ao projeto - e usa a API da Claude (Anthropic) para sugerir o preenchimento dos campos ainda vazios. A sugestao nunca salva nada sozinha - o usuario sempre revisa e confirma antes de usar "Registrar"/"Salvar alteracoes", exatamente como ja funciona na importacao de transcricao da Ata (secao 3.5).</w:t>
       </w:r>
     </w:p>
     <w:p>
@@ -2000,7 +2000,7 @@
           <w:color w:val="1A1A1A"/>
           <w:sz w:val="22"/>
         </w:rPr>
-        <w:t>Mesma logica de permissao das secoes 3.5/3.6: interruptor mestre em Administracao &gt; Configuracoes, desligado por padrao, valendo para todo mundo sem excecao, inclusive Admin - um unico interruptor cobre os 7 formularios.</w:t>
+        <w:t>Mesma logica de permissao das secoes 3.5/3.6: interruptor mestre em Administracao &gt; Configuracoes, desligado por padrao, valendo para todo mundo sem excecao, inclusive Admin - um unico interruptor cobre os 6 formularios.</w:t>
       </w:r>
     </w:p>
     <w:p>
@@ -2089,7 +2089,7 @@
           <w:color w:val="1A1A1A"/>
           <w:sz w:val="22"/>
         </w:rPr>
-        <w:t>Na EAP, a sugestao so se aplica se a arvore inteira ainda estiver vazia (nenhum pacote de trabalho ou entrega com nome digitado) - se ja houver qualquer conteudo, a sugestao e recusada por completo, em vez de misturar pacotes existentes com sugeridos. A IA so propoe pacotes de trabalho (nivel 1) e entregas (nivel 2); nunca atividades (nivel 3).</w:t>
+        <w:t>A EAP nao tem mais este assistente por IA - o botao "Sugerir com IA" de la foi substituido por "Importar do Cronograma", uma copia mecanica dos nomes dos marcos do Planejamento, sem chamada de IA e sem a restricao de interruptor/papel desta secao (exige so fazer parte da equipe do projeto, igual as demais acoes da EAP).</w:t>
       </w:r>
     </w:p>
     <w:p>
@@ -5473,7 +5473,7 @@
 <file path=word/numbering.xml><?xml version="1.0" encoding="utf-8"?>
 <w:numbering xmlns:wpc="http://schemas.microsoft.com/office/word/2010/wordprocessingCanvas" xmlns:cx="http://schemas.microsoft.com/office/drawing/2014/chartex" xmlns:cx1="http://schemas.microsoft.com/office/drawing/2015/9/8/chartex" xmlns:cx2="http://schemas.microsoft.com/office/drawing/2015/10/21/chartex" xmlns:cx3="http://schemas.microsoft.com/office/drawing/2016/5/9/chartex" xmlns:cx4="http://schemas.microsoft.com/office/drawing/2016/5/10/chartex" xmlns:cx5="http://schemas.microsoft.com/office/drawing/2016/5/11/chartex" xmlns:cx6="http://schemas.microsoft.com/office/drawing/2016/5/12/chartex" xmlns:cx7="http://schemas.microsoft.com/office/drawing/2016/5/13/chartex" xmlns:cx8="http://schemas.microsoft.com/office/drawing/2016/5/14/chartex" xmlns:mc="http://schemas.openxmlformats.org/markup-compatibility/2006" xmlns:aink="http://schemas.microsoft.com/office/drawing/2016/ink" xmlns:am3d="http://schemas.microsoft.com/office/drawing/2017/model3d" xmlns:o="urn:schemas-microsoft-com:office:office" xmlns:oel="http://schemas.microsoft.com/office/2019/extlst" xmlns:r="http://schemas.openxmlformats.org/officeDocument/2006/relationships" xmlns:m="http://schemas.openxmlformats.org/officeDocument/2006/math" xmlns:v="urn:schemas-microsoft-com:vml" xmlns:wp14="http://schemas.microsoft.com/office/word/2010/wordprocessingDrawing" xmlns:wp="http://schemas.openxmlformats.org/drawingml/2006/wordprocessingDrawing" xmlns:w10="urn:schemas-microsoft-com:office:word" xmlns:w="http://schemas.openxmlformats.org/wordprocessingml/2006/main" xmlns:w14="http://schemas.microsoft.com/office/word/2010/wordml" xmlns:w15="http://schemas.microsoft.com/office/word/2012/wordml" xmlns:w16cex="http://schemas.microsoft.com/office/word/2018/wordml/cex" xmlns:w16cid="http://schemas.microsoft.com/office/word/2016/wordml/cid" xmlns:w16="http://schemas.microsoft.com/office/word/2018/wordml" xmlns:w16du="http://schemas.microsoft.com/office/word/2023/wordml/word16du" xmlns:w16sdtdh="http://schemas.microsoft.com/office/word/2020/wordml/sdtdatahash" xmlns:w16sdtfl="http://schemas.microsoft.com/office/word/2024/wordml/sdtformatlock" xmlns:w16se="http://schemas.microsoft.com/office/word/2015/wordml/symex" xmlns:wpg="http://schemas.microsoft.com/office/word/2010/wordprocessingGroup" xmlns:wpi="http://schemas.microsoft.com/office/word/2010/wordprocessingInk" xmlns:wne="http://schemas.microsoft.com/office/word/2006/wordml" xmlns:wps="http://schemas.microsoft.com/office/word/2010/wordprocessingShape" mc:Ignorable="w14 w15 w16se w16cid w16 w16cex w16sdtdh w16sdtfl w16du wp14">
   <w:abstractNum w:abstractNumId="0" w15:restartNumberingAfterBreak="0">
-    <w:nsid w:val="08AE1E8A"/>
+    <w:nsid w:val="0ACC5AF2"/>
     <w:multiLevelType w:val="singleLevel"/>
     <w:tmpl w:val="04160001"/>
     <w:lvl w:ilvl="0">
@@ -5490,7 +5490,7 @@
     </w:lvl>
   </w:abstractNum>
   <w:abstractNum w:abstractNumId="1" w15:restartNumberingAfterBreak="0">
-    <w:nsid w:val="0ADC3DAE"/>
+    <w:nsid w:val="0BCB2959"/>
     <w:multiLevelType w:val="singleLevel"/>
     <w:tmpl w:val="04160001"/>
     <w:lvl w:ilvl="0">
@@ -5507,7 +5507,7 @@
     </w:lvl>
   </w:abstractNum>
   <w:abstractNum w:abstractNumId="2" w15:restartNumberingAfterBreak="0">
-    <w:nsid w:val="0E1D1417"/>
+    <w:nsid w:val="119D5CA9"/>
     <w:multiLevelType w:val="singleLevel"/>
     <w:tmpl w:val="04160001"/>
     <w:lvl w:ilvl="0">
@@ -5524,7 +5524,7 @@
     </w:lvl>
   </w:abstractNum>
   <w:abstractNum w:abstractNumId="3" w15:restartNumberingAfterBreak="0">
-    <w:nsid w:val="0EA160FB"/>
+    <w:nsid w:val="15813C4A"/>
     <w:multiLevelType w:val="singleLevel"/>
     <w:tmpl w:val="04160001"/>
     <w:lvl w:ilvl="0">
@@ -5541,7 +5541,7 @@
     </w:lvl>
   </w:abstractNum>
   <w:abstractNum w:abstractNumId="4" w15:restartNumberingAfterBreak="0">
-    <w:nsid w:val="0FE1703A"/>
+    <w:nsid w:val="24661864"/>
     <w:multiLevelType w:val="singleLevel"/>
     <w:tmpl w:val="04160001"/>
     <w:lvl w:ilvl="0">
@@ -5558,7 +5558,7 @@
     </w:lvl>
   </w:abstractNum>
   <w:abstractNum w:abstractNumId="5" w15:restartNumberingAfterBreak="0">
-    <w:nsid w:val="21613D12"/>
+    <w:nsid w:val="25AF6B83"/>
     <w:multiLevelType w:val="singleLevel"/>
     <w:tmpl w:val="04160001"/>
     <w:lvl w:ilvl="0">
@@ -5575,7 +5575,7 @@
     </w:lvl>
   </w:abstractNum>
   <w:abstractNum w:abstractNumId="6" w15:restartNumberingAfterBreak="0">
-    <w:nsid w:val="28C3093E"/>
+    <w:nsid w:val="3154290E"/>
     <w:multiLevelType w:val="singleLevel"/>
     <w:tmpl w:val="04160001"/>
     <w:lvl w:ilvl="0">
@@ -5592,7 +5592,7 @@
     </w:lvl>
   </w:abstractNum>
   <w:abstractNum w:abstractNumId="7" w15:restartNumberingAfterBreak="0">
-    <w:nsid w:val="2AD91409"/>
+    <w:nsid w:val="38072A95"/>
     <w:multiLevelType w:val="singleLevel"/>
     <w:tmpl w:val="04160001"/>
     <w:lvl w:ilvl="0">
@@ -5609,7 +5609,7 @@
     </w:lvl>
   </w:abstractNum>
   <w:abstractNum w:abstractNumId="8" w15:restartNumberingAfterBreak="0">
-    <w:nsid w:val="2E4D7C35"/>
+    <w:nsid w:val="3D180D74"/>
     <w:multiLevelType w:val="singleLevel"/>
     <w:tmpl w:val="04160001"/>
     <w:lvl w:ilvl="0">
@@ -5626,7 +5626,7 @@
     </w:lvl>
   </w:abstractNum>
   <w:abstractNum w:abstractNumId="9" w15:restartNumberingAfterBreak="0">
-    <w:nsid w:val="2F4D67D3"/>
+    <w:nsid w:val="41A16FFD"/>
     <w:multiLevelType w:val="singleLevel"/>
     <w:tmpl w:val="04160001"/>
     <w:lvl w:ilvl="0">
@@ -5643,7 +5643,7 @@
     </w:lvl>
   </w:abstractNum>
   <w:abstractNum w:abstractNumId="10" w15:restartNumberingAfterBreak="0">
-    <w:nsid w:val="42C00453"/>
+    <w:nsid w:val="428F3129"/>
     <w:multiLevelType w:val="singleLevel"/>
     <w:tmpl w:val="04160001"/>
     <w:lvl w:ilvl="0">
@@ -5660,7 +5660,7 @@
     </w:lvl>
   </w:abstractNum>
   <w:abstractNum w:abstractNumId="11" w15:restartNumberingAfterBreak="0">
-    <w:nsid w:val="43C232D0"/>
+    <w:nsid w:val="42D80E1A"/>
     <w:multiLevelType w:val="singleLevel"/>
     <w:tmpl w:val="04160001"/>
     <w:lvl w:ilvl="0">
@@ -5677,7 +5677,7 @@
     </w:lvl>
   </w:abstractNum>
   <w:abstractNum w:abstractNumId="12" w15:restartNumberingAfterBreak="0">
-    <w:nsid w:val="43FE1789"/>
+    <w:nsid w:val="4D6D2122"/>
     <w:multiLevelType w:val="singleLevel"/>
     <w:tmpl w:val="04160001"/>
     <w:lvl w:ilvl="0">
@@ -5694,7 +5694,7 @@
     </w:lvl>
   </w:abstractNum>
   <w:abstractNum w:abstractNumId="13" w15:restartNumberingAfterBreak="0">
-    <w:nsid w:val="4CB4648C"/>
+    <w:nsid w:val="584F1F36"/>
     <w:multiLevelType w:val="singleLevel"/>
     <w:tmpl w:val="04160001"/>
     <w:lvl w:ilvl="0">
@@ -5711,7 +5711,7 @@
     </w:lvl>
   </w:abstractNum>
   <w:abstractNum w:abstractNumId="14" w15:restartNumberingAfterBreak="0">
-    <w:nsid w:val="56F422EB"/>
+    <w:nsid w:val="5B7B5191"/>
     <w:multiLevelType w:val="singleLevel"/>
     <w:tmpl w:val="04160001"/>
     <w:lvl w:ilvl="0">
@@ -5728,7 +5728,7 @@
     </w:lvl>
   </w:abstractNum>
   <w:abstractNum w:abstractNumId="15" w15:restartNumberingAfterBreak="0">
-    <w:nsid w:val="5E757C43"/>
+    <w:nsid w:val="5F31200C"/>
     <w:multiLevelType w:val="singleLevel"/>
     <w:tmpl w:val="04160001"/>
     <w:lvl w:ilvl="0">
@@ -5745,7 +5745,7 @@
     </w:lvl>
   </w:abstractNum>
   <w:abstractNum w:abstractNumId="16" w15:restartNumberingAfterBreak="0">
-    <w:nsid w:val="5FE53232"/>
+    <w:nsid w:val="60347AC9"/>
     <w:multiLevelType w:val="singleLevel"/>
     <w:tmpl w:val="04160001"/>
     <w:lvl w:ilvl="0">
@@ -5762,7 +5762,7 @@
     </w:lvl>
   </w:abstractNum>
   <w:abstractNum w:abstractNumId="17" w15:restartNumberingAfterBreak="0">
-    <w:nsid w:val="625A66ED"/>
+    <w:nsid w:val="6A72647C"/>
     <w:multiLevelType w:val="singleLevel"/>
     <w:tmpl w:val="04160001"/>
     <w:lvl w:ilvl="0">
@@ -5779,7 +5779,7 @@
     </w:lvl>
   </w:abstractNum>
   <w:abstractNum w:abstractNumId="18" w15:restartNumberingAfterBreak="0">
-    <w:nsid w:val="6AE516D2"/>
+    <w:nsid w:val="713E2507"/>
     <w:multiLevelType w:val="singleLevel"/>
     <w:tmpl w:val="04160001"/>
     <w:lvl w:ilvl="0">
@@ -5796,7 +5796,7 @@
     </w:lvl>
   </w:abstractNum>
   <w:abstractNum w:abstractNumId="19" w15:restartNumberingAfterBreak="0">
-    <w:nsid w:val="6DB17475"/>
+    <w:nsid w:val="725201DD"/>
     <w:multiLevelType w:val="singleLevel"/>
     <w:tmpl w:val="04160001"/>
     <w:lvl w:ilvl="0">
@@ -5813,7 +5813,7 @@
     </w:lvl>
   </w:abstractNum>
   <w:abstractNum w:abstractNumId="20" w15:restartNumberingAfterBreak="0">
-    <w:nsid w:val="704D00E2"/>
+    <w:nsid w:val="73570EF8"/>
     <w:multiLevelType w:val="singleLevel"/>
     <w:tmpl w:val="04160001"/>
     <w:lvl w:ilvl="0">
@@ -5830,7 +5830,7 @@
     </w:lvl>
   </w:abstractNum>
   <w:abstractNum w:abstractNumId="21" w15:restartNumberingAfterBreak="0">
-    <w:nsid w:val="7ACD6074"/>
+    <w:nsid w:val="7572615F"/>
     <w:multiLevelType w:val="singleLevel"/>
     <w:tmpl w:val="04160001"/>
     <w:lvl w:ilvl="0">
@@ -5847,7 +5847,7 @@
     </w:lvl>
   </w:abstractNum>
   <w:abstractNum w:abstractNumId="22" w15:restartNumberingAfterBreak="0">
-    <w:nsid w:val="7B831743"/>
+    <w:nsid w:val="758F4B7D"/>
     <w:multiLevelType w:val="singleLevel"/>
     <w:tmpl w:val="04160001"/>
     <w:lvl w:ilvl="0">
@@ -5864,7 +5864,7 @@
     </w:lvl>
   </w:abstractNum>
   <w:abstractNum w:abstractNumId="23" w15:restartNumberingAfterBreak="0">
-    <w:nsid w:val="7E0F5F1C"/>
+    <w:nsid w:val="7A501F73"/>
     <w:multiLevelType w:val="singleLevel"/>
     <w:tmpl w:val="04160001"/>
     <w:lvl w:ilvl="0">
@@ -5880,77 +5880,77 @@
       </w:rPr>
     </w:lvl>
   </w:abstractNum>
-  <w:num w:numId="1" w16cid:durableId="1371416210">
+  <w:num w:numId="1" w16cid:durableId="401366278">
+    <w:abstractNumId w:val="19"/>
+  </w:num>
+  <w:num w:numId="2" w16cid:durableId="246696830">
+    <w:abstractNumId w:val="21"/>
+  </w:num>
+  <w:num w:numId="3" w16cid:durableId="40256458">
+    <w:abstractNumId w:val="12"/>
+  </w:num>
+  <w:num w:numId="4" w16cid:durableId="2026318969">
+    <w:abstractNumId w:val="15"/>
+  </w:num>
+  <w:num w:numId="5" w16cid:durableId="1685983371">
+    <w:abstractNumId w:val="16"/>
+  </w:num>
+  <w:num w:numId="6" w16cid:durableId="1196697376">
+    <w:abstractNumId w:val="9"/>
+  </w:num>
+  <w:num w:numId="7" w16cid:durableId="1668167913">
+    <w:abstractNumId w:val="2"/>
+  </w:num>
+  <w:num w:numId="8" w16cid:durableId="623004847">
+    <w:abstractNumId w:val="1"/>
+  </w:num>
+  <w:num w:numId="9" w16cid:durableId="416443093">
+    <w:abstractNumId w:val="8"/>
+  </w:num>
+  <w:num w:numId="10" w16cid:durableId="653727701">
+    <w:abstractNumId w:val="0"/>
+  </w:num>
+  <w:num w:numId="11" w16cid:durableId="1785881085">
+    <w:abstractNumId w:val="22"/>
+  </w:num>
+  <w:num w:numId="12" w16cid:durableId="1812823703">
+    <w:abstractNumId w:val="7"/>
+  </w:num>
+  <w:num w:numId="13" w16cid:durableId="1591889310">
+    <w:abstractNumId w:val="17"/>
+  </w:num>
+  <w:num w:numId="14" w16cid:durableId="1872914325">
+    <w:abstractNumId w:val="3"/>
+  </w:num>
+  <w:num w:numId="15" w16cid:durableId="564414282">
+    <w:abstractNumId w:val="6"/>
+  </w:num>
+  <w:num w:numId="16" w16cid:durableId="1750274918">
+    <w:abstractNumId w:val="20"/>
+  </w:num>
+  <w:num w:numId="17" w16cid:durableId="1818767047">
+    <w:abstractNumId w:val="11"/>
+  </w:num>
+  <w:num w:numId="18" w16cid:durableId="738330413">
     <w:abstractNumId w:val="18"/>
   </w:num>
-  <w:num w:numId="2" w16cid:durableId="1137643241">
-    <w:abstractNumId w:val="11"/>
+  <w:num w:numId="19" w16cid:durableId="2138330878">
+    <w:abstractNumId w:val="4"/>
   </w:num>
-  <w:num w:numId="3" w16cid:durableId="82382394">
-    <w:abstractNumId w:val="20"/>
+  <w:num w:numId="20" w16cid:durableId="1438869534">
+    <w:abstractNumId w:val="5"/>
   </w:num>
-  <w:num w:numId="4" w16cid:durableId="291719529">
+  <w:num w:numId="21" w16cid:durableId="989216234">
     <w:abstractNumId w:val="23"/>
   </w:num>
-  <w:num w:numId="5" w16cid:durableId="1126894039">
-    <w:abstractNumId w:val="9"/>
-  </w:num>
-  <w:num w:numId="6" w16cid:durableId="690255357">
-    <w:abstractNumId w:val="7"/>
-  </w:num>
-  <w:num w:numId="7" w16cid:durableId="982851283">
+  <w:num w:numId="22" w16cid:durableId="582958048">
     <w:abstractNumId w:val="10"/>
   </w:num>
-  <w:num w:numId="8" w16cid:durableId="956988147">
-    <w:abstractNumId w:val="2"/>
+  <w:num w:numId="23" w16cid:durableId="230819588">
+    <w:abstractNumId w:val="13"/>
   </w:num>
-  <w:num w:numId="9" w16cid:durableId="514998936">
-    <w:abstractNumId w:val="22"/>
-  </w:num>
-  <w:num w:numId="10" w16cid:durableId="340354818">
-    <w:abstractNumId w:val="0"/>
-  </w:num>
-  <w:num w:numId="11" w16cid:durableId="2115205815">
-    <w:abstractNumId w:val="4"/>
-  </w:num>
-  <w:num w:numId="12" w16cid:durableId="905457794">
-    <w:abstractNumId w:val="5"/>
-  </w:num>
-  <w:num w:numId="13" w16cid:durableId="1312640981">
-    <w:abstractNumId w:val="16"/>
-  </w:num>
-  <w:num w:numId="14" w16cid:durableId="1380548375">
-    <w:abstractNumId w:val="17"/>
-  </w:num>
-  <w:num w:numId="15" w16cid:durableId="1847019741">
-    <w:abstractNumId w:val="3"/>
-  </w:num>
-  <w:num w:numId="16" w16cid:durableId="1975211592">
-    <w:abstractNumId w:val="15"/>
-  </w:num>
-  <w:num w:numId="17" w16cid:durableId="1084374152">
-    <w:abstractNumId w:val="19"/>
-  </w:num>
-  <w:num w:numId="18" w16cid:durableId="619067248">
-    <w:abstractNumId w:val="21"/>
-  </w:num>
-  <w:num w:numId="19" w16cid:durableId="108091142">
+  <w:num w:numId="24" w16cid:durableId="1101414299">
     <w:abstractNumId w:val="14"/>
-  </w:num>
-  <w:num w:numId="20" w16cid:durableId="390815754">
-    <w:abstractNumId w:val="8"/>
-  </w:num>
-  <w:num w:numId="21" w16cid:durableId="1168449354">
-    <w:abstractNumId w:val="1"/>
-  </w:num>
-  <w:num w:numId="22" w16cid:durableId="1056314897">
-    <w:abstractNumId w:val="12"/>
-  </w:num>
-  <w:num w:numId="23" w16cid:durableId="778450130">
-    <w:abstractNumId w:val="6"/>
-  </w:num>
-  <w:num w:numId="24" w16cid:durableId="1995796105">
-    <w:abstractNumId w:val="13"/>
   </w:num>
 </w:numbering>
 </file>
@@ -6363,7 +6363,7 @@
     <w:link w:val="Ttulo1Char"/>
     <w:uiPriority w:val="9"/>
     <w:qFormat/>
-    <w:rsid w:val="00DF3EB8"/>
+    <w:rsid w:val="005A235F"/>
     <w:pPr>
       <w:keepNext/>
       <w:keepLines/>
@@ -6386,7 +6386,7 @@
     <w:semiHidden/>
     <w:unhideWhenUsed/>
     <w:qFormat/>
-    <w:rsid w:val="00DF3EB8"/>
+    <w:rsid w:val="005A235F"/>
     <w:pPr>
       <w:keepNext/>
       <w:keepLines/>
@@ -6409,7 +6409,7 @@
     <w:semiHidden/>
     <w:unhideWhenUsed/>
     <w:qFormat/>
-    <w:rsid w:val="00DF3EB8"/>
+    <w:rsid w:val="005A235F"/>
     <w:pPr>
       <w:keepNext/>
       <w:keepLines/>
@@ -6432,7 +6432,7 @@
     <w:semiHidden/>
     <w:unhideWhenUsed/>
     <w:qFormat/>
-    <w:rsid w:val="00DF3EB8"/>
+    <w:rsid w:val="005A235F"/>
     <w:pPr>
       <w:keepNext/>
       <w:keepLines/>
@@ -6455,7 +6455,7 @@
     <w:semiHidden/>
     <w:unhideWhenUsed/>
     <w:qFormat/>
-    <w:rsid w:val="00DF3EB8"/>
+    <w:rsid w:val="005A235F"/>
     <w:pPr>
       <w:keepNext/>
       <w:keepLines/>
@@ -6476,7 +6476,7 @@
     <w:semiHidden/>
     <w:unhideWhenUsed/>
     <w:qFormat/>
-    <w:rsid w:val="00DF3EB8"/>
+    <w:rsid w:val="005A235F"/>
     <w:pPr>
       <w:keepNext/>
       <w:keepLines/>
@@ -6499,7 +6499,7 @@
     <w:semiHidden/>
     <w:unhideWhenUsed/>
     <w:qFormat/>
-    <w:rsid w:val="00DF3EB8"/>
+    <w:rsid w:val="005A235F"/>
     <w:pPr>
       <w:keepNext/>
       <w:keepLines/>
@@ -6520,7 +6520,7 @@
     <w:semiHidden/>
     <w:unhideWhenUsed/>
     <w:qFormat/>
-    <w:rsid w:val="00DF3EB8"/>
+    <w:rsid w:val="005A235F"/>
     <w:pPr>
       <w:keepNext/>
       <w:keepLines/>
@@ -6543,7 +6543,7 @@
     <w:semiHidden/>
     <w:unhideWhenUsed/>
     <w:qFormat/>
-    <w:rsid w:val="00DF3EB8"/>
+    <w:rsid w:val="005A235F"/>
     <w:pPr>
       <w:keepNext/>
       <w:keepLines/>
@@ -6587,7 +6587,7 @@
     <w:basedOn w:val="Fontepargpadro"/>
     <w:link w:val="Ttulo1"/>
     <w:uiPriority w:val="9"/>
-    <w:rsid w:val="00DF3EB8"/>
+    <w:rsid w:val="005A235F"/>
     <w:rPr>
       <w:rFonts w:asciiTheme="majorHAnsi" w:eastAsiaTheme="majorEastAsia" w:hAnsiTheme="majorHAnsi" w:cstheme="majorBidi"/>
       <w:color w:val="0F4761" w:themeColor="accent1" w:themeShade="BF"/>
@@ -6601,7 +6601,7 @@
     <w:link w:val="Ttulo2"/>
     <w:uiPriority w:val="9"/>
     <w:semiHidden/>
-    <w:rsid w:val="00DF3EB8"/>
+    <w:rsid w:val="005A235F"/>
     <w:rPr>
       <w:rFonts w:asciiTheme="majorHAnsi" w:eastAsiaTheme="majorEastAsia" w:hAnsiTheme="majorHAnsi" w:cstheme="majorBidi"/>
       <w:color w:val="0F4761" w:themeColor="accent1" w:themeShade="BF"/>
@@ -6615,7 +6615,7 @@
     <w:link w:val="Ttulo3"/>
     <w:uiPriority w:val="9"/>
     <w:semiHidden/>
-    <w:rsid w:val="00DF3EB8"/>
+    <w:rsid w:val="005A235F"/>
     <w:rPr>
       <w:rFonts w:eastAsiaTheme="majorEastAsia" w:cstheme="majorBidi"/>
       <w:color w:val="0F4761" w:themeColor="accent1" w:themeShade="BF"/>
@@ -6629,7 +6629,7 @@
     <w:link w:val="Ttulo4"/>
     <w:uiPriority w:val="9"/>
     <w:semiHidden/>
-    <w:rsid w:val="00DF3EB8"/>
+    <w:rsid w:val="005A235F"/>
     <w:rPr>
       <w:rFonts w:eastAsiaTheme="majorEastAsia" w:cstheme="majorBidi"/>
       <w:i/>
@@ -6643,7 +6643,7 @@
     <w:link w:val="Ttulo5"/>
     <w:uiPriority w:val="9"/>
     <w:semiHidden/>
-    <w:rsid w:val="00DF3EB8"/>
+    <w:rsid w:val="005A235F"/>
     <w:rPr>
       <w:rFonts w:eastAsiaTheme="majorEastAsia" w:cstheme="majorBidi"/>
       <w:color w:val="0F4761" w:themeColor="accent1" w:themeShade="BF"/>
@@ -6655,7 +6655,7 @@
     <w:link w:val="Ttulo6"/>
     <w:uiPriority w:val="9"/>
     <w:semiHidden/>
-    <w:rsid w:val="00DF3EB8"/>
+    <w:rsid w:val="005A235F"/>
     <w:rPr>
       <w:rFonts w:eastAsiaTheme="majorEastAsia" w:cstheme="majorBidi"/>
       <w:i/>
@@ -6669,7 +6669,7 @@
     <w:link w:val="Ttulo7"/>
     <w:uiPriority w:val="9"/>
     <w:semiHidden/>
-    <w:rsid w:val="00DF3EB8"/>
+    <w:rsid w:val="005A235F"/>
     <w:rPr>
       <w:rFonts w:eastAsiaTheme="majorEastAsia" w:cstheme="majorBidi"/>
       <w:color w:val="595959" w:themeColor="text1" w:themeTint="A6"/>
@@ -6681,7 +6681,7 @@
     <w:link w:val="Ttulo8"/>
     <w:uiPriority w:val="9"/>
     <w:semiHidden/>
-    <w:rsid w:val="00DF3EB8"/>
+    <w:rsid w:val="005A235F"/>
     <w:rPr>
       <w:rFonts w:eastAsiaTheme="majorEastAsia" w:cstheme="majorBidi"/>
       <w:i/>
@@ -6695,7 +6695,7 @@
     <w:link w:val="Ttulo9"/>
     <w:uiPriority w:val="9"/>
     <w:semiHidden/>
-    <w:rsid w:val="00DF3EB8"/>
+    <w:rsid w:val="005A235F"/>
     <w:rPr>
       <w:rFonts w:eastAsiaTheme="majorEastAsia" w:cstheme="majorBidi"/>
       <w:color w:val="272727" w:themeColor="text1" w:themeTint="D8"/>
@@ -6708,7 +6708,7 @@
     <w:link w:val="TtuloChar"/>
     <w:uiPriority w:val="10"/>
     <w:qFormat/>
-    <w:rsid w:val="00DF3EB8"/>
+    <w:rsid w:val="005A235F"/>
     <w:pPr>
       <w:spacing w:after="80" w:line="240" w:lineRule="auto"/>
       <w:contextualSpacing/>
@@ -6726,7 +6726,7 @@
     <w:basedOn w:val="Fontepargpadro"/>
     <w:link w:val="Ttulo"/>
     <w:uiPriority w:val="10"/>
-    <w:rsid w:val="00DF3EB8"/>
+    <w:rsid w:val="005A235F"/>
     <w:rPr>
       <w:rFonts w:asciiTheme="majorHAnsi" w:eastAsiaTheme="majorEastAsia" w:hAnsiTheme="majorHAnsi" w:cstheme="majorBidi"/>
       <w:spacing w:val="-10"/>
@@ -6742,7 +6742,7 @@
     <w:link w:val="SubttuloChar"/>
     <w:uiPriority w:val="11"/>
     <w:qFormat/>
-    <w:rsid w:val="00DF3EB8"/>
+    <w:rsid w:val="005A235F"/>
     <w:pPr>
       <w:numPr>
         <w:ilvl w:val="1"/>
@@ -6761,7 +6761,7 @@
     <w:basedOn w:val="Fontepargpadro"/>
     <w:link w:val="Subttulo"/>
     <w:uiPriority w:val="11"/>
-    <w:rsid w:val="00DF3EB8"/>
+    <w:rsid w:val="005A235F"/>
     <w:rPr>
       <w:rFonts w:eastAsiaTheme="majorEastAsia" w:cstheme="majorBidi"/>
       <w:color w:val="595959" w:themeColor="text1" w:themeTint="A6"/>
@@ -6777,7 +6777,7 @@
     <w:link w:val="CitaoChar"/>
     <w:uiPriority w:val="29"/>
     <w:qFormat/>
-    <w:rsid w:val="00DF3EB8"/>
+    <w:rsid w:val="005A235F"/>
     <w:pPr>
       <w:spacing w:before="160"/>
       <w:jc w:val="center"/>
@@ -6793,7 +6793,7 @@
     <w:basedOn w:val="Fontepargpadro"/>
     <w:link w:val="Citao"/>
     <w:uiPriority w:val="29"/>
-    <w:rsid w:val="00DF3EB8"/>
+    <w:rsid w:val="005A235F"/>
     <w:rPr>
       <w:i/>
       <w:iCs/>
@@ -6805,7 +6805,7 @@
     <w:basedOn w:val="Normal"/>
     <w:uiPriority w:val="34"/>
     <w:qFormat/>
-    <w:rsid w:val="00DF3EB8"/>
+    <w:rsid w:val="005A235F"/>
     <w:pPr>
       <w:ind w:left="720"/>
       <w:contextualSpacing/>
@@ -6816,7 +6816,7 @@
     <w:basedOn w:val="Fontepargpadro"/>
     <w:uiPriority w:val="21"/>
     <w:qFormat/>
-    <w:rsid w:val="00DF3EB8"/>
+    <w:rsid w:val="005A235F"/>
     <w:rPr>
       <w:i/>
       <w:iCs/>
@@ -6830,7 +6830,7 @@
     <w:link w:val="CitaoIntensaChar"/>
     <w:uiPriority w:val="30"/>
     <w:qFormat/>
-    <w:rsid w:val="00DF3EB8"/>
+    <w:rsid w:val="005A235F"/>
     <w:pPr>
       <w:pBdr>
         <w:top w:val="single" w:sz="4" w:space="10" w:color="0F4761" w:themeColor="accent1" w:themeShade="BF"/>
@@ -6851,7 +6851,7 @@
     <w:basedOn w:val="Fontepargpadro"/>
     <w:link w:val="CitaoIntensa"/>
     <w:uiPriority w:val="30"/>
-    <w:rsid w:val="00DF3EB8"/>
+    <w:rsid w:val="005A235F"/>
     <w:rPr>
       <w:i/>
       <w:iCs/>
@@ -6863,7 +6863,7 @@
     <w:basedOn w:val="Fontepargpadro"/>
     <w:uiPriority w:val="32"/>
     <w:qFormat/>
-    <w:rsid w:val="00DF3EB8"/>
+    <w:rsid w:val="005A235F"/>
     <w:rPr>
       <w:b/>
       <w:bCs/>
